--- a/submission/manuscript_files/JIC_manuscript_clean.docx
+++ b/submission/manuscript_files/JIC_manuscript_clean.docx
@@ -378,7 +378,7 @@
           <w:rFonts w:ascii="Times New Roman" w:hAnsi="Times New Roman" w:cs="Times New Roman"/>
           <w:sz w:val="24"/>
         </w:rPr>
-        <w:t xml:space="preserve"> Dong Zhang; Emails: </w:t>
+        <w:t xml:space="preserve"> Dong Zhang; Email: </w:t>
       </w:r>
       <w:hyperlink r:id="rId9" w:history="1">
         <w:r>
@@ -1146,6 +1146,13 @@
           <w:sz w:val="24"/>
         </w:rPr>
         <w:t xml:space="preserve"> in sepsis. It develops within a reciprocal network of innate immune activation, endothelial perturbation, platelet and coagulation activation, impaired endogenous anticoagulant pathways and suppressed fibrinolysis</w:t>
+      </w:r>
+      <w:r>
+        <w:rPr>
+          <w:rFonts w:ascii="Times New Roman" w:hAnsi="Times New Roman" w:cs="Times New Roman" w:hint="eastAsia"/>
+          <w:sz w:val="24"/>
+        </w:rPr>
+        <w:t xml:space="preserve"> </w:t>
       </w:r>
       <w:r>
         <w:rPr>
@@ -1206,7 +1213,7 @@
 ZWFsdGggU3lzdGVtLCBQaXR0c2J1cmdoLCBQZW5uc3lsdmFuaWEyMEFzc29jaWF0ZSBFZGl0b3Is
 IEpBTUEuPC9hdXRoLWFkZHJlc3M+PHRpdGxlcz48dGl0bGU+VGhlIFRoaXJkIEludGVybmF0aW9u
 YWwgQ29uc2Vuc3VzIERlZmluaXRpb25zIGZvciBTZXBzaXMgYW5kIFNlcHRpYyBTaG9jayAoU2Vw
-c2lzLTMpPC90aXRsZT48c2Vjb25kYXJ5LXRpdGxlPkphbWE8L3NlY29uZGFyeS10aXRsZT48L3Rp
+c2lzLTMpPC90aXRsZT48c2Vjb25kYXJ5LXRpdGxlPkpBTUE8L3NlY29uZGFyeS10aXRsZT48L3Rp
 dGxlcz48cGVyaW9kaWNhbD48ZnVsbC10aXRsZT5KYW1hPC9mdWxsLXRpdGxlPjwvcGVyaW9kaWNh
 bD48cGFnZXM+ODAxLTEwPC9wYWdlcz48dm9sdW1lPjMxNTwvdm9sdW1lPjxudW1iZXI+ODwvbnVt
 YmVyPjxrZXl3b3Jkcz48a2V5d29yZD5BZHZpc29yeSBDb21taXR0ZWVzL29yZ2FuaXphdGlvbiAm
@@ -1265,40 +1272,39 @@
 dW5pY2F0aW9uIGZyb20gdGhlIFNjaWVudGlmaWMgYW5kIFN0YW5kYXJkaXphdGlvbiBDb21taXR0
 ZWUgb2YgdGhlIEludGVybmF0aW9uYWwgU29jaWV0eSBvbiBUaHJvbWJvc2lzIGFuZCBIYWVtb3N0
 YXNpcyBvbiBzZXBzaXMtaW5kdWNlZCBjb2FndWxvcGF0aHkgaW4gdGhlIG1hbmFnZW1lbnQgb2Yg
-c2Vwc2lzPC90aXRsZT48c2Vjb25kYXJ5LXRpdGxlPkpvdXJuYWwgb2YgVGhyb21ib3NpcyBhbmQg
-SGFlbW9zdGFzaXM8L3NlY29uZGFyeS10aXRsZT48L3RpdGxlcz48cGVyaW9kaWNhbD48ZnVsbC10
-aXRsZT5Kb3VybmFsIG9mIFRocm9tYm9zaXMgYW5kIEhhZW1vc3Rhc2lzPC9mdWxsLXRpdGxlPjwv
-cGVyaW9kaWNhbD48cGFnZXM+MTQ1LTE1MzwvcGFnZXM+PHZvbHVtZT4yMTwvdm9sdW1lPjxudW1i
-ZXI+MTwvbnVtYmVyPjxrZXl3b3Jkcz48a2V5d29yZD5hbnRpY29hZ3VsYXRpb248L2tleXdvcmQ+
-PGtleXdvcmQ+YW50aWNvYWd1bGFudHM8L2tleXdvcmQ+PGtleXdvcmQ+ZGlhZ25vc3RpYyBjcml0
-ZXJpYTwva2V5d29yZD48a2V5d29yZD5kaXNzZW1pbmF0ZWQgaW50cmF2YXNjdWxhciBjb2FndWxh
-dGlvbjwva2V5d29yZD48a2V5d29yZD5jb2FndWxvcGF0aHk8L2tleXdvcmQ+PGtleXdvcmQ+cHJv
-dGhyb21iaW4gdGltZTwva2V5d29yZD48a2V5d29yZD5zZXBzaXM8L2tleXdvcmQ+PC9rZXl3b3Jk
-cz48ZGF0ZXM+PHllYXI+MjAyMzwveWVhcj48cHViLWRhdGVzPjxkYXRlPjIwMjMvMDEvMDEvPC9k
-YXRlPjwvcHViLWRhdGVzPjwvZGF0ZXM+PGlzYm4+MTUzOC03ODM2PC9pc2JuPjx1cmxzPjxyZWxh
-dGVkLXVybHM+PHVybD5odHRwczovL3d3dy5zY2llbmNlZGlyZWN0LmNvbS9zY2llbmNlL2FydGlj
-bGUvcGlpL1MxNTM4NzgzNjIyMDcxOTI2PC91cmw+PC9yZWxhdGVkLXVybHM+PC91cmxzPjxlbGVj
-dHJvbmljLXJlc291cmNlLW51bT4xMC4xMDE2L2ouanRoYS4yMDIyLjEwLjAyMjwvZWxlY3Ryb25p
-Yy1yZXNvdXJjZS1udW0+PC9yZWNvcmQ+PC9DaXRlPjxDaXRlPjxBdXRob3I+SWJhPC9BdXRob3I+
-PFllYXI+MjAyNjwvWWVhcj48UmVjTnVtPjEyMzwvUmVjTnVtPjxyZWNvcmQ+PHJlYy1udW1iZXI+
-MTIzPC9yZWMtbnVtYmVyPjxmb3JlaWduLWtleXM+PGtleSBhcHA9IkVOIiBkYi1pZD0ic2Ewc3My
-MndyZTA5Zm9lOXAydXB6dDBvMDVwcGVzZHcydnQyIiB0aW1lc3RhbXA9IjE3ODQyNjc0MjAiPjEy
-Mzwva2V5PjwvZm9yZWlnbi1rZXlzPjxyZWYtdHlwZSBuYW1lPSJKb3VybmFsIEFydGljbGUiPjE3
-PC9yZWYtdHlwZT48Y29udHJpYnV0b3JzPjxhdXRob3JzPjxhdXRob3I+SWJhLCBUb3NoaWFraTwv
-YXV0aG9yPjxhdXRob3I+TWFpZXIsIENoZXJ5bCBMLjwvYXV0aG9yPjxhdXRob3I+RmVycmVyLCBS
-aWNhcmQ8L2F1dGhvcj48YXV0aG9yPk5hZ2FrYXJpLCBLdW5paGlrbzwvYXV0aG9yPjxhdXRob3I+
-TGV2eSwgSmVycm9sZCBILjwvYXV0aG9yPjwvYXV0aG9ycz48L2NvbnRyaWJ1dG9ycz48dGl0bGVz
-Pjx0aXRsZT5FbmRvdGhlbGlvcGF0aHkgd2l0aGluIHRoZSB0aHJvbWJvaW5mbGFtbWF0b3J5IG5l
-dHdvcmsgb2Ygc2Vwc2lzLWluZHVjZWQgY29hZ3Vsb3BhdGh5PC90aXRsZT48c2Vjb25kYXJ5LXRp
-dGxlPkluZmxhbW1hdGlvbiBSZXNlYXJjaDwvc2Vjb25kYXJ5LXRpdGxlPjwvdGl0bGVzPjxwZXJp
-b2RpY2FsPjxmdWxsLXRpdGxlPkluZmxhbW1hdGlvbiBSZXNlYXJjaDwvZnVsbC10aXRsZT48L3Bl
-cmlvZGljYWw+PHBhZ2VzPjU5PC9wYWdlcz48dm9sdW1lPjc1PC92b2x1bWU+PG51bWJlcj4xPC9u
-dW1iZXI+PGRhdGVzPjx5ZWFyPjIwMjY8L3llYXI+PHB1Yi1kYXRlcz48ZGF0ZT4yMDI2LzAzLzE3
-PC9kYXRlPjwvcHViLWRhdGVzPjwvZGF0ZXM+PGlzYm4+MTQyMC05MDhYPC9pc2JuPjx1cmxzPjxy
-ZWxhdGVkLXVybHM+PHVybD5odHRwczovL2RvaS5vcmcvMTAuMTAwNy9zMDAwMTEtMDI2LTAyMjA0
-LXg8L3VybD48L3JlbGF0ZWQtdXJscz48L3VybHM+PGVsZWN0cm9uaWMtcmVzb3VyY2UtbnVtPjEw
-LjEwMDcvczAwMDExLTAyNi0wMjIwNC14PC9lbGVjdHJvbmljLXJlc291cmNlLW51bT48L3JlY29y
-ZD48L0NpdGU+PC9FbmROb3RlPn==
+c2Vwc2lzPC90aXRsZT48c2Vjb25kYXJ5LXRpdGxlPkogVGhyb21iIEhhZW1vc3Q8L3NlY29uZGFy
+eS10aXRsZT48L3RpdGxlcz48cGVyaW9kaWNhbD48ZnVsbC10aXRsZT5KIFRocm9tYiBIYWVtb3N0
+PC9mdWxsLXRpdGxlPjwvcGVyaW9kaWNhbD48cGFnZXM+MTQ1LTE1MzwvcGFnZXM+PHZvbHVtZT4y
+MTwvdm9sdW1lPjxudW1iZXI+MTwvbnVtYmVyPjxrZXl3b3Jkcz48a2V5d29yZD5hbnRpY29hZ3Vs
+YXRpb248L2tleXdvcmQ+PGtleXdvcmQ+YW50aWNvYWd1bGFudHM8L2tleXdvcmQ+PGtleXdvcmQ+
+ZGlhZ25vc3RpYyBjcml0ZXJpYTwva2V5d29yZD48a2V5d29yZD5kaXNzZW1pbmF0ZWQgaW50cmF2
+YXNjdWxhciBjb2FndWxhdGlvbjwva2V5d29yZD48a2V5d29yZD5jb2FndWxvcGF0aHk8L2tleXdv
+cmQ+PGtleXdvcmQ+cHJvdGhyb21iaW4gdGltZTwva2V5d29yZD48a2V5d29yZD5zZXBzaXM8L2tl
+eXdvcmQ+PC9rZXl3b3Jkcz48ZGF0ZXM+PHllYXI+MjAyMzwveWVhcj48cHViLWRhdGVzPjxkYXRl
+PjIwMjMvMDEvMDEvPC9kYXRlPjwvcHViLWRhdGVzPjwvZGF0ZXM+PGlzYm4+MTUzOC03ODM2PC9p
+c2JuPjx1cmxzPjxyZWxhdGVkLXVybHM+PHVybD5odHRwczovL3d3dy5zY2llbmNlZGlyZWN0LmNv
+bS9zY2llbmNlL2FydGljbGUvcGlpL1MxNTM4NzgzNjIyMDcxOTI2PC91cmw+PC9yZWxhdGVkLXVy
+bHM+PC91cmxzPjxlbGVjdHJvbmljLXJlc291cmNlLW51bT4xMC4xMDE2L2ouanRoYS4yMDIyLjEw
+LjAyMjwvZWxlY3Ryb25pYy1yZXNvdXJjZS1udW0+PC9yZWNvcmQ+PC9DaXRlPjxDaXRlPjxBdXRo
+b3I+SWJhPC9BdXRob3I+PFllYXI+MjAyNjwvWWVhcj48UmVjTnVtPjEyMzwvUmVjTnVtPjxyZWNv
+cmQ+PHJlYy1udW1iZXI+MTIzPC9yZWMtbnVtYmVyPjxmb3JlaWduLWtleXM+PGtleSBhcHA9IkVO
+IiBkYi1pZD0ic2Ewc3MyMndyZTA5Zm9lOXAydXB6dDBvMDVwcGVzZHcydnQyIiB0aW1lc3RhbXA9
+IjE3ODQyNjc0MjAiPjEyMzwva2V5PjwvZm9yZWlnbi1rZXlzPjxyZWYtdHlwZSBuYW1lPSJKb3Vy
+bmFsIEFydGljbGUiPjE3PC9yZWYtdHlwZT48Y29udHJpYnV0b3JzPjxhdXRob3JzPjxhdXRob3I+
+SWJhLCBUb3NoaWFraTwvYXV0aG9yPjxhdXRob3I+TWFpZXIsIENoZXJ5bCBMLjwvYXV0aG9yPjxh
+dXRob3I+RmVycmVyLCBSaWNhcmQ8L2F1dGhvcj48YXV0aG9yPk5hZ2FrYXJpLCBLdW5paGlrbzwv
+YXV0aG9yPjxhdXRob3I+TGV2eSwgSmVycm9sZCBILjwvYXV0aG9yPjwvYXV0aG9ycz48L2NvbnRy
+aWJ1dG9ycz48dGl0bGVzPjx0aXRsZT5FbmRvdGhlbGlvcGF0aHkgd2l0aGluIHRoZSB0aHJvbWJv
+aW5mbGFtbWF0b3J5IG5ldHdvcmsgb2Ygc2Vwc2lzLWluZHVjZWQgY29hZ3Vsb3BhdGh5PC90aXRs
+ZT48c2Vjb25kYXJ5LXRpdGxlPkluZmxhbW0gUmVzPC9zZWNvbmRhcnktdGl0bGU+PC90aXRsZXM+
+PHBlcmlvZGljYWw+PGZ1bGwtdGl0bGU+SW5mbGFtbSBSZXM8L2Z1bGwtdGl0bGU+PC9wZXJpb2Rp
+Y2FsPjxwYWdlcz41OTwvcGFnZXM+PHZvbHVtZT43NTwvdm9sdW1lPjxudW1iZXI+MTwvbnVtYmVy
+PjxkYXRlcz48eWVhcj4yMDI2PC95ZWFyPjxwdWItZGF0ZXM+PGRhdGU+MjAyNi8wMy8xNzwvZGF0
+ZT48L3B1Yi1kYXRlcz48L2RhdGVzPjxpc2JuPjE0MjAtOTA4WDwvaXNibj48dXJscz48cmVsYXRl
+ZC11cmxzPjx1cmw+aHR0cHM6Ly9kb2kub3JnLzEwLjEwMDcvczAwMDExLTAyNi0wMjIwNC14PC91
+cmw+PC9yZWxhdGVkLXVybHM+PC91cmxzPjxlbGVjdHJvbmljLXJlc291cmNlLW51bT4xMC4xMDA3
+L3MwMDAxMS0wMjYtMDIyMDQteDwvZWxlY3Ryb25pYy1yZXNvdXJjZS1udW0+PC9yZWNvcmQ+PC9D
+aXRlPjwvRW5kTm90ZT5=
 </w:fldData>
         </w:fldChar>
       </w:r>
@@ -1368,7 +1374,7 @@
 ZWFsdGggU3lzdGVtLCBQaXR0c2J1cmdoLCBQZW5uc3lsdmFuaWEyMEFzc29jaWF0ZSBFZGl0b3Is
 IEpBTUEuPC9hdXRoLWFkZHJlc3M+PHRpdGxlcz48dGl0bGU+VGhlIFRoaXJkIEludGVybmF0aW9u
 YWwgQ29uc2Vuc3VzIERlZmluaXRpb25zIGZvciBTZXBzaXMgYW5kIFNlcHRpYyBTaG9jayAoU2Vw
-c2lzLTMpPC90aXRsZT48c2Vjb25kYXJ5LXRpdGxlPkphbWE8L3NlY29uZGFyeS10aXRsZT48L3Rp
+c2lzLTMpPC90aXRsZT48c2Vjb25kYXJ5LXRpdGxlPkpBTUE8L3NlY29uZGFyeS10aXRsZT48L3Rp
 dGxlcz48cGVyaW9kaWNhbD48ZnVsbC10aXRsZT5KYW1hPC9mdWxsLXRpdGxlPjwvcGVyaW9kaWNh
 bD48cGFnZXM+ODAxLTEwPC9wYWdlcz48dm9sdW1lPjMxNTwvdm9sdW1lPjxudW1iZXI+ODwvbnVt
 YmVyPjxrZXl3b3Jkcz48a2V5d29yZD5BZHZpc29yeSBDb21taXR0ZWVzL29yZ2FuaXphdGlvbiAm
@@ -1427,40 +1433,39 @@
 dW5pY2F0aW9uIGZyb20gdGhlIFNjaWVudGlmaWMgYW5kIFN0YW5kYXJkaXphdGlvbiBDb21taXR0
 ZWUgb2YgdGhlIEludGVybmF0aW9uYWwgU29jaWV0eSBvbiBUaHJvbWJvc2lzIGFuZCBIYWVtb3N0
 YXNpcyBvbiBzZXBzaXMtaW5kdWNlZCBjb2FndWxvcGF0aHkgaW4gdGhlIG1hbmFnZW1lbnQgb2Yg
-c2Vwc2lzPC90aXRsZT48c2Vjb25kYXJ5LXRpdGxlPkpvdXJuYWwgb2YgVGhyb21ib3NpcyBhbmQg
-SGFlbW9zdGFzaXM8L3NlY29uZGFyeS10aXRsZT48L3RpdGxlcz48cGVyaW9kaWNhbD48ZnVsbC10
-aXRsZT5Kb3VybmFsIG9mIFRocm9tYm9zaXMgYW5kIEhhZW1vc3Rhc2lzPC9mdWxsLXRpdGxlPjwv
-cGVyaW9kaWNhbD48cGFnZXM+MTQ1LTE1MzwvcGFnZXM+PHZvbHVtZT4yMTwvdm9sdW1lPjxudW1i
-ZXI+MTwvbnVtYmVyPjxrZXl3b3Jkcz48a2V5d29yZD5hbnRpY29hZ3VsYXRpb248L2tleXdvcmQ+
-PGtleXdvcmQ+YW50aWNvYWd1bGFudHM8L2tleXdvcmQ+PGtleXdvcmQ+ZGlhZ25vc3RpYyBjcml0
-ZXJpYTwva2V5d29yZD48a2V5d29yZD5kaXNzZW1pbmF0ZWQgaW50cmF2YXNjdWxhciBjb2FndWxh
-dGlvbjwva2V5d29yZD48a2V5d29yZD5jb2FndWxvcGF0aHk8L2tleXdvcmQ+PGtleXdvcmQ+cHJv
-dGhyb21iaW4gdGltZTwva2V5d29yZD48a2V5d29yZD5zZXBzaXM8L2tleXdvcmQ+PC9rZXl3b3Jk
-cz48ZGF0ZXM+PHllYXI+MjAyMzwveWVhcj48cHViLWRhdGVzPjxkYXRlPjIwMjMvMDEvMDEvPC9k
-YXRlPjwvcHViLWRhdGVzPjwvZGF0ZXM+PGlzYm4+MTUzOC03ODM2PC9pc2JuPjx1cmxzPjxyZWxh
-dGVkLXVybHM+PHVybD5odHRwczovL3d3dy5zY2llbmNlZGlyZWN0LmNvbS9zY2llbmNlL2FydGlj
-bGUvcGlpL1MxNTM4NzgzNjIyMDcxOTI2PC91cmw+PC9yZWxhdGVkLXVybHM+PC91cmxzPjxlbGVj
-dHJvbmljLXJlc291cmNlLW51bT4xMC4xMDE2L2ouanRoYS4yMDIyLjEwLjAyMjwvZWxlY3Ryb25p
-Yy1yZXNvdXJjZS1udW0+PC9yZWNvcmQ+PC9DaXRlPjxDaXRlPjxBdXRob3I+SWJhPC9BdXRob3I+
-PFllYXI+MjAyNjwvWWVhcj48UmVjTnVtPjEyMzwvUmVjTnVtPjxyZWNvcmQ+PHJlYy1udW1iZXI+
-MTIzPC9yZWMtbnVtYmVyPjxmb3JlaWduLWtleXM+PGtleSBhcHA9IkVOIiBkYi1pZD0ic2Ewc3My
-MndyZTA5Zm9lOXAydXB6dDBvMDVwcGVzZHcydnQyIiB0aW1lc3RhbXA9IjE3ODQyNjc0MjAiPjEy
-Mzwva2V5PjwvZm9yZWlnbi1rZXlzPjxyZWYtdHlwZSBuYW1lPSJKb3VybmFsIEFydGljbGUiPjE3
-PC9yZWYtdHlwZT48Y29udHJpYnV0b3JzPjxhdXRob3JzPjxhdXRob3I+SWJhLCBUb3NoaWFraTwv
-YXV0aG9yPjxhdXRob3I+TWFpZXIsIENoZXJ5bCBMLjwvYXV0aG9yPjxhdXRob3I+RmVycmVyLCBS
-aWNhcmQ8L2F1dGhvcj48YXV0aG9yPk5hZ2FrYXJpLCBLdW5paGlrbzwvYXV0aG9yPjxhdXRob3I+
-TGV2eSwgSmVycm9sZCBILjwvYXV0aG9yPjwvYXV0aG9ycz48L2NvbnRyaWJ1dG9ycz48dGl0bGVz
-Pjx0aXRsZT5FbmRvdGhlbGlvcGF0aHkgd2l0aGluIHRoZSB0aHJvbWJvaW5mbGFtbWF0b3J5IG5l
-dHdvcmsgb2Ygc2Vwc2lzLWluZHVjZWQgY29hZ3Vsb3BhdGh5PC90aXRsZT48c2Vjb25kYXJ5LXRp
-dGxlPkluZmxhbW1hdGlvbiBSZXNlYXJjaDwvc2Vjb25kYXJ5LXRpdGxlPjwvdGl0bGVzPjxwZXJp
-b2RpY2FsPjxmdWxsLXRpdGxlPkluZmxhbW1hdGlvbiBSZXNlYXJjaDwvZnVsbC10aXRsZT48L3Bl
-cmlvZGljYWw+PHBhZ2VzPjU5PC9wYWdlcz48dm9sdW1lPjc1PC92b2x1bWU+PG51bWJlcj4xPC9u
-dW1iZXI+PGRhdGVzPjx5ZWFyPjIwMjY8L3llYXI+PHB1Yi1kYXRlcz48ZGF0ZT4yMDI2LzAzLzE3
-PC9kYXRlPjwvcHViLWRhdGVzPjwvZGF0ZXM+PGlzYm4+MTQyMC05MDhYPC9pc2JuPjx1cmxzPjxy
-ZWxhdGVkLXVybHM+PHVybD5odHRwczovL2RvaS5vcmcvMTAuMTAwNy9zMDAwMTEtMDI2LTAyMjA0
-LXg8L3VybD48L3JlbGF0ZWQtdXJscz48L3VybHM+PGVsZWN0cm9uaWMtcmVzb3VyY2UtbnVtPjEw
-LjEwMDcvczAwMDExLTAyNi0wMjIwNC14PC9lbGVjdHJvbmljLXJlc291cmNlLW51bT48L3JlY29y
-ZD48L0NpdGU+PC9FbmROb3RlPn==
+c2Vwc2lzPC90aXRsZT48c2Vjb25kYXJ5LXRpdGxlPkogVGhyb21iIEhhZW1vc3Q8L3NlY29uZGFy
+eS10aXRsZT48L3RpdGxlcz48cGVyaW9kaWNhbD48ZnVsbC10aXRsZT5KIFRocm9tYiBIYWVtb3N0
+PC9mdWxsLXRpdGxlPjwvcGVyaW9kaWNhbD48cGFnZXM+MTQ1LTE1MzwvcGFnZXM+PHZvbHVtZT4y
+MTwvdm9sdW1lPjxudW1iZXI+MTwvbnVtYmVyPjxrZXl3b3Jkcz48a2V5d29yZD5hbnRpY29hZ3Vs
+YXRpb248L2tleXdvcmQ+PGtleXdvcmQ+YW50aWNvYWd1bGFudHM8L2tleXdvcmQ+PGtleXdvcmQ+
+ZGlhZ25vc3RpYyBjcml0ZXJpYTwva2V5d29yZD48a2V5d29yZD5kaXNzZW1pbmF0ZWQgaW50cmF2
+YXNjdWxhciBjb2FndWxhdGlvbjwva2V5d29yZD48a2V5d29yZD5jb2FndWxvcGF0aHk8L2tleXdv
+cmQ+PGtleXdvcmQ+cHJvdGhyb21iaW4gdGltZTwva2V5d29yZD48a2V5d29yZD5zZXBzaXM8L2tl
+eXdvcmQ+PC9rZXl3b3Jkcz48ZGF0ZXM+PHllYXI+MjAyMzwveWVhcj48cHViLWRhdGVzPjxkYXRl
+PjIwMjMvMDEvMDEvPC9kYXRlPjwvcHViLWRhdGVzPjwvZGF0ZXM+PGlzYm4+MTUzOC03ODM2PC9p
+c2JuPjx1cmxzPjxyZWxhdGVkLXVybHM+PHVybD5odHRwczovL3d3dy5zY2llbmNlZGlyZWN0LmNv
+bS9zY2llbmNlL2FydGljbGUvcGlpL1MxNTM4NzgzNjIyMDcxOTI2PC91cmw+PC9yZWxhdGVkLXVy
+bHM+PC91cmxzPjxlbGVjdHJvbmljLXJlc291cmNlLW51bT4xMC4xMDE2L2ouanRoYS4yMDIyLjEw
+LjAyMjwvZWxlY3Ryb25pYy1yZXNvdXJjZS1udW0+PC9yZWNvcmQ+PC9DaXRlPjxDaXRlPjxBdXRo
+b3I+SWJhPC9BdXRob3I+PFllYXI+MjAyNjwvWWVhcj48UmVjTnVtPjEyMzwvUmVjTnVtPjxyZWNv
+cmQ+PHJlYy1udW1iZXI+MTIzPC9yZWMtbnVtYmVyPjxmb3JlaWduLWtleXM+PGtleSBhcHA9IkVO
+IiBkYi1pZD0ic2Ewc3MyMndyZTA5Zm9lOXAydXB6dDBvMDVwcGVzZHcydnQyIiB0aW1lc3RhbXA9
+IjE3ODQyNjc0MjAiPjEyMzwva2V5PjwvZm9yZWlnbi1rZXlzPjxyZWYtdHlwZSBuYW1lPSJKb3Vy
+bmFsIEFydGljbGUiPjE3PC9yZWYtdHlwZT48Y29udHJpYnV0b3JzPjxhdXRob3JzPjxhdXRob3I+
+SWJhLCBUb3NoaWFraTwvYXV0aG9yPjxhdXRob3I+TWFpZXIsIENoZXJ5bCBMLjwvYXV0aG9yPjxh
+dXRob3I+RmVycmVyLCBSaWNhcmQ8L2F1dGhvcj48YXV0aG9yPk5hZ2FrYXJpLCBLdW5paGlrbzwv
+YXV0aG9yPjxhdXRob3I+TGV2eSwgSmVycm9sZCBILjwvYXV0aG9yPjwvYXV0aG9ycz48L2NvbnRy
+aWJ1dG9ycz48dGl0bGVzPjx0aXRsZT5FbmRvdGhlbGlvcGF0aHkgd2l0aGluIHRoZSB0aHJvbWJv
+aW5mbGFtbWF0b3J5IG5ldHdvcmsgb2Ygc2Vwc2lzLWluZHVjZWQgY29hZ3Vsb3BhdGh5PC90aXRs
+ZT48c2Vjb25kYXJ5LXRpdGxlPkluZmxhbW0gUmVzPC9zZWNvbmRhcnktdGl0bGU+PC90aXRsZXM+
+PHBlcmlvZGljYWw+PGZ1bGwtdGl0bGU+SW5mbGFtbSBSZXM8L2Z1bGwtdGl0bGU+PC9wZXJpb2Rp
+Y2FsPjxwYWdlcz41OTwvcGFnZXM+PHZvbHVtZT43NTwvdm9sdW1lPjxudW1iZXI+MTwvbnVtYmVy
+PjxkYXRlcz48eWVhcj4yMDI2PC95ZWFyPjxwdWItZGF0ZXM+PGRhdGU+MjAyNi8wMy8xNzwvZGF0
+ZT48L3B1Yi1kYXRlcz48L2RhdGVzPjxpc2JuPjE0MjAtOTA4WDwvaXNibj48dXJscz48cmVsYXRl
+ZC11cmxzPjx1cmw+aHR0cHM6Ly9kb2kub3JnLzEwLjEwMDcvczAwMDExLTAyNi0wMjIwNC14PC91
+cmw+PC9yZWxhdGVkLXVybHM+PC91cmxzPjxlbGVjdHJvbmljLXJlc291cmNlLW51bT4xMC4xMDA3
+L3MwMDAxMS0wMjYtMDIyMDQteDwvZWxlY3Ryb25pYy1yZXNvdXJjZS1udW0+PC9yZWNvcmQ+PC9D
+aXRlPjwvRW5kTm90ZT5=
 </w:fldData>
         </w:fldChar>
       </w:r>
@@ -1603,6 +1608,13 @@
       </w:r>
       <w:r>
         <w:rPr>
+          <w:rFonts w:ascii="Times New Roman" w:hAnsi="Times New Roman" w:cs="Times New Roman" w:hint="eastAsia"/>
+          <w:sz w:val="24"/>
+        </w:rPr>
+        <w:t xml:space="preserve"> </w:t>
+      </w:r>
+      <w:r>
+        <w:rPr>
           <w:rFonts w:ascii="Times New Roman" w:hAnsi="Times New Roman" w:cs="Times New Roman"/>
           <w:sz w:val="24"/>
         </w:rPr>
@@ -1613,7 +1625,7 @@
           <w:rFonts w:ascii="Times New Roman" w:hAnsi="Times New Roman" w:cs="Times New Roman"/>
           <w:sz w:val="24"/>
         </w:rPr>
-        <w:instrText xml:space="preserve"> ADDIN EN.CITE &lt;EndNote&gt;&lt;Cite&gt;&lt;Author&gt;Scicluna&lt;/Author&gt;&lt;Year&gt;2025&lt;/Year&gt;&lt;RecNum&gt;125&lt;/RecNum&gt;&lt;DisplayText&gt;[5]&lt;/DisplayText&gt;&lt;record&gt;&lt;rec-number&gt;125&lt;/rec-number&gt;&lt;foreign-keys&gt;&lt;key app="EN" db-id="sa0ss22wre09foe9p2upzt0o05ppesdw2vt2" timestamp="1784267823"&gt;125&lt;/key&gt;&lt;/foreign-keys&gt;&lt;ref-type name="Journal Article"&gt;17&lt;/ref-type&gt;&lt;contributors&gt;&lt;authors&gt;&lt;author&gt;Scicluna, Brendon P.&lt;/author&gt;&lt;author&gt;Cano-Gamez, Kiki&lt;/author&gt;&lt;author&gt;Burnham, Katie L.&lt;/author&gt;&lt;author&gt;Davenport, Emma E.&lt;/author&gt;&lt;author&gt;Moore, Andrew Reese&lt;/author&gt;&lt;author&gt;Khan, Soumen&lt;/author&gt;&lt;author&gt;Hinds, Charles J.&lt;/author&gt;&lt;author&gt;Cremer, Olaf L.&lt;/author&gt;&lt;author&gt;Khatri, Purvesh&lt;/author&gt;&lt;author&gt;Sweeney, Timothy E.&lt;/author&gt;&lt;author&gt;Knight, Julian C.&lt;/author&gt;&lt;author&gt;van der Poll, Tom&lt;/author&gt;&lt;/authors&gt;&lt;/contributors&gt;&lt;titles&gt;&lt;title&gt;A consensus blood transcriptomic framework for sepsis&lt;/title&gt;&lt;secondary-title&gt;Nature Medicine&lt;/secondary-title&gt;&lt;/titles&gt;&lt;periodical&gt;&lt;full-title&gt;Nature Medicine&lt;/full-title&gt;&lt;/periodical&gt;&lt;pages&gt;4119-4130&lt;/pages&gt;&lt;volume&gt;31&lt;/volume&gt;&lt;number&gt;12&lt;/number&gt;&lt;dates&gt;&lt;year&gt;2025&lt;/year&gt;&lt;pub-dates&gt;&lt;date&gt;2025/12/01&lt;/date&gt;&lt;/pub-dates&gt;&lt;/dates&gt;&lt;isbn&gt;1546-170X&lt;/isbn&gt;&lt;urls&gt;&lt;related-urls&gt;&lt;url&gt;https://doi.org/10.1038/s41591-025-03964-5&lt;/url&gt;&lt;/related-urls&gt;&lt;/urls&gt;&lt;electronic-resource-num&gt;10.1038/s41591-025-03964-5&lt;/electronic-resource-num&gt;&lt;/record&gt;&lt;/Cite&gt;&lt;/EndNote&gt;</w:instrText>
+        <w:instrText xml:space="preserve"> ADDIN EN.CITE &lt;EndNote&gt;&lt;Cite&gt;&lt;Author&gt;Scicluna&lt;/Author&gt;&lt;Year&gt;2025&lt;/Year&gt;&lt;RecNum&gt;125&lt;/RecNum&gt;&lt;DisplayText&gt;[5]&lt;/DisplayText&gt;&lt;record&gt;&lt;rec-number&gt;125&lt;/rec-number&gt;&lt;foreign-keys&gt;&lt;key app="EN" db-id="sa0ss22wre09foe9p2upzt0o05ppesdw2vt2" timestamp="1784267823"&gt;125&lt;/key&gt;&lt;/foreign-keys&gt;&lt;ref-type name="Journal Article"&gt;17&lt;/ref-type&gt;&lt;contributors&gt;&lt;authors&gt;&lt;author&gt;Scicluna, Brendon P.&lt;/author&gt;&lt;author&gt;Cano-Gamez, Kiki&lt;/author&gt;&lt;author&gt;Burnham, Katie L.&lt;/author&gt;&lt;author&gt;Davenport, Emma E.&lt;/author&gt;&lt;author&gt;Moore, Andrew Reese&lt;/author&gt;&lt;author&gt;Khan, Soumen&lt;/author&gt;&lt;author&gt;Hinds, Charles J.&lt;/author&gt;&lt;author&gt;Cremer, Olaf L.&lt;/author&gt;&lt;author&gt;Khatri, Purvesh&lt;/author&gt;&lt;author&gt;Sweeney, Timothy E.&lt;/author&gt;&lt;author&gt;Knight, Julian C.&lt;/author&gt;&lt;author&gt;van der Poll, Tom&lt;/author&gt;&lt;/authors&gt;&lt;/contributors&gt;&lt;titles&gt;&lt;title&gt;A consensus blood transcriptomic framework for sepsis&lt;/title&gt;&lt;secondary-title&gt;Nat Med&lt;/secondary-title&gt;&lt;/titles&gt;&lt;periodical&gt;&lt;full-title&gt;Nat Med&lt;/full-title&gt;&lt;/periodical&gt;&lt;pages&gt;4119-4130&lt;/pages&gt;&lt;volume&gt;31&lt;/volume&gt;&lt;number&gt;12&lt;/number&gt;&lt;dates&gt;&lt;year&gt;2025&lt;/year&gt;&lt;pub-dates&gt;&lt;date&gt;2025/12/01&lt;/date&gt;&lt;/pub-dates&gt;&lt;/dates&gt;&lt;isbn&gt;1546-170X&lt;/isbn&gt;&lt;urls&gt;&lt;related-urls&gt;&lt;url&gt;https://doi.org/10.1038/s41591-025-03964-5&lt;/url&gt;&lt;/related-urls&gt;&lt;/urls&gt;&lt;electronic-resource-num&gt;10.1038/s41591-025-03964-5&lt;/electronic-resource-num&gt;&lt;/record&gt;&lt;/Cite&gt;&lt;/EndNote&gt;</w:instrText>
       </w:r>
       <w:r>
         <w:rPr>
@@ -1657,6 +1669,13 @@
           <w:sz w:val="24"/>
         </w:rPr>
         <w:t>High-throughput and serial plasma proteomic studies have identified mortality-associated signals involving inflammation, complement, coagulation, tissue injury and extracellular-matrix biology</w:t>
+      </w:r>
+      <w:r>
+        <w:rPr>
+          <w:rFonts w:ascii="Times New Roman" w:hAnsi="Times New Roman" w:cs="Times New Roman" w:hint="eastAsia"/>
+          <w:sz w:val="24"/>
+        </w:rPr>
+        <w:t xml:space="preserve"> </w:t>
       </w:r>
       <w:r>
         <w:rPr>
@@ -1753,47 +1772,46 @@
 YW4sIEpheWFjaGFuZHJhbjwvYXV0aG9yPjxhdXRob3I+QWxsY29jaywgQWxpY2U8L2F1dGhvcj48
 L2F1dGhvcnM+PC9jb250cmlidXRvcnM+PHRpdGxlcz48dGl0bGU+SGlnaC10aHJvdWdocHV0IG1h
 c3Mgc3BlY3Ryb21ldHJ5IG1hcHMgdGhlIHNlcHNpcyBwbGFzbWEgcHJvdGVvbWUgYW5kIGRpZmZl
-cmVuY2VzIGluIHBhdGllbnQgcmVzcG9uc2U8L3RpdGxlPjxzZWNvbmRhcnktdGl0bGU+U2NpZW5j
-ZSBUcmFuc2xhdGlvbmFsIE1lZGljaW5lPC9zZWNvbmRhcnktdGl0bGU+PC90aXRsZXM+PHBlcmlv
-ZGljYWw+PGZ1bGwtdGl0bGU+U2NpZW5jZSBUcmFuc2xhdGlvbmFsIE1lZGljaW5lPC9mdWxsLXRp
-dGxlPjwvcGVyaW9kaWNhbD48cGFnZXM+ZWFkaDAxODU8L3BhZ2VzPjx2b2x1bWU+MTY8L3ZvbHVt
-ZT48bnVtYmVyPjc1MDwvbnVtYmVyPjxkYXRlcz48eWVhcj4yMDI0PC95ZWFyPjwvZGF0ZXM+PHVy
-bHM+PHJlbGF0ZWQtdXJscz48dXJsPmh0dHBzOi8vd3d3LnNjaWVuY2Uub3JnL2RvaS9hYnMvMTAu
-MTEyNi9zY2l0cmFuc2xtZWQuYWRoMDE4NTwvdXJsPjwvcmVsYXRlZC11cmxzPjwvdXJscz48ZWxl
-Y3Ryb25pYy1yZXNvdXJjZS1udW0+MTAuMTEyNi9zY2l0cmFuc2xtZWQuYWRoMDE4NTwvZWxlY3Ry
-b25pYy1yZXNvdXJjZS1udW0+PC9yZWNvcmQ+PC9DaXRlPjxDaXRlPjxBdXRob3I+UGFsbW93c2tp
-PC9BdXRob3I+PFllYXI+MjAyNTwvWWVhcj48UmVjTnVtPjEyNzwvUmVjTnVtPjxyZWNvcmQ+PHJl
-Yy1udW1iZXI+MTI3PC9yZWMtbnVtYmVyPjxmb3JlaWduLWtleXM+PGtleSBhcHA9IkVOIiBkYi1p
-ZD0ic2Ewc3MyMndyZTA5Zm9lOXAydXB6dDBvMDVwcGVzZHcydnQyIiB0aW1lc3RhbXA9IjE3ODQy
-NjgwNDMiPjEyNzwva2V5PjwvZm9yZWlnbi1rZXlzPjxyZWYtdHlwZSBuYW1lPSJKb3VybmFsIEFy
-dGljbGUiPjE3PC9yZWYtdHlwZT48Y29udHJpYnV0b3JzPjxhdXRob3JzPjxhdXRob3I+UGFsbW93
-c2tpLCBMYXJzPC9hdXRob3I+PGF1dGhvcj5XZWJlciwgTWFpa2U8L2F1dGhvcj48YXV0aG9yPkJh
-eWVyLCBNYWx0ZTwvYXV0aG9yPjxhdXRob3I+TWksIFl1eGluPC9hdXRob3I+PGF1dGhvcj5TY2hv
-cmssIEthcmluPC9hdXRob3I+PGF1dGhvcj5FaXNlbmFjaGVyLCBNYXJ0aW48L2F1dGhvcj48YXV0
-aG9yPk5vd2FrLCBIYXJ0bXV0aDwvYXV0aG9yPjxhdXRob3I+UmFobWVsLCBUaW08L2F1dGhvcj48
-YXV0aG9yPkJlcmdtYW5uLCBMYXJzPC9hdXRob3I+PGF1dGhvcj5XaXRvd3NraSwgQW5kcmVhPC9h
-dXRob3I+PGF1dGhvcj5Lb29zLCBCasO2cm48L2F1dGhvcj48YXV0aG9yPlJ1bXAsIEthdGhhcmlu
-YTwvYXV0aG9yPjxhdXRob3I+WmllaGUsIERvbWluaWs8L2F1dGhvcj48YXV0aG9yPkxpbXBlciwg
-VWxyaWNoPC9hdXRob3I+PGF1dGhvcj5IZW56bGVyLCBEaWV0cmljaDwvYXV0aG9yPjxhdXRob3I+
-RWhyZW50cmF1dCwgU3RlZmFuIEZlbGl4PC9hdXRob3I+PGF1dGhvcj5aYXJib2NrLCBBbGV4YW5k
-ZXI8L2F1dGhvcj48YXV0aG9yPkZpc2NoZXIsIFJvbWFuPC9hdXRob3I+PGF1dGhvcj5LbmlnaHQs
-IEp1bGlhbiBDLjwvYXV0aG9yPjxhdXRob3I+QWRhbXppaywgTWljaGFlbDwvYXV0aG9yPjxhdXRo
-b3I+U2l0ZWssIEJhcmJhcmE8L2F1dGhvcj48YXV0aG9yPkJyYWNodCwgVGhpbG88L2F1dGhvcj48
-L2F1dGhvcnM+PC9jb250cmlidXRvcnM+PHRpdGxlcz48dGl0bGU+TW9ydGFsaXR5LWFzc29jaWF0
-ZWQgcGxhc21hIHByb3Rlb21lIGR5bmFtaWNzIGluIGEgcHJvc3BlY3RpdmUgbXVsdGljZW50cmUg
-c2Vwc2lzIGNvaG9ydDwvdGl0bGU+PHNlY29uZGFyeS10aXRsZT5lQmlvTWVkaWNpbmU8L3NlY29u
-ZGFyeS10aXRsZT48L3RpdGxlcz48cGVyaW9kaWNhbD48ZnVsbC10aXRsZT5lQmlvTWVkaWNpbmU8
-L2Z1bGwtdGl0bGU+PC9wZXJpb2RpY2FsPjxwYWdlcz4xMDU1MDg8L3BhZ2VzPjx2b2x1bWU+MTEx
-PC92b2x1bWU+PGtleXdvcmRzPjxrZXl3b3JkPlByb3Rlb21pY3M8L2tleXdvcmQ+PGtleXdvcmQ+
-U2Vwc2lzPC9rZXl3b3JkPjxrZXl3b3JkPk1hY2hpbmUgbGVhcm5pbmc8L2tleXdvcmQ+PGtleXdv
-cmQ+RmVhdHVyZSBpbXBvcnRhbmNlPC9rZXl3b3JkPjxrZXl3b3JkPk1hc3Mgc3BlY3Ryb21ldHJ5
-PC9rZXl3b3JkPjwva2V5d29yZHM+PGRhdGVzPjx5ZWFyPjIwMjU8L3llYXI+PHB1Yi1kYXRlcz48
-ZGF0ZT4yMDI1LzAxLzAxLzwvZGF0ZT48L3B1Yi1kYXRlcz48L2RhdGVzPjxpc2JuPjIzNTItMzk2
-NDwvaXNibj48dXJscz48cmVsYXRlZC11cmxzPjx1cmw+aHR0cHM6Ly93d3cuc2NpZW5jZWRpcmVj
-dC5jb20vc2NpZW5jZS9hcnRpY2xlL3BpaS9TMjM1MjM5NjQyNDAwNTQ0OTwvdXJsPjwvcmVsYXRl
-ZC11cmxzPjwvdXJscz48ZWxlY3Ryb25pYy1yZXNvdXJjZS1udW0+MTAuMTAxNi9qLmViaW9tLjIw
-MjQuMTA1NTA4PC9lbGVjdHJvbmljLXJlc291cmNlLW51bT48L3JlY29yZD48L0NpdGU+PC9FbmRO
-b3RlPgB=
+cmVuY2VzIGluIHBhdGllbnQgcmVzcG9uc2U8L3RpdGxlPjxzZWNvbmRhcnktdGl0bGU+U2NpIFRy
+YW5zbCBNZWQ8L3NlY29uZGFyeS10aXRsZT48L3RpdGxlcz48cGVyaW9kaWNhbD48ZnVsbC10aXRs
+ZT5TY2kgVHJhbnNsIE1lZDwvZnVsbC10aXRsZT48L3BlcmlvZGljYWw+PHBhZ2VzPmVhZGgwMTg1
+PC9wYWdlcz48dm9sdW1lPjE2PC92b2x1bWU+PG51bWJlcj43NTA8L251bWJlcj48ZGF0ZXM+PHll
+YXI+MjAyNDwveWVhcj48L2RhdGVzPjx1cmxzPjxyZWxhdGVkLXVybHM+PHVybD5odHRwczovL3d3
+dy5zY2llbmNlLm9yZy9kb2kvYWJzLzEwLjExMjYvc2NpdHJhbnNsbWVkLmFkaDAxODU8L3VybD48
+L3JlbGF0ZWQtdXJscz48L3VybHM+PGVsZWN0cm9uaWMtcmVzb3VyY2UtbnVtPjEwLjExMjYvc2Np
+dHJhbnNsbWVkLmFkaDAxODU8L2VsZWN0cm9uaWMtcmVzb3VyY2UtbnVtPjwvcmVjb3JkPjwvQ2l0
+ZT48Q2l0ZT48QXV0aG9yPlBhbG1vd3NraTwvQXV0aG9yPjxZZWFyPjIwMjU8L1llYXI+PFJlY051
+bT4xMjc8L1JlY051bT48cmVjb3JkPjxyZWMtbnVtYmVyPjEyNzwvcmVjLW51bWJlcj48Zm9yZWln
+bi1rZXlzPjxrZXkgYXBwPSJFTiIgZGItaWQ9InNhMHNzMjJ3cmUwOWZvZTlwMnVwenQwbzA1cHBl
+c2R3MnZ0MiIgdGltZXN0YW1wPSIxNzg0MjY4MDQzIj4xMjc8L2tleT48L2ZvcmVpZ24ta2V5cz48
+cmVmLXR5cGUgbmFtZT0iSm91cm5hbCBBcnRpY2xlIj4xNzwvcmVmLXR5cGU+PGNvbnRyaWJ1dG9y
+cz48YXV0aG9ycz48YXV0aG9yPlBhbG1vd3NraSwgTGFyczwvYXV0aG9yPjxhdXRob3I+V2ViZXIs
+IE1haWtlPC9hdXRob3I+PGF1dGhvcj5CYXllciwgTWFsdGU8L2F1dGhvcj48YXV0aG9yPk1pLCBZ
+dXhpbjwvYXV0aG9yPjxhdXRob3I+U2Nob3JrLCBLYXJpbjwvYXV0aG9yPjxhdXRob3I+RWlzZW5h
+Y2hlciwgTWFydGluPC9hdXRob3I+PGF1dGhvcj5Ob3dhaywgSGFydG11dGg8L2F1dGhvcj48YXV0
+aG9yPlJhaG1lbCwgVGltPC9hdXRob3I+PGF1dGhvcj5CZXJnbWFubiwgTGFyczwvYXV0aG9yPjxh
+dXRob3I+V2l0b3dza2ksIEFuZHJlYTwvYXV0aG9yPjxhdXRob3I+S29vcywgQmrDtnJuPC9hdXRo
+b3I+PGF1dGhvcj5SdW1wLCBLYXRoYXJpbmE8L2F1dGhvcj48YXV0aG9yPlppZWhlLCBEb21pbmlr
+PC9hdXRob3I+PGF1dGhvcj5MaW1wZXIsIFVscmljaDwvYXV0aG9yPjxhdXRob3I+SGVuemxlciwg
+RGlldHJpY2g8L2F1dGhvcj48YXV0aG9yPkVocmVudHJhdXQsIFN0ZWZhbiBGZWxpeDwvYXV0aG9y
+PjxhdXRob3I+WmFyYm9jaywgQWxleGFuZGVyPC9hdXRob3I+PGF1dGhvcj5GaXNjaGVyLCBSb21h
+bjwvYXV0aG9yPjxhdXRob3I+S25pZ2h0LCBKdWxpYW4gQy48L2F1dGhvcj48YXV0aG9yPkFkYW16
+aWssIE1pY2hhZWw8L2F1dGhvcj48YXV0aG9yPlNpdGVrLCBCYXJiYXJhPC9hdXRob3I+PGF1dGhv
+cj5CcmFjaHQsIFRoaWxvPC9hdXRob3I+PC9hdXRob3JzPjwvY29udHJpYnV0b3JzPjx0aXRsZXM+
+PHRpdGxlPk1vcnRhbGl0eS1hc3NvY2lhdGVkIHBsYXNtYSBwcm90ZW9tZSBkeW5hbWljcyBpbiBh
+IHByb3NwZWN0aXZlIG11bHRpY2VudHJlIHNlcHNpcyBjb2hvcnQ8L3RpdGxlPjxzZWNvbmRhcnkt
+dGl0bGU+ZUJpb01lZGljaW5lPC9zZWNvbmRhcnktdGl0bGU+PC90aXRsZXM+PHBlcmlvZGljYWw+
+PGZ1bGwtdGl0bGU+ZUJpb01lZGljaW5lPC9mdWxsLXRpdGxlPjwvcGVyaW9kaWNhbD48cGFnZXM+
+MTA1NTA4PC9wYWdlcz48dm9sdW1lPjExMTwvdm9sdW1lPjxrZXl3b3Jkcz48a2V5d29yZD5Qcm90
+ZW9taWNzPC9rZXl3b3JkPjxrZXl3b3JkPlNlcHNpczwva2V5d29yZD48a2V5d29yZD5NYWNoaW5l
+IGxlYXJuaW5nPC9rZXl3b3JkPjxrZXl3b3JkPkZlYXR1cmUgaW1wb3J0YW5jZTwva2V5d29yZD48
+a2V5d29yZD5NYXNzIHNwZWN0cm9tZXRyeTwva2V5d29yZD48L2tleXdvcmRzPjxkYXRlcz48eWVh
+cj4yMDI1PC95ZWFyPjxwdWItZGF0ZXM+PGRhdGU+MjAyNS8wMS8wMS88L2RhdGU+PC9wdWItZGF0
+ZXM+PC9kYXRlcz48aXNibj4yMzUyLTM5NjQ8L2lzYm4+PHVybHM+PHJlbGF0ZWQtdXJscz48dXJs
+Pmh0dHBzOi8vd3d3LnNjaWVuY2VkaXJlY3QuY29tL3NjaWVuY2UvYXJ0aWNsZS9waWkvUzIzNTIz
+OTY0MjQwMDU0NDk8L3VybD48L3JlbGF0ZWQtdXJscz48L3VybHM+PGVsZWN0cm9uaWMtcmVzb3Vy
+Y2UtbnVtPjEwLjEwMTYvai5lYmlvbS4yMDI0LjEwNTUwODwvZWxlY3Ryb25pYy1yZXNvdXJjZS1u
+dW0+PC9yZWNvcmQ+PC9DaXRlPjwvRW5kTm90ZT4A
 </w:fldData>
         </w:fldChar>
       </w:r>
@@ -1899,47 +1917,46 @@
 YW4sIEpheWFjaGFuZHJhbjwvYXV0aG9yPjxhdXRob3I+QWxsY29jaywgQWxpY2U8L2F1dGhvcj48
 L2F1dGhvcnM+PC9jb250cmlidXRvcnM+PHRpdGxlcz48dGl0bGU+SGlnaC10aHJvdWdocHV0IG1h
 c3Mgc3BlY3Ryb21ldHJ5IG1hcHMgdGhlIHNlcHNpcyBwbGFzbWEgcHJvdGVvbWUgYW5kIGRpZmZl
-cmVuY2VzIGluIHBhdGllbnQgcmVzcG9uc2U8L3RpdGxlPjxzZWNvbmRhcnktdGl0bGU+U2NpZW5j
-ZSBUcmFuc2xhdGlvbmFsIE1lZGljaW5lPC9zZWNvbmRhcnktdGl0bGU+PC90aXRsZXM+PHBlcmlv
-ZGljYWw+PGZ1bGwtdGl0bGU+U2NpZW5jZSBUcmFuc2xhdGlvbmFsIE1lZGljaW5lPC9mdWxsLXRp
-dGxlPjwvcGVyaW9kaWNhbD48cGFnZXM+ZWFkaDAxODU8L3BhZ2VzPjx2b2x1bWU+MTY8L3ZvbHVt
-ZT48bnVtYmVyPjc1MDwvbnVtYmVyPjxkYXRlcz48eWVhcj4yMDI0PC95ZWFyPjwvZGF0ZXM+PHVy
-bHM+PHJlbGF0ZWQtdXJscz48dXJsPmh0dHBzOi8vd3d3LnNjaWVuY2Uub3JnL2RvaS9hYnMvMTAu
-MTEyNi9zY2l0cmFuc2xtZWQuYWRoMDE4NTwvdXJsPjwvcmVsYXRlZC11cmxzPjwvdXJscz48ZWxl
-Y3Ryb25pYy1yZXNvdXJjZS1udW0+MTAuMTEyNi9zY2l0cmFuc2xtZWQuYWRoMDE4NTwvZWxlY3Ry
-b25pYy1yZXNvdXJjZS1udW0+PC9yZWNvcmQ+PC9DaXRlPjxDaXRlPjxBdXRob3I+UGFsbW93c2tp
-PC9BdXRob3I+PFllYXI+MjAyNTwvWWVhcj48UmVjTnVtPjEyNzwvUmVjTnVtPjxyZWNvcmQ+PHJl
-Yy1udW1iZXI+MTI3PC9yZWMtbnVtYmVyPjxmb3JlaWduLWtleXM+PGtleSBhcHA9IkVOIiBkYi1p
-ZD0ic2Ewc3MyMndyZTA5Zm9lOXAydXB6dDBvMDVwcGVzZHcydnQyIiB0aW1lc3RhbXA9IjE3ODQy
-NjgwNDMiPjEyNzwva2V5PjwvZm9yZWlnbi1rZXlzPjxyZWYtdHlwZSBuYW1lPSJKb3VybmFsIEFy
-dGljbGUiPjE3PC9yZWYtdHlwZT48Y29udHJpYnV0b3JzPjxhdXRob3JzPjxhdXRob3I+UGFsbW93
-c2tpLCBMYXJzPC9hdXRob3I+PGF1dGhvcj5XZWJlciwgTWFpa2U8L2F1dGhvcj48YXV0aG9yPkJh
-eWVyLCBNYWx0ZTwvYXV0aG9yPjxhdXRob3I+TWksIFl1eGluPC9hdXRob3I+PGF1dGhvcj5TY2hv
-cmssIEthcmluPC9hdXRob3I+PGF1dGhvcj5FaXNlbmFjaGVyLCBNYXJ0aW48L2F1dGhvcj48YXV0
-aG9yPk5vd2FrLCBIYXJ0bXV0aDwvYXV0aG9yPjxhdXRob3I+UmFobWVsLCBUaW08L2F1dGhvcj48
-YXV0aG9yPkJlcmdtYW5uLCBMYXJzPC9hdXRob3I+PGF1dGhvcj5XaXRvd3NraSwgQW5kcmVhPC9h
-dXRob3I+PGF1dGhvcj5Lb29zLCBCasO2cm48L2F1dGhvcj48YXV0aG9yPlJ1bXAsIEthdGhhcmlu
-YTwvYXV0aG9yPjxhdXRob3I+WmllaGUsIERvbWluaWs8L2F1dGhvcj48YXV0aG9yPkxpbXBlciwg
-VWxyaWNoPC9hdXRob3I+PGF1dGhvcj5IZW56bGVyLCBEaWV0cmljaDwvYXV0aG9yPjxhdXRob3I+
-RWhyZW50cmF1dCwgU3RlZmFuIEZlbGl4PC9hdXRob3I+PGF1dGhvcj5aYXJib2NrLCBBbGV4YW5k
-ZXI8L2F1dGhvcj48YXV0aG9yPkZpc2NoZXIsIFJvbWFuPC9hdXRob3I+PGF1dGhvcj5LbmlnaHQs
-IEp1bGlhbiBDLjwvYXV0aG9yPjxhdXRob3I+QWRhbXppaywgTWljaGFlbDwvYXV0aG9yPjxhdXRo
-b3I+U2l0ZWssIEJhcmJhcmE8L2F1dGhvcj48YXV0aG9yPkJyYWNodCwgVGhpbG88L2F1dGhvcj48
-L2F1dGhvcnM+PC9jb250cmlidXRvcnM+PHRpdGxlcz48dGl0bGU+TW9ydGFsaXR5LWFzc29jaWF0
-ZWQgcGxhc21hIHByb3Rlb21lIGR5bmFtaWNzIGluIGEgcHJvc3BlY3RpdmUgbXVsdGljZW50cmUg
-c2Vwc2lzIGNvaG9ydDwvdGl0bGU+PHNlY29uZGFyeS10aXRsZT5lQmlvTWVkaWNpbmU8L3NlY29u
-ZGFyeS10aXRsZT48L3RpdGxlcz48cGVyaW9kaWNhbD48ZnVsbC10aXRsZT5lQmlvTWVkaWNpbmU8
-L2Z1bGwtdGl0bGU+PC9wZXJpb2RpY2FsPjxwYWdlcz4xMDU1MDg8L3BhZ2VzPjx2b2x1bWU+MTEx
-PC92b2x1bWU+PGtleXdvcmRzPjxrZXl3b3JkPlByb3Rlb21pY3M8L2tleXdvcmQ+PGtleXdvcmQ+
-U2Vwc2lzPC9rZXl3b3JkPjxrZXl3b3JkPk1hY2hpbmUgbGVhcm5pbmc8L2tleXdvcmQ+PGtleXdv
-cmQ+RmVhdHVyZSBpbXBvcnRhbmNlPC9rZXl3b3JkPjxrZXl3b3JkPk1hc3Mgc3BlY3Ryb21ldHJ5
-PC9rZXl3b3JkPjwva2V5d29yZHM+PGRhdGVzPjx5ZWFyPjIwMjU8L3llYXI+PHB1Yi1kYXRlcz48
-ZGF0ZT4yMDI1LzAxLzAxLzwvZGF0ZT48L3B1Yi1kYXRlcz48L2RhdGVzPjxpc2JuPjIzNTItMzk2
-NDwvaXNibj48dXJscz48cmVsYXRlZC11cmxzPjx1cmw+aHR0cHM6Ly93d3cuc2NpZW5jZWRpcmVj
-dC5jb20vc2NpZW5jZS9hcnRpY2xlL3BpaS9TMjM1MjM5NjQyNDAwNTQ0OTwvdXJsPjwvcmVsYXRl
-ZC11cmxzPjwvdXJscz48ZWxlY3Ryb25pYy1yZXNvdXJjZS1udW0+MTAuMTAxNi9qLmViaW9tLjIw
-MjQuMTA1NTA4PC9lbGVjdHJvbmljLXJlc291cmNlLW51bT48L3JlY29yZD48L0NpdGU+PC9FbmRO
-b3RlPgB=
+cmVuY2VzIGluIHBhdGllbnQgcmVzcG9uc2U8L3RpdGxlPjxzZWNvbmRhcnktdGl0bGU+U2NpIFRy
+YW5zbCBNZWQ8L3NlY29uZGFyeS10aXRsZT48L3RpdGxlcz48cGVyaW9kaWNhbD48ZnVsbC10aXRs
+ZT5TY2kgVHJhbnNsIE1lZDwvZnVsbC10aXRsZT48L3BlcmlvZGljYWw+PHBhZ2VzPmVhZGgwMTg1
+PC9wYWdlcz48dm9sdW1lPjE2PC92b2x1bWU+PG51bWJlcj43NTA8L251bWJlcj48ZGF0ZXM+PHll
+YXI+MjAyNDwveWVhcj48L2RhdGVzPjx1cmxzPjxyZWxhdGVkLXVybHM+PHVybD5odHRwczovL3d3
+dy5zY2llbmNlLm9yZy9kb2kvYWJzLzEwLjExMjYvc2NpdHJhbnNsbWVkLmFkaDAxODU8L3VybD48
+L3JlbGF0ZWQtdXJscz48L3VybHM+PGVsZWN0cm9uaWMtcmVzb3VyY2UtbnVtPjEwLjExMjYvc2Np
+dHJhbnNsbWVkLmFkaDAxODU8L2VsZWN0cm9uaWMtcmVzb3VyY2UtbnVtPjwvcmVjb3JkPjwvQ2l0
+ZT48Q2l0ZT48QXV0aG9yPlBhbG1vd3NraTwvQXV0aG9yPjxZZWFyPjIwMjU8L1llYXI+PFJlY051
+bT4xMjc8L1JlY051bT48cmVjb3JkPjxyZWMtbnVtYmVyPjEyNzwvcmVjLW51bWJlcj48Zm9yZWln
+bi1rZXlzPjxrZXkgYXBwPSJFTiIgZGItaWQ9InNhMHNzMjJ3cmUwOWZvZTlwMnVwenQwbzA1cHBl
+c2R3MnZ0MiIgdGltZXN0YW1wPSIxNzg0MjY4MDQzIj4xMjc8L2tleT48L2ZvcmVpZ24ta2V5cz48
+cmVmLXR5cGUgbmFtZT0iSm91cm5hbCBBcnRpY2xlIj4xNzwvcmVmLXR5cGU+PGNvbnRyaWJ1dG9y
+cz48YXV0aG9ycz48YXV0aG9yPlBhbG1vd3NraSwgTGFyczwvYXV0aG9yPjxhdXRob3I+V2ViZXIs
+IE1haWtlPC9hdXRob3I+PGF1dGhvcj5CYXllciwgTWFsdGU8L2F1dGhvcj48YXV0aG9yPk1pLCBZ
+dXhpbjwvYXV0aG9yPjxhdXRob3I+U2Nob3JrLCBLYXJpbjwvYXV0aG9yPjxhdXRob3I+RWlzZW5h
+Y2hlciwgTWFydGluPC9hdXRob3I+PGF1dGhvcj5Ob3dhaywgSGFydG11dGg8L2F1dGhvcj48YXV0
+aG9yPlJhaG1lbCwgVGltPC9hdXRob3I+PGF1dGhvcj5CZXJnbWFubiwgTGFyczwvYXV0aG9yPjxh
+dXRob3I+V2l0b3dza2ksIEFuZHJlYTwvYXV0aG9yPjxhdXRob3I+S29vcywgQmrDtnJuPC9hdXRo
+b3I+PGF1dGhvcj5SdW1wLCBLYXRoYXJpbmE8L2F1dGhvcj48YXV0aG9yPlppZWhlLCBEb21pbmlr
+PC9hdXRob3I+PGF1dGhvcj5MaW1wZXIsIFVscmljaDwvYXV0aG9yPjxhdXRob3I+SGVuemxlciwg
+RGlldHJpY2g8L2F1dGhvcj48YXV0aG9yPkVocmVudHJhdXQsIFN0ZWZhbiBGZWxpeDwvYXV0aG9y
+PjxhdXRob3I+WmFyYm9jaywgQWxleGFuZGVyPC9hdXRob3I+PGF1dGhvcj5GaXNjaGVyLCBSb21h
+bjwvYXV0aG9yPjxhdXRob3I+S25pZ2h0LCBKdWxpYW4gQy48L2F1dGhvcj48YXV0aG9yPkFkYW16
+aWssIE1pY2hhZWw8L2F1dGhvcj48YXV0aG9yPlNpdGVrLCBCYXJiYXJhPC9hdXRob3I+PGF1dGhv
+cj5CcmFjaHQsIFRoaWxvPC9hdXRob3I+PC9hdXRob3JzPjwvY29udHJpYnV0b3JzPjx0aXRsZXM+
+PHRpdGxlPk1vcnRhbGl0eS1hc3NvY2lhdGVkIHBsYXNtYSBwcm90ZW9tZSBkeW5hbWljcyBpbiBh
+IHByb3NwZWN0aXZlIG11bHRpY2VudHJlIHNlcHNpcyBjb2hvcnQ8L3RpdGxlPjxzZWNvbmRhcnkt
+dGl0bGU+ZUJpb01lZGljaW5lPC9zZWNvbmRhcnktdGl0bGU+PC90aXRsZXM+PHBlcmlvZGljYWw+
+PGZ1bGwtdGl0bGU+ZUJpb01lZGljaW5lPC9mdWxsLXRpdGxlPjwvcGVyaW9kaWNhbD48cGFnZXM+
+MTA1NTA4PC9wYWdlcz48dm9sdW1lPjExMTwvdm9sdW1lPjxrZXl3b3Jkcz48a2V5d29yZD5Qcm90
+ZW9taWNzPC9rZXl3b3JkPjxrZXl3b3JkPlNlcHNpczwva2V5d29yZD48a2V5d29yZD5NYWNoaW5l
+IGxlYXJuaW5nPC9rZXl3b3JkPjxrZXl3b3JkPkZlYXR1cmUgaW1wb3J0YW5jZTwva2V5d29yZD48
+a2V5d29yZD5NYXNzIHNwZWN0cm9tZXRyeTwva2V5d29yZD48L2tleXdvcmRzPjxkYXRlcz48eWVh
+cj4yMDI1PC95ZWFyPjxwdWItZGF0ZXM+PGRhdGU+MjAyNS8wMS8wMS88L2RhdGU+PC9wdWItZGF0
+ZXM+PC9kYXRlcz48aXNibj4yMzUyLTM5NjQ8L2lzYm4+PHVybHM+PHJlbGF0ZWQtdXJscz48dXJs
+Pmh0dHBzOi8vd3d3LnNjaWVuY2VkaXJlY3QuY29tL3NjaWVuY2UvYXJ0aWNsZS9waWkvUzIzNTIz
+OTY0MjQwMDU0NDk8L3VybD48L3JlbGF0ZWQtdXJscz48L3VybHM+PGVsZWN0cm9uaWMtcmVzb3Vy
+Y2UtbnVtPjEwLjEwMTYvai5lYmlvbS4yMDI0LjEwNTUwODwvZWxlY3Ryb25pYy1yZXNvdXJjZS1u
+dW0+PC9yZWNvcmQ+PC9DaXRlPjwvRW5kTm90ZT4A
 </w:fldData>
         </w:fldChar>
       </w:r>
@@ -2014,6 +2031,13 @@
           <w:sz w:val="24"/>
         </w:rPr>
         <w:t>Previous analyses of the CMAISE resource focused on baseline molecular heterogeneity, subgroup discovery or prediction</w:t>
+      </w:r>
+      <w:r>
+        <w:rPr>
+          <w:rFonts w:ascii="Times New Roman" w:hAnsi="Times New Roman" w:cs="Times New Roman" w:hint="eastAsia"/>
+          <w:sz w:val="24"/>
+        </w:rPr>
+        <w:t xml:space="preserve"> </w:t>
       </w:r>
       <w:r>
         <w:rPr>
@@ -2045,41 +2069,40 @@
 IENvbnNvcnRpdW08L2F1dGhvcj48L2F1dGhvcnM+PC9jb250cmlidXRvcnM+PHRpdGxlcz48dGl0
 bGU+RGVyaXZpbmcgY29uc2Vuc3VzIHNlcHNpcyBjbHVzdGVycyB2aWEgZ29hbC1kaXJlY3RlZCBz
 dWJncm91cCBpZGVudGlmaWNhdGlvbiBpbiBtdWx0aS1vbWljcyBzdHVkeTwvdGl0bGU+PHNlY29u
-ZGFyeS10aXRsZT5OYXR1cmUgQ29tbXVuaWNhdGlvbnM8L3NlY29uZGFyeS10aXRsZT48L3RpdGxl
-cz48cGVyaW9kaWNhbD48ZnVsbC10aXRsZT5OYXR1cmUgQ29tbXVuaWNhdGlvbnM8L2Z1bGwtdGl0
-bGU+PC9wZXJpb2RpY2FsPjxwYWdlcz4xMDMyODwvcGFnZXM+PHZvbHVtZT4xNjwvdm9sdW1lPjxu
-dW1iZXI+MTwvbnVtYmVyPjxkYXRlcz48eWVhcj4yMDI1PC95ZWFyPjxwdWItZGF0ZXM+PGRhdGU+
-MjAyNS8xMS8yNDwvZGF0ZT48L3B1Yi1kYXRlcz48L2RhdGVzPjxpc2JuPjIwNDEtMTcyMzwvaXNi
-bj48dXJscz48cmVsYXRlZC11cmxzPjx1cmw+aHR0cHM6Ly9kb2kub3JnLzEwLjEwMzgvczQxNDY3
-LTAyNS02NTI3MS00PC91cmw+PC9yZWxhdGVkLXVybHM+PC91cmxzPjxlbGVjdHJvbmljLXJlc291
-cmNlLW51bT4xMC4xMDM4L3M0MTQ2Ny0wMjUtNjUyNzEtNDwvZWxlY3Ryb25pYy1yZXNvdXJjZS1u
-dW0+PC9yZWNvcmQ+PC9DaXRlPjxDaXRlPjxBdXRob3I+UWlhbjwvQXV0aG9yPjxZZWFyPjIwMjY8
-L1llYXI+PFJlY051bT4xMzA8L1JlY051bT48cmVjb3JkPjxyZWMtbnVtYmVyPjEzMDwvcmVjLW51
-bWJlcj48Zm9yZWlnbi1rZXlzPjxrZXkgYXBwPSJFTiIgZGItaWQ9InNhMHNzMjJ3cmUwOWZvZTlw
-MnVwenQwbzA1cHBlc2R3MnZ0MiIgdGltZXN0YW1wPSIxNzg0MjY4MTU2Ij4xMzA8L2tleT48L2Zv
-cmVpZ24ta2V5cz48cmVmLXR5cGUgbmFtZT0iSm91cm5hbCBBcnRpY2xlIj4xNzwvcmVmLXR5cGU+
-PGNvbnRyaWJ1dG9ycz48YXV0aG9ycz48YXV0aG9yPlFpYW4sIFNvbmd6YW48L2F1dGhvcj48YXV0
-aG9yPlpoZW5nLCBSdWk8L2F1dGhvcj48YXV0aG9yPlNoaSwgWWl5aTwvYXV0aG9yPjxhdXRob3I+
-TGFpLCBNaXNoYTwvYXV0aG9yPjxhdXRob3I+SHUsIEp1bmhhbzwvYXV0aG9yPjxhdXRob3I+WHUs
-IE1pbmd5dWU8L2F1dGhvcj48YXV0aG9yPlBhbmcsIERhbnhpYW88L2F1dGhvcj48YXV0aG9yPkdl
-LCBIZXdlaTwvYXV0aG9yPjxhdXRob3I+V2FuZywgRGluZ3l1YW48L2F1dGhvcj48YXV0aG9yPlBh
-biwgSmluZ3llPC9hdXRob3I+PC9hdXRob3JzPjwvY29udHJpYnV0b3JzPjx0aXRsZXM+PHRpdGxl
-Pk11bHRpLW9taWNzIGludGVncmF0aW9uIHJldmVhbHMgbW9sZWN1bGFyIGhldGVyb2dlbmVpdHkg
-YW5kIGNvbnN0cnVjdHMgYSBtYWNoaW5lIGxlYXJuaW5nIHN1cnZpdmFsIG1vZGVsIGZvciBzZXBz
-aXMtaW5kdWNlZCBjb2FndWxvcGF0aHk8L3RpdGxlPjxzZWNvbmRhcnktdGl0bGU+VGhyb21ib3Np
-cyBSZXNlYXJjaDwvc2Vjb25kYXJ5LXRpdGxlPjwvdGl0bGVzPjxwZXJpb2RpY2FsPjxmdWxsLXRp
-dGxlPlRocm9tYm9zaXMgUmVzZWFyY2g8L2Z1bGwtdGl0bGU+PC9wZXJpb2RpY2FsPjxwYWdlcz4x
-MDk2MTg8L3BhZ2VzPjx2b2x1bWU+MjU5PC92b2x1bWU+PGtleXdvcmRzPjxrZXl3b3JkPlNlcHNp
-cy1pbmR1Y2VkIGNvYWd1bG9wYXRoeTwva2V5d29yZD48a2V5d29yZD5NdWx0aS1vbWljczwva2V5
-d29yZD48a2V5d29yZD5UcmFuc2NyaXB0b21pY3M8L2tleXdvcmQ+PGtleXdvcmQ+TWFjaGluZSBs
-ZWFybmluZzwva2V5d29yZD48a2V5d29yZD5QcmVjaXNpb24gbWVkaWNpbmU8L2tleXdvcmQ+PGtl
-eXdvcmQ+UHJvZ25vc2lzPC9rZXl3b3JkPjwva2V5d29yZHM+PGRhdGVzPjx5ZWFyPjIwMjY8L3ll
-YXI+PHB1Yi1kYXRlcz48ZGF0ZT4yMDI2LzAzLzAxLzwvZGF0ZT48L3B1Yi1kYXRlcz48L2RhdGVz
-Pjxpc2JuPjAwNDktMzg0ODwvaXNibj48dXJscz48cmVsYXRlZC11cmxzPjx1cmw+aHR0cHM6Ly93
-d3cuc2NpZW5jZWRpcmVjdC5jb20vc2NpZW5jZS9hcnRpY2xlL3BpaS9TMDA0OTM4NDgyNjAwMDM3
-WDwvdXJsPjwvcmVsYXRlZC11cmxzPjwvdXJscz48ZWxlY3Ryb25pYy1yZXNvdXJjZS1udW0+MTAu
-MTAxNi9qLnRocm9tcmVzLjIwMjYuMTA5NjE4PC9lbGVjdHJvbmljLXJlc291cmNlLW51bT48L3Jl
-Y29yZD48L0NpdGU+PC9FbmROb3RlPn==
+ZGFyeS10aXRsZT5OYXQgQ29tbXVuPC9zZWNvbmRhcnktdGl0bGU+PC90aXRsZXM+PHBlcmlvZGlj
+YWw+PGZ1bGwtdGl0bGU+TmF0IENvbW11bjwvZnVsbC10aXRsZT48L3BlcmlvZGljYWw+PHBhZ2Vz
+PjEwMzI4PC9wYWdlcz48dm9sdW1lPjE2PC92b2x1bWU+PG51bWJlcj4xPC9udW1iZXI+PGRhdGVz
+Pjx5ZWFyPjIwMjU8L3llYXI+PHB1Yi1kYXRlcz48ZGF0ZT4yMDI1LzExLzI0PC9kYXRlPjwvcHVi
+LWRhdGVzPjwvZGF0ZXM+PGlzYm4+MjA0MS0xNzIzPC9pc2JuPjx1cmxzPjxyZWxhdGVkLXVybHM+
+PHVybD5odHRwczovL2RvaS5vcmcvMTAuMTAzOC9zNDE0NjctMDI1LTY1MjcxLTQ8L3VybD48L3Jl
+bGF0ZWQtdXJscz48L3VybHM+PGVsZWN0cm9uaWMtcmVzb3VyY2UtbnVtPjEwLjEwMzgvczQxNDY3
+LTAyNS02NTI3MS00PC9lbGVjdHJvbmljLXJlc291cmNlLW51bT48L3JlY29yZD48L0NpdGU+PENp
+dGU+PEF1dGhvcj5RaWFuPC9BdXRob3I+PFllYXI+MjAyNjwvWWVhcj48UmVjTnVtPjEzMDwvUmVj
+TnVtPjxyZWNvcmQ+PHJlYy1udW1iZXI+MTMwPC9yZWMtbnVtYmVyPjxmb3JlaWduLWtleXM+PGtl
+eSBhcHA9IkVOIiBkYi1pZD0ic2Ewc3MyMndyZTA5Zm9lOXAydXB6dDBvMDVwcGVzZHcydnQyIiB0
+aW1lc3RhbXA9IjE3ODQyNjgxNTYiPjEzMDwva2V5PjwvZm9yZWlnbi1rZXlzPjxyZWYtdHlwZSBu
+YW1lPSJKb3VybmFsIEFydGljbGUiPjE3PC9yZWYtdHlwZT48Y29udHJpYnV0b3JzPjxhdXRob3Jz
+PjxhdXRob3I+UWlhbiwgU29uZ3phbjwvYXV0aG9yPjxhdXRob3I+WmhlbmcsIFJ1aTwvYXV0aG9y
+PjxhdXRob3I+U2hpLCBZaXlpPC9hdXRob3I+PGF1dGhvcj5MYWksIE1pc2hhPC9hdXRob3I+PGF1
+dGhvcj5IdSwgSnVuaGFvPC9hdXRob3I+PGF1dGhvcj5YdSwgTWluZ3l1ZTwvYXV0aG9yPjxhdXRo
+b3I+UGFuZywgRGFueGlhbzwvYXV0aG9yPjxhdXRob3I+R2UsIEhld2VpPC9hdXRob3I+PGF1dGhv
+cj5XYW5nLCBEaW5neXVhbjwvYXV0aG9yPjxhdXRob3I+UGFuLCBKaW5neWU8L2F1dGhvcj48L2F1
+dGhvcnM+PC9jb250cmlidXRvcnM+PHRpdGxlcz48dGl0bGU+TXVsdGktb21pY3MgaW50ZWdyYXRp
+b24gcmV2ZWFscyBtb2xlY3VsYXIgaGV0ZXJvZ2VuZWl0eSBhbmQgY29uc3RydWN0cyBhIG1hY2hp
+bmUgbGVhcm5pbmcgc3Vydml2YWwgbW9kZWwgZm9yIHNlcHNpcy1pbmR1Y2VkIGNvYWd1bG9wYXRo
+eTwvdGl0bGU+PHNlY29uZGFyeS10aXRsZT5UaHJvbWIgUmVzPC9zZWNvbmRhcnktdGl0bGU+PC90
+aXRsZXM+PHBlcmlvZGljYWw+PGZ1bGwtdGl0bGU+VGhyb21iIFJlczwvZnVsbC10aXRsZT48L3Bl
+cmlvZGljYWw+PHBhZ2VzPjEwOTYxODwvcGFnZXM+PHZvbHVtZT4yNTk8L3ZvbHVtZT48a2V5d29y
+ZHM+PGtleXdvcmQ+U2Vwc2lzLWluZHVjZWQgY29hZ3Vsb3BhdGh5PC9rZXl3b3JkPjxrZXl3b3Jk
+Pk11bHRpLW9taWNzPC9rZXl3b3JkPjxrZXl3b3JkPlRyYW5zY3JpcHRvbWljczwva2V5d29yZD48
+a2V5d29yZD5NYWNoaW5lIGxlYXJuaW5nPC9rZXl3b3JkPjxrZXl3b3JkPlByZWNpc2lvbiBtZWRp
+Y2luZTwva2V5d29yZD48a2V5d29yZD5Qcm9nbm9zaXM8L2tleXdvcmQ+PC9rZXl3b3Jkcz48ZGF0
+ZXM+PHllYXI+MjAyNjwveWVhcj48cHViLWRhdGVzPjxkYXRlPjIwMjYvMDMvMDEvPC9kYXRlPjwv
+cHViLWRhdGVzPjwvZGF0ZXM+PGlzYm4+MDA0OS0zODQ4PC9pc2JuPjx1cmxzPjxyZWxhdGVkLXVy
+bHM+PHVybD5odHRwczovL3d3dy5zY2llbmNlZGlyZWN0LmNvbS9zY2llbmNlL2FydGljbGUvcGlp
+L1MwMDQ5Mzg0ODI2MDAwMzdYPC91cmw+PC9yZWxhdGVkLXVybHM+PC91cmxzPjxlbGVjdHJvbmlj
+LXJlc291cmNlLW51bT4xMC4xMDE2L2oudGhyb21yZXMuMjAyNi4xMDk2MTg8L2VsZWN0cm9uaWMt
+cmVzb3VyY2UtbnVtPjwvcmVjb3JkPjwvQ2l0ZT48L0VuZE5vdGU+
 </w:fldData>
         </w:fldChar>
       </w:r>
@@ -2120,41 +2143,40 @@
 IENvbnNvcnRpdW08L2F1dGhvcj48L2F1dGhvcnM+PC9jb250cmlidXRvcnM+PHRpdGxlcz48dGl0
 bGU+RGVyaXZpbmcgY29uc2Vuc3VzIHNlcHNpcyBjbHVzdGVycyB2aWEgZ29hbC1kaXJlY3RlZCBz
 dWJncm91cCBpZGVudGlmaWNhdGlvbiBpbiBtdWx0aS1vbWljcyBzdHVkeTwvdGl0bGU+PHNlY29u
-ZGFyeS10aXRsZT5OYXR1cmUgQ29tbXVuaWNhdGlvbnM8L3NlY29uZGFyeS10aXRsZT48L3RpdGxl
-cz48cGVyaW9kaWNhbD48ZnVsbC10aXRsZT5OYXR1cmUgQ29tbXVuaWNhdGlvbnM8L2Z1bGwtdGl0
-bGU+PC9wZXJpb2RpY2FsPjxwYWdlcz4xMDMyODwvcGFnZXM+PHZvbHVtZT4xNjwvdm9sdW1lPjxu
-dW1iZXI+MTwvbnVtYmVyPjxkYXRlcz48eWVhcj4yMDI1PC95ZWFyPjxwdWItZGF0ZXM+PGRhdGU+
-MjAyNS8xMS8yNDwvZGF0ZT48L3B1Yi1kYXRlcz48L2RhdGVzPjxpc2JuPjIwNDEtMTcyMzwvaXNi
-bj48dXJscz48cmVsYXRlZC11cmxzPjx1cmw+aHR0cHM6Ly9kb2kub3JnLzEwLjEwMzgvczQxNDY3
-LTAyNS02NTI3MS00PC91cmw+PC9yZWxhdGVkLXVybHM+PC91cmxzPjxlbGVjdHJvbmljLXJlc291
-cmNlLW51bT4xMC4xMDM4L3M0MTQ2Ny0wMjUtNjUyNzEtNDwvZWxlY3Ryb25pYy1yZXNvdXJjZS1u
-dW0+PC9yZWNvcmQ+PC9DaXRlPjxDaXRlPjxBdXRob3I+UWlhbjwvQXV0aG9yPjxZZWFyPjIwMjY8
-L1llYXI+PFJlY051bT4xMzA8L1JlY051bT48cmVjb3JkPjxyZWMtbnVtYmVyPjEzMDwvcmVjLW51
-bWJlcj48Zm9yZWlnbi1rZXlzPjxrZXkgYXBwPSJFTiIgZGItaWQ9InNhMHNzMjJ3cmUwOWZvZTlw
-MnVwenQwbzA1cHBlc2R3MnZ0MiIgdGltZXN0YW1wPSIxNzg0MjY4MTU2Ij4xMzA8L2tleT48L2Zv
-cmVpZ24ta2V5cz48cmVmLXR5cGUgbmFtZT0iSm91cm5hbCBBcnRpY2xlIj4xNzwvcmVmLXR5cGU+
-PGNvbnRyaWJ1dG9ycz48YXV0aG9ycz48YXV0aG9yPlFpYW4sIFNvbmd6YW48L2F1dGhvcj48YXV0
-aG9yPlpoZW5nLCBSdWk8L2F1dGhvcj48YXV0aG9yPlNoaSwgWWl5aTwvYXV0aG9yPjxhdXRob3I+
-TGFpLCBNaXNoYTwvYXV0aG9yPjxhdXRob3I+SHUsIEp1bmhhbzwvYXV0aG9yPjxhdXRob3I+WHUs
-IE1pbmd5dWU8L2F1dGhvcj48YXV0aG9yPlBhbmcsIERhbnhpYW88L2F1dGhvcj48YXV0aG9yPkdl
-LCBIZXdlaTwvYXV0aG9yPjxhdXRob3I+V2FuZywgRGluZ3l1YW48L2F1dGhvcj48YXV0aG9yPlBh
-biwgSmluZ3llPC9hdXRob3I+PC9hdXRob3JzPjwvY29udHJpYnV0b3JzPjx0aXRsZXM+PHRpdGxl
-Pk11bHRpLW9taWNzIGludGVncmF0aW9uIHJldmVhbHMgbW9sZWN1bGFyIGhldGVyb2dlbmVpdHkg
-YW5kIGNvbnN0cnVjdHMgYSBtYWNoaW5lIGxlYXJuaW5nIHN1cnZpdmFsIG1vZGVsIGZvciBzZXBz
-aXMtaW5kdWNlZCBjb2FndWxvcGF0aHk8L3RpdGxlPjxzZWNvbmRhcnktdGl0bGU+VGhyb21ib3Np
-cyBSZXNlYXJjaDwvc2Vjb25kYXJ5LXRpdGxlPjwvdGl0bGVzPjxwZXJpb2RpY2FsPjxmdWxsLXRp
-dGxlPlRocm9tYm9zaXMgUmVzZWFyY2g8L2Z1bGwtdGl0bGU+PC9wZXJpb2RpY2FsPjxwYWdlcz4x
-MDk2MTg8L3BhZ2VzPjx2b2x1bWU+MjU5PC92b2x1bWU+PGtleXdvcmRzPjxrZXl3b3JkPlNlcHNp
-cy1pbmR1Y2VkIGNvYWd1bG9wYXRoeTwva2V5d29yZD48a2V5d29yZD5NdWx0aS1vbWljczwva2V5
-d29yZD48a2V5d29yZD5UcmFuc2NyaXB0b21pY3M8L2tleXdvcmQ+PGtleXdvcmQ+TWFjaGluZSBs
-ZWFybmluZzwva2V5d29yZD48a2V5d29yZD5QcmVjaXNpb24gbWVkaWNpbmU8L2tleXdvcmQ+PGtl
-eXdvcmQ+UHJvZ25vc2lzPC9rZXl3b3JkPjwva2V5d29yZHM+PGRhdGVzPjx5ZWFyPjIwMjY8L3ll
-YXI+PHB1Yi1kYXRlcz48ZGF0ZT4yMDI2LzAzLzAxLzwvZGF0ZT48L3B1Yi1kYXRlcz48L2RhdGVz
-Pjxpc2JuPjAwNDktMzg0ODwvaXNibj48dXJscz48cmVsYXRlZC11cmxzPjx1cmw+aHR0cHM6Ly93
-d3cuc2NpZW5jZWRpcmVjdC5jb20vc2NpZW5jZS9hcnRpY2xlL3BpaS9TMDA0OTM4NDgyNjAwMDM3
-WDwvdXJsPjwvcmVsYXRlZC11cmxzPjwvdXJscz48ZWxlY3Ryb25pYy1yZXNvdXJjZS1udW0+MTAu
-MTAxNi9qLnRocm9tcmVzLjIwMjYuMTA5NjE4PC9lbGVjdHJvbmljLXJlc291cmNlLW51bT48L3Jl
-Y29yZD48L0NpdGU+PC9FbmROb3RlPn==
+ZGFyeS10aXRsZT5OYXQgQ29tbXVuPC9zZWNvbmRhcnktdGl0bGU+PC90aXRsZXM+PHBlcmlvZGlj
+YWw+PGZ1bGwtdGl0bGU+TmF0IENvbW11bjwvZnVsbC10aXRsZT48L3BlcmlvZGljYWw+PHBhZ2Vz
+PjEwMzI4PC9wYWdlcz48dm9sdW1lPjE2PC92b2x1bWU+PG51bWJlcj4xPC9udW1iZXI+PGRhdGVz
+Pjx5ZWFyPjIwMjU8L3llYXI+PHB1Yi1kYXRlcz48ZGF0ZT4yMDI1LzExLzI0PC9kYXRlPjwvcHVi
+LWRhdGVzPjwvZGF0ZXM+PGlzYm4+MjA0MS0xNzIzPC9pc2JuPjx1cmxzPjxyZWxhdGVkLXVybHM+
+PHVybD5odHRwczovL2RvaS5vcmcvMTAuMTAzOC9zNDE0NjctMDI1LTY1MjcxLTQ8L3VybD48L3Jl
+bGF0ZWQtdXJscz48L3VybHM+PGVsZWN0cm9uaWMtcmVzb3VyY2UtbnVtPjEwLjEwMzgvczQxNDY3
+LTAyNS02NTI3MS00PC9lbGVjdHJvbmljLXJlc291cmNlLW51bT48L3JlY29yZD48L0NpdGU+PENp
+dGU+PEF1dGhvcj5RaWFuPC9BdXRob3I+PFllYXI+MjAyNjwvWWVhcj48UmVjTnVtPjEzMDwvUmVj
+TnVtPjxyZWNvcmQ+PHJlYy1udW1iZXI+MTMwPC9yZWMtbnVtYmVyPjxmb3JlaWduLWtleXM+PGtl
+eSBhcHA9IkVOIiBkYi1pZD0ic2Ewc3MyMndyZTA5Zm9lOXAydXB6dDBvMDVwcGVzZHcydnQyIiB0
+aW1lc3RhbXA9IjE3ODQyNjgxNTYiPjEzMDwva2V5PjwvZm9yZWlnbi1rZXlzPjxyZWYtdHlwZSBu
+YW1lPSJKb3VybmFsIEFydGljbGUiPjE3PC9yZWYtdHlwZT48Y29udHJpYnV0b3JzPjxhdXRob3Jz
+PjxhdXRob3I+UWlhbiwgU29uZ3phbjwvYXV0aG9yPjxhdXRob3I+WmhlbmcsIFJ1aTwvYXV0aG9y
+PjxhdXRob3I+U2hpLCBZaXlpPC9hdXRob3I+PGF1dGhvcj5MYWksIE1pc2hhPC9hdXRob3I+PGF1
+dGhvcj5IdSwgSnVuaGFvPC9hdXRob3I+PGF1dGhvcj5YdSwgTWluZ3l1ZTwvYXV0aG9yPjxhdXRo
+b3I+UGFuZywgRGFueGlhbzwvYXV0aG9yPjxhdXRob3I+R2UsIEhld2VpPC9hdXRob3I+PGF1dGhv
+cj5XYW5nLCBEaW5neXVhbjwvYXV0aG9yPjxhdXRob3I+UGFuLCBKaW5neWU8L2F1dGhvcj48L2F1
+dGhvcnM+PC9jb250cmlidXRvcnM+PHRpdGxlcz48dGl0bGU+TXVsdGktb21pY3MgaW50ZWdyYXRp
+b24gcmV2ZWFscyBtb2xlY3VsYXIgaGV0ZXJvZ2VuZWl0eSBhbmQgY29uc3RydWN0cyBhIG1hY2hp
+bmUgbGVhcm5pbmcgc3Vydml2YWwgbW9kZWwgZm9yIHNlcHNpcy1pbmR1Y2VkIGNvYWd1bG9wYXRo
+eTwvdGl0bGU+PHNlY29uZGFyeS10aXRsZT5UaHJvbWIgUmVzPC9zZWNvbmRhcnktdGl0bGU+PC90
+aXRsZXM+PHBlcmlvZGljYWw+PGZ1bGwtdGl0bGU+VGhyb21iIFJlczwvZnVsbC10aXRsZT48L3Bl
+cmlvZGljYWw+PHBhZ2VzPjEwOTYxODwvcGFnZXM+PHZvbHVtZT4yNTk8L3ZvbHVtZT48a2V5d29y
+ZHM+PGtleXdvcmQ+U2Vwc2lzLWluZHVjZWQgY29hZ3Vsb3BhdGh5PC9rZXl3b3JkPjxrZXl3b3Jk
+Pk11bHRpLW9taWNzPC9rZXl3b3JkPjxrZXl3b3JkPlRyYW5zY3JpcHRvbWljczwva2V5d29yZD48
+a2V5d29yZD5NYWNoaW5lIGxlYXJuaW5nPC9rZXl3b3JkPjxrZXl3b3JkPlByZWNpc2lvbiBtZWRp
+Y2luZTwva2V5d29yZD48a2V5d29yZD5Qcm9nbm9zaXM8L2tleXdvcmQ+PC9rZXl3b3Jkcz48ZGF0
+ZXM+PHllYXI+MjAyNjwveWVhcj48cHViLWRhdGVzPjxkYXRlPjIwMjYvMDMvMDEvPC9kYXRlPjwv
+cHViLWRhdGVzPjwvZGF0ZXM+PGlzYm4+MDA0OS0zODQ4PC9pc2JuPjx1cmxzPjxyZWxhdGVkLXVy
+bHM+PHVybD5odHRwczovL3d3dy5zY2llbmNlZGlyZWN0LmNvbS9zY2llbmNlL2FydGljbGUvcGlp
+L1MwMDQ5Mzg0ODI2MDAwMzdYPC91cmw+PC9yZWxhdGVkLXVybHM+PC91cmxzPjxlbGVjdHJvbmlj
+LXJlc291cmNlLW51bT4xMC4xMDE2L2oudGhyb21yZXMuMjAyNi4xMDk2MTg8L2VsZWN0cm9uaWMt
+cmVzb3VyY2UtbnVtPjwvcmVjb3JkPjwvQ2l0ZT48L0VuZE5vdGU+
 </w:fldData>
         </w:fldChar>
       </w:r>
@@ -2360,6 +2382,13 @@
           <w:sz w:val="24"/>
         </w:rPr>
         <w:t xml:space="preserve"> Chinese Multi-omics Advances in Sepsis (CMAISE) cohort</w:t>
+      </w:r>
+      <w:r>
+        <w:rPr>
+          <w:rFonts w:ascii="Times New Roman" w:hAnsi="Times New Roman" w:cs="Times New Roman" w:hint="eastAsia"/>
+          <w:sz w:val="24"/>
+        </w:rPr>
+        <w:t xml:space="preserve"> </w:t>
       </w:r>
       <w:r>
         <w:rPr>
@@ -2394,46 +2423,45 @@
 biBTZXBzaXMgQ29uc29ydGl1bTwvYXV0aG9yPjwvYXV0aG9ycz48L2NvbnRyaWJ1dG9ycz48dGl0
 bGVzPjx0aXRsZT5DTUFJU0U6IEVzdGFibGlzaGluZyB0aGUgTG9uZ2l0dWRpbmFsIE11bHRpLU9t
 aWNzIENvaG9ydCBmb3IgU2Vwc2lzIFByZWNpc2lvbiBNZWRpY2luZTwvdGl0bGU+PHNlY29uZGFy
-eS10aXRsZT5NZWQgUmVzZWFyY2g8L3NlY29uZGFyeS10aXRsZT48L3RpdGxlcz48cGVyaW9kaWNh
-bD48ZnVsbC10aXRsZT5NZWQgUmVzZWFyY2g8L2Z1bGwtdGl0bGU+PC9wZXJpb2RpY2FsPjxwYWdl
-cz4zOTctNDA0PC9wYWdlcz48dm9sdW1lPjI8L3ZvbHVtZT48bnVtYmVyPjI8L251bWJlcj48ZGF0
-ZXM+PHllYXI+MjAyNjwveWVhcj48L2RhdGVzPjxpc2JuPjI5OTgtNDk2MzwvaXNibj48dXJscz48
-cmVsYXRlZC11cmxzPjx1cmw+aHR0cHM6Ly9vbmxpbmVsaWJyYXJ5LndpbGV5LmNvbS9kb2kvYWJz
-LzEwLjEwMDIvbWRyMi43MDA1NzwvdXJsPjwvcmVsYXRlZC11cmxzPjwvdXJscz48ZWxlY3Ryb25p
-Yy1yZXNvdXJjZS1udW0+MTAuMTAwMi9tZHIyLjcwMDU3PC9lbGVjdHJvbmljLXJlc291cmNlLW51
-bT48L3JlY29yZD48L0NpdGU+PENpdGU+PEF1dGhvcj5aaGFuZzwvQXV0aG9yPjxZZWFyPjIwMjU8
-L1llYXI+PFJlY051bT4yMjI8L1JlY051bT48cmVjb3JkPjxyZWMtbnVtYmVyPjIyMjwvcmVjLW51
-bWJlcj48Zm9yZWlnbi1rZXlzPjxrZXkgYXBwPSJFTiIgZGItaWQ9InNhMHNzMjJ3cmUwOWZvZTlw
-MnVwenQwbzA1cHBlc2R3MnZ0MiIgdGltZXN0YW1wPSIxNzg0MzQ3MjQwIj4yMjI8L2tleT48L2Zv
-cmVpZ24ta2V5cz48cmVmLXR5cGUgbmFtZT0iSm91cm5hbCBBcnRpY2xlIj4xNzwvcmVmLXR5cGU+
-PGNvbnRyaWJ1dG9ycz48YXV0aG9ycz48YXV0aG9yPlpoYW5nLCBaaG9uZ2hlbmc8L2F1dGhvcj48
-YXV0aG9yPkNoZW4sIExpbjwvYXV0aG9yPjxhdXRob3I+U2hlbiwgSG9uZ2ppZTwvYXV0aG9yPjxh
-dXRob3I+V2FuZywgSmluZzwvYXV0aG9yPjxhdXRob3I+WWFuZywgSmllPC9hdXRob3I+PGF1dGhv
-cj5ZYW5nLCBTdWliaTwvYXV0aG9yPjxhdXRob3I+WmhhbmcsIFdlaW1pbjwvYXV0aG9yPjxhdXRo
-b3I+SmlhbmcsIFh1YW5kb25nPC9hdXRob3I+PGF1dGhvcj5XdSwgWGlhb2p1bjwvYXV0aG9yPjxh
-dXRob3I+TWVuZywgWGlhbmdsaW48L2F1dGhvcj48YXV0aG9yPlpoYW8sIEZlbmd6aGk8L2F1dGhv
-cj48YXV0aG9yPkd1LCBXYW5qaWU8L2F1dGhvcj48YXV0aG9yPllpbiwgSGFpeWFuPC9hdXRob3I+
-PGF1dGhvcj5XYW5nLCBMaWh1aTwvYXV0aG9yPjxhdXRob3I+WXUsIFl1ZXRpYW48L2F1dGhvcj48
-YXV0aG9yPkNoZW5nLCBMaW5neGlhPC9hdXRob3I+PGF1dGhvcj5YdSwgUGluZzwvYXV0aG9yPjxh
-dXRob3I+RmVpLCBEYW50aW5nPC9hdXRob3I+PGF1dGhvcj5ZdSwgSHVpamllPC9hdXRob3I+PGF1
-dGhvcj5TaGVuLCBYdW5pbmc8L2F1dGhvcj48YXV0aG9yPkppbiwgWXVob25nPC9hdXRob3I+PGF1
-dGhvcj5MaXUsIEJpbmd5YW5nPC9hdXRob3I+PGF1dGhvcj5TdW4sIEppYW48L2F1dGhvcj48YXV0
-aG9yPk5pLCBIb25neWluZzwvYXV0aG9yPjxhdXRob3I+QXRyZXlhLCBNaWhpciBSLjwvYXV0aG9y
-PjxhdXRob3I+RWxiZXJzLCBQYXVsIFcuIEcuPC9hdXRob3I+PGF1dGhvcj5IbywgS3dvayBNaW5n
-PC9hdXRob3I+PGF1dGhvcj5DZWxpLCBMZW8gQW50aG9ueTwvYXV0aG9yPjxhdXRob3I+Q2hpbmVz
-ZSBNdWx0aS1vbWljcyBBZHZhbmNlcyBJbiBTZXBzaXMsIENvbnNvcnRpdW08L2F1dGhvcj48L2F1
-dGhvcnM+PC9jb250cmlidXRvcnM+PHRpdGxlcz48dGl0bGU+RGVyaXZpbmcgY29uc2Vuc3VzIHNl
-cHNpcyBjbHVzdGVycyB2aWEgZ29hbC1kaXJlY3RlZCBzdWJncm91cCBpZGVudGlmaWNhdGlvbiBp
-biBtdWx0aS1vbWljcyBzdHVkeTwvdGl0bGU+PHNlY29uZGFyeS10aXRsZT5OYXR1cmUgQ29tbXVu
-aWNhdGlvbnM8L3NlY29uZGFyeS10aXRsZT48L3RpdGxlcz48cGVyaW9kaWNhbD48ZnVsbC10aXRs
-ZT5OYXR1cmUgQ29tbXVuaWNhdGlvbnM8L2Z1bGwtdGl0bGU+PC9wZXJpb2RpY2FsPjxwYWdlcz4x
-MDMyODwvcGFnZXM+PHZvbHVtZT4xNjwvdm9sdW1lPjxudW1iZXI+MTwvbnVtYmVyPjxkYXRlcz48
-eWVhcj4yMDI1PC95ZWFyPjxwdWItZGF0ZXM+PGRhdGU+MjAyNS8xMS8yNDwvZGF0ZT48L3B1Yi1k
-YXRlcz48L2RhdGVzPjxpc2JuPjIwNDEtMTcyMzwvaXNibj48dXJscz48cmVsYXRlZC11cmxzPjx1
-cmw+aHR0cHM6Ly9kb2kub3JnLzEwLjEwMzgvczQxNDY3LTAyNS02NTI3MS00PC91cmw+PC9yZWxh
-dGVkLXVybHM+PC91cmxzPjxlbGVjdHJvbmljLXJlc291cmNlLW51bT4xMC4xMDM4L3M0MTQ2Ny0w
-MjUtNjUyNzEtNDwvZWxlY3Ryb25pYy1yZXNvdXJjZS1udW0+PC9yZWNvcmQ+PC9DaXRlPjwvRW5k
-Tm90ZT4A
+eS10aXRsZT5NZWQgUmVzPC9zZWNvbmRhcnktdGl0bGU+PC90aXRsZXM+PHBlcmlvZGljYWw+PGZ1
+bGwtdGl0bGU+TWVkIFJlczwvZnVsbC10aXRsZT48L3BlcmlvZGljYWw+PHBhZ2VzPjM5Ny00MDQ8
+L3BhZ2VzPjx2b2x1bWU+Mjwvdm9sdW1lPjxudW1iZXI+MjwvbnVtYmVyPjxkYXRlcz48eWVhcj4y
+MDI2PC95ZWFyPjwvZGF0ZXM+PGlzYm4+Mjk5OC00OTYzPC9pc2JuPjx1cmxzPjxyZWxhdGVkLXVy
+bHM+PHVybD5odHRwczovL29ubGluZWxpYnJhcnkud2lsZXkuY29tL2RvaS9hYnMvMTAuMTAwMi9t
+ZHIyLjcwMDU3PC91cmw+PC9yZWxhdGVkLXVybHM+PC91cmxzPjxlbGVjdHJvbmljLXJlc291cmNl
+LW51bT4xMC4xMDAyL21kcjIuNzAwNTc8L2VsZWN0cm9uaWMtcmVzb3VyY2UtbnVtPjwvcmVjb3Jk
+PjwvQ2l0ZT48Q2l0ZT48QXV0aG9yPlpoYW5nPC9BdXRob3I+PFllYXI+MjAyNTwvWWVhcj48UmVj
+TnVtPjIyMjwvUmVjTnVtPjxyZWNvcmQ+PHJlYy1udW1iZXI+MjIyPC9yZWMtbnVtYmVyPjxmb3Jl
+aWduLWtleXM+PGtleSBhcHA9IkVOIiBkYi1pZD0ic2Ewc3MyMndyZTA5Zm9lOXAydXB6dDBvMDVw
+cGVzZHcydnQyIiB0aW1lc3RhbXA9IjE3ODQzNDcyNDAiPjIyMjwva2V5PjwvZm9yZWlnbi1rZXlz
+PjxyZWYtdHlwZSBuYW1lPSJKb3VybmFsIEFydGljbGUiPjE3PC9yZWYtdHlwZT48Y29udHJpYnV0
+b3JzPjxhdXRob3JzPjxhdXRob3I+WmhhbmcsIFpob25naGVuZzwvYXV0aG9yPjxhdXRob3I+Q2hl
+biwgTGluPC9hdXRob3I+PGF1dGhvcj5TaGVuLCBIb25namllPC9hdXRob3I+PGF1dGhvcj5XYW5n
+LCBKaW5nPC9hdXRob3I+PGF1dGhvcj5ZYW5nLCBKaWU8L2F1dGhvcj48YXV0aG9yPllhbmcsIFN1
+aWJpPC9hdXRob3I+PGF1dGhvcj5aaGFuZywgV2VpbWluPC9hdXRob3I+PGF1dGhvcj5KaWFuZywg
+WHVhbmRvbmc8L2F1dGhvcj48YXV0aG9yPld1LCBYaWFvanVuPC9hdXRob3I+PGF1dGhvcj5NZW5n
+LCBYaWFuZ2xpbjwvYXV0aG9yPjxhdXRob3I+WmhhbywgRmVuZ3poaTwvYXV0aG9yPjxhdXRob3I+
+R3UsIFdhbmppZTwvYXV0aG9yPjxhdXRob3I+WWluLCBIYWl5YW48L2F1dGhvcj48YXV0aG9yPldh
+bmcsIExpaHVpPC9hdXRob3I+PGF1dGhvcj5ZdSwgWXVldGlhbjwvYXV0aG9yPjxhdXRob3I+Q2hl
+bmcsIExpbmd4aWE8L2F1dGhvcj48YXV0aG9yPlh1LCBQaW5nPC9hdXRob3I+PGF1dGhvcj5GZWks
+IERhbnRpbmc8L2F1dGhvcj48YXV0aG9yPll1LCBIdWlqaWU8L2F1dGhvcj48YXV0aG9yPlNoZW4s
+IFh1bmluZzwvYXV0aG9yPjxhdXRob3I+SmluLCBZdWhvbmc8L2F1dGhvcj48YXV0aG9yPkxpdSwg
+QmluZ3lhbmc8L2F1dGhvcj48YXV0aG9yPlN1biwgSmlhbjwvYXV0aG9yPjxhdXRob3I+TmksIEhv
+bmd5aW5nPC9hdXRob3I+PGF1dGhvcj5BdHJleWEsIE1paGlyIFIuPC9hdXRob3I+PGF1dGhvcj5F
+bGJlcnMsIFBhdWwgVy4gRy48L2F1dGhvcj48YXV0aG9yPkhvLCBLd29rIE1pbmc8L2F1dGhvcj48
+YXV0aG9yPkNlbGksIExlbyBBbnRob255PC9hdXRob3I+PGF1dGhvcj5DaGluZXNlIE11bHRpLW9t
+aWNzIEFkdmFuY2VzIEluIFNlcHNpcywgQ29uc29ydGl1bTwvYXV0aG9yPjwvYXV0aG9ycz48L2Nv
+bnRyaWJ1dG9ycz48dGl0bGVzPjx0aXRsZT5EZXJpdmluZyBjb25zZW5zdXMgc2Vwc2lzIGNsdXN0
+ZXJzIHZpYSBnb2FsLWRpcmVjdGVkIHN1Ymdyb3VwIGlkZW50aWZpY2F0aW9uIGluIG11bHRpLW9t
+aWNzIHN0dWR5PC90aXRsZT48c2Vjb25kYXJ5LXRpdGxlPk5hdCBDb21tdW48L3NlY29uZGFyeS10
+aXRsZT48L3RpdGxlcz48cGVyaW9kaWNhbD48ZnVsbC10aXRsZT5OYXQgQ29tbXVuPC9mdWxsLXRp
+dGxlPjwvcGVyaW9kaWNhbD48cGFnZXM+MTAzMjg8L3BhZ2VzPjx2b2x1bWU+MTY8L3ZvbHVtZT48
+bnVtYmVyPjE8L251bWJlcj48ZGF0ZXM+PHllYXI+MjAyNTwveWVhcj48cHViLWRhdGVzPjxkYXRl
+PjIwMjUvMTEvMjQ8L2RhdGU+PC9wdWItZGF0ZXM+PC9kYXRlcz48aXNibj4yMDQxLTE3MjM8L2lz
+Ym4+PHVybHM+PHJlbGF0ZWQtdXJscz48dXJsPmh0dHBzOi8vZG9pLm9yZy8xMC4xMDM4L3M0MTQ2
+Ny0wMjUtNjUyNzEtNDwvdXJsPjwvcmVsYXRlZC11cmxzPjwvdXJscz48ZWxlY3Ryb25pYy1yZXNv
+dXJjZS1udW0+MTAuMTAzOC9zNDE0NjctMDI1LTY1MjcxLTQ8L2VsZWN0cm9uaWMtcmVzb3VyY2Ut
+bnVtPjwvcmVjb3JkPjwvQ2l0ZT48L0VuZE5vdGU+AG==
 </w:fldData>
         </w:fldChar>
       </w:r>
@@ -2477,46 +2505,45 @@
 biBTZXBzaXMgQ29uc29ydGl1bTwvYXV0aG9yPjwvYXV0aG9ycz48L2NvbnRyaWJ1dG9ycz48dGl0
 bGVzPjx0aXRsZT5DTUFJU0U6IEVzdGFibGlzaGluZyB0aGUgTG9uZ2l0dWRpbmFsIE11bHRpLU9t
 aWNzIENvaG9ydCBmb3IgU2Vwc2lzIFByZWNpc2lvbiBNZWRpY2luZTwvdGl0bGU+PHNlY29uZGFy
-eS10aXRsZT5NZWQgUmVzZWFyY2g8L3NlY29uZGFyeS10aXRsZT48L3RpdGxlcz48cGVyaW9kaWNh
-bD48ZnVsbC10aXRsZT5NZWQgUmVzZWFyY2g8L2Z1bGwtdGl0bGU+PC9wZXJpb2RpY2FsPjxwYWdl
-cz4zOTctNDA0PC9wYWdlcz48dm9sdW1lPjI8L3ZvbHVtZT48bnVtYmVyPjI8L251bWJlcj48ZGF0
-ZXM+PHllYXI+MjAyNjwveWVhcj48L2RhdGVzPjxpc2JuPjI5OTgtNDk2MzwvaXNibj48dXJscz48
-cmVsYXRlZC11cmxzPjx1cmw+aHR0cHM6Ly9vbmxpbmVsaWJyYXJ5LndpbGV5LmNvbS9kb2kvYWJz
-LzEwLjEwMDIvbWRyMi43MDA1NzwvdXJsPjwvcmVsYXRlZC11cmxzPjwvdXJscz48ZWxlY3Ryb25p
-Yy1yZXNvdXJjZS1udW0+MTAuMTAwMi9tZHIyLjcwMDU3PC9lbGVjdHJvbmljLXJlc291cmNlLW51
-bT48L3JlY29yZD48L0NpdGU+PENpdGU+PEF1dGhvcj5aaGFuZzwvQXV0aG9yPjxZZWFyPjIwMjU8
-L1llYXI+PFJlY051bT4yMjI8L1JlY051bT48cmVjb3JkPjxyZWMtbnVtYmVyPjIyMjwvcmVjLW51
-bWJlcj48Zm9yZWlnbi1rZXlzPjxrZXkgYXBwPSJFTiIgZGItaWQ9InNhMHNzMjJ3cmUwOWZvZTlw
-MnVwenQwbzA1cHBlc2R3MnZ0MiIgdGltZXN0YW1wPSIxNzg0MzQ3MjQwIj4yMjI8L2tleT48L2Zv
-cmVpZ24ta2V5cz48cmVmLXR5cGUgbmFtZT0iSm91cm5hbCBBcnRpY2xlIj4xNzwvcmVmLXR5cGU+
-PGNvbnRyaWJ1dG9ycz48YXV0aG9ycz48YXV0aG9yPlpoYW5nLCBaaG9uZ2hlbmc8L2F1dGhvcj48
-YXV0aG9yPkNoZW4sIExpbjwvYXV0aG9yPjxhdXRob3I+U2hlbiwgSG9uZ2ppZTwvYXV0aG9yPjxh
-dXRob3I+V2FuZywgSmluZzwvYXV0aG9yPjxhdXRob3I+WWFuZywgSmllPC9hdXRob3I+PGF1dGhv
-cj5ZYW5nLCBTdWliaTwvYXV0aG9yPjxhdXRob3I+WmhhbmcsIFdlaW1pbjwvYXV0aG9yPjxhdXRo
-b3I+SmlhbmcsIFh1YW5kb25nPC9hdXRob3I+PGF1dGhvcj5XdSwgWGlhb2p1bjwvYXV0aG9yPjxh
-dXRob3I+TWVuZywgWGlhbmdsaW48L2F1dGhvcj48YXV0aG9yPlpoYW8sIEZlbmd6aGk8L2F1dGhv
-cj48YXV0aG9yPkd1LCBXYW5qaWU8L2F1dGhvcj48YXV0aG9yPllpbiwgSGFpeWFuPC9hdXRob3I+
-PGF1dGhvcj5XYW5nLCBMaWh1aTwvYXV0aG9yPjxhdXRob3I+WXUsIFl1ZXRpYW48L2F1dGhvcj48
-YXV0aG9yPkNoZW5nLCBMaW5neGlhPC9hdXRob3I+PGF1dGhvcj5YdSwgUGluZzwvYXV0aG9yPjxh
-dXRob3I+RmVpLCBEYW50aW5nPC9hdXRob3I+PGF1dGhvcj5ZdSwgSHVpamllPC9hdXRob3I+PGF1
-dGhvcj5TaGVuLCBYdW5pbmc8L2F1dGhvcj48YXV0aG9yPkppbiwgWXVob25nPC9hdXRob3I+PGF1
-dGhvcj5MaXUsIEJpbmd5YW5nPC9hdXRob3I+PGF1dGhvcj5TdW4sIEppYW48L2F1dGhvcj48YXV0
-aG9yPk5pLCBIb25neWluZzwvYXV0aG9yPjxhdXRob3I+QXRyZXlhLCBNaWhpciBSLjwvYXV0aG9y
-PjxhdXRob3I+RWxiZXJzLCBQYXVsIFcuIEcuPC9hdXRob3I+PGF1dGhvcj5IbywgS3dvayBNaW5n
-PC9hdXRob3I+PGF1dGhvcj5DZWxpLCBMZW8gQW50aG9ueTwvYXV0aG9yPjxhdXRob3I+Q2hpbmVz
-ZSBNdWx0aS1vbWljcyBBZHZhbmNlcyBJbiBTZXBzaXMsIENvbnNvcnRpdW08L2F1dGhvcj48L2F1
-dGhvcnM+PC9jb250cmlidXRvcnM+PHRpdGxlcz48dGl0bGU+RGVyaXZpbmcgY29uc2Vuc3VzIHNl
-cHNpcyBjbHVzdGVycyB2aWEgZ29hbC1kaXJlY3RlZCBzdWJncm91cCBpZGVudGlmaWNhdGlvbiBp
-biBtdWx0aS1vbWljcyBzdHVkeTwvdGl0bGU+PHNlY29uZGFyeS10aXRsZT5OYXR1cmUgQ29tbXVu
-aWNhdGlvbnM8L3NlY29uZGFyeS10aXRsZT48L3RpdGxlcz48cGVyaW9kaWNhbD48ZnVsbC10aXRs
-ZT5OYXR1cmUgQ29tbXVuaWNhdGlvbnM8L2Z1bGwtdGl0bGU+PC9wZXJpb2RpY2FsPjxwYWdlcz4x
-MDMyODwvcGFnZXM+PHZvbHVtZT4xNjwvdm9sdW1lPjxudW1iZXI+MTwvbnVtYmVyPjxkYXRlcz48
-eWVhcj4yMDI1PC95ZWFyPjxwdWItZGF0ZXM+PGRhdGU+MjAyNS8xMS8yNDwvZGF0ZT48L3B1Yi1k
-YXRlcz48L2RhdGVzPjxpc2JuPjIwNDEtMTcyMzwvaXNibj48dXJscz48cmVsYXRlZC11cmxzPjx1
-cmw+aHR0cHM6Ly9kb2kub3JnLzEwLjEwMzgvczQxNDY3LTAyNS02NTI3MS00PC91cmw+PC9yZWxh
-dGVkLXVybHM+PC91cmxzPjxlbGVjdHJvbmljLXJlc291cmNlLW51bT4xMC4xMDM4L3M0MTQ2Ny0w
-MjUtNjUyNzEtNDwvZWxlY3Ryb25pYy1yZXNvdXJjZS1udW0+PC9yZWNvcmQ+PC9DaXRlPjwvRW5k
-Tm90ZT4A
+eS10aXRsZT5NZWQgUmVzPC9zZWNvbmRhcnktdGl0bGU+PC90aXRsZXM+PHBlcmlvZGljYWw+PGZ1
+bGwtdGl0bGU+TWVkIFJlczwvZnVsbC10aXRsZT48L3BlcmlvZGljYWw+PHBhZ2VzPjM5Ny00MDQ8
+L3BhZ2VzPjx2b2x1bWU+Mjwvdm9sdW1lPjxudW1iZXI+MjwvbnVtYmVyPjxkYXRlcz48eWVhcj4y
+MDI2PC95ZWFyPjwvZGF0ZXM+PGlzYm4+Mjk5OC00OTYzPC9pc2JuPjx1cmxzPjxyZWxhdGVkLXVy
+bHM+PHVybD5odHRwczovL29ubGluZWxpYnJhcnkud2lsZXkuY29tL2RvaS9hYnMvMTAuMTAwMi9t
+ZHIyLjcwMDU3PC91cmw+PC9yZWxhdGVkLXVybHM+PC91cmxzPjxlbGVjdHJvbmljLXJlc291cmNl
+LW51bT4xMC4xMDAyL21kcjIuNzAwNTc8L2VsZWN0cm9uaWMtcmVzb3VyY2UtbnVtPjwvcmVjb3Jk
+PjwvQ2l0ZT48Q2l0ZT48QXV0aG9yPlpoYW5nPC9BdXRob3I+PFllYXI+MjAyNTwvWWVhcj48UmVj
+TnVtPjIyMjwvUmVjTnVtPjxyZWNvcmQ+PHJlYy1udW1iZXI+MjIyPC9yZWMtbnVtYmVyPjxmb3Jl
+aWduLWtleXM+PGtleSBhcHA9IkVOIiBkYi1pZD0ic2Ewc3MyMndyZTA5Zm9lOXAydXB6dDBvMDVw
+cGVzZHcydnQyIiB0aW1lc3RhbXA9IjE3ODQzNDcyNDAiPjIyMjwva2V5PjwvZm9yZWlnbi1rZXlz
+PjxyZWYtdHlwZSBuYW1lPSJKb3VybmFsIEFydGljbGUiPjE3PC9yZWYtdHlwZT48Y29udHJpYnV0
+b3JzPjxhdXRob3JzPjxhdXRob3I+WmhhbmcsIFpob25naGVuZzwvYXV0aG9yPjxhdXRob3I+Q2hl
+biwgTGluPC9hdXRob3I+PGF1dGhvcj5TaGVuLCBIb25namllPC9hdXRob3I+PGF1dGhvcj5XYW5n
+LCBKaW5nPC9hdXRob3I+PGF1dGhvcj5ZYW5nLCBKaWU8L2F1dGhvcj48YXV0aG9yPllhbmcsIFN1
+aWJpPC9hdXRob3I+PGF1dGhvcj5aaGFuZywgV2VpbWluPC9hdXRob3I+PGF1dGhvcj5KaWFuZywg
+WHVhbmRvbmc8L2F1dGhvcj48YXV0aG9yPld1LCBYaWFvanVuPC9hdXRob3I+PGF1dGhvcj5NZW5n
+LCBYaWFuZ2xpbjwvYXV0aG9yPjxhdXRob3I+WmhhbywgRmVuZ3poaTwvYXV0aG9yPjxhdXRob3I+
+R3UsIFdhbmppZTwvYXV0aG9yPjxhdXRob3I+WWluLCBIYWl5YW48L2F1dGhvcj48YXV0aG9yPldh
+bmcsIExpaHVpPC9hdXRob3I+PGF1dGhvcj5ZdSwgWXVldGlhbjwvYXV0aG9yPjxhdXRob3I+Q2hl
+bmcsIExpbmd4aWE8L2F1dGhvcj48YXV0aG9yPlh1LCBQaW5nPC9hdXRob3I+PGF1dGhvcj5GZWks
+IERhbnRpbmc8L2F1dGhvcj48YXV0aG9yPll1LCBIdWlqaWU8L2F1dGhvcj48YXV0aG9yPlNoZW4s
+IFh1bmluZzwvYXV0aG9yPjxhdXRob3I+SmluLCBZdWhvbmc8L2F1dGhvcj48YXV0aG9yPkxpdSwg
+QmluZ3lhbmc8L2F1dGhvcj48YXV0aG9yPlN1biwgSmlhbjwvYXV0aG9yPjxhdXRob3I+TmksIEhv
+bmd5aW5nPC9hdXRob3I+PGF1dGhvcj5BdHJleWEsIE1paGlyIFIuPC9hdXRob3I+PGF1dGhvcj5F
+bGJlcnMsIFBhdWwgVy4gRy48L2F1dGhvcj48YXV0aG9yPkhvLCBLd29rIE1pbmc8L2F1dGhvcj48
+YXV0aG9yPkNlbGksIExlbyBBbnRob255PC9hdXRob3I+PGF1dGhvcj5DaGluZXNlIE11bHRpLW9t
+aWNzIEFkdmFuY2VzIEluIFNlcHNpcywgQ29uc29ydGl1bTwvYXV0aG9yPjwvYXV0aG9ycz48L2Nv
+bnRyaWJ1dG9ycz48dGl0bGVzPjx0aXRsZT5EZXJpdmluZyBjb25zZW5zdXMgc2Vwc2lzIGNsdXN0
+ZXJzIHZpYSBnb2FsLWRpcmVjdGVkIHN1Ymdyb3VwIGlkZW50aWZpY2F0aW9uIGluIG11bHRpLW9t
+aWNzIHN0dWR5PC90aXRsZT48c2Vjb25kYXJ5LXRpdGxlPk5hdCBDb21tdW48L3NlY29uZGFyeS10
+aXRsZT48L3RpdGxlcz48cGVyaW9kaWNhbD48ZnVsbC10aXRsZT5OYXQgQ29tbXVuPC9mdWxsLXRp
+dGxlPjwvcGVyaW9kaWNhbD48cGFnZXM+MTAzMjg8L3BhZ2VzPjx2b2x1bWU+MTY8L3ZvbHVtZT48
+bnVtYmVyPjE8L251bWJlcj48ZGF0ZXM+PHllYXI+MjAyNTwveWVhcj48cHViLWRhdGVzPjxkYXRl
+PjIwMjUvMTEvMjQ8L2RhdGU+PC9wdWItZGF0ZXM+PC9kYXRlcz48aXNibj4yMDQxLTE3MjM8L2lz
+Ym4+PHVybHM+PHJlbGF0ZWQtdXJscz48dXJsPmh0dHBzOi8vZG9pLm9yZy8xMC4xMDM4L3M0MTQ2
+Ny0wMjUtNjUyNzEtNDwvdXJsPjwvcmVsYXRlZC11cmxzPjwvdXJscz48ZWxlY3Ryb25pYy1yZXNv
+dXJjZS1udW0+MTAuMTAzOC9zNDE0NjctMDI1LTY1MjcxLTQ8L2VsZWN0cm9uaWMtcmVzb3VyY2Ut
+bnVtPjwvcmVjb3JkPjwvQ2l0ZT48L0VuZE5vdGU+AG==
 </w:fldData>
         </w:fldChar>
       </w:r>
@@ -2731,6 +2758,13 @@
           <w:sz w:val="24"/>
         </w:rPr>
         <w:t>The analytic source cohort comprised 504 adults who fulfilled Sepsis-3 criteria and had an SIC score of at least 4 on Day 1</w:t>
+      </w:r>
+      <w:r>
+        <w:rPr>
+          <w:rFonts w:ascii="Times New Roman" w:hAnsi="Times New Roman" w:cs="Times New Roman" w:hint="eastAsia"/>
+          <w:sz w:val="24"/>
+        </w:rPr>
+        <w:t xml:space="preserve"> </w:t>
       </w:r>
       <w:r>
         <w:rPr>
@@ -3081,6 +3115,13 @@
       </w:r>
       <w:r>
         <w:rPr>
+          <w:rFonts w:ascii="Times New Roman" w:hAnsi="Times New Roman" w:cs="Times New Roman" w:hint="eastAsia"/>
+          <w:sz w:val="24"/>
+        </w:rPr>
+        <w:t xml:space="preserve"> </w:t>
+      </w:r>
+      <w:r>
+        <w:rPr>
           <w:rFonts w:ascii="Times New Roman" w:hAnsi="Times New Roman" w:cs="Times New Roman"/>
           <w:sz w:val="24"/>
         </w:rPr>
@@ -3091,7 +3132,7 @@
           <w:rFonts w:ascii="Times New Roman" w:hAnsi="Times New Roman" w:cs="Times New Roman"/>
           <w:sz w:val="24"/>
         </w:rPr>
-        <w:instrText xml:space="preserve"> ADDIN EN.CITE &lt;EndNote&gt;&lt;Cite&gt;&lt;Author&gt;VAN HOUWELINGEN&lt;/Author&gt;&lt;Year&gt;2007&lt;/Year&gt;&lt;RecNum&gt;134&lt;/RecNum&gt;&lt;DisplayText&gt;[12]&lt;/DisplayText&gt;&lt;record&gt;&lt;rec-number&gt;134&lt;/rec-number&gt;&lt;foreign-keys&gt;&lt;key app="EN" db-id="sa0ss22wre09foe9p2upzt0o05ppesdw2vt2" timestamp="1784269739"&gt;134&lt;/key&gt;&lt;/foreign-keys&gt;&lt;ref-type name="Journal Article"&gt;17&lt;/ref-type&gt;&lt;contributors&gt;&lt;authors&gt;&lt;author&gt;VAN HOUWELINGEN, HANS C.&lt;/author&gt;&lt;/authors&gt;&lt;/contributors&gt;&lt;titles&gt;&lt;title&gt;Dynamic Prediction by Landmarking in Event History Analysis&lt;/title&gt;&lt;secondary-title&gt;Scandinavian Journal of Statistics&lt;/secondary-title&gt;&lt;/titles&gt;&lt;periodical&gt;&lt;full-title&gt;Scandinavian Journal of Statistics&lt;/full-title&gt;&lt;/periodical&gt;&lt;pages&gt;70-85&lt;/pages&gt;&lt;volume&gt;34&lt;/volume&gt;&lt;number&gt;1&lt;/number&gt;&lt;dates&gt;&lt;year&gt;2007&lt;/year&gt;&lt;/dates&gt;&lt;isbn&gt;0303-6898&lt;/isbn&gt;&lt;urls&gt;&lt;related-urls&gt;&lt;url&gt;https://onlinelibrary.wiley.com/doi/abs/10.1111/j.1467-9469.2006.00529.x&lt;/url&gt;&lt;/related-urls&gt;&lt;/urls&gt;&lt;electronic-resource-num&gt;10.1111/j.1467-9469.2006.00529.x&lt;/electronic-resource-num&gt;&lt;/record&gt;&lt;/Cite&gt;&lt;/EndNote&gt;</w:instrText>
+        <w:instrText xml:space="preserve"> ADDIN EN.CITE &lt;EndNote&gt;&lt;Cite&gt;&lt;Author&gt;Van Houwelingen&lt;/Author&gt;&lt;Year&gt;2007&lt;/Year&gt;&lt;RecNum&gt;134&lt;/RecNum&gt;&lt;DisplayText&gt;[12]&lt;/DisplayText&gt;&lt;record&gt;&lt;rec-number&gt;134&lt;/rec-number&gt;&lt;foreign-keys&gt;&lt;key app="EN" db-id="sa0ss22wre09foe9p2upzt0o05ppesdw2vt2" timestamp="1784269739"&gt;134&lt;/key&gt;&lt;/foreign-keys&gt;&lt;ref-type name="Journal Article"&gt;17&lt;/ref-type&gt;&lt;contributors&gt;&lt;authors&gt;&lt;author&gt;Van Houwelingen, Hans C.&lt;/author&gt;&lt;/authors&gt;&lt;/contributors&gt;&lt;titles&gt;&lt;title&gt;Dynamic Prediction by Landmarking in Event History Analysis&lt;/title&gt;&lt;secondary-title&gt;Scand J Stat&lt;/secondary-title&gt;&lt;/titles&gt;&lt;periodical&gt;&lt;full-title&gt;Scand J Stat&lt;/full-title&gt;&lt;/periodical&gt;&lt;pages&gt;70-85&lt;/pages&gt;&lt;volume&gt;34&lt;/volume&gt;&lt;number&gt;1&lt;/number&gt;&lt;dates&gt;&lt;year&gt;2007&lt;/year&gt;&lt;/dates&gt;&lt;isbn&gt;0303-6898&lt;/isbn&gt;&lt;urls&gt;&lt;related-urls&gt;&lt;url&gt;https://onlinelibrary.wiley.com/doi/abs/10.1111/j.1467-9469.2006.00529.x&lt;/url&gt;&lt;/related-urls&gt;&lt;/urls&gt;&lt;electronic-resource-num&gt;10.1111/j.1467-9469.2006.00529.x&lt;/electronic-resource-num&gt;&lt;/record&gt;&lt;/Cite&gt;&lt;/EndNote&gt;</w:instrText>
       </w:r>
       <w:r>
         <w:rPr>
@@ -3444,6 +3485,7 @@
         <w:t xml:space="preserve">-stratified Cox proportional-hazards model of the form </w:t>
       </w:r>
       <w:proofErr w:type="spellStart"/>
+      <w:proofErr w:type="gramStart"/>
       <w:r>
         <w:rPr>
           <w:rFonts w:ascii="Times New Roman" w:hAnsi="Times New Roman" w:cs="Times New Roman" w:hint="eastAsia"/>
@@ -3457,7 +3499,15 @@
           <w:rFonts w:ascii="Times New Roman" w:hAnsi="Times New Roman" w:cs="Times New Roman" w:hint="eastAsia"/>
           <w:sz w:val="24"/>
         </w:rPr>
-        <w:t xml:space="preserve">(entry, stop, event) ~ </w:t>
+        <w:t>(</w:t>
+      </w:r>
+      <w:proofErr w:type="gramEnd"/>
+      <w:r>
+        <w:rPr>
+          <w:rFonts w:ascii="Times New Roman" w:hAnsi="Times New Roman" w:cs="Times New Roman" w:hint="eastAsia"/>
+          <w:sz w:val="24"/>
+        </w:rPr>
+        <w:t xml:space="preserve">entry, stop, event) ~ </w:t>
       </w:r>
       <w:proofErr w:type="spellStart"/>
       <w:r>
@@ -3605,6 +3655,13 @@
           <w:sz w:val="24"/>
         </w:rPr>
         <w:t>Gene-set enrichment was performed with a multilevel permutation algorithm, with minimum and maximum set sizes of 15 and 500, respectively, and eps=0</w:t>
+      </w:r>
+      <w:r>
+        <w:rPr>
+          <w:rFonts w:ascii="Times New Roman" w:hAnsi="Times New Roman" w:cs="Times New Roman" w:hint="eastAsia"/>
+          <w:sz w:val="24"/>
+        </w:rPr>
+        <w:t xml:space="preserve"> </w:t>
       </w:r>
       <w:r>
         <w:rPr>
@@ -3627,34 +3684,33 @@
 TWVzaXJvdiwgSmlsbCBQLjwvYXV0aG9yPjwvYXV0aG9ycz48L2NvbnRyaWJ1dG9ycz48dGl0bGVz
 Pjx0aXRsZT5HZW5lIHNldCBlbnJpY2htZW50IGFuYWx5c2lzOiBBIGtub3dsZWRnZS1iYXNlZCBh
 cHByb2FjaCBmb3IgaW50ZXJwcmV0aW5nIGdlbm9tZS13aWRlIGV4cHJlc3Npb24gcHJvZmlsZXM8
-L3RpdGxlPjxzZWNvbmRhcnktdGl0bGU+UHJvY2VlZGluZ3Mgb2YgdGhlIE5hdGlvbmFsIEFjYWRl
-bXkgb2YgU2NpZW5jZXM8L3NlY29uZGFyeS10aXRsZT48L3RpdGxlcz48cGVyaW9kaWNhbD48ZnVs
-bC10aXRsZT5Qcm9jZWVkaW5ncyBvZiB0aGUgTmF0aW9uYWwgQWNhZGVteSBvZiBTY2llbmNlczwv
-ZnVsbC10aXRsZT48L3BlcmlvZGljYWw+PHBhZ2VzPjE1NTQ1LTE1NTUwPC9wYWdlcz48dm9sdW1l
-PjEwMjwvdm9sdW1lPjxudW1iZXI+NDM8L251bWJlcj48ZGF0ZXM+PHllYXI+MjAwNTwveWVhcj48
-L2RhdGVzPjx1cmxzPjxyZWxhdGVkLXVybHM+PHVybD5odHRwczovL3d3dy5wbmFzLm9yZy9kb2kv
-YWJzLzEwLjEwNzMvcG5hcy4wNTA2NTgwMTAyPC91cmw+PC9yZWxhdGVkLXVybHM+PC91cmxzPjxl
-bGVjdHJvbmljLXJlc291cmNlLW51bT4xMC4xMDczL3BuYXMuMDUwNjU4MDEwMjwvZWxlY3Ryb25p
-Yy1yZXNvdXJjZS1udW0+PC9yZWNvcmQ+PC9DaXRlPjxDaXRlPjxBdXRob3I+TGliZXJ6b248L0F1
-dGhvcj48WWVhcj4yMDE1PC9ZZWFyPjxSZWNOdW0+MTM2PC9SZWNOdW0+PHJlY29yZD48cmVjLW51
-bWJlcj4xMzY8L3JlYy1udW1iZXI+PGZvcmVpZ24ta2V5cz48a2V5IGFwcD0iRU4iIGRiLWlkPSJz
-YTBzczIyd3JlMDlmb2U5cDJ1cHp0MG8wNXBwZXNkdzJ2dDIiIHRpbWVzdGFtcD0iMTc4NDI3MDMw
-NCI+MTM2PC9rZXk+PC9mb3JlaWduLWtleXM+PHJlZi10eXBlIG5hbWU9IkpvdXJuYWwgQXJ0aWNs
-ZSI+MTc8L3JlZi10eXBlPjxjb250cmlidXRvcnM+PGF1dGhvcnM+PGF1dGhvcj5MaWJlcnpvbiwg
-QXJ0aHVyPC9hdXRob3I+PGF1dGhvcj5CaXJnZXIsIENoZXQ8L2F1dGhvcj48YXV0aG9yPlRob3J2
-YWxkc2TDs3R0aXIsIEhlbGdhPC9hdXRob3I+PGF1dGhvcj5HaGFuZGksIE1haG1vdWQ8L2F1dGhv
-cj48YXV0aG9yPk1lc2lyb3YsIEppbGzCoFA8L2F1dGhvcj48YXV0aG9yPlRhbWF5bywgUGFibG88
-L2F1dGhvcj48L2F1dGhvcnM+PC9jb250cmlidXRvcnM+PHRpdGxlcz48dGl0bGU+VGhlIE1vbGVj
-dWxhciBTaWduYXR1cmVzIERhdGFiYXNlIEhhbGxtYXJrIEdlbmUgU2V0IENvbGxlY3Rpb248L3Rp
-dGxlPjxzZWNvbmRhcnktdGl0bGU+Q2VsbCBTeXN0ZW1zPC9zZWNvbmRhcnktdGl0bGU+PC90aXRs
-ZXM+PHBlcmlvZGljYWw+PGZ1bGwtdGl0bGU+Q2VsbCBTeXN0ZW1zPC9mdWxsLXRpdGxlPjwvcGVy
-aW9kaWNhbD48cGFnZXM+NDE3LTQyNTwvcGFnZXM+PHZvbHVtZT4xPC92b2x1bWU+PG51bWJlcj42
-PC9udW1iZXI+PGRhdGVzPjx5ZWFyPjIwMTU8L3llYXI+PC9kYXRlcz48cHVibGlzaGVyPkVsc2V2
-aWVyPC9wdWJsaXNoZXI+PGlzYm4+MjQwNS00NzEyPC9pc2JuPjx1cmxzPjxyZWxhdGVkLXVybHM+
-PHVybD5odHRwczovL2RvaS5vcmcvMTAuMTAxNi9qLmNlbHMuMjAxNS4xMi4wMDQ8L3VybD48L3Jl
-bGF0ZWQtdXJscz48L3VybHM+PGVsZWN0cm9uaWMtcmVzb3VyY2UtbnVtPjEwLjEwMTYvai5jZWxz
-LjIwMTUuMTIuMDA0PC9lbGVjdHJvbmljLXJlc291cmNlLW51bT48YWNjZXNzLWRhdGU+MjAyNi8w
-Ny8xNjwvYWNjZXNzLWRhdGU+PC9yZWNvcmQ+PC9DaXRlPjwvRW5kTm90ZT5=
+L3RpdGxlPjxzZWNvbmRhcnktdGl0bGU+UHJvYyBOYXRsIEFjYWQgU2NpPC9zZWNvbmRhcnktdGl0
+bGU+PC90aXRsZXM+PHBlcmlvZGljYWw+PGZ1bGwtdGl0bGU+UHJvYyBOYXRsIEFjYWQgU2NpPC9m
+dWxsLXRpdGxlPjwvcGVyaW9kaWNhbD48cGFnZXM+MTU1NDUtMTU1NTA8L3BhZ2VzPjx2b2x1bWU+
+MTAyPC92b2x1bWU+PG51bWJlcj40MzwvbnVtYmVyPjxkYXRlcz48eWVhcj4yMDA1PC95ZWFyPjwv
+ZGF0ZXM+PHVybHM+PHJlbGF0ZWQtdXJscz48dXJsPmh0dHBzOi8vd3d3LnBuYXMub3JnL2RvaS9h
+YnMvMTAuMTA3My9wbmFzLjA1MDY1ODAxMDI8L3VybD48L3JlbGF0ZWQtdXJscz48L3VybHM+PGVs
+ZWN0cm9uaWMtcmVzb3VyY2UtbnVtPjEwLjEwNzMvcG5hcy4wNTA2NTgwMTAyPC9lbGVjdHJvbmlj
+LXJlc291cmNlLW51bT48L3JlY29yZD48L0NpdGU+PENpdGU+PEF1dGhvcj5MaWJlcnpvbjwvQXV0
+aG9yPjxZZWFyPjIwMTU8L1llYXI+PFJlY051bT4xMzY8L1JlY051bT48cmVjb3JkPjxyZWMtbnVt
+YmVyPjEzNjwvcmVjLW51bWJlcj48Zm9yZWlnbi1rZXlzPjxrZXkgYXBwPSJFTiIgZGItaWQ9InNh
+MHNzMjJ3cmUwOWZvZTlwMnVwenQwbzA1cHBlc2R3MnZ0MiIgdGltZXN0YW1wPSIxNzg0MjcwMzA0
+Ij4xMzY8L2tleT48L2ZvcmVpZ24ta2V5cz48cmVmLXR5cGUgbmFtZT0iSm91cm5hbCBBcnRpY2xl
+Ij4xNzwvcmVmLXR5cGU+PGNvbnRyaWJ1dG9ycz48YXV0aG9ycz48YXV0aG9yPkxpYmVyem9uLCBB
+cnRodXI8L2F1dGhvcj48YXV0aG9yPkJpcmdlciwgQ2hldDwvYXV0aG9yPjxhdXRob3I+VGhvcnZh
+bGRzZMOzdHRpciwgSGVsZ2E8L2F1dGhvcj48YXV0aG9yPkdoYW5kaSwgTWFobW91ZDwvYXV0aG9y
+PjxhdXRob3I+TWVzaXJvdiwgSmlsbMKgUDwvYXV0aG9yPjxhdXRob3I+VGFtYXlvLCBQYWJsbzwv
+YXV0aG9yPjwvYXV0aG9ycz48L2NvbnRyaWJ1dG9ycz48dGl0bGVzPjx0aXRsZT5UaGUgTW9sZWN1
+bGFyIFNpZ25hdHVyZXMgRGF0YWJhc2UgSGFsbG1hcmsgR2VuZSBTZXQgQ29sbGVjdGlvbjwvdGl0
+bGU+PHNlY29uZGFyeS10aXRsZT5DZWxsIFN5c3Q8L3NlY29uZGFyeS10aXRsZT48L3RpdGxlcz48
+cGVyaW9kaWNhbD48ZnVsbC10aXRsZT5DZWxsIFN5c3Q8L2Z1bGwtdGl0bGU+PC9wZXJpb2RpY2Fs
+PjxwYWdlcz40MTctNDI1PC9wYWdlcz48dm9sdW1lPjE8L3ZvbHVtZT48bnVtYmVyPjY8L251bWJl
+cj48ZGF0ZXM+PHllYXI+MjAxNTwveWVhcj48L2RhdGVzPjxwdWJsaXNoZXI+RWxzZXZpZXI8L3B1
+Ymxpc2hlcj48aXNibj4yNDA1LTQ3MTI8L2lzYm4+PHVybHM+PHJlbGF0ZWQtdXJscz48dXJsPmh0
+dHBzOi8vZG9pLm9yZy8xMC4xMDE2L2ouY2Vscy4yMDE1LjEyLjAwNDwvdXJsPjwvcmVsYXRlZC11
+cmxzPjwvdXJscz48ZWxlY3Ryb25pYy1yZXNvdXJjZS1udW0+MTAuMTAxNi9qLmNlbHMuMjAxNS4x
+Mi4wMDQ8L2VsZWN0cm9uaWMtcmVzb3VyY2UtbnVtPjxhY2Nlc3MtZGF0ZT4yMDI2LzA3LzE2PC9h
+Y2Nlc3MtZGF0ZT48L3JlY29yZD48L0NpdGU+PC9FbmROb3RlPn==
 </w:fldData>
         </w:fldChar>
       </w:r>
@@ -3686,34 +3742,33 @@
 TWVzaXJvdiwgSmlsbCBQLjwvYXV0aG9yPjwvYXV0aG9ycz48L2NvbnRyaWJ1dG9ycz48dGl0bGVz
 Pjx0aXRsZT5HZW5lIHNldCBlbnJpY2htZW50IGFuYWx5c2lzOiBBIGtub3dsZWRnZS1iYXNlZCBh
 cHByb2FjaCBmb3IgaW50ZXJwcmV0aW5nIGdlbm9tZS13aWRlIGV4cHJlc3Npb24gcHJvZmlsZXM8
-L3RpdGxlPjxzZWNvbmRhcnktdGl0bGU+UHJvY2VlZGluZ3Mgb2YgdGhlIE5hdGlvbmFsIEFjYWRl
-bXkgb2YgU2NpZW5jZXM8L3NlY29uZGFyeS10aXRsZT48L3RpdGxlcz48cGVyaW9kaWNhbD48ZnVs
-bC10aXRsZT5Qcm9jZWVkaW5ncyBvZiB0aGUgTmF0aW9uYWwgQWNhZGVteSBvZiBTY2llbmNlczwv
-ZnVsbC10aXRsZT48L3BlcmlvZGljYWw+PHBhZ2VzPjE1NTQ1LTE1NTUwPC9wYWdlcz48dm9sdW1l
-PjEwMjwvdm9sdW1lPjxudW1iZXI+NDM8L251bWJlcj48ZGF0ZXM+PHllYXI+MjAwNTwveWVhcj48
-L2RhdGVzPjx1cmxzPjxyZWxhdGVkLXVybHM+PHVybD5odHRwczovL3d3dy5wbmFzLm9yZy9kb2kv
-YWJzLzEwLjEwNzMvcG5hcy4wNTA2NTgwMTAyPC91cmw+PC9yZWxhdGVkLXVybHM+PC91cmxzPjxl
-bGVjdHJvbmljLXJlc291cmNlLW51bT4xMC4xMDczL3BuYXMuMDUwNjU4MDEwMjwvZWxlY3Ryb25p
-Yy1yZXNvdXJjZS1udW0+PC9yZWNvcmQ+PC9DaXRlPjxDaXRlPjxBdXRob3I+TGliZXJ6b248L0F1
-dGhvcj48WWVhcj4yMDE1PC9ZZWFyPjxSZWNOdW0+MTM2PC9SZWNOdW0+PHJlY29yZD48cmVjLW51
-bWJlcj4xMzY8L3JlYy1udW1iZXI+PGZvcmVpZ24ta2V5cz48a2V5IGFwcD0iRU4iIGRiLWlkPSJz
-YTBzczIyd3JlMDlmb2U5cDJ1cHp0MG8wNXBwZXNkdzJ2dDIiIHRpbWVzdGFtcD0iMTc4NDI3MDMw
-NCI+MTM2PC9rZXk+PC9mb3JlaWduLWtleXM+PHJlZi10eXBlIG5hbWU9IkpvdXJuYWwgQXJ0aWNs
-ZSI+MTc8L3JlZi10eXBlPjxjb250cmlidXRvcnM+PGF1dGhvcnM+PGF1dGhvcj5MaWJlcnpvbiwg
-QXJ0aHVyPC9hdXRob3I+PGF1dGhvcj5CaXJnZXIsIENoZXQ8L2F1dGhvcj48YXV0aG9yPlRob3J2
-YWxkc2TDs3R0aXIsIEhlbGdhPC9hdXRob3I+PGF1dGhvcj5HaGFuZGksIE1haG1vdWQ8L2F1dGhv
-cj48YXV0aG9yPk1lc2lyb3YsIEppbGzCoFA8L2F1dGhvcj48YXV0aG9yPlRhbWF5bywgUGFibG88
-L2F1dGhvcj48L2F1dGhvcnM+PC9jb250cmlidXRvcnM+PHRpdGxlcz48dGl0bGU+VGhlIE1vbGVj
-dWxhciBTaWduYXR1cmVzIERhdGFiYXNlIEhhbGxtYXJrIEdlbmUgU2V0IENvbGxlY3Rpb248L3Rp
-dGxlPjxzZWNvbmRhcnktdGl0bGU+Q2VsbCBTeXN0ZW1zPC9zZWNvbmRhcnktdGl0bGU+PC90aXRs
-ZXM+PHBlcmlvZGljYWw+PGZ1bGwtdGl0bGU+Q2VsbCBTeXN0ZW1zPC9mdWxsLXRpdGxlPjwvcGVy
-aW9kaWNhbD48cGFnZXM+NDE3LTQyNTwvcGFnZXM+PHZvbHVtZT4xPC92b2x1bWU+PG51bWJlcj42
-PC9udW1iZXI+PGRhdGVzPjx5ZWFyPjIwMTU8L3llYXI+PC9kYXRlcz48cHVibGlzaGVyPkVsc2V2
-aWVyPC9wdWJsaXNoZXI+PGlzYm4+MjQwNS00NzEyPC9pc2JuPjx1cmxzPjxyZWxhdGVkLXVybHM+
-PHVybD5odHRwczovL2RvaS5vcmcvMTAuMTAxNi9qLmNlbHMuMjAxNS4xMi4wMDQ8L3VybD48L3Jl
-bGF0ZWQtdXJscz48L3VybHM+PGVsZWN0cm9uaWMtcmVzb3VyY2UtbnVtPjEwLjEwMTYvai5jZWxz
-LjIwMTUuMTIuMDA0PC9lbGVjdHJvbmljLXJlc291cmNlLW51bT48YWNjZXNzLWRhdGU+MjAyNi8w
-Ny8xNjwvYWNjZXNzLWRhdGU+PC9yZWNvcmQ+PC9DaXRlPjwvRW5kTm90ZT5=
+L3RpdGxlPjxzZWNvbmRhcnktdGl0bGU+UHJvYyBOYXRsIEFjYWQgU2NpPC9zZWNvbmRhcnktdGl0
+bGU+PC90aXRsZXM+PHBlcmlvZGljYWw+PGZ1bGwtdGl0bGU+UHJvYyBOYXRsIEFjYWQgU2NpPC9m
+dWxsLXRpdGxlPjwvcGVyaW9kaWNhbD48cGFnZXM+MTU1NDUtMTU1NTA8L3BhZ2VzPjx2b2x1bWU+
+MTAyPC92b2x1bWU+PG51bWJlcj40MzwvbnVtYmVyPjxkYXRlcz48eWVhcj4yMDA1PC95ZWFyPjwv
+ZGF0ZXM+PHVybHM+PHJlbGF0ZWQtdXJscz48dXJsPmh0dHBzOi8vd3d3LnBuYXMub3JnL2RvaS9h
+YnMvMTAuMTA3My9wbmFzLjA1MDY1ODAxMDI8L3VybD48L3JlbGF0ZWQtdXJscz48L3VybHM+PGVs
+ZWN0cm9uaWMtcmVzb3VyY2UtbnVtPjEwLjEwNzMvcG5hcy4wNTA2NTgwMTAyPC9lbGVjdHJvbmlj
+LXJlc291cmNlLW51bT48L3JlY29yZD48L0NpdGU+PENpdGU+PEF1dGhvcj5MaWJlcnpvbjwvQXV0
+aG9yPjxZZWFyPjIwMTU8L1llYXI+PFJlY051bT4xMzY8L1JlY051bT48cmVjb3JkPjxyZWMtbnVt
+YmVyPjEzNjwvcmVjLW51bWJlcj48Zm9yZWlnbi1rZXlzPjxrZXkgYXBwPSJFTiIgZGItaWQ9InNh
+MHNzMjJ3cmUwOWZvZTlwMnVwenQwbzA1cHBlc2R3MnZ0MiIgdGltZXN0YW1wPSIxNzg0MjcwMzA0
+Ij4xMzY8L2tleT48L2ZvcmVpZ24ta2V5cz48cmVmLXR5cGUgbmFtZT0iSm91cm5hbCBBcnRpY2xl
+Ij4xNzwvcmVmLXR5cGU+PGNvbnRyaWJ1dG9ycz48YXV0aG9ycz48YXV0aG9yPkxpYmVyem9uLCBB
+cnRodXI8L2F1dGhvcj48YXV0aG9yPkJpcmdlciwgQ2hldDwvYXV0aG9yPjxhdXRob3I+VGhvcnZh
+bGRzZMOzdHRpciwgSGVsZ2E8L2F1dGhvcj48YXV0aG9yPkdoYW5kaSwgTWFobW91ZDwvYXV0aG9y
+PjxhdXRob3I+TWVzaXJvdiwgSmlsbMKgUDwvYXV0aG9yPjxhdXRob3I+VGFtYXlvLCBQYWJsbzwv
+YXV0aG9yPjwvYXV0aG9ycz48L2NvbnRyaWJ1dG9ycz48dGl0bGVzPjx0aXRsZT5UaGUgTW9sZWN1
+bGFyIFNpZ25hdHVyZXMgRGF0YWJhc2UgSGFsbG1hcmsgR2VuZSBTZXQgQ29sbGVjdGlvbjwvdGl0
+bGU+PHNlY29uZGFyeS10aXRsZT5DZWxsIFN5c3Q8L3NlY29uZGFyeS10aXRsZT48L3RpdGxlcz48
+cGVyaW9kaWNhbD48ZnVsbC10aXRsZT5DZWxsIFN5c3Q8L2Z1bGwtdGl0bGU+PC9wZXJpb2RpY2Fs
+PjxwYWdlcz40MTctNDI1PC9wYWdlcz48dm9sdW1lPjE8L3ZvbHVtZT48bnVtYmVyPjY8L251bWJl
+cj48ZGF0ZXM+PHllYXI+MjAxNTwveWVhcj48L2RhdGVzPjxwdWJsaXNoZXI+RWxzZXZpZXI8L3B1
+Ymxpc2hlcj48aXNibj4yNDA1LTQ3MTI8L2lzYm4+PHVybHM+PHJlbGF0ZWQtdXJscz48dXJsPmh0
+dHBzOi8vZG9pLm9yZy8xMC4xMDE2L2ouY2Vscy4yMDE1LjEyLjAwNDwvdXJsPjwvcmVsYXRlZC11
+cmxzPjwvdXJscz48ZWxlY3Ryb25pYy1yZXNvdXJjZS1udW0+MTAuMTAxNi9qLmNlbHMuMjAxNS4x
+Mi4wMDQ8L2VsZWN0cm9uaWMtcmVzb3VyY2UtbnVtPjxhY2Nlc3MtZGF0ZT4yMDI2LzA3LzE2PC9h
+Y2Nlc3MtZGF0ZT48L3JlY29yZD48L0NpdGU+PC9FbmROb3RlPn==
 </w:fldData>
         </w:fldChar>
       </w:r>
@@ -4254,7 +4309,23 @@
           <w:rFonts w:ascii="Times New Roman" w:hAnsi="Times New Roman" w:cs="Times New Roman" w:hint="eastAsia"/>
           <w:sz w:val="24"/>
         </w:rPr>
-        <w:t xml:space="preserve"> both pathway scores for age, sex, baseline Sequential Organ Failure Assessment (SOFA) score, study </w:t>
+        <w:t xml:space="preserve"> both pathway scores for age, sex, baseline Sequential Organ Failure Assessment </w:t>
+      </w:r>
+      <w:proofErr w:type="gramStart"/>
+      <w:r>
+        <w:rPr>
+          <w:rFonts w:ascii="Times New Roman" w:hAnsi="Times New Roman" w:cs="Times New Roman" w:hint="eastAsia"/>
+          <w:sz w:val="24"/>
+        </w:rPr>
+        <w:t>(SOFA)</w:t>
+      </w:r>
+      <w:proofErr w:type="gramEnd"/>
+      <w:r>
+        <w:rPr>
+          <w:rFonts w:ascii="Times New Roman" w:hAnsi="Times New Roman" w:cs="Times New Roman" w:hint="eastAsia"/>
+          <w:sz w:val="24"/>
+        </w:rPr>
+        <w:t xml:space="preserve"> score, study </w:t>
       </w:r>
       <w:proofErr w:type="spellStart"/>
       <w:r>
@@ -4684,6 +4755,13 @@
       </w:r>
       <w:r>
         <w:rPr>
+          <w:rFonts w:ascii="Times New Roman" w:hAnsi="Times New Roman" w:cs="Times New Roman" w:hint="eastAsia"/>
+          <w:sz w:val="24"/>
+        </w:rPr>
+        <w:t xml:space="preserve"> </w:t>
+      </w:r>
+      <w:r>
+        <w:rPr>
           <w:rFonts w:ascii="Times New Roman" w:hAnsi="Times New Roman" w:cs="Times New Roman"/>
           <w:sz w:val="24"/>
         </w:rPr>
@@ -4694,7 +4772,7 @@
           <w:rFonts w:ascii="Times New Roman" w:hAnsi="Times New Roman" w:cs="Times New Roman"/>
           <w:sz w:val="24"/>
         </w:rPr>
-        <w:instrText xml:space="preserve"> ADDIN EN.CITE &lt;EndNote&gt;&lt;Cite&gt;&lt;Author&gt;White&lt;/Author&gt;&lt;Year&gt;2013&lt;/Year&gt;&lt;RecNum&gt;137&lt;/RecNum&gt;&lt;DisplayText&gt;[15]&lt;/DisplayText&gt;&lt;record&gt;&lt;rec-number&gt;137&lt;/rec-number&gt;&lt;foreign-keys&gt;&lt;key app="EN" db-id="sa0ss22wre09foe9p2upzt0o05ppesdw2vt2" timestamp="1784270440"&gt;137&lt;/key&gt;&lt;/foreign-keys&gt;&lt;ref-type name="Journal Article"&gt;17&lt;/ref-type&gt;&lt;contributors&gt;&lt;authors&gt;&lt;author&gt;White, Ian&lt;/author&gt;&lt;author&gt;Seaman, Shaun&lt;/author&gt;&lt;/authors&gt;&lt;/contributors&gt;&lt;titles&gt;&lt;title&gt;Review of inverse probability weighting for dealing with missing data&lt;/title&gt;&lt;secondary-title&gt;Statistical Methods in Medical Research&lt;/secondary-title&gt;&lt;/titles&gt;&lt;periodical&gt;&lt;full-title&gt;Statistical Methods in Medical Research&lt;/full-title&gt;&lt;/periodical&gt;&lt;pages&gt;278-295&lt;/pages&gt;&lt;volume&gt;22&lt;/volume&gt;&lt;number&gt;3&lt;/number&gt;&lt;dates&gt;&lt;year&gt;2013&lt;/year&gt;&lt;pub-dates&gt;&lt;date&gt;2013/06/01&lt;/date&gt;&lt;/pub-dates&gt;&lt;/dates&gt;&lt;publisher&gt;SAGE Publications&lt;/publisher&gt;&lt;isbn&gt;1477-0334&lt;/isbn&gt;&lt;urls&gt;&lt;/urls&gt;&lt;electronic-resource-num&gt;10.1177/0962280210395740&lt;/electronic-resource-num&gt;&lt;/record&gt;&lt;/Cite&gt;&lt;/EndNote&gt;</w:instrText>
+        <w:instrText xml:space="preserve"> ADDIN EN.CITE &lt;EndNote&gt;&lt;Cite&gt;&lt;Author&gt;White&lt;/Author&gt;&lt;Year&gt;2013&lt;/Year&gt;&lt;RecNum&gt;137&lt;/RecNum&gt;&lt;DisplayText&gt;[15]&lt;/DisplayText&gt;&lt;record&gt;&lt;rec-number&gt;137&lt;/rec-number&gt;&lt;foreign-keys&gt;&lt;key app="EN" db-id="sa0ss22wre09foe9p2upzt0o05ppesdw2vt2" timestamp="1784270440"&gt;137&lt;/key&gt;&lt;/foreign-keys&gt;&lt;ref-type name="Journal Article"&gt;17&lt;/ref-type&gt;&lt;contributors&gt;&lt;authors&gt;&lt;author&gt;White, Ian&lt;/author&gt;&lt;author&gt;Seaman, Shaun&lt;/author&gt;&lt;/authors&gt;&lt;/contributors&gt;&lt;titles&gt;&lt;title&gt;Review of inverse probability weighting for dealing with missing data&lt;/title&gt;&lt;secondary-title&gt;Stat Methods Med Res&lt;/secondary-title&gt;&lt;/titles&gt;&lt;periodical&gt;&lt;full-title&gt;Stat Methods Med Res&lt;/full-title&gt;&lt;/periodical&gt;&lt;pages&gt;278-295&lt;/pages&gt;&lt;volume&gt;22&lt;/volume&gt;&lt;number&gt;3&lt;/number&gt;&lt;dates&gt;&lt;year&gt;2013&lt;/year&gt;&lt;pub-dates&gt;&lt;date&gt;2013/06/01&lt;/date&gt;&lt;/pub-dates&gt;&lt;/dates&gt;&lt;publisher&gt;SAGE Publications&lt;/publisher&gt;&lt;isbn&gt;1477-0334&lt;/isbn&gt;&lt;urls&gt;&lt;/urls&gt;&lt;electronic-resource-num&gt;10.1177/0962280210395740&lt;/electronic-resource-num&gt;&lt;/record&gt;&lt;/Cite&gt;&lt;/EndNote&gt;</w:instrText>
       </w:r>
       <w:r>
         <w:rPr>
@@ -5300,7 +5378,21 @@
           <w:rFonts w:ascii="Times New Roman" w:hAnsi="Times New Roman" w:cs="Times New Roman" w:hint="eastAsia"/>
           <w:sz w:val="24"/>
         </w:rPr>
-        <w:t xml:space="preserve">For the primary Day-5 availability analysis, 491 patients survived beyond the Day-4 landmark; 13 patients who died at or before entry were structurally unavailable (Figure 1c,d). Four patients from three zero-observation </w:t>
+        <w:t>For the primary Day-5 availability analysis, 491 patients survived beyond the Day-4 landmark; 13 patients who died at or before entry were structurally unavailable (Figure 1c,</w:t>
+      </w:r>
+      <w:r>
+        <w:rPr>
+          <w:rFonts w:ascii="Times New Roman" w:hAnsi="Times New Roman" w:cs="Times New Roman" w:hint="eastAsia"/>
+          <w:sz w:val="24"/>
+        </w:rPr>
+        <w:t xml:space="preserve"> </w:t>
+      </w:r>
+      <w:r>
+        <w:rPr>
+          <w:rFonts w:ascii="Times New Roman" w:hAnsi="Times New Roman" w:cs="Times New Roman" w:hint="eastAsia"/>
+          <w:sz w:val="24"/>
+        </w:rPr>
+        <w:t xml:space="preserve">d). Four patients from three zero-observation </w:t>
       </w:r>
       <w:proofErr w:type="spellStart"/>
       <w:r>
@@ -5433,10 +5525,10 @@
     </w:p>
     <w:p>
       <w:pPr>
+        <w:keepNext/>
         <w:jc w:val="both"/>
         <w:rPr>
-          <w:rFonts w:ascii="Times New Roman" w:hAnsi="Times New Roman" w:cs="Times New Roman"/>
-          <w:sz w:val="24"/>
+          <w:rFonts w:hint="eastAsia"/>
         </w:rPr>
       </w:pPr>
       <w:r>
@@ -5582,7 +5674,25 @@
           <w:i w:val="0"/>
           <w:iCs/>
         </w:rPr>
-        <w:t xml:space="preserve">, of whom 320 had observed and 167 had unobserved Day-5 RNA-seq. d, Thirteen deaths at or before the prespecified Day-4 entry boundary for the Day-5 sampling landmark were structurally unavailable. Four patients from three zero-observation </w:t>
+        <w:t xml:space="preserve">, of whom 320 had observed and 167 had unobserved Day-5 RNA-seq. d, </w:t>
+      </w:r>
+      <w:proofErr w:type="gramStart"/>
+      <w:r>
+        <w:rPr>
+          <w:rFonts w:ascii="Times New Roman" w:eastAsia="Arial" w:hAnsi="Times New Roman" w:cs="Times New Roman"/>
+          <w:i w:val="0"/>
+          <w:iCs/>
+        </w:rPr>
+        <w:t>Thirteen</w:t>
+      </w:r>
+      <w:proofErr w:type="gramEnd"/>
+      <w:r>
+        <w:rPr>
+          <w:rFonts w:ascii="Times New Roman" w:eastAsia="Arial" w:hAnsi="Times New Roman" w:cs="Times New Roman"/>
+          <w:i w:val="0"/>
+          <w:iCs/>
+        </w:rPr>
+        <w:t xml:space="preserve"> deaths at or before the prespecified Day-4 entry boundary for the Day-5 sampling landmark were structurally unavailable. Four patients from three zero-observation </w:t>
       </w:r>
       <w:proofErr w:type="spellStart"/>
       <w:r>
@@ -6592,14 +6702,78 @@
           <w:rFonts w:ascii="Times New Roman" w:hAnsi="Times New Roman" w:cs="Times New Roman" w:hint="eastAsia"/>
           <w:sz w:val="24"/>
         </w:rPr>
-        <w:t>proteomic associations varied by pathway and sampling landmark (Figure 4a). IFN responses were the most consistent signals. At Da</w:t>
-      </w:r>
-      <w:r>
-        <w:rPr>
-          <w:rFonts w:ascii="Times New Roman" w:hAnsi="Times New Roman" w:cs="Times New Roman"/>
-          <w:sz w:val="24"/>
-        </w:rPr>
-        <w:t>y 1, partial Spearman correlations were 0.516 for IFN-α (FDR 1.15×10⁻¹¹) and 0.492 for IFN-γ (FDR 9.16×10⁻¹¹). Corresponding correlations were 0.326 and 0.332 at Day 3 (both FDR 5.06×10⁻⁴), and 0.394 (FDR 3.22×10⁻⁴) and 0.291 (FDR 0.0107) at Day 5. Day-1 h</w:t>
+        <w:t xml:space="preserve">proteomic associations varied by pathway and sampling landmark </w:t>
+      </w:r>
+      <w:proofErr w:type="gramStart"/>
+      <w:r>
+        <w:rPr>
+          <w:rFonts w:ascii="Times New Roman" w:hAnsi="Times New Roman" w:cs="Times New Roman" w:hint="eastAsia"/>
+          <w:sz w:val="24"/>
+        </w:rPr>
+        <w:t>(Figure 4a)</w:t>
+      </w:r>
+      <w:proofErr w:type="gramEnd"/>
+      <w:r>
+        <w:rPr>
+          <w:rFonts w:ascii="Times New Roman" w:hAnsi="Times New Roman" w:cs="Times New Roman" w:hint="eastAsia"/>
+          <w:sz w:val="24"/>
+        </w:rPr>
+        <w:t>. IFN responses were the most consistent signals. At Da</w:t>
+      </w:r>
+      <w:r>
+        <w:rPr>
+          <w:rFonts w:ascii="Times New Roman" w:hAnsi="Times New Roman" w:cs="Times New Roman"/>
+          <w:sz w:val="24"/>
+        </w:rPr>
+        <w:t xml:space="preserve">y 1, partial Spearman correlations were 0.516 for IFN-α (FDR 1.15×10⁻¹¹) and 0.492 for IFN-γ (FDR 9.16×10⁻¹¹). Corresponding correlations were 0.326 and 0.332 at Day 3 </w:t>
+      </w:r>
+      <w:proofErr w:type="gramStart"/>
+      <w:r>
+        <w:rPr>
+          <w:rFonts w:ascii="Times New Roman" w:hAnsi="Times New Roman" w:cs="Times New Roman"/>
+          <w:sz w:val="24"/>
+        </w:rPr>
+        <w:t>(both FDR 5.06×10⁻⁴)</w:t>
+      </w:r>
+      <w:proofErr w:type="gramEnd"/>
+      <w:r>
+        <w:rPr>
+          <w:rFonts w:ascii="Times New Roman" w:hAnsi="Times New Roman" w:cs="Times New Roman"/>
+          <w:sz w:val="24"/>
+        </w:rPr>
+        <w:t xml:space="preserve">, and 0.394 </w:t>
+      </w:r>
+      <w:proofErr w:type="gramStart"/>
+      <w:r>
+        <w:rPr>
+          <w:rFonts w:ascii="Times New Roman" w:hAnsi="Times New Roman" w:cs="Times New Roman"/>
+          <w:sz w:val="24"/>
+        </w:rPr>
+        <w:t>(FDR 3.22×10⁻⁴)</w:t>
+      </w:r>
+      <w:proofErr w:type="gramEnd"/>
+      <w:r>
+        <w:rPr>
+          <w:rFonts w:ascii="Times New Roman" w:hAnsi="Times New Roman" w:cs="Times New Roman"/>
+          <w:sz w:val="24"/>
+        </w:rPr>
+        <w:t xml:space="preserve"> and 0.291 </w:t>
+      </w:r>
+      <w:proofErr w:type="gramStart"/>
+      <w:r>
+        <w:rPr>
+          <w:rFonts w:ascii="Times New Roman" w:hAnsi="Times New Roman" w:cs="Times New Roman"/>
+          <w:sz w:val="24"/>
+        </w:rPr>
+        <w:t>(FDR 0.0107)</w:t>
+      </w:r>
+      <w:proofErr w:type="gramEnd"/>
+      <w:r>
+        <w:rPr>
+          <w:rFonts w:ascii="Times New Roman" w:hAnsi="Times New Roman" w:cs="Times New Roman"/>
+          <w:sz w:val="24"/>
+        </w:rPr>
+        <w:t xml:space="preserve"> at Day 5. Day-1 h</w:t>
       </w:r>
       <w:r>
         <w:rPr>
@@ -6814,7 +6988,23 @@
           <w:rFonts w:ascii="Times New Roman" w:hAnsi="Times New Roman" w:cs="Times New Roman"/>
           <w:sz w:val="24"/>
         </w:rPr>
-        <w:t>0⁻⁴; n=147) (Figure 4b,f). The Day-1 transcriptomic IFN-γ score had a nominal association with the Day-3 protein IFN-γ score (β 0.197, 95% CI 0.0067–0.388; P=0.044) but did not survive interval-wide FDR correction (FDR 0.333).</w:t>
+        <w:t>0⁻⁴; n=</w:t>
+      </w:r>
+      <w:proofErr w:type="gramStart"/>
+      <w:r>
+        <w:rPr>
+          <w:rFonts w:ascii="Times New Roman" w:hAnsi="Times New Roman" w:cs="Times New Roman"/>
+          <w:sz w:val="24"/>
+        </w:rPr>
+        <w:t>147)</w:t>
+      </w:r>
+      <w:proofErr w:type="gramEnd"/>
+      <w:r>
+        <w:rPr>
+          <w:rFonts w:ascii="Times New Roman" w:hAnsi="Times New Roman" w:cs="Times New Roman"/>
+          <w:sz w:val="24"/>
+        </w:rPr>
+        <w:t xml:space="preserve"> (Figure 4b,f). The Day-1 transcriptomic IFN-γ score had a nominal association with the Day-3 protein IFN-γ score (β 0.197, 95% CI 0.0067–0.388; P=0.044) but did not survive interval-wide FDR correction (FDR 0.333).</w:t>
       </w:r>
     </w:p>
     <w:p>
@@ -6887,7 +7077,23 @@
           <w:rFonts w:ascii="Times New Roman" w:hAnsi="Times New Roman" w:cs="Times New Roman" w:hint="eastAsia"/>
           <w:sz w:val="24"/>
         </w:rPr>
-        <w:t>0.478; FDR 0.0074; n=111), and the Day-3 transcriptomic IFN-</w:t>
+        <w:t>0.478; FDR 0.0074; n=</w:t>
+      </w:r>
+      <w:proofErr w:type="gramStart"/>
+      <w:r>
+        <w:rPr>
+          <w:rFonts w:ascii="Times New Roman" w:hAnsi="Times New Roman" w:cs="Times New Roman" w:hint="eastAsia"/>
+          <w:sz w:val="24"/>
+        </w:rPr>
+        <w:t>111),</w:t>
+      </w:r>
+      <w:proofErr w:type="gramEnd"/>
+      <w:r>
+        <w:rPr>
+          <w:rFonts w:ascii="Times New Roman" w:hAnsi="Times New Roman" w:cs="Times New Roman" w:hint="eastAsia"/>
+          <w:sz w:val="24"/>
+        </w:rPr>
+        <w:t xml:space="preserve"> and the Day-3 transcriptomic IFN-</w:t>
       </w:r>
       <w:r>
         <w:rPr>
@@ -6944,7 +7150,23 @@
           <w:rFonts w:ascii="Times New Roman" w:hAnsi="Times New Roman" w:cs="Times New Roman" w:hint="eastAsia"/>
           <w:sz w:val="24"/>
         </w:rPr>
-        <w:t>0.461; FDR 0.0235) (Figure 4c,f). No reverse-order protein-to-subsequent-transcriptomic pathway model met its corresponding FDR threshold (Figure 4d). Significant associations were detected in the prespecified earlier-transcriptomic-to-subsequent-protein models but not in the reverse-order models; this pattern does not establish directional biological transfer, mediation or causality.</w:t>
+        <w:t xml:space="preserve">0.461; FDR </w:t>
+      </w:r>
+      <w:proofErr w:type="gramStart"/>
+      <w:r>
+        <w:rPr>
+          <w:rFonts w:ascii="Times New Roman" w:hAnsi="Times New Roman" w:cs="Times New Roman" w:hint="eastAsia"/>
+          <w:sz w:val="24"/>
+        </w:rPr>
+        <w:t>0.0235)</w:t>
+      </w:r>
+      <w:proofErr w:type="gramEnd"/>
+      <w:r>
+        <w:rPr>
+          <w:rFonts w:ascii="Times New Roman" w:hAnsi="Times New Roman" w:cs="Times New Roman" w:hint="eastAsia"/>
+          <w:sz w:val="24"/>
+        </w:rPr>
+        <w:t xml:space="preserve"> (Figure 4c,f). No reverse-order protein-to-subsequent-transcriptomic pathway model met its corresponding FDR threshold (Figure 4d). Significant associations were detected in the prespecified earlier-transcriptomic-to-subsequent-protein models but not in the reverse-order models; this pattern does not establish directional biological transfer, mediation or causality.</w:t>
       </w:r>
     </w:p>
     <w:p>
@@ -7777,6 +7999,13 @@
       </w:r>
       <w:r>
         <w:rPr>
+          <w:rFonts w:ascii="Times New Roman" w:hAnsi="Times New Roman" w:cs="Times New Roman" w:hint="eastAsia"/>
+          <w:sz w:val="24"/>
+        </w:rPr>
+        <w:t xml:space="preserve"> </w:t>
+      </w:r>
+      <w:r>
+        <w:rPr>
           <w:rFonts w:ascii="Times New Roman" w:hAnsi="Times New Roman" w:cs="Times New Roman"/>
           <w:sz w:val="24"/>
         </w:rPr>
@@ -7812,40 +8041,39 @@
 dGl0bGU+Q29tbXVuaWNhdGlvbiBmcm9tIHRoZSBTY2llbnRpZmljIGFuZCBTdGFuZGFyZGl6YXRp
 b24gQ29tbWl0dGVlIG9mIHRoZSBJbnRlcm5hdGlvbmFsIFNvY2lldHkgb24gVGhyb21ib3NpcyBh
 bmQgSGFlbW9zdGFzaXMgb24gc2Vwc2lzLWluZHVjZWQgY29hZ3Vsb3BhdGh5IGluIHRoZSBtYW5h
-Z2VtZW50IG9mIHNlcHNpczwvdGl0bGU+PHNlY29uZGFyeS10aXRsZT5Kb3VybmFsIG9mIFRocm9t
-Ym9zaXMgYW5kIEhhZW1vc3Rhc2lzPC9zZWNvbmRhcnktdGl0bGU+PC90aXRsZXM+PHBlcmlvZGlj
-YWw+PGZ1bGwtdGl0bGU+Sm91cm5hbCBvZiBUaHJvbWJvc2lzIGFuZCBIYWVtb3N0YXNpczwvZnVs
-bC10aXRsZT48L3BlcmlvZGljYWw+PHBhZ2VzPjE0NS0xNTM8L3BhZ2VzPjx2b2x1bWU+MjE8L3Zv
-bHVtZT48bnVtYmVyPjE8L251bWJlcj48a2V5d29yZHM+PGtleXdvcmQ+YW50aWNvYWd1bGF0aW9u
-PC9rZXl3b3JkPjxrZXl3b3JkPmFudGljb2FndWxhbnRzPC9rZXl3b3JkPjxrZXl3b3JkPmRpYWdu
-b3N0aWMgY3JpdGVyaWE8L2tleXdvcmQ+PGtleXdvcmQ+ZGlzc2VtaW5hdGVkIGludHJhdmFzY3Vs
-YXIgY29hZ3VsYXRpb248L2tleXdvcmQ+PGtleXdvcmQ+Y29hZ3Vsb3BhdGh5PC9rZXl3b3JkPjxr
-ZXl3b3JkPnByb3Rocm9tYmluIHRpbWU8L2tleXdvcmQ+PGtleXdvcmQ+c2Vwc2lzPC9rZXl3b3Jk
-Pjwva2V5d29yZHM+PGRhdGVzPjx5ZWFyPjIwMjM8L3llYXI+PHB1Yi1kYXRlcz48ZGF0ZT4yMDIz
-LzAxLzAxLzwvZGF0ZT48L3B1Yi1kYXRlcz48L2RhdGVzPjxpc2JuPjE1MzgtNzgzNjwvaXNibj48
-dXJscz48cmVsYXRlZC11cmxzPjx1cmw+aHR0cHM6Ly93d3cuc2NpZW5jZWRpcmVjdC5jb20vc2Np
-ZW5jZS9hcnRpY2xlL3BpaS9TMTUzODc4MzYyMjA3MTkyNjwvdXJsPjwvcmVsYXRlZC11cmxzPjwv
-dXJscz48ZWxlY3Ryb25pYy1yZXNvdXJjZS1udW0+MTAuMTAxNi9qLmp0aGEuMjAyMi4xMC4wMjI8
-L2VsZWN0cm9uaWMtcmVzb3VyY2UtbnVtPjwvcmVjb3JkPjwvQ2l0ZT48Q2l0ZT48QXV0aG9yPkli
-YTwvQXV0aG9yPjxZZWFyPjIwMjY8L1llYXI+PFJlY051bT4xNDE8L1JlY051bT48cmVjb3JkPjxy
-ZWMtbnVtYmVyPjE0MTwvcmVjLW51bWJlcj48Zm9yZWlnbi1rZXlzPjxrZXkgYXBwPSJFTiIgZGIt
-aWQ9InNhMHNzMjJ3cmUwOWZvZTlwMnVwenQwbzA1cHBlc2R3MnZ0MiIgdGltZXN0YW1wPSIxNzg0
-Mjc0Njc5Ij4xNDE8L2tleT48L2ZvcmVpZ24ta2V5cz48cmVmLXR5cGUgbmFtZT0iSm91cm5hbCBB
-cnRpY2xlIj4xNzwvcmVmLXR5cGU+PGNvbnRyaWJ1dG9ycz48YXV0aG9ycz48YXV0aG9yPkliYSwg
-VG9zaGlha2k8L2F1dGhvcj48YXV0aG9yPk1haWVyLCBDaGVyeWwgTC48L2F1dGhvcj48YXV0aG9y
-PkZlcnJlciwgUmljYXJkPC9hdXRob3I+PGF1dGhvcj5OYWdha2FyaSwgS3VuaWhpa288L2F1dGhv
-cj48YXV0aG9yPkxldnksIEplcnJvbGQgSC48L2F1dGhvcj48L2F1dGhvcnM+PC9jb250cmlidXRv
-cnM+PHRpdGxlcz48dGl0bGU+RW5kb3RoZWxpb3BhdGh5IHdpdGhpbiB0aGUgdGhyb21ib2luZmxh
-bW1hdG9yeSBuZXR3b3JrIG9mIHNlcHNpcy1pbmR1Y2VkIGNvYWd1bG9wYXRoeTwvdGl0bGU+PHNl
-Y29uZGFyeS10aXRsZT5JbmZsYW1tYXRpb24gUmVzZWFyY2g8L3NlY29uZGFyeS10aXRsZT48L3Rp
-dGxlcz48cGVyaW9kaWNhbD48ZnVsbC10aXRsZT5JbmZsYW1tYXRpb24gUmVzZWFyY2g8L2Z1bGwt
-dGl0bGU+PC9wZXJpb2RpY2FsPjxwYWdlcz41OTwvcGFnZXM+PHZvbHVtZT43NTwvdm9sdW1lPjxu
-dW1iZXI+MTwvbnVtYmVyPjxkYXRlcz48eWVhcj4yMDI2PC95ZWFyPjxwdWItZGF0ZXM+PGRhdGU+
-MjAyNi8wMy8xNzwvZGF0ZT48L3B1Yi1kYXRlcz48L2RhdGVzPjxpc2JuPjE0MjAtOTA4WDwvaXNi
-bj48dXJscz48cmVsYXRlZC11cmxzPjx1cmw+aHR0cHM6Ly9kb2kub3JnLzEwLjEwMDcvczAwMDEx
-LTAyNi0wMjIwNC14PC91cmw+PC9yZWxhdGVkLXVybHM+PC91cmxzPjxlbGVjdHJvbmljLXJlc291
-cmNlLW51bT4xMC4xMDA3L3MwMDAxMS0wMjYtMDIyMDQteDwvZWxlY3Ryb25pYy1yZXNvdXJjZS1u
-dW0+PC9yZWNvcmQ+PC9DaXRlPjwvRW5kTm90ZT4A
+Z2VtZW50IG9mIHNlcHNpczwvdGl0bGU+PHNlY29uZGFyeS10aXRsZT5KIFRocm9tYiBIYWVtb3N0
+PC9zZWNvbmRhcnktdGl0bGU+PC90aXRsZXM+PHBlcmlvZGljYWw+PGZ1bGwtdGl0bGU+SiBUaHJv
+bWIgSGFlbW9zdDwvZnVsbC10aXRsZT48L3BlcmlvZGljYWw+PHBhZ2VzPjE0NS0xNTM8L3BhZ2Vz
+Pjx2b2x1bWU+MjE8L3ZvbHVtZT48bnVtYmVyPjE8L251bWJlcj48a2V5d29yZHM+PGtleXdvcmQ+
+YW50aWNvYWd1bGF0aW9uPC9rZXl3b3JkPjxrZXl3b3JkPmFudGljb2FndWxhbnRzPC9rZXl3b3Jk
+PjxrZXl3b3JkPmRpYWdub3N0aWMgY3JpdGVyaWE8L2tleXdvcmQ+PGtleXdvcmQ+ZGlzc2VtaW5h
+dGVkIGludHJhdmFzY3VsYXIgY29hZ3VsYXRpb248L2tleXdvcmQ+PGtleXdvcmQ+Y29hZ3Vsb3Bh
+dGh5PC9rZXl3b3JkPjxrZXl3b3JkPnByb3Rocm9tYmluIHRpbWU8L2tleXdvcmQ+PGtleXdvcmQ+
+c2Vwc2lzPC9rZXl3b3JkPjwva2V5d29yZHM+PGRhdGVzPjx5ZWFyPjIwMjM8L3llYXI+PHB1Yi1k
+YXRlcz48ZGF0ZT4yMDIzLzAxLzAxLzwvZGF0ZT48L3B1Yi1kYXRlcz48L2RhdGVzPjxpc2JuPjE1
+MzgtNzgzNjwvaXNibj48dXJscz48cmVsYXRlZC11cmxzPjx1cmw+aHR0cHM6Ly93d3cuc2NpZW5j
+ZWRpcmVjdC5jb20vc2NpZW5jZS9hcnRpY2xlL3BpaS9TMTUzODc4MzYyMjA3MTkyNjwvdXJsPjwv
+cmVsYXRlZC11cmxzPjwvdXJscz48ZWxlY3Ryb25pYy1yZXNvdXJjZS1udW0+MTAuMTAxNi9qLmp0
+aGEuMjAyMi4xMC4wMjI8L2VsZWN0cm9uaWMtcmVzb3VyY2UtbnVtPjwvcmVjb3JkPjwvQ2l0ZT48
+Q2l0ZT48QXV0aG9yPkliYTwvQXV0aG9yPjxZZWFyPjIwMjY8L1llYXI+PFJlY051bT4xNDE8L1Jl
+Y051bT48cmVjb3JkPjxyZWMtbnVtYmVyPjE0MTwvcmVjLW51bWJlcj48Zm9yZWlnbi1rZXlzPjxr
+ZXkgYXBwPSJFTiIgZGItaWQ9InNhMHNzMjJ3cmUwOWZvZTlwMnVwenQwbzA1cHBlc2R3MnZ0MiIg
+dGltZXN0YW1wPSIxNzg0Mjc0Njc5Ij4xNDE8L2tleT48L2ZvcmVpZ24ta2V5cz48cmVmLXR5cGUg
+bmFtZT0iSm91cm5hbCBBcnRpY2xlIj4xNzwvcmVmLXR5cGU+PGNvbnRyaWJ1dG9ycz48YXV0aG9y
+cz48YXV0aG9yPkliYSwgVG9zaGlha2k8L2F1dGhvcj48YXV0aG9yPk1haWVyLCBDaGVyeWwgTC48
+L2F1dGhvcj48YXV0aG9yPkZlcnJlciwgUmljYXJkPC9hdXRob3I+PGF1dGhvcj5OYWdha2FyaSwg
+S3VuaWhpa288L2F1dGhvcj48YXV0aG9yPkxldnksIEplcnJvbGQgSC48L2F1dGhvcj48L2F1dGhv
+cnM+PC9jb250cmlidXRvcnM+PHRpdGxlcz48dGl0bGU+RW5kb3RoZWxpb3BhdGh5IHdpdGhpbiB0
+aGUgdGhyb21ib2luZmxhbW1hdG9yeSBuZXR3b3JrIG9mIHNlcHNpcy1pbmR1Y2VkIGNvYWd1bG9w
+YXRoeTwvdGl0bGU+PHNlY29uZGFyeS10aXRsZT5JbmZsYW1tIFJlczwvc2Vjb25kYXJ5LXRpdGxl
+PjwvdGl0bGVzPjxwZXJpb2RpY2FsPjxmdWxsLXRpdGxlPkluZmxhbW0gUmVzPC9mdWxsLXRpdGxl
+PjwvcGVyaW9kaWNhbD48cGFnZXM+NTk8L3BhZ2VzPjx2b2x1bWU+NzU8L3ZvbHVtZT48bnVtYmVy
+PjE8L251bWJlcj48ZGF0ZXM+PHllYXI+MjAyNjwveWVhcj48cHViLWRhdGVzPjxkYXRlPjIwMjYv
+MDMvMTc8L2RhdGU+PC9wdWItZGF0ZXM+PC9kYXRlcz48aXNibj4xNDIwLTkwOFg8L2lzYm4+PHVy
+bHM+PHJlbGF0ZWQtdXJscz48dXJsPmh0dHBzOi8vZG9pLm9yZy8xMC4xMDA3L3MwMDAxMS0wMjYt
+MDIyMDQteDwvdXJsPjwvcmVsYXRlZC11cmxzPjwvdXJscz48ZWxlY3Ryb25pYy1yZXNvdXJjZS1u
+dW0+MTAuMTAwNy9zMDAwMTEtMDI2LTAyMjA0LXg8L2VsZWN0cm9uaWMtcmVzb3VyY2UtbnVtPjwv
+cmVjb3JkPjwvQ2l0ZT48L0VuZE5vdGU+AG==
 </w:fldData>
         </w:fldChar>
       </w:r>
@@ -7893,40 +8121,39 @@
 dGl0bGU+Q29tbXVuaWNhdGlvbiBmcm9tIHRoZSBTY2llbnRpZmljIGFuZCBTdGFuZGFyZGl6YXRp
 b24gQ29tbWl0dGVlIG9mIHRoZSBJbnRlcm5hdGlvbmFsIFNvY2lldHkgb24gVGhyb21ib3NpcyBh
 bmQgSGFlbW9zdGFzaXMgb24gc2Vwc2lzLWluZHVjZWQgY29hZ3Vsb3BhdGh5IGluIHRoZSBtYW5h
-Z2VtZW50IG9mIHNlcHNpczwvdGl0bGU+PHNlY29uZGFyeS10aXRsZT5Kb3VybmFsIG9mIFRocm9t
-Ym9zaXMgYW5kIEhhZW1vc3Rhc2lzPC9zZWNvbmRhcnktdGl0bGU+PC90aXRsZXM+PHBlcmlvZGlj
-YWw+PGZ1bGwtdGl0bGU+Sm91cm5hbCBvZiBUaHJvbWJvc2lzIGFuZCBIYWVtb3N0YXNpczwvZnVs
-bC10aXRsZT48L3BlcmlvZGljYWw+PHBhZ2VzPjE0NS0xNTM8L3BhZ2VzPjx2b2x1bWU+MjE8L3Zv
-bHVtZT48bnVtYmVyPjE8L251bWJlcj48a2V5d29yZHM+PGtleXdvcmQ+YW50aWNvYWd1bGF0aW9u
-PC9rZXl3b3JkPjxrZXl3b3JkPmFudGljb2FndWxhbnRzPC9rZXl3b3JkPjxrZXl3b3JkPmRpYWdu
-b3N0aWMgY3JpdGVyaWE8L2tleXdvcmQ+PGtleXdvcmQ+ZGlzc2VtaW5hdGVkIGludHJhdmFzY3Vs
-YXIgY29hZ3VsYXRpb248L2tleXdvcmQ+PGtleXdvcmQ+Y29hZ3Vsb3BhdGh5PC9rZXl3b3JkPjxr
-ZXl3b3JkPnByb3Rocm9tYmluIHRpbWU8L2tleXdvcmQ+PGtleXdvcmQ+c2Vwc2lzPC9rZXl3b3Jk
-Pjwva2V5d29yZHM+PGRhdGVzPjx5ZWFyPjIwMjM8L3llYXI+PHB1Yi1kYXRlcz48ZGF0ZT4yMDIz
-LzAxLzAxLzwvZGF0ZT48L3B1Yi1kYXRlcz48L2RhdGVzPjxpc2JuPjE1MzgtNzgzNjwvaXNibj48
-dXJscz48cmVsYXRlZC11cmxzPjx1cmw+aHR0cHM6Ly93d3cuc2NpZW5jZWRpcmVjdC5jb20vc2Np
-ZW5jZS9hcnRpY2xlL3BpaS9TMTUzODc4MzYyMjA3MTkyNjwvdXJsPjwvcmVsYXRlZC11cmxzPjwv
-dXJscz48ZWxlY3Ryb25pYy1yZXNvdXJjZS1udW0+MTAuMTAxNi9qLmp0aGEuMjAyMi4xMC4wMjI8
-L2VsZWN0cm9uaWMtcmVzb3VyY2UtbnVtPjwvcmVjb3JkPjwvQ2l0ZT48Q2l0ZT48QXV0aG9yPkli
-YTwvQXV0aG9yPjxZZWFyPjIwMjY8L1llYXI+PFJlY051bT4xNDE8L1JlY051bT48cmVjb3JkPjxy
-ZWMtbnVtYmVyPjE0MTwvcmVjLW51bWJlcj48Zm9yZWlnbi1rZXlzPjxrZXkgYXBwPSJFTiIgZGIt
-aWQ9InNhMHNzMjJ3cmUwOWZvZTlwMnVwenQwbzA1cHBlc2R3MnZ0MiIgdGltZXN0YW1wPSIxNzg0
-Mjc0Njc5Ij4xNDE8L2tleT48L2ZvcmVpZ24ta2V5cz48cmVmLXR5cGUgbmFtZT0iSm91cm5hbCBB
-cnRpY2xlIj4xNzwvcmVmLXR5cGU+PGNvbnRyaWJ1dG9ycz48YXV0aG9ycz48YXV0aG9yPkliYSwg
-VG9zaGlha2k8L2F1dGhvcj48YXV0aG9yPk1haWVyLCBDaGVyeWwgTC48L2F1dGhvcj48YXV0aG9y
-PkZlcnJlciwgUmljYXJkPC9hdXRob3I+PGF1dGhvcj5OYWdha2FyaSwgS3VuaWhpa288L2F1dGhv
-cj48YXV0aG9yPkxldnksIEplcnJvbGQgSC48L2F1dGhvcj48L2F1dGhvcnM+PC9jb250cmlidXRv
-cnM+PHRpdGxlcz48dGl0bGU+RW5kb3RoZWxpb3BhdGh5IHdpdGhpbiB0aGUgdGhyb21ib2luZmxh
-bW1hdG9yeSBuZXR3b3JrIG9mIHNlcHNpcy1pbmR1Y2VkIGNvYWd1bG9wYXRoeTwvdGl0bGU+PHNl
-Y29uZGFyeS10aXRsZT5JbmZsYW1tYXRpb24gUmVzZWFyY2g8L3NlY29uZGFyeS10aXRsZT48L3Rp
-dGxlcz48cGVyaW9kaWNhbD48ZnVsbC10aXRsZT5JbmZsYW1tYXRpb24gUmVzZWFyY2g8L2Z1bGwt
-dGl0bGU+PC9wZXJpb2RpY2FsPjxwYWdlcz41OTwvcGFnZXM+PHZvbHVtZT43NTwvdm9sdW1lPjxu
-dW1iZXI+MTwvbnVtYmVyPjxkYXRlcz48eWVhcj4yMDI2PC95ZWFyPjxwdWItZGF0ZXM+PGRhdGU+
-MjAyNi8wMy8xNzwvZGF0ZT48L3B1Yi1kYXRlcz48L2RhdGVzPjxpc2JuPjE0MjAtOTA4WDwvaXNi
-bj48dXJscz48cmVsYXRlZC11cmxzPjx1cmw+aHR0cHM6Ly9kb2kub3JnLzEwLjEwMDcvczAwMDEx
-LTAyNi0wMjIwNC14PC91cmw+PC9yZWxhdGVkLXVybHM+PC91cmxzPjxlbGVjdHJvbmljLXJlc291
-cmNlLW51bT4xMC4xMDA3L3MwMDAxMS0wMjYtMDIyMDQteDwvZWxlY3Ryb25pYy1yZXNvdXJjZS1u
-dW0+PC9yZWNvcmQ+PC9DaXRlPjwvRW5kTm90ZT4A
+Z2VtZW50IG9mIHNlcHNpczwvdGl0bGU+PHNlY29uZGFyeS10aXRsZT5KIFRocm9tYiBIYWVtb3N0
+PC9zZWNvbmRhcnktdGl0bGU+PC90aXRsZXM+PHBlcmlvZGljYWw+PGZ1bGwtdGl0bGU+SiBUaHJv
+bWIgSGFlbW9zdDwvZnVsbC10aXRsZT48L3BlcmlvZGljYWw+PHBhZ2VzPjE0NS0xNTM8L3BhZ2Vz
+Pjx2b2x1bWU+MjE8L3ZvbHVtZT48bnVtYmVyPjE8L251bWJlcj48a2V5d29yZHM+PGtleXdvcmQ+
+YW50aWNvYWd1bGF0aW9uPC9rZXl3b3JkPjxrZXl3b3JkPmFudGljb2FndWxhbnRzPC9rZXl3b3Jk
+PjxrZXl3b3JkPmRpYWdub3N0aWMgY3JpdGVyaWE8L2tleXdvcmQ+PGtleXdvcmQ+ZGlzc2VtaW5h
+dGVkIGludHJhdmFzY3VsYXIgY29hZ3VsYXRpb248L2tleXdvcmQ+PGtleXdvcmQ+Y29hZ3Vsb3Bh
+dGh5PC9rZXl3b3JkPjxrZXl3b3JkPnByb3Rocm9tYmluIHRpbWU8L2tleXdvcmQ+PGtleXdvcmQ+
+c2Vwc2lzPC9rZXl3b3JkPjwva2V5d29yZHM+PGRhdGVzPjx5ZWFyPjIwMjM8L3llYXI+PHB1Yi1k
+YXRlcz48ZGF0ZT4yMDIzLzAxLzAxLzwvZGF0ZT48L3B1Yi1kYXRlcz48L2RhdGVzPjxpc2JuPjE1
+MzgtNzgzNjwvaXNibj48dXJscz48cmVsYXRlZC11cmxzPjx1cmw+aHR0cHM6Ly93d3cuc2NpZW5j
+ZWRpcmVjdC5jb20vc2NpZW5jZS9hcnRpY2xlL3BpaS9TMTUzODc4MzYyMjA3MTkyNjwvdXJsPjwv
+cmVsYXRlZC11cmxzPjwvdXJscz48ZWxlY3Ryb25pYy1yZXNvdXJjZS1udW0+MTAuMTAxNi9qLmp0
+aGEuMjAyMi4xMC4wMjI8L2VsZWN0cm9uaWMtcmVzb3VyY2UtbnVtPjwvcmVjb3JkPjwvQ2l0ZT48
+Q2l0ZT48QXV0aG9yPkliYTwvQXV0aG9yPjxZZWFyPjIwMjY8L1llYXI+PFJlY051bT4xNDE8L1Jl
+Y051bT48cmVjb3JkPjxyZWMtbnVtYmVyPjE0MTwvcmVjLW51bWJlcj48Zm9yZWlnbi1rZXlzPjxr
+ZXkgYXBwPSJFTiIgZGItaWQ9InNhMHNzMjJ3cmUwOWZvZTlwMnVwenQwbzA1cHBlc2R3MnZ0MiIg
+dGltZXN0YW1wPSIxNzg0Mjc0Njc5Ij4xNDE8L2tleT48L2ZvcmVpZ24ta2V5cz48cmVmLXR5cGUg
+bmFtZT0iSm91cm5hbCBBcnRpY2xlIj4xNzwvcmVmLXR5cGU+PGNvbnRyaWJ1dG9ycz48YXV0aG9y
+cz48YXV0aG9yPkliYSwgVG9zaGlha2k8L2F1dGhvcj48YXV0aG9yPk1haWVyLCBDaGVyeWwgTC48
+L2F1dGhvcj48YXV0aG9yPkZlcnJlciwgUmljYXJkPC9hdXRob3I+PGF1dGhvcj5OYWdha2FyaSwg
+S3VuaWhpa288L2F1dGhvcj48YXV0aG9yPkxldnksIEplcnJvbGQgSC48L2F1dGhvcj48L2F1dGhv
+cnM+PC9jb250cmlidXRvcnM+PHRpdGxlcz48dGl0bGU+RW5kb3RoZWxpb3BhdGh5IHdpdGhpbiB0
+aGUgdGhyb21ib2luZmxhbW1hdG9yeSBuZXR3b3JrIG9mIHNlcHNpcy1pbmR1Y2VkIGNvYWd1bG9w
+YXRoeTwvdGl0bGU+PHNlY29uZGFyeS10aXRsZT5JbmZsYW1tIFJlczwvc2Vjb25kYXJ5LXRpdGxl
+PjwvdGl0bGVzPjxwZXJpb2RpY2FsPjxmdWxsLXRpdGxlPkluZmxhbW0gUmVzPC9mdWxsLXRpdGxl
+PjwvcGVyaW9kaWNhbD48cGFnZXM+NTk8L3BhZ2VzPjx2b2x1bWU+NzU8L3ZvbHVtZT48bnVtYmVy
+PjE8L251bWJlcj48ZGF0ZXM+PHllYXI+MjAyNjwveWVhcj48cHViLWRhdGVzPjxkYXRlPjIwMjYv
+MDMvMTc8L2RhdGU+PC9wdWItZGF0ZXM+PC9kYXRlcz48aXNibj4xNDIwLTkwOFg8L2lzYm4+PHVy
+bHM+PHJlbGF0ZWQtdXJscz48dXJsPmh0dHBzOi8vZG9pLm9yZy8xMC4xMDA3L3MwMDAxMS0wMjYt
+MDIyMDQteDwvdXJsPjwvcmVsYXRlZC11cmxzPjwvdXJscz48ZWxlY3Ryb25pYy1yZXNvdXJjZS1u
+dW0+MTAuMTAwNy9zMDAwMTEtMDI2LTAyMjA0LXg8L2VsZWN0cm9uaWMtcmVzb3VyY2UtbnVtPjwv
+cmVjb3JkPjwvQ2l0ZT48L0VuZE5vdGU+AG==
 </w:fldData>
         </w:fldChar>
       </w:r>
@@ -8016,6 +8243,13 @@
           <w:sz w:val="24"/>
         </w:rPr>
         <w:t xml:space="preserve"> is an integrative node that develops in parallel with monocyte tissue-factor expression, platelet activation and neutrophil-extracellular-trap formation, rather than a single upstream cause</w:t>
+      </w:r>
+      <w:r>
+        <w:rPr>
+          <w:rFonts w:ascii="Times New Roman" w:hAnsi="Times New Roman" w:cs="Times New Roman" w:hint="eastAsia"/>
+          <w:sz w:val="24"/>
+        </w:rPr>
+        <w:t xml:space="preserve"> </w:t>
       </w:r>
       <w:r>
         <w:rPr>
@@ -8034,41 +8268,40 @@
 aG9yPjxhdXRob3I+TGV2eSwgSmVycm9sZCBILjwvYXV0aG9yPjwvYXV0aG9ycz48L2NvbnRyaWJ1
 dG9ycz48dGl0bGVzPjx0aXRsZT5FbmRvdGhlbGlvcGF0aHkgd2l0aGluIHRoZSB0aHJvbWJvaW5m
 bGFtbWF0b3J5IG5ldHdvcmsgb2Ygc2Vwc2lzLWluZHVjZWQgY29hZ3Vsb3BhdGh5PC90aXRsZT48
-c2Vjb25kYXJ5LXRpdGxlPkluZmxhbW1hdGlvbiBSZXNlYXJjaDwvc2Vjb25kYXJ5LXRpdGxlPjwv
-dGl0bGVzPjxwZXJpb2RpY2FsPjxmdWxsLXRpdGxlPkluZmxhbW1hdGlvbiBSZXNlYXJjaDwvZnVs
-bC10aXRsZT48L3BlcmlvZGljYWw+PHBhZ2VzPjU5PC9wYWdlcz48dm9sdW1lPjc1PC92b2x1bWU+
-PG51bWJlcj4xPC9udW1iZXI+PGRhdGVzPjx5ZWFyPjIwMjY8L3llYXI+PHB1Yi1kYXRlcz48ZGF0
-ZT4yMDI2LzAzLzE3PC9kYXRlPjwvcHViLWRhdGVzPjwvZGF0ZXM+PGlzYm4+MTQyMC05MDhYPC9p
-c2JuPjx1cmxzPjxyZWxhdGVkLXVybHM+PHVybD5odHRwczovL2RvaS5vcmcvMTAuMTAwNy9zMDAw
-MTEtMDI2LTAyMjA0LXg8L3VybD48L3JlbGF0ZWQtdXJscz48L3VybHM+PGVsZWN0cm9uaWMtcmVz
-b3VyY2UtbnVtPjEwLjEwMDcvczAwMDExLTAyNi0wMjIwNC14PC9lbGVjdHJvbmljLXJlc291cmNl
-LW51bT48L3JlY29yZD48L0NpdGU+PENpdGU+PEF1dGhvcj5DemFpa29za2k8L0F1dGhvcj48WWVh
-cj4yMDE2PC9ZZWFyPjxSZWNOdW0+MTQ1PC9SZWNOdW0+PHJlY29yZD48cmVjLW51bWJlcj4xNDU8
-L3JlYy1udW1iZXI+PGZvcmVpZ24ta2V5cz48a2V5IGFwcD0iRU4iIGRiLWlkPSJzYTBzczIyd3Jl
-MDlmb2U5cDJ1cHp0MG8wNXBwZXNkdzJ2dDIiIHRpbWVzdGFtcD0iMTc4NDI3NDc4NyI+MTQ1PC9r
-ZXk+PC9mb3JlaWduLWtleXM+PHJlZi10eXBlIG5hbWU9IkpvdXJuYWwgQXJ0aWNsZSI+MTc8L3Jl
-Zi10eXBlPjxjb250cmlidXRvcnM+PGF1dGhvcnM+PGF1dGhvcj5DemFpa29za2ksIFBhdWxhIEdp
-c2VsbGU8L2F1dGhvcj48YXV0aG9yPk1vdGEsIEpvc8OpIE1hdXLDrWNpbyBTZWd1bmRvIENvcnJl
-aWE8L2F1dGhvcj48YXV0aG9yPk5hc2NpbWVudG8sIERhbmllbGUgQ2FydmFsaG88L2F1dGhvcj48
-YXV0aG9yPlPDtG5lZ28sIEZhYmlhbmU8L2F1dGhvcj48YXV0aG9yPkNhc3RhbmhlaXJhLCBGZXJu
-YW5kYSBWYXJnYXMgZSBTaWx2YTwvYXV0aG9yPjxhdXRob3I+TWVsbywgUGF1bG8gSGVucmlxdWU8
-L2F1dGhvcj48YXV0aG9yPlNjb3J0ZWdhZ25hLCBHYWJyaWVsYSBUcmVudGluPC9hdXRob3I+PGF1
-dGhvcj5TaWx2YSwgUmFuZ2VsIExlYWw8L2F1dGhvcj48YXV0aG9yPkJhcnJvc28tU291c2EsIFJv
-bXVhbGRvPC9hdXRob3I+PGF1dGhvcj5Tb3V0bywgRmFicsOtY2lvIE9saXZlaXJhPC9hdXRob3I+
-PGF1dGhvcj5QYXppbi1GaWxobywgQW50b25pbzwvYXV0aG9yPjxhdXRob3I+RmlndWVpcmVkbywg
-RmxvcmVuY2lvPC9hdXRob3I+PGF1dGhvcj5BbHZlcy1GaWxobywgSm9zw6kgQ2FybG9zPC9hdXRo
-b3I+PGF1dGhvcj5DdW5oYSwgRmVybmFuZG8gUXVlaXLDs3o8L2F1dGhvcj48L2F1dGhvcnM+PC9j
-b250cmlidXRvcnM+PHRpdGxlcz48dGl0bGU+TmV1dHJvcGhpbCBFeHRyYWNlbGx1bGFyIFRyYXBz
-IEluZHVjZSBPcmdhbiBEYW1hZ2UgZHVyaW5nIEV4cGVyaW1lbnRhbCBhbmQgQ2xpbmljYWwgU2Vw
-c2lzPC90aXRsZT48c2Vjb25kYXJ5LXRpdGxlPlBMT1MgT05FPC9zZWNvbmRhcnktdGl0bGU+PC90
-aXRsZXM+PHBlcmlvZGljYWw+PGZ1bGwtdGl0bGU+UExPUyBPTkU8L2Z1bGwtdGl0bGU+PC9wZXJp
-b2RpY2FsPjxwYWdlcz5lMDE0ODE0MjwvcGFnZXM+PHZvbHVtZT4xMTwvdm9sdW1lPjxudW1iZXI+
-MjwvbnVtYmVyPjxkYXRlcz48eWVhcj4yMDE2PC95ZWFyPjwvZGF0ZXM+PHB1Ymxpc2hlcj5QdWJs
-aWMgTGlicmFyeSBvZiBTY2llbmNlPC9wdWJsaXNoZXI+PHVybHM+PHJlbGF0ZWQtdXJscz48dXJs
-Pmh0dHBzOi8vZG9pLm9yZy8xMC4xMzcxL2pvdXJuYWwucG9uZS4wMTQ4MTQyPC91cmw+PC9yZWxh
-dGVkLXVybHM+PC91cmxzPjxlbGVjdHJvbmljLXJlc291cmNlLW51bT4xMC4xMzcxL2pvdXJuYWwu
-cG9uZS4wMTQ4MTQyPC9lbGVjdHJvbmljLXJlc291cmNlLW51bT48L3JlY29yZD48L0NpdGU+PC9F
-bmROb3RlPn==
+c2Vjb25kYXJ5LXRpdGxlPkluZmxhbW0gUmVzPC9zZWNvbmRhcnktdGl0bGU+PC90aXRsZXM+PHBl
+cmlvZGljYWw+PGZ1bGwtdGl0bGU+SW5mbGFtbSBSZXM8L2Z1bGwtdGl0bGU+PC9wZXJpb2RpY2Fs
+PjxwYWdlcz41OTwvcGFnZXM+PHZvbHVtZT43NTwvdm9sdW1lPjxudW1iZXI+MTwvbnVtYmVyPjxk
+YXRlcz48eWVhcj4yMDI2PC95ZWFyPjxwdWItZGF0ZXM+PGRhdGU+MjAyNi8wMy8xNzwvZGF0ZT48
+L3B1Yi1kYXRlcz48L2RhdGVzPjxpc2JuPjE0MjAtOTA4WDwvaXNibj48dXJscz48cmVsYXRlZC11
+cmxzPjx1cmw+aHR0cHM6Ly9kb2kub3JnLzEwLjEwMDcvczAwMDExLTAyNi0wMjIwNC14PC91cmw+
+PC9yZWxhdGVkLXVybHM+PC91cmxzPjxlbGVjdHJvbmljLXJlc291cmNlLW51bT4xMC4xMDA3L3Mw
+MDAxMS0wMjYtMDIyMDQteDwvZWxlY3Ryb25pYy1yZXNvdXJjZS1udW0+PC9yZWNvcmQ+PC9DaXRl
+PjxDaXRlPjxBdXRob3I+Q3phaWtvc2tpPC9BdXRob3I+PFllYXI+MjAxNjwvWWVhcj48UmVjTnVt
+PjE0NTwvUmVjTnVtPjxyZWNvcmQ+PHJlYy1udW1iZXI+MTQ1PC9yZWMtbnVtYmVyPjxmb3JlaWdu
+LWtleXM+PGtleSBhcHA9IkVOIiBkYi1pZD0ic2Ewc3MyMndyZTA5Zm9lOXAydXB6dDBvMDVwcGVz
+ZHcydnQyIiB0aW1lc3RhbXA9IjE3ODQyNzQ3ODciPjE0NTwva2V5PjwvZm9yZWlnbi1rZXlzPjxy
+ZWYtdHlwZSBuYW1lPSJKb3VybmFsIEFydGljbGUiPjE3PC9yZWYtdHlwZT48Y29udHJpYnV0b3Jz
+PjxhdXRob3JzPjxhdXRob3I+Q3phaWtvc2tpLCBQYXVsYSBHaXNlbGxlPC9hdXRob3I+PGF1dGhv
+cj5Nb3RhLCBKb3PDqSBNYXVyw61jaW8gU2VndW5kbyBDb3JyZWlhPC9hdXRob3I+PGF1dGhvcj5O
+YXNjaW1lbnRvLCBEYW5pZWxlIENhcnZhbGhvPC9hdXRob3I+PGF1dGhvcj5Tw7RuZWdvLCBGYWJp
+YW5lPC9hdXRob3I+PGF1dGhvcj5DYXN0YW5oZWlyYSwgRmVybmFuZGEgVmFyZ2FzIGUgU2lsdmE8
+L2F1dGhvcj48YXV0aG9yPk1lbG8sIFBhdWxvIEhlbnJpcXVlPC9hdXRob3I+PGF1dGhvcj5TY29y
+dGVnYWduYSwgR2FicmllbGEgVHJlbnRpbjwvYXV0aG9yPjxhdXRob3I+U2lsdmEsIFJhbmdlbCBM
+ZWFsPC9hdXRob3I+PGF1dGhvcj5CYXJyb3NvLVNvdXNhLCBSb211YWxkbzwvYXV0aG9yPjxhdXRo
+b3I+U291dG8sIEZhYnLDrWNpbyBPbGl2ZWlyYTwvYXV0aG9yPjxhdXRob3I+UGF6aW4tRmlsaG8s
+IEFudG9uaW88L2F1dGhvcj48YXV0aG9yPkZpZ3VlaXJlZG8sIEZsb3JlbmNpbzwvYXV0aG9yPjxh
+dXRob3I+QWx2ZXMtRmlsaG8sIEpvc8OpIENhcmxvczwvYXV0aG9yPjxhdXRob3I+Q3VuaGEsIEZl
+cm5hbmRvIFF1ZWlyw7N6PC9hdXRob3I+PC9hdXRob3JzPjwvY29udHJpYnV0b3JzPjx0aXRsZXM+
+PHRpdGxlPk5ldXRyb3BoaWwgRXh0cmFjZWxsdWxhciBUcmFwcyBJbmR1Y2UgT3JnYW4gRGFtYWdl
+IGR1cmluZyBFeHBlcmltZW50YWwgYW5kIENsaW5pY2FsIFNlcHNpczwvdGl0bGU+PHNlY29uZGFy
+eS10aXRsZT5QTG9TIE9uZTwvc2Vjb25kYXJ5LXRpdGxlPjwvdGl0bGVzPjxwZXJpb2RpY2FsPjxm
+dWxsLXRpdGxlPlBMT1MgT05FPC9mdWxsLXRpdGxlPjwvcGVyaW9kaWNhbD48cGFnZXM+ZTAxNDgx
+NDI8L3BhZ2VzPjx2b2x1bWU+MTE8L3ZvbHVtZT48bnVtYmVyPjI8L251bWJlcj48ZGF0ZXM+PHll
+YXI+MjAxNjwveWVhcj48L2RhdGVzPjxwdWJsaXNoZXI+UHVibGljIExpYnJhcnkgb2YgU2NpZW5j
+ZTwvcHVibGlzaGVyPjx1cmxzPjxyZWxhdGVkLXVybHM+PHVybD5odHRwczovL2RvaS5vcmcvMTAu
+MTM3MS9qb3VybmFsLnBvbmUuMDE0ODE0MjwvdXJsPjwvcmVsYXRlZC11cmxzPjwvdXJscz48ZWxl
+Y3Ryb25pYy1yZXNvdXJjZS1udW0+MTAuMTM3MS9qb3VybmFsLnBvbmUuMDE0ODE0MjwvZWxlY3Ry
+b25pYy1yZXNvdXJjZS1udW0+PC9yZWNvcmQ+PC9DaXRlPjwvRW5kTm90ZT5=
 </w:fldData>
         </w:fldChar>
       </w:r>
@@ -8096,41 +8329,40 @@
 aG9yPjxhdXRob3I+TGV2eSwgSmVycm9sZCBILjwvYXV0aG9yPjwvYXV0aG9ycz48L2NvbnRyaWJ1
 dG9ycz48dGl0bGVzPjx0aXRsZT5FbmRvdGhlbGlvcGF0aHkgd2l0aGluIHRoZSB0aHJvbWJvaW5m
 bGFtbWF0b3J5IG5ldHdvcmsgb2Ygc2Vwc2lzLWluZHVjZWQgY29hZ3Vsb3BhdGh5PC90aXRsZT48
-c2Vjb25kYXJ5LXRpdGxlPkluZmxhbW1hdGlvbiBSZXNlYXJjaDwvc2Vjb25kYXJ5LXRpdGxlPjwv
-dGl0bGVzPjxwZXJpb2RpY2FsPjxmdWxsLXRpdGxlPkluZmxhbW1hdGlvbiBSZXNlYXJjaDwvZnVs
-bC10aXRsZT48L3BlcmlvZGljYWw+PHBhZ2VzPjU5PC9wYWdlcz48dm9sdW1lPjc1PC92b2x1bWU+
-PG51bWJlcj4xPC9udW1iZXI+PGRhdGVzPjx5ZWFyPjIwMjY8L3llYXI+PHB1Yi1kYXRlcz48ZGF0
-ZT4yMDI2LzAzLzE3PC9kYXRlPjwvcHViLWRhdGVzPjwvZGF0ZXM+PGlzYm4+MTQyMC05MDhYPC9p
-c2JuPjx1cmxzPjxyZWxhdGVkLXVybHM+PHVybD5odHRwczovL2RvaS5vcmcvMTAuMTAwNy9zMDAw
-MTEtMDI2LTAyMjA0LXg8L3VybD48L3JlbGF0ZWQtdXJscz48L3VybHM+PGVsZWN0cm9uaWMtcmVz
-b3VyY2UtbnVtPjEwLjEwMDcvczAwMDExLTAyNi0wMjIwNC14PC9lbGVjdHJvbmljLXJlc291cmNl
-LW51bT48L3JlY29yZD48L0NpdGU+PENpdGU+PEF1dGhvcj5DemFpa29za2k8L0F1dGhvcj48WWVh
-cj4yMDE2PC9ZZWFyPjxSZWNOdW0+MTQ1PC9SZWNOdW0+PHJlY29yZD48cmVjLW51bWJlcj4xNDU8
-L3JlYy1udW1iZXI+PGZvcmVpZ24ta2V5cz48a2V5IGFwcD0iRU4iIGRiLWlkPSJzYTBzczIyd3Jl
-MDlmb2U5cDJ1cHp0MG8wNXBwZXNkdzJ2dDIiIHRpbWVzdGFtcD0iMTc4NDI3NDc4NyI+MTQ1PC9r
-ZXk+PC9mb3JlaWduLWtleXM+PHJlZi10eXBlIG5hbWU9IkpvdXJuYWwgQXJ0aWNsZSI+MTc8L3Jl
-Zi10eXBlPjxjb250cmlidXRvcnM+PGF1dGhvcnM+PGF1dGhvcj5DemFpa29za2ksIFBhdWxhIEdp
-c2VsbGU8L2F1dGhvcj48YXV0aG9yPk1vdGEsIEpvc8OpIE1hdXLDrWNpbyBTZWd1bmRvIENvcnJl
-aWE8L2F1dGhvcj48YXV0aG9yPk5hc2NpbWVudG8sIERhbmllbGUgQ2FydmFsaG88L2F1dGhvcj48
-YXV0aG9yPlPDtG5lZ28sIEZhYmlhbmU8L2F1dGhvcj48YXV0aG9yPkNhc3RhbmhlaXJhLCBGZXJu
-YW5kYSBWYXJnYXMgZSBTaWx2YTwvYXV0aG9yPjxhdXRob3I+TWVsbywgUGF1bG8gSGVucmlxdWU8
-L2F1dGhvcj48YXV0aG9yPlNjb3J0ZWdhZ25hLCBHYWJyaWVsYSBUcmVudGluPC9hdXRob3I+PGF1
-dGhvcj5TaWx2YSwgUmFuZ2VsIExlYWw8L2F1dGhvcj48YXV0aG9yPkJhcnJvc28tU291c2EsIFJv
-bXVhbGRvPC9hdXRob3I+PGF1dGhvcj5Tb3V0bywgRmFicsOtY2lvIE9saXZlaXJhPC9hdXRob3I+
-PGF1dGhvcj5QYXppbi1GaWxobywgQW50b25pbzwvYXV0aG9yPjxhdXRob3I+RmlndWVpcmVkbywg
-RmxvcmVuY2lvPC9hdXRob3I+PGF1dGhvcj5BbHZlcy1GaWxobywgSm9zw6kgQ2FybG9zPC9hdXRo
-b3I+PGF1dGhvcj5DdW5oYSwgRmVybmFuZG8gUXVlaXLDs3o8L2F1dGhvcj48L2F1dGhvcnM+PC9j
-b250cmlidXRvcnM+PHRpdGxlcz48dGl0bGU+TmV1dHJvcGhpbCBFeHRyYWNlbGx1bGFyIFRyYXBz
-IEluZHVjZSBPcmdhbiBEYW1hZ2UgZHVyaW5nIEV4cGVyaW1lbnRhbCBhbmQgQ2xpbmljYWwgU2Vw
-c2lzPC90aXRsZT48c2Vjb25kYXJ5LXRpdGxlPlBMT1MgT05FPC9zZWNvbmRhcnktdGl0bGU+PC90
-aXRsZXM+PHBlcmlvZGljYWw+PGZ1bGwtdGl0bGU+UExPUyBPTkU8L2Z1bGwtdGl0bGU+PC9wZXJp
-b2RpY2FsPjxwYWdlcz5lMDE0ODE0MjwvcGFnZXM+PHZvbHVtZT4xMTwvdm9sdW1lPjxudW1iZXI+
-MjwvbnVtYmVyPjxkYXRlcz48eWVhcj4yMDE2PC95ZWFyPjwvZGF0ZXM+PHB1Ymxpc2hlcj5QdWJs
-aWMgTGlicmFyeSBvZiBTY2llbmNlPC9wdWJsaXNoZXI+PHVybHM+PHJlbGF0ZWQtdXJscz48dXJs
-Pmh0dHBzOi8vZG9pLm9yZy8xMC4xMzcxL2pvdXJuYWwucG9uZS4wMTQ4MTQyPC91cmw+PC9yZWxh
-dGVkLXVybHM+PC91cmxzPjxlbGVjdHJvbmljLXJlc291cmNlLW51bT4xMC4xMzcxL2pvdXJuYWwu
-cG9uZS4wMTQ4MTQyPC9lbGVjdHJvbmljLXJlc291cmNlLW51bT48L3JlY29yZD48L0NpdGU+PC9F
-bmROb3RlPn==
+c2Vjb25kYXJ5LXRpdGxlPkluZmxhbW0gUmVzPC9zZWNvbmRhcnktdGl0bGU+PC90aXRsZXM+PHBl
+cmlvZGljYWw+PGZ1bGwtdGl0bGU+SW5mbGFtbSBSZXM8L2Z1bGwtdGl0bGU+PC9wZXJpb2RpY2Fs
+PjxwYWdlcz41OTwvcGFnZXM+PHZvbHVtZT43NTwvdm9sdW1lPjxudW1iZXI+MTwvbnVtYmVyPjxk
+YXRlcz48eWVhcj4yMDI2PC95ZWFyPjxwdWItZGF0ZXM+PGRhdGU+MjAyNi8wMy8xNzwvZGF0ZT48
+L3B1Yi1kYXRlcz48L2RhdGVzPjxpc2JuPjE0MjAtOTA4WDwvaXNibj48dXJscz48cmVsYXRlZC11
+cmxzPjx1cmw+aHR0cHM6Ly9kb2kub3JnLzEwLjEwMDcvczAwMDExLTAyNi0wMjIwNC14PC91cmw+
+PC9yZWxhdGVkLXVybHM+PC91cmxzPjxlbGVjdHJvbmljLXJlc291cmNlLW51bT4xMC4xMDA3L3Mw
+MDAxMS0wMjYtMDIyMDQteDwvZWxlY3Ryb25pYy1yZXNvdXJjZS1udW0+PC9yZWNvcmQ+PC9DaXRl
+PjxDaXRlPjxBdXRob3I+Q3phaWtvc2tpPC9BdXRob3I+PFllYXI+MjAxNjwvWWVhcj48UmVjTnVt
+PjE0NTwvUmVjTnVtPjxyZWNvcmQ+PHJlYy1udW1iZXI+MTQ1PC9yZWMtbnVtYmVyPjxmb3JlaWdu
+LWtleXM+PGtleSBhcHA9IkVOIiBkYi1pZD0ic2Ewc3MyMndyZTA5Zm9lOXAydXB6dDBvMDVwcGVz
+ZHcydnQyIiB0aW1lc3RhbXA9IjE3ODQyNzQ3ODciPjE0NTwva2V5PjwvZm9yZWlnbi1rZXlzPjxy
+ZWYtdHlwZSBuYW1lPSJKb3VybmFsIEFydGljbGUiPjE3PC9yZWYtdHlwZT48Y29udHJpYnV0b3Jz
+PjxhdXRob3JzPjxhdXRob3I+Q3phaWtvc2tpLCBQYXVsYSBHaXNlbGxlPC9hdXRob3I+PGF1dGhv
+cj5Nb3RhLCBKb3PDqSBNYXVyw61jaW8gU2VndW5kbyBDb3JyZWlhPC9hdXRob3I+PGF1dGhvcj5O
+YXNjaW1lbnRvLCBEYW5pZWxlIENhcnZhbGhvPC9hdXRob3I+PGF1dGhvcj5Tw7RuZWdvLCBGYWJp
+YW5lPC9hdXRob3I+PGF1dGhvcj5DYXN0YW5oZWlyYSwgRmVybmFuZGEgVmFyZ2FzIGUgU2lsdmE8
+L2F1dGhvcj48YXV0aG9yPk1lbG8sIFBhdWxvIEhlbnJpcXVlPC9hdXRob3I+PGF1dGhvcj5TY29y
+dGVnYWduYSwgR2FicmllbGEgVHJlbnRpbjwvYXV0aG9yPjxhdXRob3I+U2lsdmEsIFJhbmdlbCBM
+ZWFsPC9hdXRob3I+PGF1dGhvcj5CYXJyb3NvLVNvdXNhLCBSb211YWxkbzwvYXV0aG9yPjxhdXRo
+b3I+U291dG8sIEZhYnLDrWNpbyBPbGl2ZWlyYTwvYXV0aG9yPjxhdXRob3I+UGF6aW4tRmlsaG8s
+IEFudG9uaW88L2F1dGhvcj48YXV0aG9yPkZpZ3VlaXJlZG8sIEZsb3JlbmNpbzwvYXV0aG9yPjxh
+dXRob3I+QWx2ZXMtRmlsaG8sIEpvc8OpIENhcmxvczwvYXV0aG9yPjxhdXRob3I+Q3VuaGEsIEZl
+cm5hbmRvIFF1ZWlyw7N6PC9hdXRob3I+PC9hdXRob3JzPjwvY29udHJpYnV0b3JzPjx0aXRsZXM+
+PHRpdGxlPk5ldXRyb3BoaWwgRXh0cmFjZWxsdWxhciBUcmFwcyBJbmR1Y2UgT3JnYW4gRGFtYWdl
+IGR1cmluZyBFeHBlcmltZW50YWwgYW5kIENsaW5pY2FsIFNlcHNpczwvdGl0bGU+PHNlY29uZGFy
+eS10aXRsZT5QTG9TIE9uZTwvc2Vjb25kYXJ5LXRpdGxlPjwvdGl0bGVzPjxwZXJpb2RpY2FsPjxm
+dWxsLXRpdGxlPlBMT1MgT05FPC9mdWxsLXRpdGxlPjwvcGVyaW9kaWNhbD48cGFnZXM+ZTAxNDgx
+NDI8L3BhZ2VzPjx2b2x1bWU+MTE8L3ZvbHVtZT48bnVtYmVyPjI8L251bWJlcj48ZGF0ZXM+PHll
+YXI+MjAxNjwveWVhcj48L2RhdGVzPjxwdWJsaXNoZXI+UHVibGljIExpYnJhcnkgb2YgU2NpZW5j
+ZTwvcHVibGlzaGVyPjx1cmxzPjxyZWxhdGVkLXVybHM+PHVybD5odHRwczovL2RvaS5vcmcvMTAu
+MTM3MS9qb3VybmFsLnBvbmUuMDE0ODE0MjwvdXJsPjwvcmVsYXRlZC11cmxzPjwvdXJscz48ZWxl
+Y3Ryb25pYy1yZXNvdXJjZS1udW0+MTAuMTM3MS9qb3VybmFsLnBvbmUuMDE0ODE0MjwvZWxlY3Ry
+b25pYy1yZXNvdXJjZS1udW0+PC9yZWNvcmQ+PC9DaXRlPjwvRW5kTm90ZT5=
 </w:fldData>
         </w:fldChar>
       </w:r>
@@ -8251,6 +8483,13 @@
         </w:rPr>
         <w:lastRenderedPageBreak/>
         <w:t>microvascular thrombosis and organ injury</w:t>
+      </w:r>
+      <w:r>
+        <w:rPr>
+          <w:rFonts w:ascii="Times New Roman" w:hAnsi="Times New Roman" w:cs="Times New Roman" w:hint="eastAsia"/>
+          <w:sz w:val="24"/>
+        </w:rPr>
+        <w:t xml:space="preserve"> </w:t>
       </w:r>
       <w:r>
         <w:rPr>
@@ -8267,37 +8506,35 @@
 aG9yPkVuZ2VsbWFubiwgQmVybmQ8L2F1dGhvcj48YXV0aG9yPk1hc3NiZXJnLCBTdGVmZmVuPC9h
 dXRob3I+PC9hdXRob3JzPjwvY29udHJpYnV0b3JzPjx0aXRsZXM+PHRpdGxlPlRocm9tYm9zaXMg
 YXMgYW4gaW50cmF2YXNjdWxhciBlZmZlY3RvciBvZiBpbm5hdGUgaW1tdW5pdHk8L3RpdGxlPjxz
-ZWNvbmRhcnktdGl0bGU+TmF0dXJlIFJldmlld3MgSW1tdW5vbG9neTwvc2Vjb25kYXJ5LXRpdGxl
-PjwvdGl0bGVzPjxwZXJpb2RpY2FsPjxmdWxsLXRpdGxlPk5hdHVyZSBSZXZpZXdzIEltbXVub2xv
-Z3k8L2Z1bGwtdGl0bGU+PC9wZXJpb2RpY2FsPjxwYWdlcz4zNC00NTwvcGFnZXM+PHZvbHVtZT4x
-Mzwvdm9sdW1lPjxudW1iZXI+MTwvbnVtYmVyPjxkYXRlcz48eWVhcj4yMDEzPC95ZWFyPjxwdWIt
-ZGF0ZXM+PGRhdGU+MjAxMy8wMS8wMTwvZGF0ZT48L3B1Yi1kYXRlcz48L2RhdGVzPjxpc2JuPjE0
-NzQtMTc0MTwvaXNibj48dXJscz48cmVsYXRlZC11cmxzPjx1cmw+aHR0cHM6Ly9kb2kub3JnLzEw
-LjEwMzgvbnJpMzM0NTwvdXJsPjwvcmVsYXRlZC11cmxzPjwvdXJscz48ZWxlY3Ryb25pYy1yZXNv
-dXJjZS1udW0+MTAuMTAzOC9ucmkzMzQ1PC9lbGVjdHJvbmljLXJlc291cmNlLW51bT48L3JlY29y
-ZD48L0NpdGU+PENpdGU+PEF1dGhvcj5JYmE8L0F1dGhvcj48WWVhcj4yMDIyPC9ZZWFyPjxSZWNO
-dW0+MTQ3PC9SZWNOdW0+PHJlY29yZD48cmVjLW51bWJlcj4xNDc8L3JlYy1udW1iZXI+PGZvcmVp
-Z24ta2V5cz48a2V5IGFwcD0iRU4iIGRiLWlkPSJzYTBzczIyd3JlMDlmb2U5cDJ1cHp0MG8wNXBw
-ZXNkdzJ2dDIiIHRpbWVzdGFtcD0iMTc4NDI3NDk4MiI+MTQ3PC9rZXk+PC9mb3JlaWduLWtleXM+
-PHJlZi10eXBlIG5hbWU9IkpvdXJuYWwgQXJ0aWNsZSI+MTc8L3JlZi10eXBlPjxjb250cmlidXRv
-cnM+PGF1dGhvcnM+PGF1dGhvcj5JYmEsIFRvc2hpYWtpPC9hdXRob3I+PGF1dGhvcj5MZXZpLCBN
-YXJjZWw8L2F1dGhvcj48YXV0aG9yPkxldnksIEplcnJvbGQgSC48L2F1dGhvcj48L2F1dGhvcnM+
-PC9jb250cmlidXRvcnM+PHRpdGxlcz48dGl0bGU+SW50cmFjZWxsdWxhciBjb21tdW5pY2F0aW9u
-IGFuZCBpbW11bm90aHJvbWJvc2lzIGluIHNlcHNpczwvdGl0bGU+PHNlY29uZGFyeS10aXRsZT5K
-b3VybmFsIG9mIFRocm9tYm9zaXMgYW5kIEhhZW1vc3Rhc2lzPC9zZWNvbmRhcnktdGl0bGU+PC90
-aXRsZXM+PHBlcmlvZGljYWw+PGZ1bGwtdGl0bGU+Sm91cm5hbCBvZiBUaHJvbWJvc2lzIGFuZCBI
-YWVtb3N0YXNpczwvZnVsbC10aXRsZT48L3BlcmlvZGljYWw+PHBhZ2VzPjI0NzUtMjQ4NDwvcGFn
-ZXM+PHZvbHVtZT4yMDwvdm9sdW1lPjxudW1iZXI+MTE8L251bWJlcj48a2V5d29yZHM+PGtleXdv
-cmQ+YWRoZXNpb24gbW9sZWN1bGU8L2tleXdvcmQ+PGtleXdvcmQ+ZW5kb3RoZWxpYWwgY2VsbDwv
-a2V5d29yZD48a2V5d29yZD5pbW11bm90aHJvbWJvc2lzPC9rZXl3b3JkPjxrZXl3b3JkPnBsYXRl
-bGV0PC9rZXl3b3JkPjxrZXl3b3JkPnNlcHNpczwva2V5d29yZD48a2V5d29yZD50aHJvbWJvaW5m
-bGFtbWF0aW9uPC9rZXl3b3JkPjwva2V5d29yZHM+PGRhdGVzPjx5ZWFyPjIwMjI8L3llYXI+PHB1
-Yi1kYXRlcz48ZGF0ZT4yMDIyLzExLzAxLzwvZGF0ZT48L3B1Yi1kYXRlcz48L2RhdGVzPjxpc2Ju
-PjE1MzgtNzgzNjwvaXNibj48dXJscz48cmVsYXRlZC11cmxzPjx1cmw+aHR0cHM6Ly93d3cuc2Np
-ZW5jZWRpcmVjdC5jb20vc2NpZW5jZS9hcnRpY2xlL3BpaS9TMTUzODc4MzYyMjE4NDc5NTwvdXJs
-PjwvcmVsYXRlZC11cmxzPjwvdXJscz48ZWxlY3Ryb25pYy1yZXNvdXJjZS1udW0+MTAuMTExMS9q
-dGguMTU4NTI8L2VsZWN0cm9uaWMtcmVzb3VyY2UtbnVtPjwvcmVjb3JkPjwvQ2l0ZT48L0VuZE5v
-dGU+
+ZWNvbmRhcnktdGl0bGU+TmF0IFJldiBJbW11bm9sPC9zZWNvbmRhcnktdGl0bGU+PC90aXRsZXM+
+PHBlcmlvZGljYWw+PGZ1bGwtdGl0bGU+TmF0IFJldiBJbW11bm9sPC9mdWxsLXRpdGxlPjwvcGVy
+aW9kaWNhbD48cGFnZXM+MzQtNDU8L3BhZ2VzPjx2b2x1bWU+MTM8L3ZvbHVtZT48bnVtYmVyPjE8
+L251bWJlcj48ZGF0ZXM+PHllYXI+MjAxMzwveWVhcj48cHViLWRhdGVzPjxkYXRlPjIwMTMvMDEv
+MDE8L2RhdGU+PC9wdWItZGF0ZXM+PC9kYXRlcz48aXNibj4xNDc0LTE3NDE8L2lzYm4+PHVybHM+
+PHJlbGF0ZWQtdXJscz48dXJsPmh0dHBzOi8vZG9pLm9yZy8xMC4xMDM4L25yaTMzNDU8L3VybD48
+L3JlbGF0ZWQtdXJscz48L3VybHM+PGVsZWN0cm9uaWMtcmVzb3VyY2UtbnVtPjEwLjEwMzgvbnJp
+MzM0NTwvZWxlY3Ryb25pYy1yZXNvdXJjZS1udW0+PC9yZWNvcmQ+PC9DaXRlPjxDaXRlPjxBdXRo
+b3I+SWJhPC9BdXRob3I+PFllYXI+MjAyMjwvWWVhcj48UmVjTnVtPjE0NzwvUmVjTnVtPjxyZWNv
+cmQ+PHJlYy1udW1iZXI+MTQ3PC9yZWMtbnVtYmVyPjxmb3JlaWduLWtleXM+PGtleSBhcHA9IkVO
+IiBkYi1pZD0ic2Ewc3MyMndyZTA5Zm9lOXAydXB6dDBvMDVwcGVzZHcydnQyIiB0aW1lc3RhbXA9
+IjE3ODQyNzQ5ODIiPjE0Nzwva2V5PjwvZm9yZWlnbi1rZXlzPjxyZWYtdHlwZSBuYW1lPSJKb3Vy
+bmFsIEFydGljbGUiPjE3PC9yZWYtdHlwZT48Y29udHJpYnV0b3JzPjxhdXRob3JzPjxhdXRob3I+
+SWJhLCBUb3NoaWFraTwvYXV0aG9yPjxhdXRob3I+TGV2aSwgTWFyY2VsPC9hdXRob3I+PGF1dGhv
+cj5MZXZ5LCBKZXJyb2xkIEguPC9hdXRob3I+PC9hdXRob3JzPjwvY29udHJpYnV0b3JzPjx0aXRs
+ZXM+PHRpdGxlPkludHJhY2VsbHVsYXIgY29tbXVuaWNhdGlvbiBhbmQgaW1tdW5vdGhyb21ib3Np
+cyBpbiBzZXBzaXM8L3RpdGxlPjxzZWNvbmRhcnktdGl0bGU+SiBUaHJvbWIgSGFlbW9zdDwvc2Vj
+b25kYXJ5LXRpdGxlPjwvdGl0bGVzPjxwZXJpb2RpY2FsPjxmdWxsLXRpdGxlPkogVGhyb21iIEhh
+ZW1vc3Q8L2Z1bGwtdGl0bGU+PC9wZXJpb2RpY2FsPjxwYWdlcz4yNDc1LTI0ODQ8L3BhZ2VzPjx2
+b2x1bWU+MjA8L3ZvbHVtZT48bnVtYmVyPjExPC9udW1iZXI+PGtleXdvcmRzPjxrZXl3b3JkPmFk
+aGVzaW9uIG1vbGVjdWxlPC9rZXl3b3JkPjxrZXl3b3JkPmVuZG90aGVsaWFsIGNlbGw8L2tleXdv
+cmQ+PGtleXdvcmQ+aW1tdW5vdGhyb21ib3Npczwva2V5d29yZD48a2V5d29yZD5wbGF0ZWxldDwv
+a2V5d29yZD48a2V5d29yZD5zZXBzaXM8L2tleXdvcmQ+PGtleXdvcmQ+dGhyb21ib2luZmxhbW1h
+dGlvbjwva2V5d29yZD48L2tleXdvcmRzPjxkYXRlcz48eWVhcj4yMDIyPC95ZWFyPjxwdWItZGF0
+ZXM+PGRhdGU+MjAyMi8xMS8wMS88L2RhdGU+PC9wdWItZGF0ZXM+PC9kYXRlcz48aXNibj4xNTM4
+LTc4MzY8L2lzYm4+PHVybHM+PHJlbGF0ZWQtdXJscz48dXJsPmh0dHBzOi8vd3d3LnNjaWVuY2Vk
+aXJlY3QuY29tL3NjaWVuY2UvYXJ0aWNsZS9waWkvUzE1Mzg3ODM2MjIxODQ3OTU8L3VybD48L3Jl
+bGF0ZWQtdXJscz48L3VybHM+PGVsZWN0cm9uaWMtcmVzb3VyY2UtbnVtPjEwLjExMTEvanRoLjE1
+ODUyPC9lbGVjdHJvbmljLXJlc291cmNlLW51bT48L3JlY29yZD48L0NpdGU+PC9FbmROb3RlPn==
 </w:fldData>
         </w:fldChar>
       </w:r>
@@ -8323,37 +8560,35 @@
 aG9yPkVuZ2VsbWFubiwgQmVybmQ8L2F1dGhvcj48YXV0aG9yPk1hc3NiZXJnLCBTdGVmZmVuPC9h
 dXRob3I+PC9hdXRob3JzPjwvY29udHJpYnV0b3JzPjx0aXRsZXM+PHRpdGxlPlRocm9tYm9zaXMg
 YXMgYW4gaW50cmF2YXNjdWxhciBlZmZlY3RvciBvZiBpbm5hdGUgaW1tdW5pdHk8L3RpdGxlPjxz
-ZWNvbmRhcnktdGl0bGU+TmF0dXJlIFJldmlld3MgSW1tdW5vbG9neTwvc2Vjb25kYXJ5LXRpdGxl
-PjwvdGl0bGVzPjxwZXJpb2RpY2FsPjxmdWxsLXRpdGxlPk5hdHVyZSBSZXZpZXdzIEltbXVub2xv
-Z3k8L2Z1bGwtdGl0bGU+PC9wZXJpb2RpY2FsPjxwYWdlcz4zNC00NTwvcGFnZXM+PHZvbHVtZT4x
-Mzwvdm9sdW1lPjxudW1iZXI+MTwvbnVtYmVyPjxkYXRlcz48eWVhcj4yMDEzPC95ZWFyPjxwdWIt
-ZGF0ZXM+PGRhdGU+MjAxMy8wMS8wMTwvZGF0ZT48L3B1Yi1kYXRlcz48L2RhdGVzPjxpc2JuPjE0
-NzQtMTc0MTwvaXNibj48dXJscz48cmVsYXRlZC11cmxzPjx1cmw+aHR0cHM6Ly9kb2kub3JnLzEw
-LjEwMzgvbnJpMzM0NTwvdXJsPjwvcmVsYXRlZC11cmxzPjwvdXJscz48ZWxlY3Ryb25pYy1yZXNv
-dXJjZS1udW0+MTAuMTAzOC9ucmkzMzQ1PC9lbGVjdHJvbmljLXJlc291cmNlLW51bT48L3JlY29y
-ZD48L0NpdGU+PENpdGU+PEF1dGhvcj5JYmE8L0F1dGhvcj48WWVhcj4yMDIyPC9ZZWFyPjxSZWNO
-dW0+MTQ3PC9SZWNOdW0+PHJlY29yZD48cmVjLW51bWJlcj4xNDc8L3JlYy1udW1iZXI+PGZvcmVp
-Z24ta2V5cz48a2V5IGFwcD0iRU4iIGRiLWlkPSJzYTBzczIyd3JlMDlmb2U5cDJ1cHp0MG8wNXBw
-ZXNkdzJ2dDIiIHRpbWVzdGFtcD0iMTc4NDI3NDk4MiI+MTQ3PC9rZXk+PC9mb3JlaWduLWtleXM+
-PHJlZi10eXBlIG5hbWU9IkpvdXJuYWwgQXJ0aWNsZSI+MTc8L3JlZi10eXBlPjxjb250cmlidXRv
-cnM+PGF1dGhvcnM+PGF1dGhvcj5JYmEsIFRvc2hpYWtpPC9hdXRob3I+PGF1dGhvcj5MZXZpLCBN
-YXJjZWw8L2F1dGhvcj48YXV0aG9yPkxldnksIEplcnJvbGQgSC48L2F1dGhvcj48L2F1dGhvcnM+
-PC9jb250cmlidXRvcnM+PHRpdGxlcz48dGl0bGU+SW50cmFjZWxsdWxhciBjb21tdW5pY2F0aW9u
-IGFuZCBpbW11bm90aHJvbWJvc2lzIGluIHNlcHNpczwvdGl0bGU+PHNlY29uZGFyeS10aXRsZT5K
-b3VybmFsIG9mIFRocm9tYm9zaXMgYW5kIEhhZW1vc3Rhc2lzPC9zZWNvbmRhcnktdGl0bGU+PC90
-aXRsZXM+PHBlcmlvZGljYWw+PGZ1bGwtdGl0bGU+Sm91cm5hbCBvZiBUaHJvbWJvc2lzIGFuZCBI
-YWVtb3N0YXNpczwvZnVsbC10aXRsZT48L3BlcmlvZGljYWw+PHBhZ2VzPjI0NzUtMjQ4NDwvcGFn
-ZXM+PHZvbHVtZT4yMDwvdm9sdW1lPjxudW1iZXI+MTE8L251bWJlcj48a2V5d29yZHM+PGtleXdv
-cmQ+YWRoZXNpb24gbW9sZWN1bGU8L2tleXdvcmQ+PGtleXdvcmQ+ZW5kb3RoZWxpYWwgY2VsbDwv
-a2V5d29yZD48a2V5d29yZD5pbW11bm90aHJvbWJvc2lzPC9rZXl3b3JkPjxrZXl3b3JkPnBsYXRl
-bGV0PC9rZXl3b3JkPjxrZXl3b3JkPnNlcHNpczwva2V5d29yZD48a2V5d29yZD50aHJvbWJvaW5m
-bGFtbWF0aW9uPC9rZXl3b3JkPjwva2V5d29yZHM+PGRhdGVzPjx5ZWFyPjIwMjI8L3llYXI+PHB1
-Yi1kYXRlcz48ZGF0ZT4yMDIyLzExLzAxLzwvZGF0ZT48L3B1Yi1kYXRlcz48L2RhdGVzPjxpc2Ju
-PjE1MzgtNzgzNjwvaXNibj48dXJscz48cmVsYXRlZC11cmxzPjx1cmw+aHR0cHM6Ly93d3cuc2Np
-ZW5jZWRpcmVjdC5jb20vc2NpZW5jZS9hcnRpY2xlL3BpaS9TMTUzODc4MzYyMjE4NDc5NTwvdXJs
-PjwvcmVsYXRlZC11cmxzPjwvdXJscz48ZWxlY3Ryb25pYy1yZXNvdXJjZS1udW0+MTAuMTExMS9q
-dGguMTU4NTI8L2VsZWN0cm9uaWMtcmVzb3VyY2UtbnVtPjwvcmVjb3JkPjwvQ2l0ZT48L0VuZE5v
-dGU+
+ZWNvbmRhcnktdGl0bGU+TmF0IFJldiBJbW11bm9sPC9zZWNvbmRhcnktdGl0bGU+PC90aXRsZXM+
+PHBlcmlvZGljYWw+PGZ1bGwtdGl0bGU+TmF0IFJldiBJbW11bm9sPC9mdWxsLXRpdGxlPjwvcGVy
+aW9kaWNhbD48cGFnZXM+MzQtNDU8L3BhZ2VzPjx2b2x1bWU+MTM8L3ZvbHVtZT48bnVtYmVyPjE8
+L251bWJlcj48ZGF0ZXM+PHllYXI+MjAxMzwveWVhcj48cHViLWRhdGVzPjxkYXRlPjIwMTMvMDEv
+MDE8L2RhdGU+PC9wdWItZGF0ZXM+PC9kYXRlcz48aXNibj4xNDc0LTE3NDE8L2lzYm4+PHVybHM+
+PHJlbGF0ZWQtdXJscz48dXJsPmh0dHBzOi8vZG9pLm9yZy8xMC4xMDM4L25yaTMzNDU8L3VybD48
+L3JlbGF0ZWQtdXJscz48L3VybHM+PGVsZWN0cm9uaWMtcmVzb3VyY2UtbnVtPjEwLjEwMzgvbnJp
+MzM0NTwvZWxlY3Ryb25pYy1yZXNvdXJjZS1udW0+PC9yZWNvcmQ+PC9DaXRlPjxDaXRlPjxBdXRo
+b3I+SWJhPC9BdXRob3I+PFllYXI+MjAyMjwvWWVhcj48UmVjTnVtPjE0NzwvUmVjTnVtPjxyZWNv
+cmQ+PHJlYy1udW1iZXI+MTQ3PC9yZWMtbnVtYmVyPjxmb3JlaWduLWtleXM+PGtleSBhcHA9IkVO
+IiBkYi1pZD0ic2Ewc3MyMndyZTA5Zm9lOXAydXB6dDBvMDVwcGVzZHcydnQyIiB0aW1lc3RhbXA9
+IjE3ODQyNzQ5ODIiPjE0Nzwva2V5PjwvZm9yZWlnbi1rZXlzPjxyZWYtdHlwZSBuYW1lPSJKb3Vy
+bmFsIEFydGljbGUiPjE3PC9yZWYtdHlwZT48Y29udHJpYnV0b3JzPjxhdXRob3JzPjxhdXRob3I+
+SWJhLCBUb3NoaWFraTwvYXV0aG9yPjxhdXRob3I+TGV2aSwgTWFyY2VsPC9hdXRob3I+PGF1dGhv
+cj5MZXZ5LCBKZXJyb2xkIEguPC9hdXRob3I+PC9hdXRob3JzPjwvY29udHJpYnV0b3JzPjx0aXRs
+ZXM+PHRpdGxlPkludHJhY2VsbHVsYXIgY29tbXVuaWNhdGlvbiBhbmQgaW1tdW5vdGhyb21ib3Np
+cyBpbiBzZXBzaXM8L3RpdGxlPjxzZWNvbmRhcnktdGl0bGU+SiBUaHJvbWIgSGFlbW9zdDwvc2Vj
+b25kYXJ5LXRpdGxlPjwvdGl0bGVzPjxwZXJpb2RpY2FsPjxmdWxsLXRpdGxlPkogVGhyb21iIEhh
+ZW1vc3Q8L2Z1bGwtdGl0bGU+PC9wZXJpb2RpY2FsPjxwYWdlcz4yNDc1LTI0ODQ8L3BhZ2VzPjx2
+b2x1bWU+MjA8L3ZvbHVtZT48bnVtYmVyPjExPC9udW1iZXI+PGtleXdvcmRzPjxrZXl3b3JkPmFk
+aGVzaW9uIG1vbGVjdWxlPC9rZXl3b3JkPjxrZXl3b3JkPmVuZG90aGVsaWFsIGNlbGw8L2tleXdv
+cmQ+PGtleXdvcmQ+aW1tdW5vdGhyb21ib3Npczwva2V5d29yZD48a2V5d29yZD5wbGF0ZWxldDwv
+a2V5d29yZD48a2V5d29yZD5zZXBzaXM8L2tleXdvcmQ+PGtleXdvcmQ+dGhyb21ib2luZmxhbW1h
+dGlvbjwva2V5d29yZD48L2tleXdvcmRzPjxkYXRlcz48eWVhcj4yMDIyPC95ZWFyPjxwdWItZGF0
+ZXM+PGRhdGU+MjAyMi8xMS8wMS88L2RhdGU+PC9wdWItZGF0ZXM+PC9kYXRlcz48aXNibj4xNTM4
+LTc4MzY8L2lzYm4+PHVybHM+PHJlbGF0ZWQtdXJscz48dXJsPmh0dHBzOi8vd3d3LnNjaWVuY2Vk
+aXJlY3QuY29tL3NjaWVuY2UvYXJ0aWNsZS9waWkvUzE1Mzg3ODM2MjIxODQ3OTU8L3VybD48L3Jl
+bGF0ZWQtdXJscz48L3VybHM+PGVsZWN0cm9uaWMtcmVzb3VyY2UtbnVtPjEwLjExMTEvanRoLjE1
+ODUyPC9lbGVjdHJvbmljLXJlc291cmNlLW51bT48L3JlY29yZD48L0NpdGU+PC9FbmROb3RlPn==
 </w:fldData>
         </w:fldChar>
       </w:r>
@@ -8447,6 +8682,13 @@
       </w:r>
       <w:r>
         <w:rPr>
+          <w:rFonts w:ascii="Times New Roman" w:hAnsi="Times New Roman" w:cs="Times New Roman" w:hint="eastAsia"/>
+          <w:sz w:val="24"/>
+        </w:rPr>
+        <w:t xml:space="preserve"> </w:t>
+      </w:r>
+      <w:r>
+        <w:rPr>
           <w:rFonts w:ascii="Times New Roman" w:hAnsi="Times New Roman" w:cs="Times New Roman"/>
           <w:sz w:val="24"/>
         </w:rPr>
@@ -8457,7 +8699,7 @@
           <w:rFonts w:ascii="Times New Roman" w:hAnsi="Times New Roman" w:cs="Times New Roman"/>
           <w:sz w:val="24"/>
         </w:rPr>
-        <w:instrText xml:space="preserve"> ADDIN EN.CITE &lt;EndNote&gt;&lt;Cite&gt;&lt;Author&gt;Scicluna&lt;/Author&gt;&lt;Year&gt;2025&lt;/Year&gt;&lt;RecNum&gt;148&lt;/RecNum&gt;&lt;DisplayText&gt;[5]&lt;/DisplayText&gt;&lt;record&gt;&lt;rec-number&gt;148&lt;/rec-number&gt;&lt;foreign-keys&gt;&lt;key app="EN" db-id="sa0ss22wre09foe9p2upzt0o05ppesdw2vt2" timestamp="1784275025"&gt;148&lt;/key&gt;&lt;/foreign-keys&gt;&lt;ref-type name="Journal Article"&gt;17&lt;/ref-type&gt;&lt;contributors&gt;&lt;authors&gt;&lt;author&gt;Scicluna, Brendon P.&lt;/author&gt;&lt;author&gt;Cano-Gamez, Kiki&lt;/author&gt;&lt;author&gt;Burnham, Katie L.&lt;/author&gt;&lt;author&gt;Davenport, Emma E.&lt;/author&gt;&lt;author&gt;Moore, Andrew Reese&lt;/author&gt;&lt;author&gt;Khan, Soumen&lt;/author&gt;&lt;author&gt;Hinds, Charles J.&lt;/author&gt;&lt;author&gt;Cremer, Olaf L.&lt;/author&gt;&lt;author&gt;Khatri, Purvesh&lt;/author&gt;&lt;author&gt;Sweeney, Timothy E.&lt;/author&gt;&lt;author&gt;Knight, Julian C.&lt;/author&gt;&lt;author&gt;van der Poll, Tom&lt;/author&gt;&lt;/authors&gt;&lt;/contributors&gt;&lt;titles&gt;&lt;title&gt;A consensus blood transcriptomic framework for sepsis&lt;/title&gt;&lt;secondary-title&gt;Nature Medicine&lt;/secondary-title&gt;&lt;/titles&gt;&lt;periodical&gt;&lt;full-title&gt;Nature Medicine&lt;/full-title&gt;&lt;/periodical&gt;&lt;pages&gt;4119-4130&lt;/pages&gt;&lt;volume&gt;31&lt;/volume&gt;&lt;number&gt;12&lt;/number&gt;&lt;dates&gt;&lt;year&gt;2025&lt;/year&gt;&lt;pub-dates&gt;&lt;date&gt;2025/12/01&lt;/date&gt;&lt;/pub-dates&gt;&lt;/dates&gt;&lt;isbn&gt;1546-170X&lt;/isbn&gt;&lt;urls&gt;&lt;related-urls&gt;&lt;url&gt;https://doi.org/10.1038/s41591-025-03964-5&lt;/url&gt;&lt;/related-urls&gt;&lt;/urls&gt;&lt;electronic-resource-num&gt;10.1038/s41591-025-03964-5&lt;/electronic-resource-num&gt;&lt;/record&gt;&lt;/Cite&gt;&lt;/EndNote&gt;</w:instrText>
+        <w:instrText xml:space="preserve"> ADDIN EN.CITE &lt;EndNote&gt;&lt;Cite&gt;&lt;Author&gt;Scicluna&lt;/Author&gt;&lt;Year&gt;2025&lt;/Year&gt;&lt;RecNum&gt;148&lt;/RecNum&gt;&lt;DisplayText&gt;[5]&lt;/DisplayText&gt;&lt;record&gt;&lt;rec-number&gt;148&lt;/rec-number&gt;&lt;foreign-keys&gt;&lt;key app="EN" db-id="sa0ss22wre09foe9p2upzt0o05ppesdw2vt2" timestamp="1784275025"&gt;148&lt;/key&gt;&lt;/foreign-keys&gt;&lt;ref-type name="Journal Article"&gt;17&lt;/ref-type&gt;&lt;contributors&gt;&lt;authors&gt;&lt;author&gt;Scicluna, Brendon P.&lt;/author&gt;&lt;author&gt;Cano-Gamez, Kiki&lt;/author&gt;&lt;author&gt;Burnham, Katie L.&lt;/author&gt;&lt;author&gt;Davenport, Emma E.&lt;/author&gt;&lt;author&gt;Moore, Andrew Reese&lt;/author&gt;&lt;author&gt;Khan, Soumen&lt;/author&gt;&lt;author&gt;Hinds, Charles J.&lt;/author&gt;&lt;author&gt;Cremer, Olaf L.&lt;/author&gt;&lt;author&gt;Khatri, Purvesh&lt;/author&gt;&lt;author&gt;Sweeney, Timothy E.&lt;/author&gt;&lt;author&gt;Knight, Julian C.&lt;/author&gt;&lt;author&gt;van der Poll, Tom&lt;/author&gt;&lt;/authors&gt;&lt;/contributors&gt;&lt;titles&gt;&lt;title&gt;A consensus blood transcriptomic framework for sepsis&lt;/title&gt;&lt;secondary-title&gt;Nat Med&lt;/secondary-title&gt;&lt;/titles&gt;&lt;periodical&gt;&lt;full-title&gt;Nat Med&lt;/full-title&gt;&lt;/periodical&gt;&lt;pages&gt;4119-4130&lt;/pages&gt;&lt;volume&gt;31&lt;/volume&gt;&lt;number&gt;12&lt;/number&gt;&lt;dates&gt;&lt;year&gt;2025&lt;/year&gt;&lt;pub-dates&gt;&lt;date&gt;2025/12/01&lt;/date&gt;&lt;/pub-dates&gt;&lt;/dates&gt;&lt;isbn&gt;1546-170X&lt;/isbn&gt;&lt;urls&gt;&lt;related-urls&gt;&lt;url&gt;https://doi.org/10.1038/s41591-025-03964-5&lt;/url&gt;&lt;/related-urls&gt;&lt;/urls&gt;&lt;electronic-resource-num&gt;10.1038/s41591-025-03964-5&lt;/electronic-resource-num&gt;&lt;/record&gt;&lt;/Cite&gt;&lt;/EndNote&gt;</w:instrText>
       </w:r>
       <w:r>
         <w:rPr>
@@ -8490,6 +8732,13 @@
       </w:r>
       <w:r>
         <w:rPr>
+          <w:rFonts w:ascii="Times New Roman" w:hAnsi="Times New Roman" w:cs="Times New Roman" w:hint="eastAsia"/>
+          <w:sz w:val="24"/>
+        </w:rPr>
+        <w:t xml:space="preserve"> </w:t>
+      </w:r>
+      <w:r>
+        <w:rPr>
           <w:rFonts w:ascii="Times New Roman" w:hAnsi="Times New Roman" w:cs="Times New Roman"/>
           <w:sz w:val="24"/>
         </w:rPr>
@@ -8500,7 +8749,7 @@
           <w:rFonts w:ascii="Times New Roman" w:hAnsi="Times New Roman" w:cs="Times New Roman"/>
           <w:sz w:val="24"/>
         </w:rPr>
-        <w:instrText xml:space="preserve"> ADDIN EN.CITE &lt;EndNote&gt;&lt;Cite&gt;&lt;Author&gt;Qian&lt;/Author&gt;&lt;Year&gt;2026&lt;/Year&gt;&lt;RecNum&gt;149&lt;/RecNum&gt;&lt;DisplayText&gt;[9]&lt;/DisplayText&gt;&lt;record&gt;&lt;rec-number&gt;149&lt;/rec-number&gt;&lt;foreign-keys&gt;&lt;key app="EN" db-id="sa0ss22wre09foe9p2upzt0o05ppesdw2vt2" timestamp="1784275044"&gt;149&lt;/key&gt;&lt;/foreign-keys&gt;&lt;ref-type name="Journal Article"&gt;17&lt;/ref-type&gt;&lt;contributors&gt;&lt;authors&gt;&lt;author&gt;Qian, Songzan&lt;/author&gt;&lt;author&gt;Zheng, Rui&lt;/author&gt;&lt;author&gt;Shi, Yiyi&lt;/author&gt;&lt;author&gt;Lai, Misha&lt;/author&gt;&lt;author&gt;Hu, Junhao&lt;/author&gt;&lt;author&gt;Xu, Mingyue&lt;/author&gt;&lt;author&gt;Pang, Danxiao&lt;/author&gt;&lt;author&gt;Ge, Hewei&lt;/author&gt;&lt;author&gt;Wang, Dingyuan&lt;/author&gt;&lt;author&gt;Pan, Jingye&lt;/author&gt;&lt;/authors&gt;&lt;/contributors&gt;&lt;titles&gt;&lt;title&gt;Multi-omics integration reveals molecular heterogeneity and constructs a machine learning survival model for sepsis-induced coagulopathy&lt;/title&gt;&lt;secondary-title&gt;Thrombosis Research&lt;/secondary-title&gt;&lt;/titles&gt;&lt;periodical&gt;&lt;full-title&gt;Thrombosis Research&lt;/full-title&gt;&lt;/periodical&gt;&lt;pages&gt;109618&lt;/pages&gt;&lt;volume&gt;259&lt;/volume&gt;&lt;keywords&gt;&lt;keyword&gt;Sepsis-induced coagulopathy&lt;/keyword&gt;&lt;keyword&gt;Multi-omics&lt;/keyword&gt;&lt;keyword&gt;Transcriptomics&lt;/keyword&gt;&lt;keyword&gt;Machine learning&lt;/keyword&gt;&lt;keyword&gt;Precision medicine&lt;/keyword&gt;&lt;keyword&gt;Prognosis&lt;/keyword&gt;&lt;/keywords&gt;&lt;dates&gt;&lt;year&gt;2026&lt;/year&gt;&lt;pub-dates&gt;&lt;date&gt;2026/03/01/&lt;/date&gt;&lt;/pub-dates&gt;&lt;/dates&gt;&lt;isbn&gt;0049-3848&lt;/isbn&gt;&lt;urls&gt;&lt;related-urls&gt;&lt;url&gt;https://www.sciencedirect.com/science/article/pii/S004938482600037X&lt;/url&gt;&lt;/related-urls&gt;&lt;/urls&gt;&lt;electronic-resource-num&gt;10.1016/j.thromres.2026.109618&lt;/electronic-resource-num&gt;&lt;/record&gt;&lt;/Cite&gt;&lt;/EndNote&gt;</w:instrText>
+        <w:instrText xml:space="preserve"> ADDIN EN.CITE &lt;EndNote&gt;&lt;Cite&gt;&lt;Author&gt;Qian&lt;/Author&gt;&lt;Year&gt;2026&lt;/Year&gt;&lt;RecNum&gt;149&lt;/RecNum&gt;&lt;DisplayText&gt;[9]&lt;/DisplayText&gt;&lt;record&gt;&lt;rec-number&gt;149&lt;/rec-number&gt;&lt;foreign-keys&gt;&lt;key app="EN" db-id="sa0ss22wre09foe9p2upzt0o05ppesdw2vt2" timestamp="1784275044"&gt;149&lt;/key&gt;&lt;/foreign-keys&gt;&lt;ref-type name="Journal Article"&gt;17&lt;/ref-type&gt;&lt;contributors&gt;&lt;authors&gt;&lt;author&gt;Qian, Songzan&lt;/author&gt;&lt;author&gt;Zheng, Rui&lt;/author&gt;&lt;author&gt;Shi, Yiyi&lt;/author&gt;&lt;author&gt;Lai, Misha&lt;/author&gt;&lt;author&gt;Hu, Junhao&lt;/author&gt;&lt;author&gt;Xu, Mingyue&lt;/author&gt;&lt;author&gt;Pang, Danxiao&lt;/author&gt;&lt;author&gt;Ge, Hewei&lt;/author&gt;&lt;author&gt;Wang, Dingyuan&lt;/author&gt;&lt;author&gt;Pan, Jingye&lt;/author&gt;&lt;/authors&gt;&lt;/contributors&gt;&lt;titles&gt;&lt;title&gt;Multi-omics integration reveals molecular heterogeneity and constructs a machine learning survival model for sepsis-induced coagulopathy&lt;/title&gt;&lt;secondary-title&gt;Thromb Res&lt;/secondary-title&gt;&lt;/titles&gt;&lt;periodical&gt;&lt;full-title&gt;Thromb Res&lt;/full-title&gt;&lt;/periodical&gt;&lt;pages&gt;109618&lt;/pages&gt;&lt;volume&gt;259&lt;/volume&gt;&lt;keywords&gt;&lt;keyword&gt;Sepsis-induced coagulopathy&lt;/keyword&gt;&lt;keyword&gt;Multi-omics&lt;/keyword&gt;&lt;keyword&gt;Transcriptomics&lt;/keyword&gt;&lt;keyword&gt;Machine learning&lt;/keyword&gt;&lt;keyword&gt;Precision medicine&lt;/keyword&gt;&lt;keyword&gt;Prognosis&lt;/keyword&gt;&lt;/keywords&gt;&lt;dates&gt;&lt;year&gt;2026&lt;/year&gt;&lt;pub-dates&gt;&lt;date&gt;2026/03/01/&lt;/date&gt;&lt;/pub-dates&gt;&lt;/dates&gt;&lt;isbn&gt;0049-3848&lt;/isbn&gt;&lt;urls&gt;&lt;related-urls&gt;&lt;url&gt;https://www.sciencedirect.com/science/article/pii/S004938482600037X&lt;/url&gt;&lt;/related-urls&gt;&lt;/urls&gt;&lt;electronic-resource-num&gt;10.1016/j.thromres.2026.109618&lt;/electronic-resource-num&gt;&lt;/record&gt;&lt;/Cite&gt;&lt;/EndNote&gt;</w:instrText>
       </w:r>
       <w:r>
         <w:rPr>
@@ -8533,6 +8782,13 @@
       </w:r>
       <w:r>
         <w:rPr>
+          <w:rFonts w:ascii="Times New Roman" w:hAnsi="Times New Roman" w:cs="Times New Roman" w:hint="eastAsia"/>
+          <w:sz w:val="24"/>
+        </w:rPr>
+        <w:t xml:space="preserve"> </w:t>
+      </w:r>
+      <w:r>
+        <w:rPr>
           <w:rFonts w:ascii="Times New Roman" w:hAnsi="Times New Roman" w:cs="Times New Roman"/>
           <w:sz w:val="24"/>
         </w:rPr>
@@ -8543,7 +8799,7 @@
           <w:rFonts w:ascii="Times New Roman" w:hAnsi="Times New Roman" w:cs="Times New Roman"/>
           <w:sz w:val="24"/>
         </w:rPr>
-        <w:instrText xml:space="preserve"> ADDIN EN.CITE &lt;EndNote&gt;&lt;Cite&gt;&lt;Author&gt;Larsen&lt;/Author&gt;&lt;Year&gt;2010&lt;/Year&gt;&lt;RecNum&gt;150&lt;/RecNum&gt;&lt;DisplayText&gt;[19]&lt;/DisplayText&gt;&lt;record&gt;&lt;rec-number&gt;150&lt;/rec-number&gt;&lt;foreign-keys&gt;&lt;key app="EN" db-id="sa0ss22wre09foe9p2upzt0o05ppesdw2vt2" timestamp="1784275681"&gt;150&lt;/key&gt;&lt;/foreign-keys&gt;&lt;ref-type name="Journal Article"&gt;17&lt;/ref-type&gt;&lt;contributors&gt;&lt;authors&gt;&lt;author&gt;Larsen, Rasmus&lt;/author&gt;&lt;author&gt;Gozzelino, Raffaella&lt;/author&gt;&lt;author&gt;Jeney, Viktória&lt;/author&gt;&lt;author&gt;Tokaji, László&lt;/author&gt;&lt;author&gt;Bozza, Fernando A.&lt;/author&gt;&lt;author&gt;Japiassú, André M.&lt;/author&gt;&lt;author&gt;Bonaparte, Dolores&lt;/author&gt;&lt;author&gt;Cavalcante, Moisés Marinho&lt;/author&gt;&lt;author&gt;Chora, Ângelo&lt;/author&gt;&lt;author&gt;Ferreira, Ana&lt;/author&gt;&lt;author&gt;Marguti, Ivo&lt;/author&gt;&lt;author&gt;Cardoso, Sílvia&lt;/author&gt;&lt;author&gt;Sepúlveda, Nuno&lt;/author&gt;&lt;author&gt;Smith, Ann&lt;/author&gt;&lt;author&gt;Soares, Miguel P.&lt;/author&gt;&lt;/authors&gt;&lt;/contributors&gt;&lt;titles&gt;&lt;title&gt;A Central Role for Free Heme in the Pathogenesis of Severe Sepsis&lt;/title&gt;&lt;secondary-title&gt;Science Translational Medicine&lt;/secondary-title&gt;&lt;/titles&gt;&lt;periodical&gt;&lt;full-title&gt;Science Translational Medicine&lt;/full-title&gt;&lt;/periodical&gt;&lt;pages&gt;51ra71-51ra71&lt;/pages&gt;&lt;volume&gt;2&lt;/volume&gt;&lt;number&gt;51&lt;/number&gt;&lt;dates&gt;&lt;year&gt;2010&lt;/year&gt;&lt;/dates&gt;&lt;urls&gt;&lt;related-urls&gt;&lt;url&gt;https://www.science.org/doi/abs/10.1126/scitranslmed.3001118&lt;/url&gt;&lt;/related-urls&gt;&lt;/urls&gt;&lt;electronic-resource-num&gt;10.1126/scitranslmed.3001118&lt;/electronic-resource-num&gt;&lt;/record&gt;&lt;/Cite&gt;&lt;/EndNote&gt;</w:instrText>
+        <w:instrText xml:space="preserve"> ADDIN EN.CITE &lt;EndNote&gt;&lt;Cite&gt;&lt;Author&gt;Larsen&lt;/Author&gt;&lt;Year&gt;2010&lt;/Year&gt;&lt;RecNum&gt;150&lt;/RecNum&gt;&lt;DisplayText&gt;[19]&lt;/DisplayText&gt;&lt;record&gt;&lt;rec-number&gt;150&lt;/rec-number&gt;&lt;foreign-keys&gt;&lt;key app="EN" db-id="sa0ss22wre09foe9p2upzt0o05ppesdw2vt2" timestamp="1784275681"&gt;150&lt;/key&gt;&lt;/foreign-keys&gt;&lt;ref-type name="Journal Article"&gt;17&lt;/ref-type&gt;&lt;contributors&gt;&lt;authors&gt;&lt;author&gt;Larsen, Rasmus&lt;/author&gt;&lt;author&gt;Gozzelino, Raffaella&lt;/author&gt;&lt;author&gt;Jeney, Viktória&lt;/author&gt;&lt;author&gt;Tokaji, László&lt;/author&gt;&lt;author&gt;Bozza, Fernando A.&lt;/author&gt;&lt;author&gt;Japiassú, André M.&lt;/author&gt;&lt;author&gt;Bonaparte, Dolores&lt;/author&gt;&lt;author&gt;Cavalcante, Moisés Marinho&lt;/author&gt;&lt;author&gt;Chora, Ângelo&lt;/author&gt;&lt;author&gt;Ferreira, Ana&lt;/author&gt;&lt;author&gt;Marguti, Ivo&lt;/author&gt;&lt;author&gt;Cardoso, Sílvia&lt;/author&gt;&lt;author&gt;Sepúlveda, Nuno&lt;/author&gt;&lt;author&gt;Smith, Ann&lt;/author&gt;&lt;author&gt;Soares, Miguel P.&lt;/author&gt;&lt;/authors&gt;&lt;/contributors&gt;&lt;titles&gt;&lt;title&gt;A Central Role for Free Heme in the Pathogenesis of Severe Sepsis&lt;/title&gt;&lt;secondary-title&gt;Sci Transl Med&lt;/secondary-title&gt;&lt;/titles&gt;&lt;periodical&gt;&lt;full-title&gt;Sci Transl Med&lt;/full-title&gt;&lt;/periodical&gt;&lt;pages&gt;51ra71-51ra71&lt;/pages&gt;&lt;volume&gt;2&lt;/volume&gt;&lt;number&gt;51&lt;/number&gt;&lt;dates&gt;&lt;year&gt;2010&lt;/year&gt;&lt;/dates&gt;&lt;urls&gt;&lt;related-urls&gt;&lt;url&gt;https://www.science.org/doi/abs/10.1126/scitranslmed.3001118&lt;/url&gt;&lt;/related-urls&gt;&lt;/urls&gt;&lt;electronic-resource-num&gt;10.1126/scitranslmed.3001118&lt;/electronic-resource-num&gt;&lt;/record&gt;&lt;/Cite&gt;&lt;/EndNote&gt;</w:instrText>
       </w:r>
       <w:r>
         <w:rPr>
@@ -8605,6 +8861,13 @@
           <w:sz w:val="24"/>
         </w:rPr>
         <w:t xml:space="preserve"> or free-heme toxicity</w:t>
+      </w:r>
+      <w:r>
+        <w:rPr>
+          <w:rFonts w:ascii="Times New Roman" w:hAnsi="Times New Roman" w:cs="Times New Roman" w:hint="eastAsia"/>
+          <w:sz w:val="24"/>
+        </w:rPr>
+        <w:t xml:space="preserve"> </w:t>
       </w:r>
       <w:r>
         <w:rPr>
@@ -8623,39 +8886,38 @@
 dWxpZTwvYXV0aG9yPjwvYXV0aG9ycz48L2NvbnRyaWJ1dG9ycz48dGl0bGVzPjx0aXRsZT5CYXNp
 YyBNZWNoYW5pc21zIG9mIEhlbW9seXNpcy1Bc3NvY2lhdGVkIFRocm9tYm8tSW5mbGFtbWF0aW9u
 IGFuZCBJbW11bmUgRHlzcmVndWxhdGlvbjwvdGl0bGU+PHNlY29uZGFyeS10aXRsZT5BcnRlcmlv
-c2NsZXJvc2lzLCBUaHJvbWJvc2lzLCBhbmQgVmFzY3VsYXIgQmlvbG9neTwvc2Vjb25kYXJ5LXRp
-dGxlPjwvdGl0bGVzPjxwZXJpb2RpY2FsPjxmdWxsLXRpdGxlPkFydGVyaW9zY2xlcm9zaXMsIHRo
-cm9tYm9zaXMsIGFuZCB2YXNjdWxhciBiaW9sb2d5PC9mdWxsLXRpdGxlPjwvcGVyaW9kaWNhbD48
-cGFnZXM+MTM0OS0xMzYxPC9wYWdlcz48dm9sdW1lPjQzPC92b2x1bWU+PG51bWJlcj44PC9udW1i
-ZXI+PGRhdGVzPjx5ZWFyPjIwMjM8L3llYXI+PC9kYXRlcz48dXJscz48cmVsYXRlZC11cmxzPjx1
-cmw+aHR0cHM6Ly93d3cuYWhham91cm5hbHMub3JnL2RvaS9hYnMvMTAuMTE2MS9BVFZCQUhBLjEy
-My4zMTg3ODA8L3VybD48L3JlbGF0ZWQtdXJscz48L3VybHM+PGVsZWN0cm9uaWMtcmVzb3VyY2Ut
-bnVtPjEwLjExNjEvQVRWQkFIQS4xMjMuMzE4NzgwPC9lbGVjdHJvbmljLXJlc291cmNlLW51bT48
-L3JlY29yZD48L0NpdGU+PENpdGU+PEF1dGhvcj5MYXJzZW48L0F1dGhvcj48WWVhcj4yMDEwPC9Z
-ZWFyPjxSZWNOdW0+MTUyPC9SZWNOdW0+PHJlY29yZD48cmVjLW51bWJlcj4xNTI8L3JlYy1udW1i
-ZXI+PGZvcmVpZ24ta2V5cz48a2V5IGFwcD0iRU4iIGRiLWlkPSJzYTBzczIyd3JlMDlmb2U5cDJ1
-cHp0MG8wNXBwZXNkdzJ2dDIiIHRpbWVzdGFtcD0iMTc4NDI3NTg0MCI+MTUyPC9rZXk+PC9mb3Jl
-aWduLWtleXM+PHJlZi10eXBlIG5hbWU9IkpvdXJuYWwgQXJ0aWNsZSI+MTc8L3JlZi10eXBlPjxj
-b250cmlidXRvcnM+PGF1dGhvcnM+PGF1dGhvcj5MYXJzZW4sIFJhc211czwvYXV0aG9yPjxhdXRo
-b3I+R296emVsaW5vLCBSYWZmYWVsbGE8L2F1dGhvcj48YXV0aG9yPkplbmV5LCBWaWt0w7NyaWE8
-L2F1dGhvcj48YXV0aG9yPlRva2FqaSwgTMOhc3psw7M8L2F1dGhvcj48YXV0aG9yPkJvenphLCBG
-ZXJuYW5kbyBBLjwvYXV0aG9yPjxhdXRob3I+SmFwaWFzc8O6LCBBbmRyw6kgTS48L2F1dGhvcj48
-YXV0aG9yPkJvbmFwYXJ0ZSwgRG9sb3JlczwvYXV0aG9yPjxhdXRob3I+Q2F2YWxjYW50ZSwgTW9p
-c8OpcyBNYXJpbmhvPC9hdXRob3I+PGF1dGhvcj5DaG9yYSwgw4JuZ2VsbzwvYXV0aG9yPjxhdXRo
-b3I+RmVycmVpcmEsIEFuYTwvYXV0aG9yPjxhdXRob3I+TWFyZ3V0aSwgSXZvPC9hdXRob3I+PGF1
-dGhvcj5DYXJkb3NvLCBTw61sdmlhPC9hdXRob3I+PGF1dGhvcj5TZXDDumx2ZWRhLCBOdW5vPC9h
-dXRob3I+PGF1dGhvcj5TbWl0aCwgQW5uPC9hdXRob3I+PGF1dGhvcj5Tb2FyZXMsIE1pZ3VlbCBQ
-LjwvYXV0aG9yPjwvYXV0aG9ycz48L2NvbnRyaWJ1dG9ycz48dGl0bGVzPjx0aXRsZT5BIENlbnRy
-YWwgUm9sZSBmb3IgRnJlZSBIZW1lIGluIHRoZSBQYXRob2dlbmVzaXMgb2YgU2V2ZXJlIFNlcHNp
-czwvdGl0bGU+PHNlY29uZGFyeS10aXRsZT5TY2llbmNlIFRyYW5zbGF0aW9uYWwgTWVkaWNpbmU8
-L3NlY29uZGFyeS10aXRsZT48L3RpdGxlcz48cGVyaW9kaWNhbD48ZnVsbC10aXRsZT5TY2llbmNl
-IFRyYW5zbGF0aW9uYWwgTWVkaWNpbmU8L2Z1bGwtdGl0bGU+PC9wZXJpb2RpY2FsPjxwYWdlcz41
-MXJhNzEtNTFyYTcxPC9wYWdlcz48dm9sdW1lPjI8L3ZvbHVtZT48bnVtYmVyPjUxPC9udW1iZXI+
-PGRhdGVzPjx5ZWFyPjIwMTA8L3llYXI+PC9kYXRlcz48dXJscz48cmVsYXRlZC11cmxzPjx1cmw+
-aHR0cHM6Ly93d3cuc2NpZW5jZS5vcmcvZG9pL2Ficy8xMC4xMTI2L3NjaXRyYW5zbG1lZC4zMDAx
-MTE4PC91cmw+PC9yZWxhdGVkLXVybHM+PC91cmxzPjxlbGVjdHJvbmljLXJlc291cmNlLW51bT4x
-MC4xMTI2L3NjaXRyYW5zbG1lZC4zMDAxMTE4PC9lbGVjdHJvbmljLXJlc291cmNlLW51bT48L3Jl
-Y29yZD48L0NpdGU+PC9FbmROb3RlPgB=
+c2NsZXIgVGhyb21iIFZhc2MgQmlvbDwvc2Vjb25kYXJ5LXRpdGxlPjwvdGl0bGVzPjxwZXJpb2Rp
+Y2FsPjxmdWxsLXRpdGxlPkFydGVyaW9zY2xlciBUaHJvbWIgVmFzYyBCaW9sPC9mdWxsLXRpdGxl
+PjwvcGVyaW9kaWNhbD48cGFnZXM+MTM0OS0xMzYxPC9wYWdlcz48dm9sdW1lPjQzPC92b2x1bWU+
+PG51bWJlcj44PC9udW1iZXI+PGRhdGVzPjx5ZWFyPjIwMjM8L3llYXI+PC9kYXRlcz48dXJscz48
+cmVsYXRlZC11cmxzPjx1cmw+aHR0cHM6Ly93d3cuYWhham91cm5hbHMub3JnL2RvaS9hYnMvMTAu
+MTE2MS9BVFZCQUhBLjEyMy4zMTg3ODA8L3VybD48L3JlbGF0ZWQtdXJscz48L3VybHM+PGVsZWN0
+cm9uaWMtcmVzb3VyY2UtbnVtPjEwLjExNjEvQVRWQkFIQS4xMjMuMzE4NzgwPC9lbGVjdHJvbmlj
+LXJlc291cmNlLW51bT48L3JlY29yZD48L0NpdGU+PENpdGU+PEF1dGhvcj5MYXJzZW48L0F1dGhv
+cj48WWVhcj4yMDEwPC9ZZWFyPjxSZWNOdW0+MTUyPC9SZWNOdW0+PHJlY29yZD48cmVjLW51bWJl
+cj4xNTI8L3JlYy1udW1iZXI+PGZvcmVpZ24ta2V5cz48a2V5IGFwcD0iRU4iIGRiLWlkPSJzYTBz
+czIyd3JlMDlmb2U5cDJ1cHp0MG8wNXBwZXNkdzJ2dDIiIHRpbWVzdGFtcD0iMTc4NDI3NTg0MCI+
+MTUyPC9rZXk+PC9mb3JlaWduLWtleXM+PHJlZi10eXBlIG5hbWU9IkpvdXJuYWwgQXJ0aWNsZSI+
+MTc8L3JlZi10eXBlPjxjb250cmlidXRvcnM+PGF1dGhvcnM+PGF1dGhvcj5MYXJzZW4sIFJhc211
+czwvYXV0aG9yPjxhdXRob3I+R296emVsaW5vLCBSYWZmYWVsbGE8L2F1dGhvcj48YXV0aG9yPkpl
+bmV5LCBWaWt0w7NyaWE8L2F1dGhvcj48YXV0aG9yPlRva2FqaSwgTMOhc3psw7M8L2F1dGhvcj48
+YXV0aG9yPkJvenphLCBGZXJuYW5kbyBBLjwvYXV0aG9yPjxhdXRob3I+SmFwaWFzc8O6LCBBbmRy
+w6kgTS48L2F1dGhvcj48YXV0aG9yPkJvbmFwYXJ0ZSwgRG9sb3JlczwvYXV0aG9yPjxhdXRob3I+
+Q2F2YWxjYW50ZSwgTW9pc8OpcyBNYXJpbmhvPC9hdXRob3I+PGF1dGhvcj5DaG9yYSwgw4JuZ2Vs
+bzwvYXV0aG9yPjxhdXRob3I+RmVycmVpcmEsIEFuYTwvYXV0aG9yPjxhdXRob3I+TWFyZ3V0aSwg
+SXZvPC9hdXRob3I+PGF1dGhvcj5DYXJkb3NvLCBTw61sdmlhPC9hdXRob3I+PGF1dGhvcj5TZXDD
+umx2ZWRhLCBOdW5vPC9hdXRob3I+PGF1dGhvcj5TbWl0aCwgQW5uPC9hdXRob3I+PGF1dGhvcj5T
+b2FyZXMsIE1pZ3VlbCBQLjwvYXV0aG9yPjwvYXV0aG9ycz48L2NvbnRyaWJ1dG9ycz48dGl0bGVz
+Pjx0aXRsZT5BIENlbnRyYWwgUm9sZSBmb3IgRnJlZSBIZW1lIGluIHRoZSBQYXRob2dlbmVzaXMg
+b2YgU2V2ZXJlIFNlcHNpczwvdGl0bGU+PHNlY29uZGFyeS10aXRsZT5TY2kgVHJhbnNsIE1lZDwv
+c2Vjb25kYXJ5LXRpdGxlPjwvdGl0bGVzPjxwZXJpb2RpY2FsPjxmdWxsLXRpdGxlPlNjaSBUcmFu
+c2wgTWVkPC9mdWxsLXRpdGxlPjwvcGVyaW9kaWNhbD48cGFnZXM+NTFyYTcxLTUxcmE3MTwvcGFn
+ZXM+PHZvbHVtZT4yPC92b2x1bWU+PG51bWJlcj41MTwvbnVtYmVyPjxkYXRlcz48eWVhcj4yMDEw
+PC95ZWFyPjwvZGF0ZXM+PHVybHM+PHJlbGF0ZWQtdXJscz48dXJsPmh0dHBzOi8vd3d3LnNjaWVu
+Y2Uub3JnL2RvaS9hYnMvMTAuMTEyNi9zY2l0cmFuc2xtZWQuMzAwMTExODwvdXJsPjwvcmVsYXRl
+ZC11cmxzPjwvdXJscz48ZWxlY3Ryb25pYy1yZXNvdXJjZS1udW0+MTAuMTEyNi9zY2l0cmFuc2xt
+ZWQuMzAwMTExODwvZWxlY3Ryb25pYy1yZXNvdXJjZS1udW0+PC9yZWNvcmQ+PC9DaXRlPjwvRW5k
+Tm90ZT4A
 </w:fldData>
         </w:fldChar>
       </w:r>
@@ -8683,39 +8945,38 @@
 dWxpZTwvYXV0aG9yPjwvYXV0aG9ycz48L2NvbnRyaWJ1dG9ycz48dGl0bGVzPjx0aXRsZT5CYXNp
 YyBNZWNoYW5pc21zIG9mIEhlbW9seXNpcy1Bc3NvY2lhdGVkIFRocm9tYm8tSW5mbGFtbWF0aW9u
 IGFuZCBJbW11bmUgRHlzcmVndWxhdGlvbjwvdGl0bGU+PHNlY29uZGFyeS10aXRsZT5BcnRlcmlv
-c2NsZXJvc2lzLCBUaHJvbWJvc2lzLCBhbmQgVmFzY3VsYXIgQmlvbG9neTwvc2Vjb25kYXJ5LXRp
-dGxlPjwvdGl0bGVzPjxwZXJpb2RpY2FsPjxmdWxsLXRpdGxlPkFydGVyaW9zY2xlcm9zaXMsIHRo
-cm9tYm9zaXMsIGFuZCB2YXNjdWxhciBiaW9sb2d5PC9mdWxsLXRpdGxlPjwvcGVyaW9kaWNhbD48
-cGFnZXM+MTM0OS0xMzYxPC9wYWdlcz48dm9sdW1lPjQzPC92b2x1bWU+PG51bWJlcj44PC9udW1i
-ZXI+PGRhdGVzPjx5ZWFyPjIwMjM8L3llYXI+PC9kYXRlcz48dXJscz48cmVsYXRlZC11cmxzPjx1
-cmw+aHR0cHM6Ly93d3cuYWhham91cm5hbHMub3JnL2RvaS9hYnMvMTAuMTE2MS9BVFZCQUhBLjEy
-My4zMTg3ODA8L3VybD48L3JlbGF0ZWQtdXJscz48L3VybHM+PGVsZWN0cm9uaWMtcmVzb3VyY2Ut
-bnVtPjEwLjExNjEvQVRWQkFIQS4xMjMuMzE4NzgwPC9lbGVjdHJvbmljLXJlc291cmNlLW51bT48
-L3JlY29yZD48L0NpdGU+PENpdGU+PEF1dGhvcj5MYXJzZW48L0F1dGhvcj48WWVhcj4yMDEwPC9Z
-ZWFyPjxSZWNOdW0+MTUyPC9SZWNOdW0+PHJlY29yZD48cmVjLW51bWJlcj4xNTI8L3JlYy1udW1i
-ZXI+PGZvcmVpZ24ta2V5cz48a2V5IGFwcD0iRU4iIGRiLWlkPSJzYTBzczIyd3JlMDlmb2U5cDJ1
-cHp0MG8wNXBwZXNkdzJ2dDIiIHRpbWVzdGFtcD0iMTc4NDI3NTg0MCI+MTUyPC9rZXk+PC9mb3Jl
-aWduLWtleXM+PHJlZi10eXBlIG5hbWU9IkpvdXJuYWwgQXJ0aWNsZSI+MTc8L3JlZi10eXBlPjxj
-b250cmlidXRvcnM+PGF1dGhvcnM+PGF1dGhvcj5MYXJzZW4sIFJhc211czwvYXV0aG9yPjxhdXRo
-b3I+R296emVsaW5vLCBSYWZmYWVsbGE8L2F1dGhvcj48YXV0aG9yPkplbmV5LCBWaWt0w7NyaWE8
-L2F1dGhvcj48YXV0aG9yPlRva2FqaSwgTMOhc3psw7M8L2F1dGhvcj48YXV0aG9yPkJvenphLCBG
-ZXJuYW5kbyBBLjwvYXV0aG9yPjxhdXRob3I+SmFwaWFzc8O6LCBBbmRyw6kgTS48L2F1dGhvcj48
-YXV0aG9yPkJvbmFwYXJ0ZSwgRG9sb3JlczwvYXV0aG9yPjxhdXRob3I+Q2F2YWxjYW50ZSwgTW9p
-c8OpcyBNYXJpbmhvPC9hdXRob3I+PGF1dGhvcj5DaG9yYSwgw4JuZ2VsbzwvYXV0aG9yPjxhdXRo
-b3I+RmVycmVpcmEsIEFuYTwvYXV0aG9yPjxhdXRob3I+TWFyZ3V0aSwgSXZvPC9hdXRob3I+PGF1
-dGhvcj5DYXJkb3NvLCBTw61sdmlhPC9hdXRob3I+PGF1dGhvcj5TZXDDumx2ZWRhLCBOdW5vPC9h
-dXRob3I+PGF1dGhvcj5TbWl0aCwgQW5uPC9hdXRob3I+PGF1dGhvcj5Tb2FyZXMsIE1pZ3VlbCBQ
-LjwvYXV0aG9yPjwvYXV0aG9ycz48L2NvbnRyaWJ1dG9ycz48dGl0bGVzPjx0aXRsZT5BIENlbnRy
-YWwgUm9sZSBmb3IgRnJlZSBIZW1lIGluIHRoZSBQYXRob2dlbmVzaXMgb2YgU2V2ZXJlIFNlcHNp
-czwvdGl0bGU+PHNlY29uZGFyeS10aXRsZT5TY2llbmNlIFRyYW5zbGF0aW9uYWwgTWVkaWNpbmU8
-L3NlY29uZGFyeS10aXRsZT48L3RpdGxlcz48cGVyaW9kaWNhbD48ZnVsbC10aXRsZT5TY2llbmNl
-IFRyYW5zbGF0aW9uYWwgTWVkaWNpbmU8L2Z1bGwtdGl0bGU+PC9wZXJpb2RpY2FsPjxwYWdlcz41
-MXJhNzEtNTFyYTcxPC9wYWdlcz48dm9sdW1lPjI8L3ZvbHVtZT48bnVtYmVyPjUxPC9udW1iZXI+
-PGRhdGVzPjx5ZWFyPjIwMTA8L3llYXI+PC9kYXRlcz48dXJscz48cmVsYXRlZC11cmxzPjx1cmw+
-aHR0cHM6Ly93d3cuc2NpZW5jZS5vcmcvZG9pL2Ficy8xMC4xMTI2L3NjaXRyYW5zbG1lZC4zMDAx
-MTE4PC91cmw+PC9yZWxhdGVkLXVybHM+PC91cmxzPjxlbGVjdHJvbmljLXJlc291cmNlLW51bT4x
-MC4xMTI2L3NjaXRyYW5zbG1lZC4zMDAxMTE4PC9lbGVjdHJvbmljLXJlc291cmNlLW51bT48L3Jl
-Y29yZD48L0NpdGU+PC9FbmROb3RlPgB=
+c2NsZXIgVGhyb21iIFZhc2MgQmlvbDwvc2Vjb25kYXJ5LXRpdGxlPjwvdGl0bGVzPjxwZXJpb2Rp
+Y2FsPjxmdWxsLXRpdGxlPkFydGVyaW9zY2xlciBUaHJvbWIgVmFzYyBCaW9sPC9mdWxsLXRpdGxl
+PjwvcGVyaW9kaWNhbD48cGFnZXM+MTM0OS0xMzYxPC9wYWdlcz48dm9sdW1lPjQzPC92b2x1bWU+
+PG51bWJlcj44PC9udW1iZXI+PGRhdGVzPjx5ZWFyPjIwMjM8L3llYXI+PC9kYXRlcz48dXJscz48
+cmVsYXRlZC11cmxzPjx1cmw+aHR0cHM6Ly93d3cuYWhham91cm5hbHMub3JnL2RvaS9hYnMvMTAu
+MTE2MS9BVFZCQUhBLjEyMy4zMTg3ODA8L3VybD48L3JlbGF0ZWQtdXJscz48L3VybHM+PGVsZWN0
+cm9uaWMtcmVzb3VyY2UtbnVtPjEwLjExNjEvQVRWQkFIQS4xMjMuMzE4NzgwPC9lbGVjdHJvbmlj
+LXJlc291cmNlLW51bT48L3JlY29yZD48L0NpdGU+PENpdGU+PEF1dGhvcj5MYXJzZW48L0F1dGhv
+cj48WWVhcj4yMDEwPC9ZZWFyPjxSZWNOdW0+MTUyPC9SZWNOdW0+PHJlY29yZD48cmVjLW51bWJl
+cj4xNTI8L3JlYy1udW1iZXI+PGZvcmVpZ24ta2V5cz48a2V5IGFwcD0iRU4iIGRiLWlkPSJzYTBz
+czIyd3JlMDlmb2U5cDJ1cHp0MG8wNXBwZXNkdzJ2dDIiIHRpbWVzdGFtcD0iMTc4NDI3NTg0MCI+
+MTUyPC9rZXk+PC9mb3JlaWduLWtleXM+PHJlZi10eXBlIG5hbWU9IkpvdXJuYWwgQXJ0aWNsZSI+
+MTc8L3JlZi10eXBlPjxjb250cmlidXRvcnM+PGF1dGhvcnM+PGF1dGhvcj5MYXJzZW4sIFJhc211
+czwvYXV0aG9yPjxhdXRob3I+R296emVsaW5vLCBSYWZmYWVsbGE8L2F1dGhvcj48YXV0aG9yPkpl
+bmV5LCBWaWt0w7NyaWE8L2F1dGhvcj48YXV0aG9yPlRva2FqaSwgTMOhc3psw7M8L2F1dGhvcj48
+YXV0aG9yPkJvenphLCBGZXJuYW5kbyBBLjwvYXV0aG9yPjxhdXRob3I+SmFwaWFzc8O6LCBBbmRy
+w6kgTS48L2F1dGhvcj48YXV0aG9yPkJvbmFwYXJ0ZSwgRG9sb3JlczwvYXV0aG9yPjxhdXRob3I+
+Q2F2YWxjYW50ZSwgTW9pc8OpcyBNYXJpbmhvPC9hdXRob3I+PGF1dGhvcj5DaG9yYSwgw4JuZ2Vs
+bzwvYXV0aG9yPjxhdXRob3I+RmVycmVpcmEsIEFuYTwvYXV0aG9yPjxhdXRob3I+TWFyZ3V0aSwg
+SXZvPC9hdXRob3I+PGF1dGhvcj5DYXJkb3NvLCBTw61sdmlhPC9hdXRob3I+PGF1dGhvcj5TZXDD
+umx2ZWRhLCBOdW5vPC9hdXRob3I+PGF1dGhvcj5TbWl0aCwgQW5uPC9hdXRob3I+PGF1dGhvcj5T
+b2FyZXMsIE1pZ3VlbCBQLjwvYXV0aG9yPjwvYXV0aG9ycz48L2NvbnRyaWJ1dG9ycz48dGl0bGVz
+Pjx0aXRsZT5BIENlbnRyYWwgUm9sZSBmb3IgRnJlZSBIZW1lIGluIHRoZSBQYXRob2dlbmVzaXMg
+b2YgU2V2ZXJlIFNlcHNpczwvdGl0bGU+PHNlY29uZGFyeS10aXRsZT5TY2kgVHJhbnNsIE1lZDwv
+c2Vjb25kYXJ5LXRpdGxlPjwvdGl0bGVzPjxwZXJpb2RpY2FsPjxmdWxsLXRpdGxlPlNjaSBUcmFu
+c2wgTWVkPC9mdWxsLXRpdGxlPjwvcGVyaW9kaWNhbD48cGFnZXM+NTFyYTcxLTUxcmE3MTwvcGFn
+ZXM+PHZvbHVtZT4yPC92b2x1bWU+PG51bWJlcj41MTwvbnVtYmVyPjxkYXRlcz48eWVhcj4yMDEw
+PC95ZWFyPjwvZGF0ZXM+PHVybHM+PHJlbGF0ZWQtdXJscz48dXJsPmh0dHBzOi8vd3d3LnNjaWVu
+Y2Uub3JnL2RvaS9hYnMvMTAuMTEyNi9zY2l0cmFuc2xtZWQuMzAwMTExODwvdXJsPjwvcmVsYXRl
+ZC11cmxzPjwvdXJscz48ZWxlY3Ryb25pYy1yZXNvdXJjZS1udW0+MTAuMTEyNi9zY2l0cmFuc2xt
+ZWQuMzAwMTExODwvZWxlY3Ryb25pYy1yZXNvdXJjZS1udW0+PC9yZWNvcmQ+PC9DaXRlPjwvRW5k
+Tm90ZT4A
 </w:fldData>
         </w:fldChar>
       </w:r>
@@ -8829,7 +9090,21 @@
           <w:rFonts w:ascii="Times New Roman" w:hAnsi="Times New Roman" w:cs="Times New Roman"/>
           <w:sz w:val="24"/>
         </w:rPr>
-        <w:t xml:space="preserve"> among higher-risk survivors; it does not demonstrate absolute pathway suppression or mitochondrial failure. Human leukocyte studies have described impaired glycolytic and oxidative metabolism during sepsis-associated immune dysfunction, while precision-immunology and single-cell studies indicate that inflammatory activation, immune tolerance, cellular redistribution and metabolic impairment may coexist within the same </w:t>
+        <w:t xml:space="preserve"> among higher-risk survivors</w:t>
+      </w:r>
+      <w:r>
+        <w:rPr>
+          <w:rFonts w:ascii="Times New Roman" w:hAnsi="Times New Roman" w:cs="Times New Roman" w:hint="eastAsia"/>
+          <w:sz w:val="24"/>
+        </w:rPr>
+        <w:t xml:space="preserve">; </w:t>
+      </w:r>
+      <w:r>
+        <w:rPr>
+          <w:rFonts w:ascii="Times New Roman" w:hAnsi="Times New Roman" w:cs="Times New Roman"/>
+          <w:sz w:val="24"/>
+        </w:rPr>
+        <w:t xml:space="preserve">it does not demonstrate absolute pathway suppression or mitochondrial failure. Human leukocyte studies have described impaired glycolytic and oxidative metabolism during sepsis-associated immune dysfunction, while precision-immunology and single-cell studies indicate that inflammatory activation, immune tolerance, cellular redistribution and metabolic impairment may coexist within the same </w:t>
       </w:r>
       <w:r>
         <w:rPr>
@@ -8837,6 +9112,13 @@
           <w:sz w:val="24"/>
         </w:rPr>
         <w:t>syndrome</w:t>
+      </w:r>
+      <w:r>
+        <w:rPr>
+          <w:rFonts w:ascii="Times New Roman" w:hAnsi="Times New Roman" w:cs="Times New Roman" w:hint="eastAsia"/>
+          <w:sz w:val="24"/>
+        </w:rPr>
+        <w:t xml:space="preserve"> </w:t>
       </w:r>
       <w:r>
         <w:rPr>
@@ -8859,140 +9141,138 @@
 PktuaWdodCwgSnVsaWFuIEMuPC9hdXRob3I+PGF1dGhvcj52YW4gZGVyIFBvbGwsIFRvbTwvYXV0
 aG9yPjwvYXV0aG9ycz48L2NvbnRyaWJ1dG9ycz48dGl0bGVzPjx0aXRsZT5BIGNvbnNlbnN1cyBi
 bG9vZCB0cmFuc2NyaXB0b21pYyBmcmFtZXdvcmsgZm9yIHNlcHNpczwvdGl0bGU+PHNlY29uZGFy
-eS10aXRsZT5OYXR1cmUgTWVkaWNpbmU8L3NlY29uZGFyeS10aXRsZT48L3RpdGxlcz48cGVyaW9k
-aWNhbD48ZnVsbC10aXRsZT5OYXR1cmUgTWVkaWNpbmU8L2Z1bGwtdGl0bGU+PC9wZXJpb2RpY2Fs
-PjxwYWdlcz40MTE5LTQxMzA8L3BhZ2VzPjx2b2x1bWU+MzE8L3ZvbHVtZT48bnVtYmVyPjEyPC9u
-dW1iZXI+PGRhdGVzPjx5ZWFyPjIwMjU8L3llYXI+PHB1Yi1kYXRlcz48ZGF0ZT4yMDI1LzEyLzAx
-PC9kYXRlPjwvcHViLWRhdGVzPjwvZGF0ZXM+PGlzYm4+MTU0Ni0xNzBYPC9pc2JuPjx1cmxzPjxy
-ZWxhdGVkLXVybHM+PHVybD5odHRwczovL2RvaS5vcmcvMTAuMTAzOC9zNDE1OTEtMDI1LTAzOTY0
-LTU8L3VybD48L3JlbGF0ZWQtdXJscz48L3VybHM+PGVsZWN0cm9uaWMtcmVzb3VyY2UtbnVtPjEw
-LjEwMzgvczQxNTkxLTAyNS0wMzk2NC01PC9lbGVjdHJvbmljLXJlc291cmNlLW51bT48L3JlY29y
-ZD48L0NpdGU+PENpdGU+PEF1dGhvcj5XaWVyc2luZ2E8L0F1dGhvcj48WWVhcj4yMDIyPC9ZZWFy
-PjxSZWNOdW0+MTU0PC9SZWNOdW0+PHJlY29yZD48cmVjLW51bWJlcj4xNTQ8L3JlYy1udW1iZXI+
-PGZvcmVpZ24ta2V5cz48a2V5IGFwcD0iRU4iIGRiLWlkPSJzYTBzczIyd3JlMDlmb2U5cDJ1cHp0
-MG8wNXBwZXNkdzJ2dDIiIHRpbWVzdGFtcD0iMTc4NDI3NjI0NSI+MTU0PC9rZXk+PC9mb3JlaWdu
-LWtleXM+PHJlZi10eXBlIG5hbWU9IkpvdXJuYWwgQXJ0aWNsZSI+MTc8L3JlZi10eXBlPjxjb250
-cmlidXRvcnM+PGF1dGhvcnM+PGF1dGhvcj5XaWVyc2luZ2EsIFcuIEpvb3N0PC9hdXRob3I+PGF1
-dGhvcj52YW4gZGVyIFBvbGwsIFRvbTwvYXV0aG9yPjwvYXV0aG9ycz48L2NvbnRyaWJ1dG9ycz48
-dGl0bGVzPjx0aXRsZT5JbW11bm9wYXRob3BoeXNpb2xvZ3kgb2YgaHVtYW4gc2Vwc2lzPC90aXRs
-ZT48c2Vjb25kYXJ5LXRpdGxlPmVCaW9NZWRpY2luZTwvc2Vjb25kYXJ5LXRpdGxlPjwvdGl0bGVz
-PjxwZXJpb2RpY2FsPjxmdWxsLXRpdGxlPmVCaW9NZWRpY2luZTwvZnVsbC10aXRsZT48L3Blcmlv
-ZGljYWw+PHBhZ2VzPjEwNDM2MzwvcGFnZXM+PHZvbHVtZT44Njwvdm9sdW1lPjxrZXl3b3Jkcz48
-a2V5d29yZD5TZXBzaXM8L2tleXdvcmQ+PGtleXdvcmQ+UGF0aG9nZW5lc2lzPC9rZXl3b3JkPjxr
-ZXl3b3JkPkh5cGVyaW5mbGFtbWF0aW9uPC9rZXl3b3JkPjxrZXl3b3JkPkltbXVuZSBzdXBwcmVz
-c2lvbjwva2V5d29yZD48L2tleXdvcmRzPjxkYXRlcz48eWVhcj4yMDIyPC95ZWFyPjxwdWItZGF0
-ZXM+PGRhdGU+MjAyMi8xMi8wMS88L2RhdGU+PC9wdWItZGF0ZXM+PC9kYXRlcz48aXNibj4yMzUy
-LTM5NjQ8L2lzYm4+PHVybHM+PHJlbGF0ZWQtdXJscz48dXJsPmh0dHBzOi8vd3d3LnNjaWVuY2Vk
-aXJlY3QuY29tL3NjaWVuY2UvYXJ0aWNsZS9waWkvUzIzNTIzOTY0MjIwMDU0NVg8L3VybD48L3Jl
-bGF0ZWQtdXJscz48L3VybHM+PGVsZWN0cm9uaWMtcmVzb3VyY2UtbnVtPjEwLjEwMTYvai5lYmlv
-bS4yMDIyLjEwNDM2MzwvZWxlY3Ryb25pYy1yZXNvdXJjZS1udW0+PC9yZWNvcmQ+PC9DaXRlPjxD
-aXRlPjxBdXRob3I+Q2hlbmc8L0F1dGhvcj48WWVhcj4yMDE2PC9ZZWFyPjxSZWNOdW0+MTU1PC9S
-ZWNOdW0+PHJlY29yZD48cmVjLW51bWJlcj4xNTU8L3JlYy1udW1iZXI+PGZvcmVpZ24ta2V5cz48
-a2V5IGFwcD0iRU4iIGRiLWlkPSJzYTBzczIyd3JlMDlmb2U5cDJ1cHp0MG8wNXBwZXNkdzJ2dDIi
-IHRpbWVzdGFtcD0iMTc4NDI3NjMzMSI+MTU1PC9rZXk+PC9mb3JlaWduLWtleXM+PHJlZi10eXBl
-IG5hbWU9IkpvdXJuYWwgQXJ0aWNsZSI+MTc8L3JlZi10eXBlPjxjb250cmlidXRvcnM+PGF1dGhv
-cnM+PGF1dGhvcj5DaGVuZywgU2hpaC1DaGluPC9hdXRob3I+PGF1dGhvcj5TY2ljbHVuYSwgQnJl
-bmRvbiBQLjwvYXV0aG9yPjxhdXRob3I+QXJ0cywgUm9iIEouIFcuPC9hdXRob3I+PGF1dGhvcj5H
-cmVzbmlndCwgTWFyayBTLjwvYXV0aG9yPjxhdXRob3I+TGFjaG1hbmRhcywgRWt0YTwvYXV0aG9y
-PjxhdXRob3I+R2lhbWFyZWxsb3MtQm91cmJvdWxpcywgRXZhbmdlbG9zIEouPC9hdXRob3I+PGF1
-dGhvcj5Lb3gsIE1hdHRoaWpzPC9hdXRob3I+PGF1dGhvcj5NYW5qZXJpLCBHYW5lc2ggUi48L2F1
-dGhvcj48YXV0aG9yPldhZ2VuYWFycywgSm9yaSBBLiBMLjwvYXV0aG9yPjxhdXRob3I+Q3JlbWVy
-LCBPbGFmIEwuPC9hdXRob3I+PGF1dGhvcj5MZWVudGplbnMsIEplbm5la2U8L2F1dGhvcj48YXV0
-aG9yPnZhbiBkZXIgTWVlciwgQW5uZSBKLjwvYXV0aG9yPjxhdXRob3I+dmFuIGRlIFZlZXJkb25r
-LCBGcmFuayBMLjwvYXV0aG9yPjxhdXRob3I+Qm9udGVuLCBNYXJjIEouPC9hdXRob3I+PGF1dGhv
-cj5TY2h1bHR6LCBNYXJjdXMgSi48L2F1dGhvcj48YXV0aG9yPldpbGxlbXMsIFBldGVyIEguIEcu
-IE0uPC9hdXRob3I+PGF1dGhvcj5QaWNra2VycywgUGV0ZXI8L2F1dGhvcj48YXV0aG9yPkpvb3N0
-ZW4sIExlbyBBLiBCLjwvYXV0aG9yPjxhdXRob3I+dmFuIGRlciBQb2xsLCBUb208L2F1dGhvcj48
-YXV0aG9yPk5ldGVhLCBNaWhhaSBHLjwvYXV0aG9yPjwvYXV0aG9ycz48L2NvbnRyaWJ1dG9ycz48
-dGl0bGVzPjx0aXRsZT5Ccm9hZCBkZWZlY3RzIGluIHRoZSBlbmVyZ3kgbWV0YWJvbGlzbSBvZiBs
-ZXVrb2N5dGVzIHVuZGVybGllIGltbXVub3BhcmFseXNpcyBpbiBzZXBzaXM8L3RpdGxlPjxzZWNv
-bmRhcnktdGl0bGU+TmF0dXJlIEltbXVub2xvZ3k8L3NlY29uZGFyeS10aXRsZT48L3RpdGxlcz48
-cGVyaW9kaWNhbD48ZnVsbC10aXRsZT5OYXR1cmUgSW1tdW5vbG9neTwvZnVsbC10aXRsZT48L3Bl
-cmlvZGljYWw+PHBhZ2VzPjQwNi00MTM8L3BhZ2VzPjx2b2x1bWU+MTc8L3ZvbHVtZT48bnVtYmVy
-PjQ8L251bWJlcj48ZGF0ZXM+PHllYXI+MjAxNjwveWVhcj48cHViLWRhdGVzPjxkYXRlPjIwMTYv
-MDQvMDE8L2RhdGU+PC9wdWItZGF0ZXM+PC9kYXRlcz48aXNibj4xNTI5LTI5MTY8L2lzYm4+PHVy
-bHM+PHJlbGF0ZWQtdXJscz48dXJsPmh0dHBzOi8vZG9pLm9yZy8xMC4xMDM4L25pLjMzOTg8L3Vy
-bD48L3JlbGF0ZWQtdXJscz48L3VybHM+PGVsZWN0cm9uaWMtcmVzb3VyY2UtbnVtPjEwLjEwMzgv
-bmkuMzM5ODwvZWxlY3Ryb25pYy1yZXNvdXJjZS1udW0+PC9yZWNvcmQ+PC9DaXRlPjxDaXRlPjxB
-dXRob3I+R2lhbWFyZWxsb3MtQm91cmJvdWxpczwvQXV0aG9yPjxZZWFyPjIwMjQ8L1llYXI+PFJl
-Y051bT4xNTY8L1JlY051bT48cmVjb3JkPjxyZWMtbnVtYmVyPjE1NjwvcmVjLW51bWJlcj48Zm9y
-ZWlnbi1rZXlzPjxrZXkgYXBwPSJFTiIgZGItaWQ9InNhMHNzMjJ3cmUwOWZvZTlwMnVwenQwbzA1
-cHBlc2R3MnZ0MiIgdGltZXN0YW1wPSIxNzg0Mjc2MzcwIj4xNTY8L2tleT48L2ZvcmVpZ24ta2V5
-cz48cmVmLXR5cGUgbmFtZT0iSm91cm5hbCBBcnRpY2xlIj4xNzwvcmVmLXR5cGU+PGNvbnRyaWJ1
-dG9ycz48YXV0aG9ycz48YXV0aG9yPkdpYW1hcmVsbG9zLUJvdXJib3VsaXMsIEV2YW5nZWxvcyBK
-LjwvYXV0aG9yPjxhdXRob3I+QXNjaGVuYnJlbm5lciwgQW5uYSBDLjwvYXV0aG9yPjxhdXRob3I+
-QmF1ZXIsIE1pY2hhZWw8L2F1dGhvcj48YXV0aG9yPkJvY2ssIENocmlzdG9waDwvYXV0aG9yPjxh
-dXRob3I+Q2FsYW5kcmEsIFRoaWVycnk8L2F1dGhvcj48YXV0aG9yPkdhdC1WaWtzLCBJcml0PC9h
-dXRob3I+PGF1dGhvcj5LeXJpYXpvcG91bG91LCBFdmRveGlhPC9hdXRob3I+PGF1dGhvcj5MdXBz
-ZSwgTWloYWVsYTwvYXV0aG9yPjxhdXRob3I+TW9ubmVyZXQsIEd1aWxsYXVtZTwvYXV0aG9yPjxh
-dXRob3I+UGlja2tlcnMsIFBldGVyPC9hdXRob3I+PGF1dGhvcj5TY2h1bHR6ZSwgSm9hY2hpbSBM
-LjwvYXV0aG9yPjxhdXRob3I+dmFuIGRlciBQb2xsLCBUb208L2F1dGhvcj48YXV0aG9yPnZhbiBk
-ZSBWZWVyZG9uaywgRnJhbmsgTC48L2F1dGhvcj48YXV0aG9yPlZsYWFyLCBBbGV4YW5kZXIgUC4g
-Si48L2F1dGhvcj48YXV0aG9yPldlaXMsIFNlYmFzdGlhbjwvYXV0aG9yPjxhdXRob3I+V2llcnNp
-bmdhLCBXLiBKb29zdDwvYXV0aG9yPjxhdXRob3I+TmV0ZWEsIE1paGFpIEcuPC9hdXRob3I+PC9h
-dXRob3JzPjwvY29udHJpYnV0b3JzPjx0aXRsZXM+PHRpdGxlPlRoZSBwYXRob3BoeXNpb2xvZ3kg
-b2Ygc2Vwc2lzIGFuZCBwcmVjaXNpb24tbWVkaWNpbmUtYmFzZWQgaW1tdW5vdGhlcmFweTwvdGl0
-bGU+PHNlY29uZGFyeS10aXRsZT5OYXR1cmUgSW1tdW5vbG9neTwvc2Vjb25kYXJ5LXRpdGxlPjwv
-dGl0bGVzPjxwZXJpb2RpY2FsPjxmdWxsLXRpdGxlPk5hdHVyZSBJbW11bm9sb2d5PC9mdWxsLXRp
-dGxlPjwvcGVyaW9kaWNhbD48cGFnZXM+MTktMjg8L3BhZ2VzPjx2b2x1bWU+MjU8L3ZvbHVtZT48
-bnVtYmVyPjE8L251bWJlcj48ZGF0ZXM+PHllYXI+MjAyNDwveWVhcj48cHViLWRhdGVzPjxkYXRl
-PjIwMjQvMDEvMDE8L2RhdGU+PC9wdWItZGF0ZXM+PC9kYXRlcz48aXNibj4xNTI5LTI5MTY8L2lz
-Ym4+PHVybHM+PHJlbGF0ZWQtdXJscz48dXJsPmh0dHBzOi8vZG9pLm9yZy8xMC4xMDM4L3M0MTU5
-MC0wMjMtMDE2NjAtNTwvdXJsPjwvcmVsYXRlZC11cmxzPjwvdXJscz48ZWxlY3Ryb25pYy1yZXNv
-dXJjZS1udW0+MTAuMTAzOC9zNDE1OTAtMDIzLTAxNjYwLTU8L2VsZWN0cm9uaWMtcmVzb3VyY2Ut
-bnVtPjwvcmVjb3JkPjwvQ2l0ZT48Q2l0ZT48QXV0aG9yPlNoYW5rYXItSGFyaTwvQXV0aG9yPjxZ
-ZWFyPjIwMjQ8L1llYXI+PFJlY051bT4xNTc8L1JlY051bT48cmVjb3JkPjxyZWMtbnVtYmVyPjE1
-NzwvcmVjLW51bWJlcj48Zm9yZWlnbi1rZXlzPjxrZXkgYXBwPSJFTiIgZGItaWQ9InNhMHNzMjJ3
-cmUwOWZvZTlwMnVwenQwbzA1cHBlc2R3MnZ0MiIgdGltZXN0YW1wPSIxNzg0Mjc3MDg1Ij4xNTc8
-L2tleT48L2ZvcmVpZ24ta2V5cz48cmVmLXR5cGUgbmFtZT0iSm91cm5hbCBBcnRpY2xlIj4xNzwv
-cmVmLXR5cGU+PGNvbnRyaWJ1dG9ycz48YXV0aG9ycz48YXV0aG9yPlNoYW5rYXItSGFyaSwgTWFu
-dTwvYXV0aG9yPjxhdXRob3I+Q2FsYW5kcmEsIFRoaWVycnk8L2F1dGhvcj48YXV0aG9yPlNvYXJl
-cywgTWlndWVsIFAuPC9hdXRob3I+PGF1dGhvcj5CYXVlciwgTWljaGFlbDwvYXV0aG9yPjxhdXRo
-b3I+V2llcnNpbmdhLCBXLiBKb29zdDwvYXV0aG9yPjxhdXRob3I+UHJlc2NvdHQsIEhhbGxpZSBD
-LjwvYXV0aG9yPjxhdXRob3I+S25pZ2h0LCBKdWxpYW4gQy48L2F1dGhvcj48YXV0aG9yPkJhaWxs
-aWUsIEtlbm5ldGggSi48L2F1dGhvcj48YXV0aG9yPkJvcywgTGlldXdlIEQuIEouPC9hdXRob3I+
-PGF1dGhvcj5EZXJkZSwgTGVubmllIFAuIEcuPC9hdXRob3I+PGF1dGhvcj5GaW5mZXIsIFNpbW9u
-PC9hdXRob3I+PGF1dGhvcj5Ib3RjaGtpc3MsIFJpY2hhcmQgUy48L2F1dGhvcj48YXV0aG9yPk1h
-cnNoYWxsLCBKb2huPC9hdXRob3I+PGF1dGhvcj5PcGVuc2hhdywgUGV0ZXIgSi4gTS48L2F1dGhv
-cj48YXV0aG9yPlNleW1vdXIsIENocmlzdG9waGVyIFcuPC9hdXRob3I+PGF1dGhvcj5WZW5ldCwg
-RmFiaWVubmU8L2F1dGhvcj48YXV0aG9yPlZpbmNlbnQsIEplYW4tTG91aXM8L2F1dGhvcj48YXV0
-aG9yPkxlIFRvdXJuZWF1LCBDaHJpc3RvcGhlPC9hdXRob3I+PGF1dGhvcj5NYWl0bGFuZC12YW4g
-ZGVyIFplZSwgQW5rZSBILjwvYXV0aG9yPjxhdXRob3I+TWNJbm5lcywgSWFpbiBCLjwvYXV0aG9y
-PjxhdXRob3I+dmFuIGRlciBQb2xsLCBUb208L2F1dGhvcj48L2F1dGhvcnM+PC9jb250cmlidXRv
-cnM+PHRpdGxlcz48dGl0bGU+UmVmcmFtaW5nIHNlcHNpcyBpbW11bm9iaW9sb2d5IGZvciB0cmFu
-c2xhdGlvbjogdG93YXJkcyBpbmZvcm1hdGl2ZSBzdWJ0eXBpbmcgYW5kIHRhcmdldGVkIGltbXVu
-b21vZHVsYXRvcnkgdGhlcmFwaWVzPC90aXRsZT48c2Vjb25kYXJ5LXRpdGxlPlRoZSBMYW5jZXQg
-UmVzcGlyYXRvcnkgTWVkaWNpbmU8L3NlY29uZGFyeS10aXRsZT48L3RpdGxlcz48cGVyaW9kaWNh
-bD48ZnVsbC10aXRsZT5UaGUgTGFuY2V0IFJlc3BpcmF0b3J5IE1lZGljaW5lPC9mdWxsLXRpdGxl
-PjwvcGVyaW9kaWNhbD48cGFnZXM+MzIzLTMzNjwvcGFnZXM+PHZvbHVtZT4xMjwvdm9sdW1lPjxu
-dW1iZXI+NDwvbnVtYmVyPjxkYXRlcz48eWVhcj4yMDI0PC95ZWFyPjxwdWItZGF0ZXM+PGRhdGU+
-MjAyNC8wNC8wMS88L2RhdGU+PC9wdWItZGF0ZXM+PC9kYXRlcz48aXNibj4yMjEzLTI2MDA8L2lz
-Ym4+PHVybHM+PHJlbGF0ZWQtdXJscz48dXJsPmh0dHBzOi8vd3d3LnNjaWVuY2VkaXJlY3QuY29t
-L3NjaWVuY2UvYXJ0aWNsZS9waWkvUzIyMTMyNjAwMjMwMDQ2OFg8L3VybD48L3JlbGF0ZWQtdXJs
-cz48L3VybHM+PGVsZWN0cm9uaWMtcmVzb3VyY2UtbnVtPjEwLjEwMTYvUzIyMTMtMjYwMCgyMykw
-MDQ2OC1YPC9lbGVjdHJvbmljLXJlc291cmNlLW51bT48L3JlY29yZD48L0NpdGU+PENpdGU+PEF1
-dGhvcj5SZXllczwvQXV0aG9yPjxZZWFyPjIwMjA8L1llYXI+PFJlY051bT4xNTg8L1JlY051bT48
-cmVjb3JkPjxyZWMtbnVtYmVyPjE1ODwvcmVjLW51bWJlcj48Zm9yZWlnbi1rZXlzPjxrZXkgYXBw
-PSJFTiIgZGItaWQ9InNhMHNzMjJ3cmUwOWZvZTlwMnVwenQwbzA1cHBlc2R3MnZ0MiIgdGltZXN0
-YW1wPSIxNzg0Mjc3MTUyIj4xNTg8L2tleT48L2ZvcmVpZ24ta2V5cz48cmVmLXR5cGUgbmFtZT0i
-Sm91cm5hbCBBcnRpY2xlIj4xNzwvcmVmLXR5cGU+PGNvbnRyaWJ1dG9ycz48YXV0aG9ycz48YXV0
-aG9yPlJleWVzLCBNaWd1ZWw8L2F1dGhvcj48YXV0aG9yPkZpbGJpbiwgTWljaGFlbCBSLjwvYXV0
-aG9yPjxhdXRob3I+QmhhdHRhY2hhcnl5YSwgUm9ieSBQLjwvYXV0aG9yPjxhdXRob3I+QmlsbG1h
-biwgS2lhbm5hPC9hdXRob3I+PGF1dGhvcj5FaXNlbmhhdXJlLCBUaG9tYXM8L2F1dGhvcj48YXV0
-aG9yPkh1bmcsIERlYm9yYWggVC48L2F1dGhvcj48YXV0aG9yPkxldnksIEJydWNlIEQuPC9hdXRo
-b3I+PGF1dGhvcj5CYXJvbiwgUmViZWNjYSBNLjwvYXV0aG9yPjxhdXRob3I+QmxhaW5leSwgUGF1
-bCBDLjwvYXV0aG9yPjxhdXRob3I+R29sZGJlcmcsIE1hcmNpYSBCLjwvYXV0aG9yPjxhdXRob3I+
-SGFjb2hlbiwgTmlyPC9hdXRob3I+PC9hdXRob3JzPjwvY29udHJpYnV0b3JzPjx0aXRsZXM+PHRp
-dGxlPkFuIGltbXVuZS1jZWxsIHNpZ25hdHVyZSBvZiBiYWN0ZXJpYWwgc2Vwc2lzPC90aXRsZT48
-c2Vjb25kYXJ5LXRpdGxlPk5hdHVyZSBNZWRpY2luZTwvc2Vjb25kYXJ5LXRpdGxlPjwvdGl0bGVz
-PjxwZXJpb2RpY2FsPjxmdWxsLXRpdGxlPk5hdHVyZSBNZWRpY2luZTwvZnVsbC10aXRsZT48L3Bl
-cmlvZGljYWw+PHBhZ2VzPjMzMy0zNDA8L3BhZ2VzPjx2b2x1bWU+MjY8L3ZvbHVtZT48bnVtYmVy
-PjM8L251bWJlcj48ZGF0ZXM+PHllYXI+MjAyMDwveWVhcj48cHViLWRhdGVzPjxkYXRlPjIwMjAv
-MDMvMDE8L2RhdGU+PC9wdWItZGF0ZXM+PC9kYXRlcz48aXNibj4xNTQ2LTE3MFg8L2lzYm4+PHVy
-bHM+PHJlbGF0ZWQtdXJscz48dXJsPmh0dHBzOi8vZG9pLm9yZy8xMC4xMDM4L3M0MTU5MS0wMjAt
-MDc1Mi00PC91cmw+PC9yZWxhdGVkLXVybHM+PC91cmxzPjxlbGVjdHJvbmljLXJlc291cmNlLW51
-bT4xMC4xMDM4L3M0MTU5MS0wMjAtMDc1Mi00PC9lbGVjdHJvbmljLXJlc291cmNlLW51bT48L3Jl
-Y29yZD48L0NpdGU+PC9FbmROb3RlPn==
+eS10aXRsZT5OYXQgTWVkPC9zZWNvbmRhcnktdGl0bGU+PC90aXRsZXM+PHBlcmlvZGljYWw+PGZ1
+bGwtdGl0bGU+TmF0IE1lZDwvZnVsbC10aXRsZT48L3BlcmlvZGljYWw+PHBhZ2VzPjQxMTktNDEz
+MDwvcGFnZXM+PHZvbHVtZT4zMTwvdm9sdW1lPjxudW1iZXI+MTI8L251bWJlcj48ZGF0ZXM+PHll
+YXI+MjAyNTwveWVhcj48cHViLWRhdGVzPjxkYXRlPjIwMjUvMTIvMDE8L2RhdGU+PC9wdWItZGF0
+ZXM+PC9kYXRlcz48aXNibj4xNTQ2LTE3MFg8L2lzYm4+PHVybHM+PHJlbGF0ZWQtdXJscz48dXJs
+Pmh0dHBzOi8vZG9pLm9yZy8xMC4xMDM4L3M0MTU5MS0wMjUtMDM5NjQtNTwvdXJsPjwvcmVsYXRl
+ZC11cmxzPjwvdXJscz48ZWxlY3Ryb25pYy1yZXNvdXJjZS1udW0+MTAuMTAzOC9zNDE1OTEtMDI1
+LTAzOTY0LTU8L2VsZWN0cm9uaWMtcmVzb3VyY2UtbnVtPjwvcmVjb3JkPjwvQ2l0ZT48Q2l0ZT48
+QXV0aG9yPldpZXJzaW5nYTwvQXV0aG9yPjxZZWFyPjIwMjI8L1llYXI+PFJlY051bT4xNTQ8L1Jl
+Y051bT48cmVjb3JkPjxyZWMtbnVtYmVyPjE1NDwvcmVjLW51bWJlcj48Zm9yZWlnbi1rZXlzPjxr
+ZXkgYXBwPSJFTiIgZGItaWQ9InNhMHNzMjJ3cmUwOWZvZTlwMnVwenQwbzA1cHBlc2R3MnZ0MiIg
+dGltZXN0YW1wPSIxNzg0Mjc2MjQ1Ij4xNTQ8L2tleT48L2ZvcmVpZ24ta2V5cz48cmVmLXR5cGUg
+bmFtZT0iSm91cm5hbCBBcnRpY2xlIj4xNzwvcmVmLXR5cGU+PGNvbnRyaWJ1dG9ycz48YXV0aG9y
+cz48YXV0aG9yPldpZXJzaW5nYSwgVy4gSm9vc3Q8L2F1dGhvcj48YXV0aG9yPnZhbiBkZXIgUG9s
+bCwgVG9tPC9hdXRob3I+PC9hdXRob3JzPjwvY29udHJpYnV0b3JzPjx0aXRsZXM+PHRpdGxlPklt
+bXVub3BhdGhvcGh5c2lvbG9neSBvZiBodW1hbiBzZXBzaXM8L3RpdGxlPjxzZWNvbmRhcnktdGl0
+bGU+RUJpb01lZGljaW5lPC9zZWNvbmRhcnktdGl0bGU+PC90aXRsZXM+PHBlcmlvZGljYWw+PGZ1
+bGwtdGl0bGU+ZUJpb01lZGljaW5lPC9mdWxsLXRpdGxlPjwvcGVyaW9kaWNhbD48cGFnZXM+MTA0
+MzYzPC9wYWdlcz48dm9sdW1lPjg2PC92b2x1bWU+PGtleXdvcmRzPjxrZXl3b3JkPlNlcHNpczwv
+a2V5d29yZD48a2V5d29yZD5QYXRob2dlbmVzaXM8L2tleXdvcmQ+PGtleXdvcmQ+SHlwZXJpbmZs
+YW1tYXRpb248L2tleXdvcmQ+PGtleXdvcmQ+SW1tdW5lIHN1cHByZXNzaW9uPC9rZXl3b3JkPjwv
+a2V5d29yZHM+PGRhdGVzPjx5ZWFyPjIwMjI8L3llYXI+PHB1Yi1kYXRlcz48ZGF0ZT4yMDIyLzEy
+LzAxLzwvZGF0ZT48L3B1Yi1kYXRlcz48L2RhdGVzPjxpc2JuPjIzNTItMzk2NDwvaXNibj48dXJs
+cz48cmVsYXRlZC11cmxzPjx1cmw+aHR0cHM6Ly93d3cuc2NpZW5jZWRpcmVjdC5jb20vc2NpZW5j
+ZS9hcnRpY2xlL3BpaS9TMjM1MjM5NjQyMjAwNTQ1WDwvdXJsPjwvcmVsYXRlZC11cmxzPjwvdXJs
+cz48ZWxlY3Ryb25pYy1yZXNvdXJjZS1udW0+MTAuMTAxNi9qLmViaW9tLjIwMjIuMTA0MzYzPC9l
+bGVjdHJvbmljLXJlc291cmNlLW51bT48L3JlY29yZD48L0NpdGU+PENpdGU+PEF1dGhvcj5DaGVu
+ZzwvQXV0aG9yPjxZZWFyPjIwMTY8L1llYXI+PFJlY051bT4xNTU8L1JlY051bT48cmVjb3JkPjxy
+ZWMtbnVtYmVyPjE1NTwvcmVjLW51bWJlcj48Zm9yZWlnbi1rZXlzPjxrZXkgYXBwPSJFTiIgZGIt
+aWQ9InNhMHNzMjJ3cmUwOWZvZTlwMnVwenQwbzA1cHBlc2R3MnZ0MiIgdGltZXN0YW1wPSIxNzg0
+Mjc2MzMxIj4xNTU8L2tleT48L2ZvcmVpZ24ta2V5cz48cmVmLXR5cGUgbmFtZT0iSm91cm5hbCBB
+cnRpY2xlIj4xNzwvcmVmLXR5cGU+PGNvbnRyaWJ1dG9ycz48YXV0aG9ycz48YXV0aG9yPkNoZW5n
+LCBTaGloLUNoaW48L2F1dGhvcj48YXV0aG9yPlNjaWNsdW5hLCBCcmVuZG9uIFAuPC9hdXRob3I+
+PGF1dGhvcj5BcnRzLCBSb2IgSi4gVy48L2F1dGhvcj48YXV0aG9yPkdyZXNuaWd0LCBNYXJrIFMu
+PC9hdXRob3I+PGF1dGhvcj5MYWNobWFuZGFzLCBFa3RhPC9hdXRob3I+PGF1dGhvcj5HaWFtYXJl
+bGxvcy1Cb3VyYm91bGlzLCBFdmFuZ2Vsb3MgSi48L2F1dGhvcj48YXV0aG9yPktveCwgTWF0dGhp
+anM8L2F1dGhvcj48YXV0aG9yPk1hbmplcmksIEdhbmVzaCBSLjwvYXV0aG9yPjxhdXRob3I+V2Fn
+ZW5hYXJzLCBKb3JpIEEuIEwuPC9hdXRob3I+PGF1dGhvcj5DcmVtZXIsIE9sYWYgTC48L2F1dGhv
+cj48YXV0aG9yPkxlZW50amVucywgSmVubmVrZTwvYXV0aG9yPjxhdXRob3I+dmFuIGRlciBNZWVy
+LCBBbm5lIEouPC9hdXRob3I+PGF1dGhvcj52YW4gZGUgVmVlcmRvbmssIEZyYW5rIEwuPC9hdXRo
+b3I+PGF1dGhvcj5Cb250ZW4sIE1hcmMgSi48L2F1dGhvcj48YXV0aG9yPlNjaHVsdHosIE1hcmN1
+cyBKLjwvYXV0aG9yPjxhdXRob3I+V2lsbGVtcywgUGV0ZXIgSC4gRy4gTS48L2F1dGhvcj48YXV0
+aG9yPlBpY2trZXJzLCBQZXRlcjwvYXV0aG9yPjxhdXRob3I+Sm9vc3RlbiwgTGVvIEEuIEIuPC9h
+dXRob3I+PGF1dGhvcj52YW4gZGVyIFBvbGwsIFRvbTwvYXV0aG9yPjxhdXRob3I+TmV0ZWEsIE1p
+aGFpIEcuPC9hdXRob3I+PC9hdXRob3JzPjwvY29udHJpYnV0b3JzPjx0aXRsZXM+PHRpdGxlPkJy
+b2FkIGRlZmVjdHMgaW4gdGhlIGVuZXJneSBtZXRhYm9saXNtIG9mIGxldWtvY3l0ZXMgdW5kZXJs
+aWUgaW1tdW5vcGFyYWx5c2lzIGluIHNlcHNpczwvdGl0bGU+PHNlY29uZGFyeS10aXRsZT5OYXQg
+SW1tdW5vbDwvc2Vjb25kYXJ5LXRpdGxlPjwvdGl0bGVzPjxwZXJpb2RpY2FsPjxmdWxsLXRpdGxl
+Pk5hdCBJbW11bm9sPC9mdWxsLXRpdGxlPjwvcGVyaW9kaWNhbD48cGFnZXM+NDA2LTQxMzwvcGFn
+ZXM+PHZvbHVtZT4xNzwvdm9sdW1lPjxudW1iZXI+NDwvbnVtYmVyPjxkYXRlcz48eWVhcj4yMDE2
+PC95ZWFyPjxwdWItZGF0ZXM+PGRhdGU+MjAxNi8wNC8wMTwvZGF0ZT48L3B1Yi1kYXRlcz48L2Rh
+dGVzPjxpc2JuPjE1MjktMjkxNjwvaXNibj48dXJscz48cmVsYXRlZC11cmxzPjx1cmw+aHR0cHM6
+Ly9kb2kub3JnLzEwLjEwMzgvbmkuMzM5ODwvdXJsPjwvcmVsYXRlZC11cmxzPjwvdXJscz48ZWxl
+Y3Ryb25pYy1yZXNvdXJjZS1udW0+MTAuMTAzOC9uaS4zMzk4PC9lbGVjdHJvbmljLXJlc291cmNl
+LW51bT48L3JlY29yZD48L0NpdGU+PENpdGU+PEF1dGhvcj5HaWFtYXJlbGxvcy1Cb3VyYm91bGlz
+PC9BdXRob3I+PFllYXI+MjAyNDwvWWVhcj48UmVjTnVtPjE1NjwvUmVjTnVtPjxyZWNvcmQ+PHJl
+Yy1udW1iZXI+MTU2PC9yZWMtbnVtYmVyPjxmb3JlaWduLWtleXM+PGtleSBhcHA9IkVOIiBkYi1p
+ZD0ic2Ewc3MyMndyZTA5Zm9lOXAydXB6dDBvMDVwcGVzZHcydnQyIiB0aW1lc3RhbXA9IjE3ODQy
+NzYzNzAiPjE1Njwva2V5PjwvZm9yZWlnbi1rZXlzPjxyZWYtdHlwZSBuYW1lPSJKb3VybmFsIEFy
+dGljbGUiPjE3PC9yZWYtdHlwZT48Y29udHJpYnV0b3JzPjxhdXRob3JzPjxhdXRob3I+R2lhbWFy
+ZWxsb3MtQm91cmJvdWxpcywgRXZhbmdlbG9zIEouPC9hdXRob3I+PGF1dGhvcj5Bc2NoZW5icmVu
+bmVyLCBBbm5hIEMuPC9hdXRob3I+PGF1dGhvcj5CYXVlciwgTWljaGFlbDwvYXV0aG9yPjxhdXRo
+b3I+Qm9jaywgQ2hyaXN0b3BoPC9hdXRob3I+PGF1dGhvcj5DYWxhbmRyYSwgVGhpZXJyeTwvYXV0
+aG9yPjxhdXRob3I+R2F0LVZpa3MsIElyaXQ8L2F1dGhvcj48YXV0aG9yPkt5cmlhem9wb3Vsb3Us
+IEV2ZG94aWE8L2F1dGhvcj48YXV0aG9yPkx1cHNlLCBNaWhhZWxhPC9hdXRob3I+PGF1dGhvcj5N
+b25uZXJldCwgR3VpbGxhdW1lPC9hdXRob3I+PGF1dGhvcj5QaWNra2VycywgUGV0ZXI8L2F1dGhv
+cj48YXV0aG9yPlNjaHVsdHplLCBKb2FjaGltIEwuPC9hdXRob3I+PGF1dGhvcj52YW4gZGVyIFBv
+bGwsIFRvbTwvYXV0aG9yPjxhdXRob3I+dmFuIGRlIFZlZXJkb25rLCBGcmFuayBMLjwvYXV0aG9y
+PjxhdXRob3I+VmxhYXIsIEFsZXhhbmRlciBQLiBKLjwvYXV0aG9yPjxhdXRob3I+V2VpcywgU2Vi
+YXN0aWFuPC9hdXRob3I+PGF1dGhvcj5XaWVyc2luZ2EsIFcuIEpvb3N0PC9hdXRob3I+PGF1dGhv
+cj5OZXRlYSwgTWloYWkgRy48L2F1dGhvcj48L2F1dGhvcnM+PC9jb250cmlidXRvcnM+PHRpdGxl
+cz48dGl0bGU+VGhlIHBhdGhvcGh5c2lvbG9neSBvZiBzZXBzaXMgYW5kIHByZWNpc2lvbi1tZWRp
+Y2luZS1iYXNlZCBpbW11bm90aGVyYXB5PC90aXRsZT48c2Vjb25kYXJ5LXRpdGxlPk5hdCBJbW11
+bm9sPC9zZWNvbmRhcnktdGl0bGU+PC90aXRsZXM+PHBlcmlvZGljYWw+PGZ1bGwtdGl0bGU+TmF0
+IEltbXVub2w8L2Z1bGwtdGl0bGU+PC9wZXJpb2RpY2FsPjxwYWdlcz4xOS0yODwvcGFnZXM+PHZv
+bHVtZT4yNTwvdm9sdW1lPjxudW1iZXI+MTwvbnVtYmVyPjxkYXRlcz48eWVhcj4yMDI0PC95ZWFy
+PjxwdWItZGF0ZXM+PGRhdGU+MjAyNC8wMS8wMTwvZGF0ZT48L3B1Yi1kYXRlcz48L2RhdGVzPjxp
+c2JuPjE1MjktMjkxNjwvaXNibj48dXJscz48cmVsYXRlZC11cmxzPjx1cmw+aHR0cHM6Ly9kb2ku
+b3JnLzEwLjEwMzgvczQxNTkwLTAyMy0wMTY2MC01PC91cmw+PC9yZWxhdGVkLXVybHM+PC91cmxz
+PjxlbGVjdHJvbmljLXJlc291cmNlLW51bT4xMC4xMDM4L3M0MTU5MC0wMjMtMDE2NjAtNTwvZWxl
+Y3Ryb25pYy1yZXNvdXJjZS1udW0+PC9yZWNvcmQ+PC9DaXRlPjxDaXRlPjxBdXRob3I+U2hhbmth
+ci1IYXJpPC9BdXRob3I+PFllYXI+MjAyNDwvWWVhcj48UmVjTnVtPjE1NzwvUmVjTnVtPjxyZWNv
+cmQ+PHJlYy1udW1iZXI+MTU3PC9yZWMtbnVtYmVyPjxmb3JlaWduLWtleXM+PGtleSBhcHA9IkVO
+IiBkYi1pZD0ic2Ewc3MyMndyZTA5Zm9lOXAydXB6dDBvMDVwcGVzZHcydnQyIiB0aW1lc3RhbXA9
+IjE3ODQyNzcwODUiPjE1Nzwva2V5PjwvZm9yZWlnbi1rZXlzPjxyZWYtdHlwZSBuYW1lPSJKb3Vy
+bmFsIEFydGljbGUiPjE3PC9yZWYtdHlwZT48Y29udHJpYnV0b3JzPjxhdXRob3JzPjxhdXRob3I+
+U2hhbmthci1IYXJpLCBNYW51PC9hdXRob3I+PGF1dGhvcj5DYWxhbmRyYSwgVGhpZXJyeTwvYXV0
+aG9yPjxhdXRob3I+U29hcmVzLCBNaWd1ZWwgUC48L2F1dGhvcj48YXV0aG9yPkJhdWVyLCBNaWNo
+YWVsPC9hdXRob3I+PGF1dGhvcj5XaWVyc2luZ2EsIFcuIEpvb3N0PC9hdXRob3I+PGF1dGhvcj5Q
+cmVzY290dCwgSGFsbGllIEMuPC9hdXRob3I+PGF1dGhvcj5LbmlnaHQsIEp1bGlhbiBDLjwvYXV0
+aG9yPjxhdXRob3I+QmFpbGxpZSwgS2VubmV0aCBKLjwvYXV0aG9yPjxhdXRob3I+Qm9zLCBMaWV1
+d2UgRC4gSi48L2F1dGhvcj48YXV0aG9yPkRlcmRlLCBMZW5uaWUgUC4gRy48L2F1dGhvcj48YXV0
+aG9yPkZpbmZlciwgU2ltb248L2F1dGhvcj48YXV0aG9yPkhvdGNoa2lzcywgUmljaGFyZCBTLjwv
+YXV0aG9yPjxhdXRob3I+TWFyc2hhbGwsIEpvaG48L2F1dGhvcj48YXV0aG9yPk9wZW5zaGF3LCBQ
+ZXRlciBKLiBNLjwvYXV0aG9yPjxhdXRob3I+U2V5bW91ciwgQ2hyaXN0b3BoZXIgVy48L2F1dGhv
+cj48YXV0aG9yPlZlbmV0LCBGYWJpZW5uZTwvYXV0aG9yPjxhdXRob3I+VmluY2VudCwgSmVhbi1M
+b3VpczwvYXV0aG9yPjxhdXRob3I+TGUgVG91cm5lYXUsIENocmlzdG9waGU8L2F1dGhvcj48YXV0
+aG9yPk1haXRsYW5kLXZhbiBkZXIgWmVlLCBBbmtlIEguPC9hdXRob3I+PGF1dGhvcj5NY0lubmVz
+LCBJYWluIEIuPC9hdXRob3I+PGF1dGhvcj52YW4gZGVyIFBvbGwsIFRvbTwvYXV0aG9yPjwvYXV0
+aG9ycz48L2NvbnRyaWJ1dG9ycz48dGl0bGVzPjx0aXRsZT5SZWZyYW1pbmcgc2Vwc2lzIGltbXVu
+b2Jpb2xvZ3kgZm9yIHRyYW5zbGF0aW9uOiB0b3dhcmRzIGluZm9ybWF0aXZlIHN1YnR5cGluZyBh
+bmQgdGFyZ2V0ZWQgaW1tdW5vbW9kdWxhdG9yeSB0aGVyYXBpZXM8L3RpdGxlPjxzZWNvbmRhcnkt
+dGl0bGU+TGFuY2V0IFJlc3BpciBNZWQ8L3NlY29uZGFyeS10aXRsZT48L3RpdGxlcz48cGVyaW9k
+aWNhbD48ZnVsbC10aXRsZT5MYW5jZXQgUmVzcGlyIE1lZDwvZnVsbC10aXRsZT48L3BlcmlvZGlj
+YWw+PHBhZ2VzPjMyMy0zMzY8L3BhZ2VzPjx2b2x1bWU+MTI8L3ZvbHVtZT48bnVtYmVyPjQ8L251
+bWJlcj48ZGF0ZXM+PHllYXI+MjAyNDwveWVhcj48cHViLWRhdGVzPjxkYXRlPjIwMjQvMDQvMDEv
+PC9kYXRlPjwvcHViLWRhdGVzPjwvZGF0ZXM+PGlzYm4+MjIxMy0yNjAwPC9pc2JuPjx1cmxzPjxy
+ZWxhdGVkLXVybHM+PHVybD5odHRwczovL3d3dy5zY2llbmNlZGlyZWN0LmNvbS9zY2llbmNlL2Fy
+dGljbGUvcGlpL1MyMjEzMjYwMDIzMDA0NjhYPC91cmw+PC9yZWxhdGVkLXVybHM+PC91cmxzPjxl
+bGVjdHJvbmljLXJlc291cmNlLW51bT4xMC4xMDE2L1MyMjEzLTI2MDAoMjMpMDA0NjgtWDwvZWxl
+Y3Ryb25pYy1yZXNvdXJjZS1udW0+PC9yZWNvcmQ+PC9DaXRlPjxDaXRlPjxBdXRob3I+UmV5ZXM8
+L0F1dGhvcj48WWVhcj4yMDIwPC9ZZWFyPjxSZWNOdW0+MTU4PC9SZWNOdW0+PHJlY29yZD48cmVj
+LW51bWJlcj4xNTg8L3JlYy1udW1iZXI+PGZvcmVpZ24ta2V5cz48a2V5IGFwcD0iRU4iIGRiLWlk
+PSJzYTBzczIyd3JlMDlmb2U5cDJ1cHp0MG8wNXBwZXNkdzJ2dDIiIHRpbWVzdGFtcD0iMTc4NDI3
+NzE1MiI+MTU4PC9rZXk+PC9mb3JlaWduLWtleXM+PHJlZi10eXBlIG5hbWU9IkpvdXJuYWwgQXJ0
+aWNsZSI+MTc8L3JlZi10eXBlPjxjb250cmlidXRvcnM+PGF1dGhvcnM+PGF1dGhvcj5SZXllcywg
+TWlndWVsPC9hdXRob3I+PGF1dGhvcj5GaWxiaW4sIE1pY2hhZWwgUi48L2F1dGhvcj48YXV0aG9y
+PkJoYXR0YWNoYXJ5eWEsIFJvYnkgUC48L2F1dGhvcj48YXV0aG9yPkJpbGxtYW4sIEtpYW5uYTwv
+YXV0aG9yPjxhdXRob3I+RWlzZW5oYXVyZSwgVGhvbWFzPC9hdXRob3I+PGF1dGhvcj5IdW5nLCBE
+ZWJvcmFoIFQuPC9hdXRob3I+PGF1dGhvcj5MZXZ5LCBCcnVjZSBELjwvYXV0aG9yPjxhdXRob3I+
+QmFyb24sIFJlYmVjY2EgTS48L2F1dGhvcj48YXV0aG9yPkJsYWluZXksIFBhdWwgQy48L2F1dGhv
+cj48YXV0aG9yPkdvbGRiZXJnLCBNYXJjaWEgQi48L2F1dGhvcj48YXV0aG9yPkhhY29oZW4sIE5p
+cjwvYXV0aG9yPjwvYXV0aG9ycz48L2NvbnRyaWJ1dG9ycz48dGl0bGVzPjx0aXRsZT5BbiBpbW11
+bmUtY2VsbCBzaWduYXR1cmUgb2YgYmFjdGVyaWFsIHNlcHNpczwvdGl0bGU+PHNlY29uZGFyeS10
+aXRsZT5OYXQgTWVkPC9zZWNvbmRhcnktdGl0bGU+PC90aXRsZXM+PHBlcmlvZGljYWw+PGZ1bGwt
+dGl0bGU+TmF0IE1lZDwvZnVsbC10aXRsZT48L3BlcmlvZGljYWw+PHBhZ2VzPjMzMy0zNDA8L3Bh
+Z2VzPjx2b2x1bWU+MjY8L3ZvbHVtZT48bnVtYmVyPjM8L251bWJlcj48ZGF0ZXM+PHllYXI+MjAy
+MDwveWVhcj48cHViLWRhdGVzPjxkYXRlPjIwMjAvMDMvMDE8L2RhdGU+PC9wdWItZGF0ZXM+PC9k
+YXRlcz48aXNibj4xNTQ2LTE3MFg8L2lzYm4+PHVybHM+PHJlbGF0ZWQtdXJscz48dXJsPmh0dHBz
+Oi8vZG9pLm9yZy8xMC4xMDM4L3M0MTU5MS0wMjAtMDc1Mi00PC91cmw+PC9yZWxhdGVkLXVybHM+
+PC91cmxzPjxlbGVjdHJvbmljLXJlc291cmNlLW51bT4xMC4xMDM4L3M0MTU5MS0wMjAtMDc1Mi00
+PC9lbGVjdHJvbmljLXJlc291cmNlLW51bT48L3JlY29yZD48L0NpdGU+PC9FbmROb3RlPn==
 </w:fldData>
         </w:fldChar>
       </w:r>
@@ -9024,140 +9304,138 @@
 PktuaWdodCwgSnVsaWFuIEMuPC9hdXRob3I+PGF1dGhvcj52YW4gZGVyIFBvbGwsIFRvbTwvYXV0
 aG9yPjwvYXV0aG9ycz48L2NvbnRyaWJ1dG9ycz48dGl0bGVzPjx0aXRsZT5BIGNvbnNlbnN1cyBi
 bG9vZCB0cmFuc2NyaXB0b21pYyBmcmFtZXdvcmsgZm9yIHNlcHNpczwvdGl0bGU+PHNlY29uZGFy
-eS10aXRsZT5OYXR1cmUgTWVkaWNpbmU8L3NlY29uZGFyeS10aXRsZT48L3RpdGxlcz48cGVyaW9k
-aWNhbD48ZnVsbC10aXRsZT5OYXR1cmUgTWVkaWNpbmU8L2Z1bGwtdGl0bGU+PC9wZXJpb2RpY2Fs
-PjxwYWdlcz40MTE5LTQxMzA8L3BhZ2VzPjx2b2x1bWU+MzE8L3ZvbHVtZT48bnVtYmVyPjEyPC9u
-dW1iZXI+PGRhdGVzPjx5ZWFyPjIwMjU8L3llYXI+PHB1Yi1kYXRlcz48ZGF0ZT4yMDI1LzEyLzAx
-PC9kYXRlPjwvcHViLWRhdGVzPjwvZGF0ZXM+PGlzYm4+MTU0Ni0xNzBYPC9pc2JuPjx1cmxzPjxy
-ZWxhdGVkLXVybHM+PHVybD5odHRwczovL2RvaS5vcmcvMTAuMTAzOC9zNDE1OTEtMDI1LTAzOTY0
-LTU8L3VybD48L3JlbGF0ZWQtdXJscz48L3VybHM+PGVsZWN0cm9uaWMtcmVzb3VyY2UtbnVtPjEw
-LjEwMzgvczQxNTkxLTAyNS0wMzk2NC01PC9lbGVjdHJvbmljLXJlc291cmNlLW51bT48L3JlY29y
-ZD48L0NpdGU+PENpdGU+PEF1dGhvcj5XaWVyc2luZ2E8L0F1dGhvcj48WWVhcj4yMDIyPC9ZZWFy
-PjxSZWNOdW0+MTU0PC9SZWNOdW0+PHJlY29yZD48cmVjLW51bWJlcj4xNTQ8L3JlYy1udW1iZXI+
-PGZvcmVpZ24ta2V5cz48a2V5IGFwcD0iRU4iIGRiLWlkPSJzYTBzczIyd3JlMDlmb2U5cDJ1cHp0
-MG8wNXBwZXNkdzJ2dDIiIHRpbWVzdGFtcD0iMTc4NDI3NjI0NSI+MTU0PC9rZXk+PC9mb3JlaWdu
-LWtleXM+PHJlZi10eXBlIG5hbWU9IkpvdXJuYWwgQXJ0aWNsZSI+MTc8L3JlZi10eXBlPjxjb250
-cmlidXRvcnM+PGF1dGhvcnM+PGF1dGhvcj5XaWVyc2luZ2EsIFcuIEpvb3N0PC9hdXRob3I+PGF1
-dGhvcj52YW4gZGVyIFBvbGwsIFRvbTwvYXV0aG9yPjwvYXV0aG9ycz48L2NvbnRyaWJ1dG9ycz48
-dGl0bGVzPjx0aXRsZT5JbW11bm9wYXRob3BoeXNpb2xvZ3kgb2YgaHVtYW4gc2Vwc2lzPC90aXRs
-ZT48c2Vjb25kYXJ5LXRpdGxlPmVCaW9NZWRpY2luZTwvc2Vjb25kYXJ5LXRpdGxlPjwvdGl0bGVz
-PjxwZXJpb2RpY2FsPjxmdWxsLXRpdGxlPmVCaW9NZWRpY2luZTwvZnVsbC10aXRsZT48L3Blcmlv
-ZGljYWw+PHBhZ2VzPjEwNDM2MzwvcGFnZXM+PHZvbHVtZT44Njwvdm9sdW1lPjxrZXl3b3Jkcz48
-a2V5d29yZD5TZXBzaXM8L2tleXdvcmQ+PGtleXdvcmQ+UGF0aG9nZW5lc2lzPC9rZXl3b3JkPjxr
-ZXl3b3JkPkh5cGVyaW5mbGFtbWF0aW9uPC9rZXl3b3JkPjxrZXl3b3JkPkltbXVuZSBzdXBwcmVz
-c2lvbjwva2V5d29yZD48L2tleXdvcmRzPjxkYXRlcz48eWVhcj4yMDIyPC95ZWFyPjxwdWItZGF0
-ZXM+PGRhdGU+MjAyMi8xMi8wMS88L2RhdGU+PC9wdWItZGF0ZXM+PC9kYXRlcz48aXNibj4yMzUy
-LTM5NjQ8L2lzYm4+PHVybHM+PHJlbGF0ZWQtdXJscz48dXJsPmh0dHBzOi8vd3d3LnNjaWVuY2Vk
-aXJlY3QuY29tL3NjaWVuY2UvYXJ0aWNsZS9waWkvUzIzNTIzOTY0MjIwMDU0NVg8L3VybD48L3Jl
-bGF0ZWQtdXJscz48L3VybHM+PGVsZWN0cm9uaWMtcmVzb3VyY2UtbnVtPjEwLjEwMTYvai5lYmlv
-bS4yMDIyLjEwNDM2MzwvZWxlY3Ryb25pYy1yZXNvdXJjZS1udW0+PC9yZWNvcmQ+PC9DaXRlPjxD
-aXRlPjxBdXRob3I+Q2hlbmc8L0F1dGhvcj48WWVhcj4yMDE2PC9ZZWFyPjxSZWNOdW0+MTU1PC9S
-ZWNOdW0+PHJlY29yZD48cmVjLW51bWJlcj4xNTU8L3JlYy1udW1iZXI+PGZvcmVpZ24ta2V5cz48
-a2V5IGFwcD0iRU4iIGRiLWlkPSJzYTBzczIyd3JlMDlmb2U5cDJ1cHp0MG8wNXBwZXNkdzJ2dDIi
-IHRpbWVzdGFtcD0iMTc4NDI3NjMzMSI+MTU1PC9rZXk+PC9mb3JlaWduLWtleXM+PHJlZi10eXBl
-IG5hbWU9IkpvdXJuYWwgQXJ0aWNsZSI+MTc8L3JlZi10eXBlPjxjb250cmlidXRvcnM+PGF1dGhv
-cnM+PGF1dGhvcj5DaGVuZywgU2hpaC1DaGluPC9hdXRob3I+PGF1dGhvcj5TY2ljbHVuYSwgQnJl
-bmRvbiBQLjwvYXV0aG9yPjxhdXRob3I+QXJ0cywgUm9iIEouIFcuPC9hdXRob3I+PGF1dGhvcj5H
-cmVzbmlndCwgTWFyayBTLjwvYXV0aG9yPjxhdXRob3I+TGFjaG1hbmRhcywgRWt0YTwvYXV0aG9y
-PjxhdXRob3I+R2lhbWFyZWxsb3MtQm91cmJvdWxpcywgRXZhbmdlbG9zIEouPC9hdXRob3I+PGF1
-dGhvcj5Lb3gsIE1hdHRoaWpzPC9hdXRob3I+PGF1dGhvcj5NYW5qZXJpLCBHYW5lc2ggUi48L2F1
-dGhvcj48YXV0aG9yPldhZ2VuYWFycywgSm9yaSBBLiBMLjwvYXV0aG9yPjxhdXRob3I+Q3JlbWVy
-LCBPbGFmIEwuPC9hdXRob3I+PGF1dGhvcj5MZWVudGplbnMsIEplbm5la2U8L2F1dGhvcj48YXV0
-aG9yPnZhbiBkZXIgTWVlciwgQW5uZSBKLjwvYXV0aG9yPjxhdXRob3I+dmFuIGRlIFZlZXJkb25r
-LCBGcmFuayBMLjwvYXV0aG9yPjxhdXRob3I+Qm9udGVuLCBNYXJjIEouPC9hdXRob3I+PGF1dGhv
-cj5TY2h1bHR6LCBNYXJjdXMgSi48L2F1dGhvcj48YXV0aG9yPldpbGxlbXMsIFBldGVyIEguIEcu
-IE0uPC9hdXRob3I+PGF1dGhvcj5QaWNra2VycywgUGV0ZXI8L2F1dGhvcj48YXV0aG9yPkpvb3N0
-ZW4sIExlbyBBLiBCLjwvYXV0aG9yPjxhdXRob3I+dmFuIGRlciBQb2xsLCBUb208L2F1dGhvcj48
-YXV0aG9yPk5ldGVhLCBNaWhhaSBHLjwvYXV0aG9yPjwvYXV0aG9ycz48L2NvbnRyaWJ1dG9ycz48
-dGl0bGVzPjx0aXRsZT5Ccm9hZCBkZWZlY3RzIGluIHRoZSBlbmVyZ3kgbWV0YWJvbGlzbSBvZiBs
-ZXVrb2N5dGVzIHVuZGVybGllIGltbXVub3BhcmFseXNpcyBpbiBzZXBzaXM8L3RpdGxlPjxzZWNv
-bmRhcnktdGl0bGU+TmF0dXJlIEltbXVub2xvZ3k8L3NlY29uZGFyeS10aXRsZT48L3RpdGxlcz48
-cGVyaW9kaWNhbD48ZnVsbC10aXRsZT5OYXR1cmUgSW1tdW5vbG9neTwvZnVsbC10aXRsZT48L3Bl
-cmlvZGljYWw+PHBhZ2VzPjQwNi00MTM8L3BhZ2VzPjx2b2x1bWU+MTc8L3ZvbHVtZT48bnVtYmVy
-PjQ8L251bWJlcj48ZGF0ZXM+PHllYXI+MjAxNjwveWVhcj48cHViLWRhdGVzPjxkYXRlPjIwMTYv
-MDQvMDE8L2RhdGU+PC9wdWItZGF0ZXM+PC9kYXRlcz48aXNibj4xNTI5LTI5MTY8L2lzYm4+PHVy
-bHM+PHJlbGF0ZWQtdXJscz48dXJsPmh0dHBzOi8vZG9pLm9yZy8xMC4xMDM4L25pLjMzOTg8L3Vy
-bD48L3JlbGF0ZWQtdXJscz48L3VybHM+PGVsZWN0cm9uaWMtcmVzb3VyY2UtbnVtPjEwLjEwMzgv
-bmkuMzM5ODwvZWxlY3Ryb25pYy1yZXNvdXJjZS1udW0+PC9yZWNvcmQ+PC9DaXRlPjxDaXRlPjxB
-dXRob3I+R2lhbWFyZWxsb3MtQm91cmJvdWxpczwvQXV0aG9yPjxZZWFyPjIwMjQ8L1llYXI+PFJl
-Y051bT4xNTY8L1JlY051bT48cmVjb3JkPjxyZWMtbnVtYmVyPjE1NjwvcmVjLW51bWJlcj48Zm9y
-ZWlnbi1rZXlzPjxrZXkgYXBwPSJFTiIgZGItaWQ9InNhMHNzMjJ3cmUwOWZvZTlwMnVwenQwbzA1
-cHBlc2R3MnZ0MiIgdGltZXN0YW1wPSIxNzg0Mjc2MzcwIj4xNTY8L2tleT48L2ZvcmVpZ24ta2V5
-cz48cmVmLXR5cGUgbmFtZT0iSm91cm5hbCBBcnRpY2xlIj4xNzwvcmVmLXR5cGU+PGNvbnRyaWJ1
-dG9ycz48YXV0aG9ycz48YXV0aG9yPkdpYW1hcmVsbG9zLUJvdXJib3VsaXMsIEV2YW5nZWxvcyBK
-LjwvYXV0aG9yPjxhdXRob3I+QXNjaGVuYnJlbm5lciwgQW5uYSBDLjwvYXV0aG9yPjxhdXRob3I+
-QmF1ZXIsIE1pY2hhZWw8L2F1dGhvcj48YXV0aG9yPkJvY2ssIENocmlzdG9waDwvYXV0aG9yPjxh
-dXRob3I+Q2FsYW5kcmEsIFRoaWVycnk8L2F1dGhvcj48YXV0aG9yPkdhdC1WaWtzLCBJcml0PC9h
-dXRob3I+PGF1dGhvcj5LeXJpYXpvcG91bG91LCBFdmRveGlhPC9hdXRob3I+PGF1dGhvcj5MdXBz
-ZSwgTWloYWVsYTwvYXV0aG9yPjxhdXRob3I+TW9ubmVyZXQsIEd1aWxsYXVtZTwvYXV0aG9yPjxh
-dXRob3I+UGlja2tlcnMsIFBldGVyPC9hdXRob3I+PGF1dGhvcj5TY2h1bHR6ZSwgSm9hY2hpbSBM
-LjwvYXV0aG9yPjxhdXRob3I+dmFuIGRlciBQb2xsLCBUb208L2F1dGhvcj48YXV0aG9yPnZhbiBk
-ZSBWZWVyZG9uaywgRnJhbmsgTC48L2F1dGhvcj48YXV0aG9yPlZsYWFyLCBBbGV4YW5kZXIgUC4g
-Si48L2F1dGhvcj48YXV0aG9yPldlaXMsIFNlYmFzdGlhbjwvYXV0aG9yPjxhdXRob3I+V2llcnNp
-bmdhLCBXLiBKb29zdDwvYXV0aG9yPjxhdXRob3I+TmV0ZWEsIE1paGFpIEcuPC9hdXRob3I+PC9h
-dXRob3JzPjwvY29udHJpYnV0b3JzPjx0aXRsZXM+PHRpdGxlPlRoZSBwYXRob3BoeXNpb2xvZ3kg
-b2Ygc2Vwc2lzIGFuZCBwcmVjaXNpb24tbWVkaWNpbmUtYmFzZWQgaW1tdW5vdGhlcmFweTwvdGl0
-bGU+PHNlY29uZGFyeS10aXRsZT5OYXR1cmUgSW1tdW5vbG9neTwvc2Vjb25kYXJ5LXRpdGxlPjwv
-dGl0bGVzPjxwZXJpb2RpY2FsPjxmdWxsLXRpdGxlPk5hdHVyZSBJbW11bm9sb2d5PC9mdWxsLXRp
-dGxlPjwvcGVyaW9kaWNhbD48cGFnZXM+MTktMjg8L3BhZ2VzPjx2b2x1bWU+MjU8L3ZvbHVtZT48
-bnVtYmVyPjE8L251bWJlcj48ZGF0ZXM+PHllYXI+MjAyNDwveWVhcj48cHViLWRhdGVzPjxkYXRl
-PjIwMjQvMDEvMDE8L2RhdGU+PC9wdWItZGF0ZXM+PC9kYXRlcz48aXNibj4xNTI5LTI5MTY8L2lz
-Ym4+PHVybHM+PHJlbGF0ZWQtdXJscz48dXJsPmh0dHBzOi8vZG9pLm9yZy8xMC4xMDM4L3M0MTU5
-MC0wMjMtMDE2NjAtNTwvdXJsPjwvcmVsYXRlZC11cmxzPjwvdXJscz48ZWxlY3Ryb25pYy1yZXNv
-dXJjZS1udW0+MTAuMTAzOC9zNDE1OTAtMDIzLTAxNjYwLTU8L2VsZWN0cm9uaWMtcmVzb3VyY2Ut
-bnVtPjwvcmVjb3JkPjwvQ2l0ZT48Q2l0ZT48QXV0aG9yPlNoYW5rYXItSGFyaTwvQXV0aG9yPjxZ
-ZWFyPjIwMjQ8L1llYXI+PFJlY051bT4xNTc8L1JlY051bT48cmVjb3JkPjxyZWMtbnVtYmVyPjE1
-NzwvcmVjLW51bWJlcj48Zm9yZWlnbi1rZXlzPjxrZXkgYXBwPSJFTiIgZGItaWQ9InNhMHNzMjJ3
-cmUwOWZvZTlwMnVwenQwbzA1cHBlc2R3MnZ0MiIgdGltZXN0YW1wPSIxNzg0Mjc3MDg1Ij4xNTc8
-L2tleT48L2ZvcmVpZ24ta2V5cz48cmVmLXR5cGUgbmFtZT0iSm91cm5hbCBBcnRpY2xlIj4xNzwv
-cmVmLXR5cGU+PGNvbnRyaWJ1dG9ycz48YXV0aG9ycz48YXV0aG9yPlNoYW5rYXItSGFyaSwgTWFu
-dTwvYXV0aG9yPjxhdXRob3I+Q2FsYW5kcmEsIFRoaWVycnk8L2F1dGhvcj48YXV0aG9yPlNvYXJl
-cywgTWlndWVsIFAuPC9hdXRob3I+PGF1dGhvcj5CYXVlciwgTWljaGFlbDwvYXV0aG9yPjxhdXRo
-b3I+V2llcnNpbmdhLCBXLiBKb29zdDwvYXV0aG9yPjxhdXRob3I+UHJlc2NvdHQsIEhhbGxpZSBD
-LjwvYXV0aG9yPjxhdXRob3I+S25pZ2h0LCBKdWxpYW4gQy48L2F1dGhvcj48YXV0aG9yPkJhaWxs
-aWUsIEtlbm5ldGggSi48L2F1dGhvcj48YXV0aG9yPkJvcywgTGlldXdlIEQuIEouPC9hdXRob3I+
-PGF1dGhvcj5EZXJkZSwgTGVubmllIFAuIEcuPC9hdXRob3I+PGF1dGhvcj5GaW5mZXIsIFNpbW9u
-PC9hdXRob3I+PGF1dGhvcj5Ib3RjaGtpc3MsIFJpY2hhcmQgUy48L2F1dGhvcj48YXV0aG9yPk1h
-cnNoYWxsLCBKb2huPC9hdXRob3I+PGF1dGhvcj5PcGVuc2hhdywgUGV0ZXIgSi4gTS48L2F1dGhv
-cj48YXV0aG9yPlNleW1vdXIsIENocmlzdG9waGVyIFcuPC9hdXRob3I+PGF1dGhvcj5WZW5ldCwg
-RmFiaWVubmU8L2F1dGhvcj48YXV0aG9yPlZpbmNlbnQsIEplYW4tTG91aXM8L2F1dGhvcj48YXV0
-aG9yPkxlIFRvdXJuZWF1LCBDaHJpc3RvcGhlPC9hdXRob3I+PGF1dGhvcj5NYWl0bGFuZC12YW4g
-ZGVyIFplZSwgQW5rZSBILjwvYXV0aG9yPjxhdXRob3I+TWNJbm5lcywgSWFpbiBCLjwvYXV0aG9y
-PjxhdXRob3I+dmFuIGRlciBQb2xsLCBUb208L2F1dGhvcj48L2F1dGhvcnM+PC9jb250cmlidXRv
-cnM+PHRpdGxlcz48dGl0bGU+UmVmcmFtaW5nIHNlcHNpcyBpbW11bm9iaW9sb2d5IGZvciB0cmFu
-c2xhdGlvbjogdG93YXJkcyBpbmZvcm1hdGl2ZSBzdWJ0eXBpbmcgYW5kIHRhcmdldGVkIGltbXVu
-b21vZHVsYXRvcnkgdGhlcmFwaWVzPC90aXRsZT48c2Vjb25kYXJ5LXRpdGxlPlRoZSBMYW5jZXQg
-UmVzcGlyYXRvcnkgTWVkaWNpbmU8L3NlY29uZGFyeS10aXRsZT48L3RpdGxlcz48cGVyaW9kaWNh
-bD48ZnVsbC10aXRsZT5UaGUgTGFuY2V0IFJlc3BpcmF0b3J5IE1lZGljaW5lPC9mdWxsLXRpdGxl
-PjwvcGVyaW9kaWNhbD48cGFnZXM+MzIzLTMzNjwvcGFnZXM+PHZvbHVtZT4xMjwvdm9sdW1lPjxu
-dW1iZXI+NDwvbnVtYmVyPjxkYXRlcz48eWVhcj4yMDI0PC95ZWFyPjxwdWItZGF0ZXM+PGRhdGU+
-MjAyNC8wNC8wMS88L2RhdGU+PC9wdWItZGF0ZXM+PC9kYXRlcz48aXNibj4yMjEzLTI2MDA8L2lz
-Ym4+PHVybHM+PHJlbGF0ZWQtdXJscz48dXJsPmh0dHBzOi8vd3d3LnNjaWVuY2VkaXJlY3QuY29t
-L3NjaWVuY2UvYXJ0aWNsZS9waWkvUzIyMTMyNjAwMjMwMDQ2OFg8L3VybD48L3JlbGF0ZWQtdXJs
-cz48L3VybHM+PGVsZWN0cm9uaWMtcmVzb3VyY2UtbnVtPjEwLjEwMTYvUzIyMTMtMjYwMCgyMykw
-MDQ2OC1YPC9lbGVjdHJvbmljLXJlc291cmNlLW51bT48L3JlY29yZD48L0NpdGU+PENpdGU+PEF1
-dGhvcj5SZXllczwvQXV0aG9yPjxZZWFyPjIwMjA8L1llYXI+PFJlY051bT4xNTg8L1JlY051bT48
-cmVjb3JkPjxyZWMtbnVtYmVyPjE1ODwvcmVjLW51bWJlcj48Zm9yZWlnbi1rZXlzPjxrZXkgYXBw
-PSJFTiIgZGItaWQ9InNhMHNzMjJ3cmUwOWZvZTlwMnVwenQwbzA1cHBlc2R3MnZ0MiIgdGltZXN0
-YW1wPSIxNzg0Mjc3MTUyIj4xNTg8L2tleT48L2ZvcmVpZ24ta2V5cz48cmVmLXR5cGUgbmFtZT0i
-Sm91cm5hbCBBcnRpY2xlIj4xNzwvcmVmLXR5cGU+PGNvbnRyaWJ1dG9ycz48YXV0aG9ycz48YXV0
-aG9yPlJleWVzLCBNaWd1ZWw8L2F1dGhvcj48YXV0aG9yPkZpbGJpbiwgTWljaGFlbCBSLjwvYXV0
-aG9yPjxhdXRob3I+QmhhdHRhY2hhcnl5YSwgUm9ieSBQLjwvYXV0aG9yPjxhdXRob3I+QmlsbG1h
-biwgS2lhbm5hPC9hdXRob3I+PGF1dGhvcj5FaXNlbmhhdXJlLCBUaG9tYXM8L2F1dGhvcj48YXV0
-aG9yPkh1bmcsIERlYm9yYWggVC48L2F1dGhvcj48YXV0aG9yPkxldnksIEJydWNlIEQuPC9hdXRo
-b3I+PGF1dGhvcj5CYXJvbiwgUmViZWNjYSBNLjwvYXV0aG9yPjxhdXRob3I+QmxhaW5leSwgUGF1
-bCBDLjwvYXV0aG9yPjxhdXRob3I+R29sZGJlcmcsIE1hcmNpYSBCLjwvYXV0aG9yPjxhdXRob3I+
-SGFjb2hlbiwgTmlyPC9hdXRob3I+PC9hdXRob3JzPjwvY29udHJpYnV0b3JzPjx0aXRsZXM+PHRp
-dGxlPkFuIGltbXVuZS1jZWxsIHNpZ25hdHVyZSBvZiBiYWN0ZXJpYWwgc2Vwc2lzPC90aXRsZT48
-c2Vjb25kYXJ5LXRpdGxlPk5hdHVyZSBNZWRpY2luZTwvc2Vjb25kYXJ5LXRpdGxlPjwvdGl0bGVz
-PjxwZXJpb2RpY2FsPjxmdWxsLXRpdGxlPk5hdHVyZSBNZWRpY2luZTwvZnVsbC10aXRsZT48L3Bl
-cmlvZGljYWw+PHBhZ2VzPjMzMy0zNDA8L3BhZ2VzPjx2b2x1bWU+MjY8L3ZvbHVtZT48bnVtYmVy
-PjM8L251bWJlcj48ZGF0ZXM+PHllYXI+MjAyMDwveWVhcj48cHViLWRhdGVzPjxkYXRlPjIwMjAv
-MDMvMDE8L2RhdGU+PC9wdWItZGF0ZXM+PC9kYXRlcz48aXNibj4xNTQ2LTE3MFg8L2lzYm4+PHVy
-bHM+PHJlbGF0ZWQtdXJscz48dXJsPmh0dHBzOi8vZG9pLm9yZy8xMC4xMDM4L3M0MTU5MS0wMjAt
-MDc1Mi00PC91cmw+PC9yZWxhdGVkLXVybHM+PC91cmxzPjxlbGVjdHJvbmljLXJlc291cmNlLW51
-bT4xMC4xMDM4L3M0MTU5MS0wMjAtMDc1Mi00PC9lbGVjdHJvbmljLXJlc291cmNlLW51bT48L3Jl
-Y29yZD48L0NpdGU+PC9FbmROb3RlPn==
+eS10aXRsZT5OYXQgTWVkPC9zZWNvbmRhcnktdGl0bGU+PC90aXRsZXM+PHBlcmlvZGljYWw+PGZ1
+bGwtdGl0bGU+TmF0IE1lZDwvZnVsbC10aXRsZT48L3BlcmlvZGljYWw+PHBhZ2VzPjQxMTktNDEz
+MDwvcGFnZXM+PHZvbHVtZT4zMTwvdm9sdW1lPjxudW1iZXI+MTI8L251bWJlcj48ZGF0ZXM+PHll
+YXI+MjAyNTwveWVhcj48cHViLWRhdGVzPjxkYXRlPjIwMjUvMTIvMDE8L2RhdGU+PC9wdWItZGF0
+ZXM+PC9kYXRlcz48aXNibj4xNTQ2LTE3MFg8L2lzYm4+PHVybHM+PHJlbGF0ZWQtdXJscz48dXJs
+Pmh0dHBzOi8vZG9pLm9yZy8xMC4xMDM4L3M0MTU5MS0wMjUtMDM5NjQtNTwvdXJsPjwvcmVsYXRl
+ZC11cmxzPjwvdXJscz48ZWxlY3Ryb25pYy1yZXNvdXJjZS1udW0+MTAuMTAzOC9zNDE1OTEtMDI1
+LTAzOTY0LTU8L2VsZWN0cm9uaWMtcmVzb3VyY2UtbnVtPjwvcmVjb3JkPjwvQ2l0ZT48Q2l0ZT48
+QXV0aG9yPldpZXJzaW5nYTwvQXV0aG9yPjxZZWFyPjIwMjI8L1llYXI+PFJlY051bT4xNTQ8L1Jl
+Y051bT48cmVjb3JkPjxyZWMtbnVtYmVyPjE1NDwvcmVjLW51bWJlcj48Zm9yZWlnbi1rZXlzPjxr
+ZXkgYXBwPSJFTiIgZGItaWQ9InNhMHNzMjJ3cmUwOWZvZTlwMnVwenQwbzA1cHBlc2R3MnZ0MiIg
+dGltZXN0YW1wPSIxNzg0Mjc2MjQ1Ij4xNTQ8L2tleT48L2ZvcmVpZ24ta2V5cz48cmVmLXR5cGUg
+bmFtZT0iSm91cm5hbCBBcnRpY2xlIj4xNzwvcmVmLXR5cGU+PGNvbnRyaWJ1dG9ycz48YXV0aG9y
+cz48YXV0aG9yPldpZXJzaW5nYSwgVy4gSm9vc3Q8L2F1dGhvcj48YXV0aG9yPnZhbiBkZXIgUG9s
+bCwgVG9tPC9hdXRob3I+PC9hdXRob3JzPjwvY29udHJpYnV0b3JzPjx0aXRsZXM+PHRpdGxlPklt
+bXVub3BhdGhvcGh5c2lvbG9neSBvZiBodW1hbiBzZXBzaXM8L3RpdGxlPjxzZWNvbmRhcnktdGl0
+bGU+RUJpb01lZGljaW5lPC9zZWNvbmRhcnktdGl0bGU+PC90aXRsZXM+PHBlcmlvZGljYWw+PGZ1
+bGwtdGl0bGU+ZUJpb01lZGljaW5lPC9mdWxsLXRpdGxlPjwvcGVyaW9kaWNhbD48cGFnZXM+MTA0
+MzYzPC9wYWdlcz48dm9sdW1lPjg2PC92b2x1bWU+PGtleXdvcmRzPjxrZXl3b3JkPlNlcHNpczwv
+a2V5d29yZD48a2V5d29yZD5QYXRob2dlbmVzaXM8L2tleXdvcmQ+PGtleXdvcmQ+SHlwZXJpbmZs
+YW1tYXRpb248L2tleXdvcmQ+PGtleXdvcmQ+SW1tdW5lIHN1cHByZXNzaW9uPC9rZXl3b3JkPjwv
+a2V5d29yZHM+PGRhdGVzPjx5ZWFyPjIwMjI8L3llYXI+PHB1Yi1kYXRlcz48ZGF0ZT4yMDIyLzEy
+LzAxLzwvZGF0ZT48L3B1Yi1kYXRlcz48L2RhdGVzPjxpc2JuPjIzNTItMzk2NDwvaXNibj48dXJs
+cz48cmVsYXRlZC11cmxzPjx1cmw+aHR0cHM6Ly93d3cuc2NpZW5jZWRpcmVjdC5jb20vc2NpZW5j
+ZS9hcnRpY2xlL3BpaS9TMjM1MjM5NjQyMjAwNTQ1WDwvdXJsPjwvcmVsYXRlZC11cmxzPjwvdXJs
+cz48ZWxlY3Ryb25pYy1yZXNvdXJjZS1udW0+MTAuMTAxNi9qLmViaW9tLjIwMjIuMTA0MzYzPC9l
+bGVjdHJvbmljLXJlc291cmNlLW51bT48L3JlY29yZD48L0NpdGU+PENpdGU+PEF1dGhvcj5DaGVu
+ZzwvQXV0aG9yPjxZZWFyPjIwMTY8L1llYXI+PFJlY051bT4xNTU8L1JlY051bT48cmVjb3JkPjxy
+ZWMtbnVtYmVyPjE1NTwvcmVjLW51bWJlcj48Zm9yZWlnbi1rZXlzPjxrZXkgYXBwPSJFTiIgZGIt
+aWQ9InNhMHNzMjJ3cmUwOWZvZTlwMnVwenQwbzA1cHBlc2R3MnZ0MiIgdGltZXN0YW1wPSIxNzg0
+Mjc2MzMxIj4xNTU8L2tleT48L2ZvcmVpZ24ta2V5cz48cmVmLXR5cGUgbmFtZT0iSm91cm5hbCBB
+cnRpY2xlIj4xNzwvcmVmLXR5cGU+PGNvbnRyaWJ1dG9ycz48YXV0aG9ycz48YXV0aG9yPkNoZW5n
+LCBTaGloLUNoaW48L2F1dGhvcj48YXV0aG9yPlNjaWNsdW5hLCBCcmVuZG9uIFAuPC9hdXRob3I+
+PGF1dGhvcj5BcnRzLCBSb2IgSi4gVy48L2F1dGhvcj48YXV0aG9yPkdyZXNuaWd0LCBNYXJrIFMu
+PC9hdXRob3I+PGF1dGhvcj5MYWNobWFuZGFzLCBFa3RhPC9hdXRob3I+PGF1dGhvcj5HaWFtYXJl
+bGxvcy1Cb3VyYm91bGlzLCBFdmFuZ2Vsb3MgSi48L2F1dGhvcj48YXV0aG9yPktveCwgTWF0dGhp
+anM8L2F1dGhvcj48YXV0aG9yPk1hbmplcmksIEdhbmVzaCBSLjwvYXV0aG9yPjxhdXRob3I+V2Fn
+ZW5hYXJzLCBKb3JpIEEuIEwuPC9hdXRob3I+PGF1dGhvcj5DcmVtZXIsIE9sYWYgTC48L2F1dGhv
+cj48YXV0aG9yPkxlZW50amVucywgSmVubmVrZTwvYXV0aG9yPjxhdXRob3I+dmFuIGRlciBNZWVy
+LCBBbm5lIEouPC9hdXRob3I+PGF1dGhvcj52YW4gZGUgVmVlcmRvbmssIEZyYW5rIEwuPC9hdXRo
+b3I+PGF1dGhvcj5Cb250ZW4sIE1hcmMgSi48L2F1dGhvcj48YXV0aG9yPlNjaHVsdHosIE1hcmN1
+cyBKLjwvYXV0aG9yPjxhdXRob3I+V2lsbGVtcywgUGV0ZXIgSC4gRy4gTS48L2F1dGhvcj48YXV0
+aG9yPlBpY2trZXJzLCBQZXRlcjwvYXV0aG9yPjxhdXRob3I+Sm9vc3RlbiwgTGVvIEEuIEIuPC9h
+dXRob3I+PGF1dGhvcj52YW4gZGVyIFBvbGwsIFRvbTwvYXV0aG9yPjxhdXRob3I+TmV0ZWEsIE1p
+aGFpIEcuPC9hdXRob3I+PC9hdXRob3JzPjwvY29udHJpYnV0b3JzPjx0aXRsZXM+PHRpdGxlPkJy
+b2FkIGRlZmVjdHMgaW4gdGhlIGVuZXJneSBtZXRhYm9saXNtIG9mIGxldWtvY3l0ZXMgdW5kZXJs
+aWUgaW1tdW5vcGFyYWx5c2lzIGluIHNlcHNpczwvdGl0bGU+PHNlY29uZGFyeS10aXRsZT5OYXQg
+SW1tdW5vbDwvc2Vjb25kYXJ5LXRpdGxlPjwvdGl0bGVzPjxwZXJpb2RpY2FsPjxmdWxsLXRpdGxl
+Pk5hdCBJbW11bm9sPC9mdWxsLXRpdGxlPjwvcGVyaW9kaWNhbD48cGFnZXM+NDA2LTQxMzwvcGFn
+ZXM+PHZvbHVtZT4xNzwvdm9sdW1lPjxudW1iZXI+NDwvbnVtYmVyPjxkYXRlcz48eWVhcj4yMDE2
+PC95ZWFyPjxwdWItZGF0ZXM+PGRhdGU+MjAxNi8wNC8wMTwvZGF0ZT48L3B1Yi1kYXRlcz48L2Rh
+dGVzPjxpc2JuPjE1MjktMjkxNjwvaXNibj48dXJscz48cmVsYXRlZC11cmxzPjx1cmw+aHR0cHM6
+Ly9kb2kub3JnLzEwLjEwMzgvbmkuMzM5ODwvdXJsPjwvcmVsYXRlZC11cmxzPjwvdXJscz48ZWxl
+Y3Ryb25pYy1yZXNvdXJjZS1udW0+MTAuMTAzOC9uaS4zMzk4PC9lbGVjdHJvbmljLXJlc291cmNl
+LW51bT48L3JlY29yZD48L0NpdGU+PENpdGU+PEF1dGhvcj5HaWFtYXJlbGxvcy1Cb3VyYm91bGlz
+PC9BdXRob3I+PFllYXI+MjAyNDwvWWVhcj48UmVjTnVtPjE1NjwvUmVjTnVtPjxyZWNvcmQ+PHJl
+Yy1udW1iZXI+MTU2PC9yZWMtbnVtYmVyPjxmb3JlaWduLWtleXM+PGtleSBhcHA9IkVOIiBkYi1p
+ZD0ic2Ewc3MyMndyZTA5Zm9lOXAydXB6dDBvMDVwcGVzZHcydnQyIiB0aW1lc3RhbXA9IjE3ODQy
+NzYzNzAiPjE1Njwva2V5PjwvZm9yZWlnbi1rZXlzPjxyZWYtdHlwZSBuYW1lPSJKb3VybmFsIEFy
+dGljbGUiPjE3PC9yZWYtdHlwZT48Y29udHJpYnV0b3JzPjxhdXRob3JzPjxhdXRob3I+R2lhbWFy
+ZWxsb3MtQm91cmJvdWxpcywgRXZhbmdlbG9zIEouPC9hdXRob3I+PGF1dGhvcj5Bc2NoZW5icmVu
+bmVyLCBBbm5hIEMuPC9hdXRob3I+PGF1dGhvcj5CYXVlciwgTWljaGFlbDwvYXV0aG9yPjxhdXRo
+b3I+Qm9jaywgQ2hyaXN0b3BoPC9hdXRob3I+PGF1dGhvcj5DYWxhbmRyYSwgVGhpZXJyeTwvYXV0
+aG9yPjxhdXRob3I+R2F0LVZpa3MsIElyaXQ8L2F1dGhvcj48YXV0aG9yPkt5cmlhem9wb3Vsb3Us
+IEV2ZG94aWE8L2F1dGhvcj48YXV0aG9yPkx1cHNlLCBNaWhhZWxhPC9hdXRob3I+PGF1dGhvcj5N
+b25uZXJldCwgR3VpbGxhdW1lPC9hdXRob3I+PGF1dGhvcj5QaWNra2VycywgUGV0ZXI8L2F1dGhv
+cj48YXV0aG9yPlNjaHVsdHplLCBKb2FjaGltIEwuPC9hdXRob3I+PGF1dGhvcj52YW4gZGVyIFBv
+bGwsIFRvbTwvYXV0aG9yPjxhdXRob3I+dmFuIGRlIFZlZXJkb25rLCBGcmFuayBMLjwvYXV0aG9y
+PjxhdXRob3I+VmxhYXIsIEFsZXhhbmRlciBQLiBKLjwvYXV0aG9yPjxhdXRob3I+V2VpcywgU2Vi
+YXN0aWFuPC9hdXRob3I+PGF1dGhvcj5XaWVyc2luZ2EsIFcuIEpvb3N0PC9hdXRob3I+PGF1dGhv
+cj5OZXRlYSwgTWloYWkgRy48L2F1dGhvcj48L2F1dGhvcnM+PC9jb250cmlidXRvcnM+PHRpdGxl
+cz48dGl0bGU+VGhlIHBhdGhvcGh5c2lvbG9neSBvZiBzZXBzaXMgYW5kIHByZWNpc2lvbi1tZWRp
+Y2luZS1iYXNlZCBpbW11bm90aGVyYXB5PC90aXRsZT48c2Vjb25kYXJ5LXRpdGxlPk5hdCBJbW11
+bm9sPC9zZWNvbmRhcnktdGl0bGU+PC90aXRsZXM+PHBlcmlvZGljYWw+PGZ1bGwtdGl0bGU+TmF0
+IEltbXVub2w8L2Z1bGwtdGl0bGU+PC9wZXJpb2RpY2FsPjxwYWdlcz4xOS0yODwvcGFnZXM+PHZv
+bHVtZT4yNTwvdm9sdW1lPjxudW1iZXI+MTwvbnVtYmVyPjxkYXRlcz48eWVhcj4yMDI0PC95ZWFy
+PjxwdWItZGF0ZXM+PGRhdGU+MjAyNC8wMS8wMTwvZGF0ZT48L3B1Yi1kYXRlcz48L2RhdGVzPjxp
+c2JuPjE1MjktMjkxNjwvaXNibj48dXJscz48cmVsYXRlZC11cmxzPjx1cmw+aHR0cHM6Ly9kb2ku
+b3JnLzEwLjEwMzgvczQxNTkwLTAyMy0wMTY2MC01PC91cmw+PC9yZWxhdGVkLXVybHM+PC91cmxz
+PjxlbGVjdHJvbmljLXJlc291cmNlLW51bT4xMC4xMDM4L3M0MTU5MC0wMjMtMDE2NjAtNTwvZWxl
+Y3Ryb25pYy1yZXNvdXJjZS1udW0+PC9yZWNvcmQ+PC9DaXRlPjxDaXRlPjxBdXRob3I+U2hhbmth
+ci1IYXJpPC9BdXRob3I+PFllYXI+MjAyNDwvWWVhcj48UmVjTnVtPjE1NzwvUmVjTnVtPjxyZWNv
+cmQ+PHJlYy1udW1iZXI+MTU3PC9yZWMtbnVtYmVyPjxmb3JlaWduLWtleXM+PGtleSBhcHA9IkVO
+IiBkYi1pZD0ic2Ewc3MyMndyZTA5Zm9lOXAydXB6dDBvMDVwcGVzZHcydnQyIiB0aW1lc3RhbXA9
+IjE3ODQyNzcwODUiPjE1Nzwva2V5PjwvZm9yZWlnbi1rZXlzPjxyZWYtdHlwZSBuYW1lPSJKb3Vy
+bmFsIEFydGljbGUiPjE3PC9yZWYtdHlwZT48Y29udHJpYnV0b3JzPjxhdXRob3JzPjxhdXRob3I+
+U2hhbmthci1IYXJpLCBNYW51PC9hdXRob3I+PGF1dGhvcj5DYWxhbmRyYSwgVGhpZXJyeTwvYXV0
+aG9yPjxhdXRob3I+U29hcmVzLCBNaWd1ZWwgUC48L2F1dGhvcj48YXV0aG9yPkJhdWVyLCBNaWNo
+YWVsPC9hdXRob3I+PGF1dGhvcj5XaWVyc2luZ2EsIFcuIEpvb3N0PC9hdXRob3I+PGF1dGhvcj5Q
+cmVzY290dCwgSGFsbGllIEMuPC9hdXRob3I+PGF1dGhvcj5LbmlnaHQsIEp1bGlhbiBDLjwvYXV0
+aG9yPjxhdXRob3I+QmFpbGxpZSwgS2VubmV0aCBKLjwvYXV0aG9yPjxhdXRob3I+Qm9zLCBMaWV1
+d2UgRC4gSi48L2F1dGhvcj48YXV0aG9yPkRlcmRlLCBMZW5uaWUgUC4gRy48L2F1dGhvcj48YXV0
+aG9yPkZpbmZlciwgU2ltb248L2F1dGhvcj48YXV0aG9yPkhvdGNoa2lzcywgUmljaGFyZCBTLjwv
+YXV0aG9yPjxhdXRob3I+TWFyc2hhbGwsIEpvaG48L2F1dGhvcj48YXV0aG9yPk9wZW5zaGF3LCBQ
+ZXRlciBKLiBNLjwvYXV0aG9yPjxhdXRob3I+U2V5bW91ciwgQ2hyaXN0b3BoZXIgVy48L2F1dGhv
+cj48YXV0aG9yPlZlbmV0LCBGYWJpZW5uZTwvYXV0aG9yPjxhdXRob3I+VmluY2VudCwgSmVhbi1M
+b3VpczwvYXV0aG9yPjxhdXRob3I+TGUgVG91cm5lYXUsIENocmlzdG9waGU8L2F1dGhvcj48YXV0
+aG9yPk1haXRsYW5kLXZhbiBkZXIgWmVlLCBBbmtlIEguPC9hdXRob3I+PGF1dGhvcj5NY0lubmVz
+LCBJYWluIEIuPC9hdXRob3I+PGF1dGhvcj52YW4gZGVyIFBvbGwsIFRvbTwvYXV0aG9yPjwvYXV0
+aG9ycz48L2NvbnRyaWJ1dG9ycz48dGl0bGVzPjx0aXRsZT5SZWZyYW1pbmcgc2Vwc2lzIGltbXVu
+b2Jpb2xvZ3kgZm9yIHRyYW5zbGF0aW9uOiB0b3dhcmRzIGluZm9ybWF0aXZlIHN1YnR5cGluZyBh
+bmQgdGFyZ2V0ZWQgaW1tdW5vbW9kdWxhdG9yeSB0aGVyYXBpZXM8L3RpdGxlPjxzZWNvbmRhcnkt
+dGl0bGU+TGFuY2V0IFJlc3BpciBNZWQ8L3NlY29uZGFyeS10aXRsZT48L3RpdGxlcz48cGVyaW9k
+aWNhbD48ZnVsbC10aXRsZT5MYW5jZXQgUmVzcGlyIE1lZDwvZnVsbC10aXRsZT48L3BlcmlvZGlj
+YWw+PHBhZ2VzPjMyMy0zMzY8L3BhZ2VzPjx2b2x1bWU+MTI8L3ZvbHVtZT48bnVtYmVyPjQ8L251
+bWJlcj48ZGF0ZXM+PHllYXI+MjAyNDwveWVhcj48cHViLWRhdGVzPjxkYXRlPjIwMjQvMDQvMDEv
+PC9kYXRlPjwvcHViLWRhdGVzPjwvZGF0ZXM+PGlzYm4+MjIxMy0yNjAwPC9pc2JuPjx1cmxzPjxy
+ZWxhdGVkLXVybHM+PHVybD5odHRwczovL3d3dy5zY2llbmNlZGlyZWN0LmNvbS9zY2llbmNlL2Fy
+dGljbGUvcGlpL1MyMjEzMjYwMDIzMDA0NjhYPC91cmw+PC9yZWxhdGVkLXVybHM+PC91cmxzPjxl
+bGVjdHJvbmljLXJlc291cmNlLW51bT4xMC4xMDE2L1MyMjEzLTI2MDAoMjMpMDA0NjgtWDwvZWxl
+Y3Ryb25pYy1yZXNvdXJjZS1udW0+PC9yZWNvcmQ+PC9DaXRlPjxDaXRlPjxBdXRob3I+UmV5ZXM8
+L0F1dGhvcj48WWVhcj4yMDIwPC9ZZWFyPjxSZWNOdW0+MTU4PC9SZWNOdW0+PHJlY29yZD48cmVj
+LW51bWJlcj4xNTg8L3JlYy1udW1iZXI+PGZvcmVpZ24ta2V5cz48a2V5IGFwcD0iRU4iIGRiLWlk
+PSJzYTBzczIyd3JlMDlmb2U5cDJ1cHp0MG8wNXBwZXNkdzJ2dDIiIHRpbWVzdGFtcD0iMTc4NDI3
+NzE1MiI+MTU4PC9rZXk+PC9mb3JlaWduLWtleXM+PHJlZi10eXBlIG5hbWU9IkpvdXJuYWwgQXJ0
+aWNsZSI+MTc8L3JlZi10eXBlPjxjb250cmlidXRvcnM+PGF1dGhvcnM+PGF1dGhvcj5SZXllcywg
+TWlndWVsPC9hdXRob3I+PGF1dGhvcj5GaWxiaW4sIE1pY2hhZWwgUi48L2F1dGhvcj48YXV0aG9y
+PkJoYXR0YWNoYXJ5eWEsIFJvYnkgUC48L2F1dGhvcj48YXV0aG9yPkJpbGxtYW4sIEtpYW5uYTwv
+YXV0aG9yPjxhdXRob3I+RWlzZW5oYXVyZSwgVGhvbWFzPC9hdXRob3I+PGF1dGhvcj5IdW5nLCBE
+ZWJvcmFoIFQuPC9hdXRob3I+PGF1dGhvcj5MZXZ5LCBCcnVjZSBELjwvYXV0aG9yPjxhdXRob3I+
+QmFyb24sIFJlYmVjY2EgTS48L2F1dGhvcj48YXV0aG9yPkJsYWluZXksIFBhdWwgQy48L2F1dGhv
+cj48YXV0aG9yPkdvbGRiZXJnLCBNYXJjaWEgQi48L2F1dGhvcj48YXV0aG9yPkhhY29oZW4sIE5p
+cjwvYXV0aG9yPjwvYXV0aG9ycz48L2NvbnRyaWJ1dG9ycz48dGl0bGVzPjx0aXRsZT5BbiBpbW11
+bmUtY2VsbCBzaWduYXR1cmUgb2YgYmFjdGVyaWFsIHNlcHNpczwvdGl0bGU+PHNlY29uZGFyeS10
+aXRsZT5OYXQgTWVkPC9zZWNvbmRhcnktdGl0bGU+PC90aXRsZXM+PHBlcmlvZGljYWw+PGZ1bGwt
+dGl0bGU+TmF0IE1lZDwvZnVsbC10aXRsZT48L3BlcmlvZGljYWw+PHBhZ2VzPjMzMy0zNDA8L3Bh
+Z2VzPjx2b2x1bWU+MjY8L3ZvbHVtZT48bnVtYmVyPjM8L251bWJlcj48ZGF0ZXM+PHllYXI+MjAy
+MDwveWVhcj48cHViLWRhdGVzPjxkYXRlPjIwMjAvMDMvMDE8L2RhdGU+PC9wdWItZGF0ZXM+PC9k
+YXRlcz48aXNibj4xNTQ2LTE3MFg8L2lzYm4+PHVybHM+PHJlbGF0ZWQtdXJscz48dXJsPmh0dHBz
+Oi8vZG9pLm9yZy8xMC4xMDM4L3M0MTU5MS0wMjAtMDc1Mi00PC91cmw+PC9yZWxhdGVkLXVybHM+
+PC91cmxzPjxlbGVjdHJvbmljLXJlc291cmNlLW51bT4xMC4xMDM4L3M0MTU5MS0wMjAtMDc1Mi00
+PC9lbGVjdHJvbmljLXJlc291cmNlLW51bT48L3JlY29yZD48L0NpdGU+PC9FbmROb3RlPn==
 </w:fldData>
         </w:fldChar>
       </w:r>
@@ -9319,6 +9597,13 @@
         </w:rPr>
         <w:lastRenderedPageBreak/>
         <w:t>Bulk whole-blood transcriptomic signals represent a composite of cellular abundance and within-cell transcriptional state. During sepsis, rapid changes in neutrophil, monocyte and lymphocyte proportions, expansion of immature myeloid populations, and variation in reticulocyte or nucleated erythroid-cell abundance can alter pathway-level rankings even when transcription within an individual cell type is unchanged</w:t>
+      </w:r>
+      <w:r>
+        <w:rPr>
+          <w:rFonts w:ascii="Times New Roman" w:hAnsi="Times New Roman" w:cs="Times New Roman" w:hint="eastAsia"/>
+          <w:sz w:val="24"/>
+        </w:rPr>
+        <w:t xml:space="preserve"> </w:t>
       </w:r>
       <w:r>
         <w:rPr>
@@ -9340,37 +9625,37 @@
 L2F1dGhvcj48YXV0aG9yPkdvbGRiZXJnLCBNYXJjaWEgQi48L2F1dGhvcj48YXV0aG9yPkhhY29o
 ZW4sIE5pcjwvYXV0aG9yPjwvYXV0aG9ycz48L2NvbnRyaWJ1dG9ycz48dGl0bGVzPjx0aXRsZT5B
 biBpbW11bmUtY2VsbCBzaWduYXR1cmUgb2YgYmFjdGVyaWFsIHNlcHNpczwvdGl0bGU+PHNlY29u
-ZGFyeS10aXRsZT5OYXR1cmUgTWVkaWNpbmU8L3NlY29uZGFyeS10aXRsZT48L3RpdGxlcz48cGVy
-aW9kaWNhbD48ZnVsbC10aXRsZT5OYXR1cmUgTWVkaWNpbmU8L2Z1bGwtdGl0bGU+PC9wZXJpb2Rp
-Y2FsPjxwYWdlcz4zMzMtMzQwPC9wYWdlcz48dm9sdW1lPjI2PC92b2x1bWU+PG51bWJlcj4zPC9u
-dW1iZXI+PGRhdGVzPjx5ZWFyPjIwMjA8L3llYXI+PHB1Yi1kYXRlcz48ZGF0ZT4yMDIwLzAzLzAx
-PC9kYXRlPjwvcHViLWRhdGVzPjwvZGF0ZXM+PGlzYm4+MTU0Ni0xNzBYPC9pc2JuPjx1cmxzPjxy
-ZWxhdGVkLXVybHM+PHVybD5odHRwczovL2RvaS5vcmcvMTAuMTAzOC9zNDE1OTEtMDIwLTA3NTIt
-NDwvdXJsPjwvcmVsYXRlZC11cmxzPjwvdXJscz48ZWxlY3Ryb25pYy1yZXNvdXJjZS1udW0+MTAu
-MTAzOC9zNDE1OTEtMDIwLTA3NTItNDwvZWxlY3Ryb25pYy1yZXNvdXJjZS1udW0+PC9yZWNvcmQ+
-PC9DaXRlPjxDaXRlPjxBdXRob3I+U2NpY2x1bmE8L0F1dGhvcj48WWVhcj4yMDI1PC9ZZWFyPjxS
-ZWNOdW0+MTY1PC9SZWNOdW0+PHJlY29yZD48cmVjLW51bWJlcj4xNjU8L3JlYy1udW1iZXI+PGZv
-cmVpZ24ta2V5cz48a2V5IGFwcD0iRU4iIGRiLWlkPSJzYTBzczIyd3JlMDlmb2U5cDJ1cHp0MG8w
-NXBwZXNkdzJ2dDIiIHRpbWVzdGFtcD0iMTc4NDMzNDIxNSI+MTY1PC9rZXk+PC9mb3JlaWduLWtl
-eXM+PHJlZi10eXBlIG5hbWU9IkpvdXJuYWwgQXJ0aWNsZSI+MTc8L3JlZi10eXBlPjxjb250cmli
-dXRvcnM+PGF1dGhvcnM+PGF1dGhvcj5TY2ljbHVuYSwgQnJlbmRvbiBQLjwvYXV0aG9yPjxhdXRo
-b3I+Q2Fuby1HYW1leiwgS2lraTwvYXV0aG9yPjxhdXRob3I+QnVybmhhbSwgS2F0aWUgTC48L2F1
-dGhvcj48YXV0aG9yPkRhdmVucG9ydCwgRW1tYSBFLjwvYXV0aG9yPjxhdXRob3I+TW9vcmUsIEFu
-ZHJldyBSZWVzZTwvYXV0aG9yPjxhdXRob3I+S2hhbiwgU291bWVuPC9hdXRob3I+PGF1dGhvcj5I
-aW5kcywgQ2hhcmxlcyBKLjwvYXV0aG9yPjxhdXRob3I+Q3JlbWVyLCBPbGFmIEwuPC9hdXRob3I+
-PGF1dGhvcj5LaGF0cmksIFB1cnZlc2g8L2F1dGhvcj48YXV0aG9yPlN3ZWVuZXksIFRpbW90aHkg
-RS48L2F1dGhvcj48YXV0aG9yPktuaWdodCwgSnVsaWFuIEMuPC9hdXRob3I+PGF1dGhvcj52YW4g
-ZGVyIFBvbGwsIFRvbTwvYXV0aG9yPjwvYXV0aG9ycz48L2NvbnRyaWJ1dG9ycz48dGl0bGVzPjx0
-aXRsZT5BIGNvbnNlbnN1cyBibG9vZCB0cmFuc2NyaXB0b21pYyBmcmFtZXdvcmsgZm9yIHNlcHNp
-czwvdGl0bGU+PHNlY29uZGFyeS10aXRsZT5OYXR1cmUgTWVkaWNpbmU8L3NlY29uZGFyeS10aXRs
-ZT48L3RpdGxlcz48cGVyaW9kaWNhbD48ZnVsbC10aXRsZT5OYXR1cmUgTWVkaWNpbmU8L2Z1bGwt
-dGl0bGU+PC9wZXJpb2RpY2FsPjxwYWdlcz40MTE5LTQxMzA8L3BhZ2VzPjx2b2x1bWU+MzE8L3Zv
-bHVtZT48bnVtYmVyPjEyPC9udW1iZXI+PGRhdGVzPjx5ZWFyPjIwMjU8L3llYXI+PHB1Yi1kYXRl
-cz48ZGF0ZT4yMDI1LzEyLzAxPC9kYXRlPjwvcHViLWRhdGVzPjwvZGF0ZXM+PGlzYm4+MTU0Ni0x
-NzBYPC9pc2JuPjx1cmxzPjxyZWxhdGVkLXVybHM+PHVybD5odHRwczovL2RvaS5vcmcvMTAuMTAz
-OC9zNDE1OTEtMDI1LTAzOTY0LTU8L3VybD48L3JlbGF0ZWQtdXJscz48L3VybHM+PGVsZWN0cm9u
-aWMtcmVzb3VyY2UtbnVtPjEwLjEwMzgvczQxNTkxLTAyNS0wMzk2NC01PC9lbGVjdHJvbmljLXJl
-c291cmNlLW51bT48L3JlY29yZD48L0NpdGU+PC9FbmROb3RlPgB=
+ZGFyeS10aXRsZT5OYXQgTWVkPC9zZWNvbmRhcnktdGl0bGU+PC90aXRsZXM+PHBlcmlvZGljYWw+
+PGZ1bGwtdGl0bGU+TmF0IE1lZDwvZnVsbC10aXRsZT48L3BlcmlvZGljYWw+PHBhZ2VzPjMzMy0z
+NDA8L3BhZ2VzPjx2b2x1bWU+MjY8L3ZvbHVtZT48bnVtYmVyPjM8L251bWJlcj48ZGF0ZXM+PHll
+YXI+MjAyMDwveWVhcj48cHViLWRhdGVzPjxkYXRlPjIwMjAvMDMvMDE8L2RhdGU+PC9wdWItZGF0
+ZXM+PC9kYXRlcz48aXNibj4xNTQ2LTE3MFg8L2lzYm4+PHVybHM+PHJlbGF0ZWQtdXJscz48dXJs
+Pmh0dHBzOi8vZG9pLm9yZy8xMC4xMDM4L3M0MTU5MS0wMjAtMDc1Mi00PC91cmw+PC9yZWxhdGVk
+LXVybHM+PC91cmxzPjxlbGVjdHJvbmljLXJlc291cmNlLW51bT4xMC4xMDM4L3M0MTU5MS0wMjAt
+MDc1Mi00PC9lbGVjdHJvbmljLXJlc291cmNlLW51bT48L3JlY29yZD48L0NpdGU+PENpdGU+PEF1
+dGhvcj5TY2ljbHVuYTwvQXV0aG9yPjxZZWFyPjIwMjU8L1llYXI+PFJlY051bT4xNjU8L1JlY051
+bT48cmVjb3JkPjxyZWMtbnVtYmVyPjE2NTwvcmVjLW51bWJlcj48Zm9yZWlnbi1rZXlzPjxrZXkg
+YXBwPSJFTiIgZGItaWQ9InNhMHNzMjJ3cmUwOWZvZTlwMnVwenQwbzA1cHBlc2R3MnZ0MiIgdGlt
+ZXN0YW1wPSIxNzg0MzM0MjE1Ij4xNjU8L2tleT48L2ZvcmVpZ24ta2V5cz48cmVmLXR5cGUgbmFt
+ZT0iSm91cm5hbCBBcnRpY2xlIj4xNzwvcmVmLXR5cGU+PGNvbnRyaWJ1dG9ycz48YXV0aG9ycz48
+YXV0aG9yPlNjaWNsdW5hLCBCcmVuZG9uIFAuPC9hdXRob3I+PGF1dGhvcj5DYW5vLUdhbWV6LCBL
+aWtpPC9hdXRob3I+PGF1dGhvcj5CdXJuaGFtLCBLYXRpZSBMLjwvYXV0aG9yPjxhdXRob3I+RGF2
+ZW5wb3J0LCBFbW1hIEUuPC9hdXRob3I+PGF1dGhvcj5Nb29yZSwgQW5kcmV3IFJlZXNlPC9hdXRo
+b3I+PGF1dGhvcj5LaGFuLCBTb3VtZW48L2F1dGhvcj48YXV0aG9yPkhpbmRzLCBDaGFybGVzIEou
+PC9hdXRob3I+PGF1dGhvcj5DcmVtZXIsIE9sYWYgTC48L2F1dGhvcj48YXV0aG9yPktoYXRyaSwg
+UHVydmVzaDwvYXV0aG9yPjxhdXRob3I+U3dlZW5leSwgVGltb3RoeSBFLjwvYXV0aG9yPjxhdXRo
+b3I+S25pZ2h0LCBKdWxpYW4gQy48L2F1dGhvcj48YXV0aG9yPnZhbiBkZXIgUG9sbCwgVG9tPC9h
+dXRob3I+PC9hdXRob3JzPjwvY29udHJpYnV0b3JzPjx0aXRsZXM+PHRpdGxlPkEgY29uc2Vuc3Vz
+IGJsb29kIHRyYW5zY3JpcHRvbWljIGZyYW1ld29yayBmb3Igc2Vwc2lzPC90aXRsZT48c2Vjb25k
+YXJ5LXRpdGxlPk5hdCBNZWQ8L3NlY29uZGFyeS10aXRsZT48L3RpdGxlcz48cGVyaW9kaWNhbD48
+ZnVsbC10aXRsZT5OYXQgTWVkPC9mdWxsLXRpdGxlPjwvcGVyaW9kaWNhbD48cGFnZXM+NDExOS00
+MTMwPC9wYWdlcz48dm9sdW1lPjMxPC92b2x1bWU+PG51bWJlcj4xMjwvbnVtYmVyPjxkYXRlcz48
+eWVhcj4yMDI1PC95ZWFyPjxwdWItZGF0ZXM+PGRhdGU+MjAyNS8xMi8wMTwvZGF0ZT48L3B1Yi1k
+YXRlcz48L2RhdGVzPjxpc2JuPjE1NDYtMTcwWDwvaXNibj48dXJscz48cmVsYXRlZC11cmxzPjx1
+cmw+aHR0cHM6Ly9kb2kub3JnLzEwLjEwMzgvczQxNTkxLTAyNS0wMzk2NC01PC91cmw+PC9yZWxh
+dGVkLXVybHM+PC91cmxzPjxlbGVjdHJvbmljLXJlc291cmNlLW51bT4xMC4xMDM4L3M0MTU5MS0w
+MjUtMDM5NjQtNTwvZWxlY3Ryb25pYy1yZXNvdXJjZS1udW0+PC9yZWNvcmQ+PC9DaXRlPjwvRW5k
+Tm90ZT4A
 </w:fldData>
         </w:fldChar>
       </w:r>
@@ -9401,37 +9686,37 @@
 L2F1dGhvcj48YXV0aG9yPkdvbGRiZXJnLCBNYXJjaWEgQi48L2F1dGhvcj48YXV0aG9yPkhhY29o
 ZW4sIE5pcjwvYXV0aG9yPjwvYXV0aG9ycz48L2NvbnRyaWJ1dG9ycz48dGl0bGVzPjx0aXRsZT5B
 biBpbW11bmUtY2VsbCBzaWduYXR1cmUgb2YgYmFjdGVyaWFsIHNlcHNpczwvdGl0bGU+PHNlY29u
-ZGFyeS10aXRsZT5OYXR1cmUgTWVkaWNpbmU8L3NlY29uZGFyeS10aXRsZT48L3RpdGxlcz48cGVy
-aW9kaWNhbD48ZnVsbC10aXRsZT5OYXR1cmUgTWVkaWNpbmU8L2Z1bGwtdGl0bGU+PC9wZXJpb2Rp
-Y2FsPjxwYWdlcz4zMzMtMzQwPC9wYWdlcz48dm9sdW1lPjI2PC92b2x1bWU+PG51bWJlcj4zPC9u
-dW1iZXI+PGRhdGVzPjx5ZWFyPjIwMjA8L3llYXI+PHB1Yi1kYXRlcz48ZGF0ZT4yMDIwLzAzLzAx
-PC9kYXRlPjwvcHViLWRhdGVzPjwvZGF0ZXM+PGlzYm4+MTU0Ni0xNzBYPC9pc2JuPjx1cmxzPjxy
-ZWxhdGVkLXVybHM+PHVybD5odHRwczovL2RvaS5vcmcvMTAuMTAzOC9zNDE1OTEtMDIwLTA3NTIt
-NDwvdXJsPjwvcmVsYXRlZC11cmxzPjwvdXJscz48ZWxlY3Ryb25pYy1yZXNvdXJjZS1udW0+MTAu
-MTAzOC9zNDE1OTEtMDIwLTA3NTItNDwvZWxlY3Ryb25pYy1yZXNvdXJjZS1udW0+PC9yZWNvcmQ+
-PC9DaXRlPjxDaXRlPjxBdXRob3I+U2NpY2x1bmE8L0F1dGhvcj48WWVhcj4yMDI1PC9ZZWFyPjxS
-ZWNOdW0+MTY1PC9SZWNOdW0+PHJlY29yZD48cmVjLW51bWJlcj4xNjU8L3JlYy1udW1iZXI+PGZv
-cmVpZ24ta2V5cz48a2V5IGFwcD0iRU4iIGRiLWlkPSJzYTBzczIyd3JlMDlmb2U5cDJ1cHp0MG8w
-NXBwZXNkdzJ2dDIiIHRpbWVzdGFtcD0iMTc4NDMzNDIxNSI+MTY1PC9rZXk+PC9mb3JlaWduLWtl
-eXM+PHJlZi10eXBlIG5hbWU9IkpvdXJuYWwgQXJ0aWNsZSI+MTc8L3JlZi10eXBlPjxjb250cmli
-dXRvcnM+PGF1dGhvcnM+PGF1dGhvcj5TY2ljbHVuYSwgQnJlbmRvbiBQLjwvYXV0aG9yPjxhdXRo
-b3I+Q2Fuby1HYW1leiwgS2lraTwvYXV0aG9yPjxhdXRob3I+QnVybmhhbSwgS2F0aWUgTC48L2F1
-dGhvcj48YXV0aG9yPkRhdmVucG9ydCwgRW1tYSBFLjwvYXV0aG9yPjxhdXRob3I+TW9vcmUsIEFu
-ZHJldyBSZWVzZTwvYXV0aG9yPjxhdXRob3I+S2hhbiwgU291bWVuPC9hdXRob3I+PGF1dGhvcj5I
-aW5kcywgQ2hhcmxlcyBKLjwvYXV0aG9yPjxhdXRob3I+Q3JlbWVyLCBPbGFmIEwuPC9hdXRob3I+
-PGF1dGhvcj5LaGF0cmksIFB1cnZlc2g8L2F1dGhvcj48YXV0aG9yPlN3ZWVuZXksIFRpbW90aHkg
-RS48L2F1dGhvcj48YXV0aG9yPktuaWdodCwgSnVsaWFuIEMuPC9hdXRob3I+PGF1dGhvcj52YW4g
-ZGVyIFBvbGwsIFRvbTwvYXV0aG9yPjwvYXV0aG9ycz48L2NvbnRyaWJ1dG9ycz48dGl0bGVzPjx0
-aXRsZT5BIGNvbnNlbnN1cyBibG9vZCB0cmFuc2NyaXB0b21pYyBmcmFtZXdvcmsgZm9yIHNlcHNp
-czwvdGl0bGU+PHNlY29uZGFyeS10aXRsZT5OYXR1cmUgTWVkaWNpbmU8L3NlY29uZGFyeS10aXRs
-ZT48L3RpdGxlcz48cGVyaW9kaWNhbD48ZnVsbC10aXRsZT5OYXR1cmUgTWVkaWNpbmU8L2Z1bGwt
-dGl0bGU+PC9wZXJpb2RpY2FsPjxwYWdlcz40MTE5LTQxMzA8L3BhZ2VzPjx2b2x1bWU+MzE8L3Zv
-bHVtZT48bnVtYmVyPjEyPC9udW1iZXI+PGRhdGVzPjx5ZWFyPjIwMjU8L3llYXI+PHB1Yi1kYXRl
-cz48ZGF0ZT4yMDI1LzEyLzAxPC9kYXRlPjwvcHViLWRhdGVzPjwvZGF0ZXM+PGlzYm4+MTU0Ni0x
-NzBYPC9pc2JuPjx1cmxzPjxyZWxhdGVkLXVybHM+PHVybD5odHRwczovL2RvaS5vcmcvMTAuMTAz
-OC9zNDE1OTEtMDI1LTAzOTY0LTU8L3VybD48L3JlbGF0ZWQtdXJscz48L3VybHM+PGVsZWN0cm9u
-aWMtcmVzb3VyY2UtbnVtPjEwLjEwMzgvczQxNTkxLTAyNS0wMzk2NC01PC9lbGVjdHJvbmljLXJl
-c291cmNlLW51bT48L3JlY29yZD48L0NpdGU+PC9FbmROb3RlPgB=
+ZGFyeS10aXRsZT5OYXQgTWVkPC9zZWNvbmRhcnktdGl0bGU+PC90aXRsZXM+PHBlcmlvZGljYWw+
+PGZ1bGwtdGl0bGU+TmF0IE1lZDwvZnVsbC10aXRsZT48L3BlcmlvZGljYWw+PHBhZ2VzPjMzMy0z
+NDA8L3BhZ2VzPjx2b2x1bWU+MjY8L3ZvbHVtZT48bnVtYmVyPjM8L251bWJlcj48ZGF0ZXM+PHll
+YXI+MjAyMDwveWVhcj48cHViLWRhdGVzPjxkYXRlPjIwMjAvMDMvMDE8L2RhdGU+PC9wdWItZGF0
+ZXM+PC9kYXRlcz48aXNibj4xNTQ2LTE3MFg8L2lzYm4+PHVybHM+PHJlbGF0ZWQtdXJscz48dXJs
+Pmh0dHBzOi8vZG9pLm9yZy8xMC4xMDM4L3M0MTU5MS0wMjAtMDc1Mi00PC91cmw+PC9yZWxhdGVk
+LXVybHM+PC91cmxzPjxlbGVjdHJvbmljLXJlc291cmNlLW51bT4xMC4xMDM4L3M0MTU5MS0wMjAt
+MDc1Mi00PC9lbGVjdHJvbmljLXJlc291cmNlLW51bT48L3JlY29yZD48L0NpdGU+PENpdGU+PEF1
+dGhvcj5TY2ljbHVuYTwvQXV0aG9yPjxZZWFyPjIwMjU8L1llYXI+PFJlY051bT4xNjU8L1JlY051
+bT48cmVjb3JkPjxyZWMtbnVtYmVyPjE2NTwvcmVjLW51bWJlcj48Zm9yZWlnbi1rZXlzPjxrZXkg
+YXBwPSJFTiIgZGItaWQ9InNhMHNzMjJ3cmUwOWZvZTlwMnVwenQwbzA1cHBlc2R3MnZ0MiIgdGlt
+ZXN0YW1wPSIxNzg0MzM0MjE1Ij4xNjU8L2tleT48L2ZvcmVpZ24ta2V5cz48cmVmLXR5cGUgbmFt
+ZT0iSm91cm5hbCBBcnRpY2xlIj4xNzwvcmVmLXR5cGU+PGNvbnRyaWJ1dG9ycz48YXV0aG9ycz48
+YXV0aG9yPlNjaWNsdW5hLCBCcmVuZG9uIFAuPC9hdXRob3I+PGF1dGhvcj5DYW5vLUdhbWV6LCBL
+aWtpPC9hdXRob3I+PGF1dGhvcj5CdXJuaGFtLCBLYXRpZSBMLjwvYXV0aG9yPjxhdXRob3I+RGF2
+ZW5wb3J0LCBFbW1hIEUuPC9hdXRob3I+PGF1dGhvcj5Nb29yZSwgQW5kcmV3IFJlZXNlPC9hdXRo
+b3I+PGF1dGhvcj5LaGFuLCBTb3VtZW48L2F1dGhvcj48YXV0aG9yPkhpbmRzLCBDaGFybGVzIEou
+PC9hdXRob3I+PGF1dGhvcj5DcmVtZXIsIE9sYWYgTC48L2F1dGhvcj48YXV0aG9yPktoYXRyaSwg
+UHVydmVzaDwvYXV0aG9yPjxhdXRob3I+U3dlZW5leSwgVGltb3RoeSBFLjwvYXV0aG9yPjxhdXRo
+b3I+S25pZ2h0LCBKdWxpYW4gQy48L2F1dGhvcj48YXV0aG9yPnZhbiBkZXIgUG9sbCwgVG9tPC9h
+dXRob3I+PC9hdXRob3JzPjwvY29udHJpYnV0b3JzPjx0aXRsZXM+PHRpdGxlPkEgY29uc2Vuc3Vz
+IGJsb29kIHRyYW5zY3JpcHRvbWljIGZyYW1ld29yayBmb3Igc2Vwc2lzPC90aXRsZT48c2Vjb25k
+YXJ5LXRpdGxlPk5hdCBNZWQ8L3NlY29uZGFyeS10aXRsZT48L3RpdGxlcz48cGVyaW9kaWNhbD48
+ZnVsbC10aXRsZT5OYXQgTWVkPC9mdWxsLXRpdGxlPjwvcGVyaW9kaWNhbD48cGFnZXM+NDExOS00
+MTMwPC9wYWdlcz48dm9sdW1lPjMxPC92b2x1bWU+PG51bWJlcj4xMjwvbnVtYmVyPjxkYXRlcz48
+eWVhcj4yMDI1PC95ZWFyPjxwdWItZGF0ZXM+PGRhdGU+MjAyNS8xMi8wMTwvZGF0ZT48L3B1Yi1k
+YXRlcz48L2RhdGVzPjxpc2JuPjE1NDYtMTcwWDwvaXNibj48dXJscz48cmVsYXRlZC11cmxzPjx1
+cmw+aHR0cHM6Ly9kb2kub3JnLzEwLjEwMzgvczQxNTkxLTAyNS0wMzk2NC01PC91cmw+PC9yZWxh
+dGVkLXVybHM+PC91cmxzPjxlbGVjdHJvbmljLXJlc291cmNlLW51bT4xMC4xMDM4L3M0MTU5MS0w
+MjUtMDM5NjQtNTwvZWxlY3Ryb25pYy1yZXNvdXJjZS1udW0+PC9yZWNvcmQ+PC9DaXRlPjwvRW5k
+Tm90ZT4A
 </w:fldData>
         </w:fldChar>
       </w:r>
@@ -9567,6 +9852,13 @@
         </w:rPr>
         <w:lastRenderedPageBreak/>
         <w:t>tissue release, vascular permeability, proteolysis, consumption and clearance</w:t>
+      </w:r>
+      <w:r>
+        <w:rPr>
+          <w:rFonts w:ascii="Times New Roman" w:hAnsi="Times New Roman" w:cs="Times New Roman" w:hint="eastAsia"/>
+          <w:sz w:val="24"/>
+        </w:rPr>
+        <w:t xml:space="preserve"> </w:t>
       </w:r>
       <w:r>
         <w:rPr>
@@ -9663,47 +9955,46 @@
 YW4sIEpheWFjaGFuZHJhbjwvYXV0aG9yPjxhdXRob3I+QWxsY29jaywgQWxpY2U8L2F1dGhvcj48
 L2F1dGhvcnM+PC9jb250cmlidXRvcnM+PHRpdGxlcz48dGl0bGU+SGlnaC10aHJvdWdocHV0IG1h
 c3Mgc3BlY3Ryb21ldHJ5IG1hcHMgdGhlIHNlcHNpcyBwbGFzbWEgcHJvdGVvbWUgYW5kIGRpZmZl
-cmVuY2VzIGluIHBhdGllbnQgcmVzcG9uc2U8L3RpdGxlPjxzZWNvbmRhcnktdGl0bGU+U2NpZW5j
-ZSBUcmFuc2xhdGlvbmFsIE1lZGljaW5lPC9zZWNvbmRhcnktdGl0bGU+PC90aXRsZXM+PHBlcmlv
-ZGljYWw+PGZ1bGwtdGl0bGU+U2NpZW5jZSBUcmFuc2xhdGlvbmFsIE1lZGljaW5lPC9mdWxsLXRp
-dGxlPjwvcGVyaW9kaWNhbD48cGFnZXM+ZWFkaDAxODU8L3BhZ2VzPjx2b2x1bWU+MTY8L3ZvbHVt
-ZT48bnVtYmVyPjc1MDwvbnVtYmVyPjxkYXRlcz48eWVhcj4yMDI0PC95ZWFyPjwvZGF0ZXM+PHVy
-bHM+PHJlbGF0ZWQtdXJscz48dXJsPmh0dHBzOi8vd3d3LnNjaWVuY2Uub3JnL2RvaS9hYnMvMTAu
-MTEyNi9zY2l0cmFuc2xtZWQuYWRoMDE4NTwvdXJsPjwvcmVsYXRlZC11cmxzPjwvdXJscz48ZWxl
-Y3Ryb25pYy1yZXNvdXJjZS1udW0+MTAuMTEyNi9zY2l0cmFuc2xtZWQuYWRoMDE4NTwvZWxlY3Ry
-b25pYy1yZXNvdXJjZS1udW0+PC9yZWNvcmQ+PC9DaXRlPjxDaXRlPjxBdXRob3I+UGFsbW93c2tp
-PC9BdXRob3I+PFllYXI+MjAyNTwvWWVhcj48UmVjTnVtPjE2MzwvUmVjTnVtPjxyZWNvcmQ+PHJl
-Yy1udW1iZXI+MTYzPC9yZWMtbnVtYmVyPjxmb3JlaWduLWtleXM+PGtleSBhcHA9IkVOIiBkYi1p
-ZD0ic2Ewc3MyMndyZTA5Zm9lOXAydXB6dDBvMDVwcGVzZHcydnQyIiB0aW1lc3RhbXA9IjE3ODQz
-MzM4NDkiPjE2Mzwva2V5PjwvZm9yZWlnbi1rZXlzPjxyZWYtdHlwZSBuYW1lPSJKb3VybmFsIEFy
-dGljbGUiPjE3PC9yZWYtdHlwZT48Y29udHJpYnV0b3JzPjxhdXRob3JzPjxhdXRob3I+UGFsbW93
-c2tpLCBMYXJzPC9hdXRob3I+PGF1dGhvcj5XZWJlciwgTWFpa2U8L2F1dGhvcj48YXV0aG9yPkJh
-eWVyLCBNYWx0ZTwvYXV0aG9yPjxhdXRob3I+TWksIFl1eGluPC9hdXRob3I+PGF1dGhvcj5TY2hv
-cmssIEthcmluPC9hdXRob3I+PGF1dGhvcj5FaXNlbmFjaGVyLCBNYXJ0aW48L2F1dGhvcj48YXV0
-aG9yPk5vd2FrLCBIYXJ0bXV0aDwvYXV0aG9yPjxhdXRob3I+UmFobWVsLCBUaW08L2F1dGhvcj48
-YXV0aG9yPkJlcmdtYW5uLCBMYXJzPC9hdXRob3I+PGF1dGhvcj5XaXRvd3NraSwgQW5kcmVhPC9h
-dXRob3I+PGF1dGhvcj5Lb29zLCBCasO2cm48L2F1dGhvcj48YXV0aG9yPlJ1bXAsIEthdGhhcmlu
-YTwvYXV0aG9yPjxhdXRob3I+WmllaGUsIERvbWluaWs8L2F1dGhvcj48YXV0aG9yPkxpbXBlciwg
-VWxyaWNoPC9hdXRob3I+PGF1dGhvcj5IZW56bGVyLCBEaWV0cmljaDwvYXV0aG9yPjxhdXRob3I+
-RWhyZW50cmF1dCwgU3RlZmFuIEZlbGl4PC9hdXRob3I+PGF1dGhvcj5aYXJib2NrLCBBbGV4YW5k
-ZXI8L2F1dGhvcj48YXV0aG9yPkZpc2NoZXIsIFJvbWFuPC9hdXRob3I+PGF1dGhvcj5LbmlnaHQs
-IEp1bGlhbiBDLjwvYXV0aG9yPjxhdXRob3I+QWRhbXppaywgTWljaGFlbDwvYXV0aG9yPjxhdXRo
-b3I+U2l0ZWssIEJhcmJhcmE8L2F1dGhvcj48YXV0aG9yPkJyYWNodCwgVGhpbG88L2F1dGhvcj48
-L2F1dGhvcnM+PC9jb250cmlidXRvcnM+PHRpdGxlcz48dGl0bGU+TW9ydGFsaXR5LWFzc29jaWF0
-ZWQgcGxhc21hIHByb3Rlb21lIGR5bmFtaWNzIGluIGEgcHJvc3BlY3RpdmUgbXVsdGljZW50cmUg
-c2Vwc2lzIGNvaG9ydDwvdGl0bGU+PHNlY29uZGFyeS10aXRsZT5lQmlvTWVkaWNpbmU8L3NlY29u
-ZGFyeS10aXRsZT48L3RpdGxlcz48cGVyaW9kaWNhbD48ZnVsbC10aXRsZT5lQmlvTWVkaWNpbmU8
-L2Z1bGwtdGl0bGU+PC9wZXJpb2RpY2FsPjxwYWdlcz4xMDU1MDg8L3BhZ2VzPjx2b2x1bWU+MTEx
-PC92b2x1bWU+PGtleXdvcmRzPjxrZXl3b3JkPlByb3Rlb21pY3M8L2tleXdvcmQ+PGtleXdvcmQ+
-U2Vwc2lzPC9rZXl3b3JkPjxrZXl3b3JkPk1hY2hpbmUgbGVhcm5pbmc8L2tleXdvcmQ+PGtleXdv
-cmQ+RmVhdHVyZSBpbXBvcnRhbmNlPC9rZXl3b3JkPjxrZXl3b3JkPk1hc3Mgc3BlY3Ryb21ldHJ5
-PC9rZXl3b3JkPjwva2V5d29yZHM+PGRhdGVzPjx5ZWFyPjIwMjU8L3llYXI+PHB1Yi1kYXRlcz48
-ZGF0ZT4yMDI1LzAxLzAxLzwvZGF0ZT48L3B1Yi1kYXRlcz48L2RhdGVzPjxpc2JuPjIzNTItMzk2
-NDwvaXNibj48dXJscz48cmVsYXRlZC11cmxzPjx1cmw+aHR0cHM6Ly93d3cuc2NpZW5jZWRpcmVj
-dC5jb20vc2NpZW5jZS9hcnRpY2xlL3BpaS9TMjM1MjM5NjQyNDAwNTQ0OTwvdXJsPjwvcmVsYXRl
-ZC11cmxzPjwvdXJscz48ZWxlY3Ryb25pYy1yZXNvdXJjZS1udW0+MTAuMTAxNi9qLmViaW9tLjIw
-MjQuMTA1NTA4PC9lbGVjdHJvbmljLXJlc291cmNlLW51bT48L3JlY29yZD48L0NpdGU+PC9FbmRO
-b3RlPgB=
+cmVuY2VzIGluIHBhdGllbnQgcmVzcG9uc2U8L3RpdGxlPjxzZWNvbmRhcnktdGl0bGU+U2NpIFRy
+YW5zbCBNZWQ8L3NlY29uZGFyeS10aXRsZT48L3RpdGxlcz48cGVyaW9kaWNhbD48ZnVsbC10aXRs
+ZT5TY2kgVHJhbnNsIE1lZDwvZnVsbC10aXRsZT48L3BlcmlvZGljYWw+PHBhZ2VzPmVhZGgwMTg1
+PC9wYWdlcz48dm9sdW1lPjE2PC92b2x1bWU+PG51bWJlcj43NTA8L251bWJlcj48ZGF0ZXM+PHll
+YXI+MjAyNDwveWVhcj48L2RhdGVzPjx1cmxzPjxyZWxhdGVkLXVybHM+PHVybD5odHRwczovL3d3
+dy5zY2llbmNlLm9yZy9kb2kvYWJzLzEwLjExMjYvc2NpdHJhbnNsbWVkLmFkaDAxODU8L3VybD48
+L3JlbGF0ZWQtdXJscz48L3VybHM+PGVsZWN0cm9uaWMtcmVzb3VyY2UtbnVtPjEwLjExMjYvc2Np
+dHJhbnNsbWVkLmFkaDAxODU8L2VsZWN0cm9uaWMtcmVzb3VyY2UtbnVtPjwvcmVjb3JkPjwvQ2l0
+ZT48Q2l0ZT48QXV0aG9yPlBhbG1vd3NraTwvQXV0aG9yPjxZZWFyPjIwMjU8L1llYXI+PFJlY051
+bT4xNjM8L1JlY051bT48cmVjb3JkPjxyZWMtbnVtYmVyPjE2MzwvcmVjLW51bWJlcj48Zm9yZWln
+bi1rZXlzPjxrZXkgYXBwPSJFTiIgZGItaWQ9InNhMHNzMjJ3cmUwOWZvZTlwMnVwenQwbzA1cHBl
+c2R3MnZ0MiIgdGltZXN0YW1wPSIxNzg0MzMzODQ5Ij4xNjM8L2tleT48L2ZvcmVpZ24ta2V5cz48
+cmVmLXR5cGUgbmFtZT0iSm91cm5hbCBBcnRpY2xlIj4xNzwvcmVmLXR5cGU+PGNvbnRyaWJ1dG9y
+cz48YXV0aG9ycz48YXV0aG9yPlBhbG1vd3NraSwgTGFyczwvYXV0aG9yPjxhdXRob3I+V2ViZXIs
+IE1haWtlPC9hdXRob3I+PGF1dGhvcj5CYXllciwgTWFsdGU8L2F1dGhvcj48YXV0aG9yPk1pLCBZ
+dXhpbjwvYXV0aG9yPjxhdXRob3I+U2Nob3JrLCBLYXJpbjwvYXV0aG9yPjxhdXRob3I+RWlzZW5h
+Y2hlciwgTWFydGluPC9hdXRob3I+PGF1dGhvcj5Ob3dhaywgSGFydG11dGg8L2F1dGhvcj48YXV0
+aG9yPlJhaG1lbCwgVGltPC9hdXRob3I+PGF1dGhvcj5CZXJnbWFubiwgTGFyczwvYXV0aG9yPjxh
+dXRob3I+V2l0b3dza2ksIEFuZHJlYTwvYXV0aG9yPjxhdXRob3I+S29vcywgQmrDtnJuPC9hdXRo
+b3I+PGF1dGhvcj5SdW1wLCBLYXRoYXJpbmE8L2F1dGhvcj48YXV0aG9yPlppZWhlLCBEb21pbmlr
+PC9hdXRob3I+PGF1dGhvcj5MaW1wZXIsIFVscmljaDwvYXV0aG9yPjxhdXRob3I+SGVuemxlciwg
+RGlldHJpY2g8L2F1dGhvcj48YXV0aG9yPkVocmVudHJhdXQsIFN0ZWZhbiBGZWxpeDwvYXV0aG9y
+PjxhdXRob3I+WmFyYm9jaywgQWxleGFuZGVyPC9hdXRob3I+PGF1dGhvcj5GaXNjaGVyLCBSb21h
+bjwvYXV0aG9yPjxhdXRob3I+S25pZ2h0LCBKdWxpYW4gQy48L2F1dGhvcj48YXV0aG9yPkFkYW16
+aWssIE1pY2hhZWw8L2F1dGhvcj48YXV0aG9yPlNpdGVrLCBCYXJiYXJhPC9hdXRob3I+PGF1dGhv
+cj5CcmFjaHQsIFRoaWxvPC9hdXRob3I+PC9hdXRob3JzPjwvY29udHJpYnV0b3JzPjx0aXRsZXM+
+PHRpdGxlPk1vcnRhbGl0eS1hc3NvY2lhdGVkIHBsYXNtYSBwcm90ZW9tZSBkeW5hbWljcyBpbiBh
+IHByb3NwZWN0aXZlIG11bHRpY2VudHJlIHNlcHNpcyBjb2hvcnQ8L3RpdGxlPjxzZWNvbmRhcnkt
+dGl0bGU+RUJpb01lZGljaW5lPC9zZWNvbmRhcnktdGl0bGU+PC90aXRsZXM+PHBlcmlvZGljYWw+
+PGZ1bGwtdGl0bGU+ZUJpb01lZGljaW5lPC9mdWxsLXRpdGxlPjwvcGVyaW9kaWNhbD48cGFnZXM+
+MTA1NTA4PC9wYWdlcz48dm9sdW1lPjExMTwvdm9sdW1lPjxrZXl3b3Jkcz48a2V5d29yZD5Qcm90
+ZW9taWNzPC9rZXl3b3JkPjxrZXl3b3JkPlNlcHNpczwva2V5d29yZD48a2V5d29yZD5NYWNoaW5l
+IGxlYXJuaW5nPC9rZXl3b3JkPjxrZXl3b3JkPkZlYXR1cmUgaW1wb3J0YW5jZTwva2V5d29yZD48
+a2V5d29yZD5NYXNzIHNwZWN0cm9tZXRyeTwva2V5d29yZD48L2tleXdvcmRzPjxkYXRlcz48eWVh
+cj4yMDI1PC95ZWFyPjxwdWItZGF0ZXM+PGRhdGU+MjAyNS8wMS8wMS88L2RhdGU+PC9wdWItZGF0
+ZXM+PC9kYXRlcz48aXNibj4yMzUyLTM5NjQ8L2lzYm4+PHVybHM+PHJlbGF0ZWQtdXJscz48dXJs
+Pmh0dHBzOi8vd3d3LnNjaWVuY2VkaXJlY3QuY29tL3NjaWVuY2UvYXJ0aWNsZS9waWkvUzIzNTIz
+OTY0MjQwMDU0NDk8L3VybD48L3JlbGF0ZWQtdXJscz48L3VybHM+PGVsZWN0cm9uaWMtcmVzb3Vy
+Y2UtbnVtPjEwLjEwMTYvai5lYmlvbS4yMDI0LjEwNTUwODwvZWxlY3Ryb25pYy1yZXNvdXJjZS1u
+dW0+PC9yZWNvcmQ+PC9DaXRlPjwvRW5kTm90ZT4A
 </w:fldData>
         </w:fldChar>
       </w:r>
@@ -9809,47 +10100,46 @@
 YW4sIEpheWFjaGFuZHJhbjwvYXV0aG9yPjxhdXRob3I+QWxsY29jaywgQWxpY2U8L2F1dGhvcj48
 L2F1dGhvcnM+PC9jb250cmlidXRvcnM+PHRpdGxlcz48dGl0bGU+SGlnaC10aHJvdWdocHV0IG1h
 c3Mgc3BlY3Ryb21ldHJ5IG1hcHMgdGhlIHNlcHNpcyBwbGFzbWEgcHJvdGVvbWUgYW5kIGRpZmZl
-cmVuY2VzIGluIHBhdGllbnQgcmVzcG9uc2U8L3RpdGxlPjxzZWNvbmRhcnktdGl0bGU+U2NpZW5j
-ZSBUcmFuc2xhdGlvbmFsIE1lZGljaW5lPC9zZWNvbmRhcnktdGl0bGU+PC90aXRsZXM+PHBlcmlv
-ZGljYWw+PGZ1bGwtdGl0bGU+U2NpZW5jZSBUcmFuc2xhdGlvbmFsIE1lZGljaW5lPC9mdWxsLXRp
-dGxlPjwvcGVyaW9kaWNhbD48cGFnZXM+ZWFkaDAxODU8L3BhZ2VzPjx2b2x1bWU+MTY8L3ZvbHVt
-ZT48bnVtYmVyPjc1MDwvbnVtYmVyPjxkYXRlcz48eWVhcj4yMDI0PC95ZWFyPjwvZGF0ZXM+PHVy
-bHM+PHJlbGF0ZWQtdXJscz48dXJsPmh0dHBzOi8vd3d3LnNjaWVuY2Uub3JnL2RvaS9hYnMvMTAu
-MTEyNi9zY2l0cmFuc2xtZWQuYWRoMDE4NTwvdXJsPjwvcmVsYXRlZC11cmxzPjwvdXJscz48ZWxl
-Y3Ryb25pYy1yZXNvdXJjZS1udW0+MTAuMTEyNi9zY2l0cmFuc2xtZWQuYWRoMDE4NTwvZWxlY3Ry
-b25pYy1yZXNvdXJjZS1udW0+PC9yZWNvcmQ+PC9DaXRlPjxDaXRlPjxBdXRob3I+UGFsbW93c2tp
-PC9BdXRob3I+PFllYXI+MjAyNTwvWWVhcj48UmVjTnVtPjE2MzwvUmVjTnVtPjxyZWNvcmQ+PHJl
-Yy1udW1iZXI+MTYzPC9yZWMtbnVtYmVyPjxmb3JlaWduLWtleXM+PGtleSBhcHA9IkVOIiBkYi1p
-ZD0ic2Ewc3MyMndyZTA5Zm9lOXAydXB6dDBvMDVwcGVzZHcydnQyIiB0aW1lc3RhbXA9IjE3ODQz
-MzM4NDkiPjE2Mzwva2V5PjwvZm9yZWlnbi1rZXlzPjxyZWYtdHlwZSBuYW1lPSJKb3VybmFsIEFy
-dGljbGUiPjE3PC9yZWYtdHlwZT48Y29udHJpYnV0b3JzPjxhdXRob3JzPjxhdXRob3I+UGFsbW93
-c2tpLCBMYXJzPC9hdXRob3I+PGF1dGhvcj5XZWJlciwgTWFpa2U8L2F1dGhvcj48YXV0aG9yPkJh
-eWVyLCBNYWx0ZTwvYXV0aG9yPjxhdXRob3I+TWksIFl1eGluPC9hdXRob3I+PGF1dGhvcj5TY2hv
-cmssIEthcmluPC9hdXRob3I+PGF1dGhvcj5FaXNlbmFjaGVyLCBNYXJ0aW48L2F1dGhvcj48YXV0
-aG9yPk5vd2FrLCBIYXJ0bXV0aDwvYXV0aG9yPjxhdXRob3I+UmFobWVsLCBUaW08L2F1dGhvcj48
-YXV0aG9yPkJlcmdtYW5uLCBMYXJzPC9hdXRob3I+PGF1dGhvcj5XaXRvd3NraSwgQW5kcmVhPC9h
-dXRob3I+PGF1dGhvcj5Lb29zLCBCasO2cm48L2F1dGhvcj48YXV0aG9yPlJ1bXAsIEthdGhhcmlu
-YTwvYXV0aG9yPjxhdXRob3I+WmllaGUsIERvbWluaWs8L2F1dGhvcj48YXV0aG9yPkxpbXBlciwg
-VWxyaWNoPC9hdXRob3I+PGF1dGhvcj5IZW56bGVyLCBEaWV0cmljaDwvYXV0aG9yPjxhdXRob3I+
-RWhyZW50cmF1dCwgU3RlZmFuIEZlbGl4PC9hdXRob3I+PGF1dGhvcj5aYXJib2NrLCBBbGV4YW5k
-ZXI8L2F1dGhvcj48YXV0aG9yPkZpc2NoZXIsIFJvbWFuPC9hdXRob3I+PGF1dGhvcj5LbmlnaHQs
-IEp1bGlhbiBDLjwvYXV0aG9yPjxhdXRob3I+QWRhbXppaywgTWljaGFlbDwvYXV0aG9yPjxhdXRo
-b3I+U2l0ZWssIEJhcmJhcmE8L2F1dGhvcj48YXV0aG9yPkJyYWNodCwgVGhpbG88L2F1dGhvcj48
-L2F1dGhvcnM+PC9jb250cmlidXRvcnM+PHRpdGxlcz48dGl0bGU+TW9ydGFsaXR5LWFzc29jaWF0
-ZWQgcGxhc21hIHByb3Rlb21lIGR5bmFtaWNzIGluIGEgcHJvc3BlY3RpdmUgbXVsdGljZW50cmUg
-c2Vwc2lzIGNvaG9ydDwvdGl0bGU+PHNlY29uZGFyeS10aXRsZT5lQmlvTWVkaWNpbmU8L3NlY29u
-ZGFyeS10aXRsZT48L3RpdGxlcz48cGVyaW9kaWNhbD48ZnVsbC10aXRsZT5lQmlvTWVkaWNpbmU8
-L2Z1bGwtdGl0bGU+PC9wZXJpb2RpY2FsPjxwYWdlcz4xMDU1MDg8L3BhZ2VzPjx2b2x1bWU+MTEx
-PC92b2x1bWU+PGtleXdvcmRzPjxrZXl3b3JkPlByb3Rlb21pY3M8L2tleXdvcmQ+PGtleXdvcmQ+
-U2Vwc2lzPC9rZXl3b3JkPjxrZXl3b3JkPk1hY2hpbmUgbGVhcm5pbmc8L2tleXdvcmQ+PGtleXdv
-cmQ+RmVhdHVyZSBpbXBvcnRhbmNlPC9rZXl3b3JkPjxrZXl3b3JkPk1hc3Mgc3BlY3Ryb21ldHJ5
-PC9rZXl3b3JkPjwva2V5d29yZHM+PGRhdGVzPjx5ZWFyPjIwMjU8L3llYXI+PHB1Yi1kYXRlcz48
-ZGF0ZT4yMDI1LzAxLzAxLzwvZGF0ZT48L3B1Yi1kYXRlcz48L2RhdGVzPjxpc2JuPjIzNTItMzk2
-NDwvaXNibj48dXJscz48cmVsYXRlZC11cmxzPjx1cmw+aHR0cHM6Ly93d3cuc2NpZW5jZWRpcmVj
-dC5jb20vc2NpZW5jZS9hcnRpY2xlL3BpaS9TMjM1MjM5NjQyNDAwNTQ0OTwvdXJsPjwvcmVsYXRl
-ZC11cmxzPjwvdXJscz48ZWxlY3Ryb25pYy1yZXNvdXJjZS1udW0+MTAuMTAxNi9qLmViaW9tLjIw
-MjQuMTA1NTA4PC9lbGVjdHJvbmljLXJlc291cmNlLW51bT48L3JlY29yZD48L0NpdGU+PC9FbmRO
-b3RlPgB=
+cmVuY2VzIGluIHBhdGllbnQgcmVzcG9uc2U8L3RpdGxlPjxzZWNvbmRhcnktdGl0bGU+U2NpIFRy
+YW5zbCBNZWQ8L3NlY29uZGFyeS10aXRsZT48L3RpdGxlcz48cGVyaW9kaWNhbD48ZnVsbC10aXRs
+ZT5TY2kgVHJhbnNsIE1lZDwvZnVsbC10aXRsZT48L3BlcmlvZGljYWw+PHBhZ2VzPmVhZGgwMTg1
+PC9wYWdlcz48dm9sdW1lPjE2PC92b2x1bWU+PG51bWJlcj43NTA8L251bWJlcj48ZGF0ZXM+PHll
+YXI+MjAyNDwveWVhcj48L2RhdGVzPjx1cmxzPjxyZWxhdGVkLXVybHM+PHVybD5odHRwczovL3d3
+dy5zY2llbmNlLm9yZy9kb2kvYWJzLzEwLjExMjYvc2NpdHJhbnNsbWVkLmFkaDAxODU8L3VybD48
+L3JlbGF0ZWQtdXJscz48L3VybHM+PGVsZWN0cm9uaWMtcmVzb3VyY2UtbnVtPjEwLjExMjYvc2Np
+dHJhbnNsbWVkLmFkaDAxODU8L2VsZWN0cm9uaWMtcmVzb3VyY2UtbnVtPjwvcmVjb3JkPjwvQ2l0
+ZT48Q2l0ZT48QXV0aG9yPlBhbG1vd3NraTwvQXV0aG9yPjxZZWFyPjIwMjU8L1llYXI+PFJlY051
+bT4xNjM8L1JlY051bT48cmVjb3JkPjxyZWMtbnVtYmVyPjE2MzwvcmVjLW51bWJlcj48Zm9yZWln
+bi1rZXlzPjxrZXkgYXBwPSJFTiIgZGItaWQ9InNhMHNzMjJ3cmUwOWZvZTlwMnVwenQwbzA1cHBl
+c2R3MnZ0MiIgdGltZXN0YW1wPSIxNzg0MzMzODQ5Ij4xNjM8L2tleT48L2ZvcmVpZ24ta2V5cz48
+cmVmLXR5cGUgbmFtZT0iSm91cm5hbCBBcnRpY2xlIj4xNzwvcmVmLXR5cGU+PGNvbnRyaWJ1dG9y
+cz48YXV0aG9ycz48YXV0aG9yPlBhbG1vd3NraSwgTGFyczwvYXV0aG9yPjxhdXRob3I+V2ViZXIs
+IE1haWtlPC9hdXRob3I+PGF1dGhvcj5CYXllciwgTWFsdGU8L2F1dGhvcj48YXV0aG9yPk1pLCBZ
+dXhpbjwvYXV0aG9yPjxhdXRob3I+U2Nob3JrLCBLYXJpbjwvYXV0aG9yPjxhdXRob3I+RWlzZW5h
+Y2hlciwgTWFydGluPC9hdXRob3I+PGF1dGhvcj5Ob3dhaywgSGFydG11dGg8L2F1dGhvcj48YXV0
+aG9yPlJhaG1lbCwgVGltPC9hdXRob3I+PGF1dGhvcj5CZXJnbWFubiwgTGFyczwvYXV0aG9yPjxh
+dXRob3I+V2l0b3dza2ksIEFuZHJlYTwvYXV0aG9yPjxhdXRob3I+S29vcywgQmrDtnJuPC9hdXRo
+b3I+PGF1dGhvcj5SdW1wLCBLYXRoYXJpbmE8L2F1dGhvcj48YXV0aG9yPlppZWhlLCBEb21pbmlr
+PC9hdXRob3I+PGF1dGhvcj5MaW1wZXIsIFVscmljaDwvYXV0aG9yPjxhdXRob3I+SGVuemxlciwg
+RGlldHJpY2g8L2F1dGhvcj48YXV0aG9yPkVocmVudHJhdXQsIFN0ZWZhbiBGZWxpeDwvYXV0aG9y
+PjxhdXRob3I+WmFyYm9jaywgQWxleGFuZGVyPC9hdXRob3I+PGF1dGhvcj5GaXNjaGVyLCBSb21h
+bjwvYXV0aG9yPjxhdXRob3I+S25pZ2h0LCBKdWxpYW4gQy48L2F1dGhvcj48YXV0aG9yPkFkYW16
+aWssIE1pY2hhZWw8L2F1dGhvcj48YXV0aG9yPlNpdGVrLCBCYXJiYXJhPC9hdXRob3I+PGF1dGhv
+cj5CcmFjaHQsIFRoaWxvPC9hdXRob3I+PC9hdXRob3JzPjwvY29udHJpYnV0b3JzPjx0aXRsZXM+
+PHRpdGxlPk1vcnRhbGl0eS1hc3NvY2lhdGVkIHBsYXNtYSBwcm90ZW9tZSBkeW5hbWljcyBpbiBh
+IHByb3NwZWN0aXZlIG11bHRpY2VudHJlIHNlcHNpcyBjb2hvcnQ8L3RpdGxlPjxzZWNvbmRhcnkt
+dGl0bGU+RUJpb01lZGljaW5lPC9zZWNvbmRhcnktdGl0bGU+PC90aXRsZXM+PHBlcmlvZGljYWw+
+PGZ1bGwtdGl0bGU+ZUJpb01lZGljaW5lPC9mdWxsLXRpdGxlPjwvcGVyaW9kaWNhbD48cGFnZXM+
+MTA1NTA4PC9wYWdlcz48dm9sdW1lPjExMTwvdm9sdW1lPjxrZXl3b3Jkcz48a2V5d29yZD5Qcm90
+ZW9taWNzPC9rZXl3b3JkPjxrZXl3b3JkPlNlcHNpczwva2V5d29yZD48a2V5d29yZD5NYWNoaW5l
+IGxlYXJuaW5nPC9rZXl3b3JkPjxrZXl3b3JkPkZlYXR1cmUgaW1wb3J0YW5jZTwva2V5d29yZD48
+a2V5d29yZD5NYXNzIHNwZWN0cm9tZXRyeTwva2V5d29yZD48L2tleXdvcmRzPjxkYXRlcz48eWVh
+cj4yMDI1PC95ZWFyPjxwdWItZGF0ZXM+PGRhdGU+MjAyNS8wMS8wMS88L2RhdGU+PC9wdWItZGF0
+ZXM+PC9kYXRlcz48aXNibj4yMzUyLTM5NjQ8L2lzYm4+PHVybHM+PHJlbGF0ZWQtdXJscz48dXJs
+Pmh0dHBzOi8vd3d3LnNjaWVuY2VkaXJlY3QuY29tL3NjaWVuY2UvYXJ0aWNsZS9waWkvUzIzNTIz
+OTY0MjQwMDU0NDk8L3VybD48L3JlbGF0ZWQtdXJscz48L3VybHM+PGVsZWN0cm9uaWMtcmVzb3Vy
+Y2UtbnVtPjEwLjEwMTYvai5lYmlvbS4yMDI0LjEwNTUwODwvZWxlY3Ryb25pYy1yZXNvdXJjZS1u
+dW0+PC9yZWNvcmQ+PC9DaXRlPjwvRW5kTm90ZT4A
 </w:fldData>
         </w:fldChar>
       </w:r>
@@ -10028,6 +10318,13 @@
           <w:sz w:val="24"/>
         </w:rPr>
         <w:t xml:space="preserve"> is a plausible contributor but not a specific source of this signal. Glycocalyx degradation, shedding of thrombomodulin and endothelial protein C receptor, Tie2 deactivation, vascular leakage and leukocyte–platelet–endothelial interactions can release barrier- and matrix-associated proteins and amplify SIC</w:t>
+      </w:r>
+      <w:r>
+        <w:rPr>
+          <w:rFonts w:ascii="Times New Roman" w:hAnsi="Times New Roman" w:cs="Times New Roman" w:hint="eastAsia"/>
+          <w:sz w:val="24"/>
+        </w:rPr>
+        <w:t xml:space="preserve"> </w:t>
       </w:r>
       <w:r>
         <w:rPr>
@@ -10048,107 +10345,106 @@
 b21tdW5pY2F0aW9uIGZyb20gdGhlIFNjaWVudGlmaWMgYW5kIFN0YW5kYXJkaXphdGlvbiBDb21t
 aXR0ZWUgb2YgdGhlIEludGVybmF0aW9uYWwgU29jaWV0eSBvbiBUaHJvbWJvc2lzIGFuZCBIYWVt
 b3N0YXNpcyBvbiBzZXBzaXMtaW5kdWNlZCBjb2FndWxvcGF0aHkgaW4gdGhlIG1hbmFnZW1lbnQg
-b2Ygc2Vwc2lzPC90aXRsZT48c2Vjb25kYXJ5LXRpdGxlPkpvdXJuYWwgb2YgVGhyb21ib3NpcyBh
-bmQgSGFlbW9zdGFzaXM8L3NlY29uZGFyeS10aXRsZT48L3RpdGxlcz48cGVyaW9kaWNhbD48ZnVs
-bC10aXRsZT5Kb3VybmFsIG9mIFRocm9tYm9zaXMgYW5kIEhhZW1vc3Rhc2lzPC9mdWxsLXRpdGxl
-PjwvcGVyaW9kaWNhbD48cGFnZXM+MTQ1LTE1MzwvcGFnZXM+PHZvbHVtZT4yMTwvdm9sdW1lPjxu
-dW1iZXI+MTwvbnVtYmVyPjxrZXl3b3Jkcz48a2V5d29yZD5hbnRpY29hZ3VsYXRpb248L2tleXdv
-cmQ+PGtleXdvcmQ+YW50aWNvYWd1bGFudHM8L2tleXdvcmQ+PGtleXdvcmQ+ZGlhZ25vc3RpYyBj
-cml0ZXJpYTwva2V5d29yZD48a2V5d29yZD5kaXNzZW1pbmF0ZWQgaW50cmF2YXNjdWxhciBjb2Fn
-dWxhdGlvbjwva2V5d29yZD48a2V5d29yZD5jb2FndWxvcGF0aHk8L2tleXdvcmQ+PGtleXdvcmQ+
-cHJvdGhyb21iaW4gdGltZTwva2V5d29yZD48a2V5d29yZD5zZXBzaXM8L2tleXdvcmQ+PC9rZXl3
-b3Jkcz48ZGF0ZXM+PHllYXI+MjAyMzwveWVhcj48cHViLWRhdGVzPjxkYXRlPjIwMjMvMDEvMDEv
-PC9kYXRlPjwvcHViLWRhdGVzPjwvZGF0ZXM+PGlzYm4+MTUzOC03ODM2PC9pc2JuPjx1cmxzPjxy
-ZWxhdGVkLXVybHM+PHVybD5odHRwczovL3d3dy5zY2llbmNlZGlyZWN0LmNvbS9zY2llbmNlL2Fy
-dGljbGUvcGlpL1MxNTM4NzgzNjIyMDcxOTI2PC91cmw+PC9yZWxhdGVkLXVybHM+PC91cmxzPjxl
-bGVjdHJvbmljLXJlc291cmNlLW51bT4xMC4xMDE2L2ouanRoYS4yMDIyLjEwLjAyMjwvZWxlY3Ry
-b25pYy1yZXNvdXJjZS1udW0+PC9yZWNvcmQ+PC9DaXRlPjxDaXRlPjxBdXRob3I+SWJhPC9BdXRo
-b3I+PFllYXI+MjAyNjwvWWVhcj48UmVjTnVtPjE2ODwvUmVjTnVtPjxyZWNvcmQ+PHJlYy1udW1i
-ZXI+MTY4PC9yZWMtbnVtYmVyPjxmb3JlaWduLWtleXM+PGtleSBhcHA9IkVOIiBkYi1pZD0ic2Ew
-c3MyMndyZTA5Zm9lOXAydXB6dDBvMDVwcGVzZHcydnQyIiB0aW1lc3RhbXA9IjE3ODQzMzQ3MTUi
-PjE2ODwva2V5PjwvZm9yZWlnbi1rZXlzPjxyZWYtdHlwZSBuYW1lPSJKb3VybmFsIEFydGljbGUi
-PjE3PC9yZWYtdHlwZT48Y29udHJpYnV0b3JzPjxhdXRob3JzPjxhdXRob3I+SWJhLCBUb3NoaWFr
-aTwvYXV0aG9yPjxhdXRob3I+TWFpZXIsIENoZXJ5bCBMLjwvYXV0aG9yPjxhdXRob3I+RmVycmVy
-LCBSaWNhcmQ8L2F1dGhvcj48YXV0aG9yPk5hZ2FrYXJpLCBLdW5paGlrbzwvYXV0aG9yPjxhdXRo
-b3I+TGV2eSwgSmVycm9sZCBILjwvYXV0aG9yPjwvYXV0aG9ycz48L2NvbnRyaWJ1dG9ycz48dGl0
-bGVzPjx0aXRsZT5FbmRvdGhlbGlvcGF0aHkgd2l0aGluIHRoZSB0aHJvbWJvaW5mbGFtbWF0b3J5
-IG5ldHdvcmsgb2Ygc2Vwc2lzLWluZHVjZWQgY29hZ3Vsb3BhdGh5PC90aXRsZT48c2Vjb25kYXJ5
-LXRpdGxlPkluZmxhbW1hdGlvbiBSZXNlYXJjaDwvc2Vjb25kYXJ5LXRpdGxlPjwvdGl0bGVzPjxw
-ZXJpb2RpY2FsPjxmdWxsLXRpdGxlPkluZmxhbW1hdGlvbiBSZXNlYXJjaDwvZnVsbC10aXRsZT48
-L3BlcmlvZGljYWw+PHBhZ2VzPjU5PC9wYWdlcz48dm9sdW1lPjc1PC92b2x1bWU+PG51bWJlcj4x
-PC9udW1iZXI+PGRhdGVzPjx5ZWFyPjIwMjY8L3llYXI+PHB1Yi1kYXRlcz48ZGF0ZT4yMDI2LzAz
-LzE3PC9kYXRlPjwvcHViLWRhdGVzPjwvZGF0ZXM+PGlzYm4+MTQyMC05MDhYPC9pc2JuPjx1cmxz
-PjxyZWxhdGVkLXVybHM+PHVybD5odHRwczovL2RvaS5vcmcvMTAuMTAwNy9zMDAwMTEtMDI2LTAy
-MjA0LXg8L3VybD48L3JlbGF0ZWQtdXJscz48L3VybHM+PGVsZWN0cm9uaWMtcmVzb3VyY2UtbnVt
-PjEwLjEwMDcvczAwMDExLTAyNi0wMjIwNC14PC9lbGVjdHJvbmljLXJlc291cmNlLW51bT48L3Jl
-Y29yZD48L0NpdGU+PENpdGU+PEF1dGhvcj5JYmE8L0F1dGhvcj48WWVhcj4yMDI0PC9ZZWFyPjxS
-ZWNOdW0+MTcwPC9SZWNOdW0+PHJlY29yZD48cmVjLW51bWJlcj4xNzA8L3JlYy1udW1iZXI+PGZv
-cmVpZ24ta2V5cz48a2V5IGFwcD0iRU4iIGRiLWlkPSJzYTBzczIyd3JlMDlmb2U5cDJ1cHp0MG8w
-NXBwZXNkdzJ2dDIiIHRpbWVzdGFtcD0iMTc4NDMzNDc4NSI+MTcwPC9rZXk+PC9mb3JlaWduLWtl
-eXM+PHJlZi10eXBlIG5hbWU9IkpvdXJuYWwgQXJ0aWNsZSI+MTc8L3JlZi10eXBlPjxjb250cmli
-dXRvcnM+PGF1dGhvcnM+PGF1dGhvcj5JYmEsIFRvc2hpYWtpPC9hdXRob3I+PGF1dGhvcj5NYWll
-ciwgQ2hlcnlsIEwuPC9hdXRob3I+PGF1dGhvcj5IZWxtcywgSnVsaWU8L2F1dGhvcj48YXV0aG9y
-PkZlcnJlciwgUmljYXJkPC9hdXRob3I+PGF1dGhvcj5UaGFjaGlsLCBKZWNrbzwvYXV0aG9yPjxh
-dXRob3I+TGV2eSwgSmVycm9sZCBILjwvYXV0aG9yPjwvYXV0aG9ycz48L2NvbnRyaWJ1dG9ycz48
-dGl0bGVzPjx0aXRsZT5NYW5hZ2luZyBzZXBzaXMgYW5kIHNlcHRpYyBzaG9jayBpbiBhbiBlbmRv
-dGhlbGlhbCBnbHljb2NhbHl4LWZyaWVuZGx5IHdheTogZnJvbSB0aGUgdmlld3BvaW50IG9mIHN1
-cnZpdmluZyBzZXBzaXMgY2FtcGFpZ24gZ3VpZGVsaW5lczwvdGl0bGU+PHNlY29uZGFyeS10aXRs
-ZT5Bbm5hbHMgb2YgSW50ZW5zaXZlIENhcmU8L3NlY29uZGFyeS10aXRsZT48L3RpdGxlcz48cGVy
-aW9kaWNhbD48ZnVsbC10aXRsZT5Bbm5hbHMgb2YgSW50ZW5zaXZlIENhcmU8L2Z1bGwtdGl0bGU+
-PC9wZXJpb2RpY2FsPjxwYWdlcz42NDwvcGFnZXM+PHZvbHVtZT4xNDwvdm9sdW1lPjxudW1iZXI+
-MTwvbnVtYmVyPjxkYXRlcz48eWVhcj4yMDI0PC95ZWFyPjxwdWItZGF0ZXM+PGRhdGU+MjAyNC8w
-NC8yNDwvZGF0ZT48L3B1Yi1kYXRlcz48L2RhdGVzPjxpc2JuPjIxMTAtNTgyMDwvaXNibj48dXJs
-cz48cmVsYXRlZC11cmxzPjx1cmw+aHR0cHM6Ly9kb2kub3JnLzEwLjExODYvczEzNjEzLTAyNC0w
-MTMwMS02PC91cmw+PC9yZWxhdGVkLXVybHM+PC91cmxzPjxlbGVjdHJvbmljLXJlc291cmNlLW51
-bT4xMC4xMTg2L3MxMzYxMy0wMjQtMDEzMDEtNjwvZWxlY3Ryb25pYy1yZXNvdXJjZS1udW0+PC9y
-ZWNvcmQ+PC9DaXRlPjxDaXRlPjxBdXRob3I+TGluPC9BdXRob3I+PFllYXI+MjAxNzwvWWVhcj48
-UmVjTnVtPjE3MTwvUmVjTnVtPjxyZWNvcmQ+PHJlYy1udW1iZXI+MTcxPC9yZWMtbnVtYmVyPjxm
-b3JlaWduLWtleXM+PGtleSBhcHA9IkVOIiBkYi1pZD0ic2Ewc3MyMndyZTA5Zm9lOXAydXB6dDBv
-MDVwcGVzZHcydnQyIiB0aW1lc3RhbXA9IjE3ODQzMzQ4NTEiPjE3MTwva2V5PjwvZm9yZWlnbi1r
-ZXlzPjxyZWYtdHlwZSBuYW1lPSJKb3VybmFsIEFydGljbGUiPjE3PC9yZWYtdHlwZT48Y29udHJp
-YnV0b3JzPjxhdXRob3JzPjxhdXRob3I+TGluLCBKLiBKLjwvYXV0aG9yPjxhdXRob3I+SHNpYW8s
-IEguIEouPC9hdXRob3I+PGF1dGhvcj5DaGFuLCBPLiBXLjwvYXV0aG9yPjxhdXRob3I+V2FuZywg
-WS48L2F1dGhvcj48YXV0aG9yPkhzaWEsIFMuIEguPC9hdXRob3I+PGF1dGhvcj5DaGl1LCBDLiBI
-LjwvYXV0aG9yPjwvYXV0aG9ycz48L2NvbnRyaWJ1dG9ycz48YXV0aC1hZGRyZXNzPkRpdmlzaW9u
-IG9mIFBlZGlhdHJpYyBDcml0aWNhbCBDYXJlIGFuZCBQZWRpYXRyaWMgU2Vwc2lzIFN0dWR5IEdy
-b3VwLCBDaGFuZyBHdW5nIENoaWxkcmVuJmFwb3M7cyBIb3NwaXRhbCBhbmQgQ2hhbmcgR3VuZyBN
-ZW1vcmlhbCBIb3NwaXRhbCwgQ2hhbmcgR3VuZyBVbml2ZXJzaXR5IENvbGxlZ2Ugb2YgTWVkaWNp
-bmUsIFRhb3l1YW4sIFRhaXdhbi4mI3hEO0dyYWR1YXRlIEluc3RpdHV0ZSBvZiBDbGluaWNhbCBN
-ZWRpY2FsIFNjaWVuY2VzLCBDb2xsZWdlIG9mIE1lZGljaW5lLCBDaGFuZyBHdW5nIFVuaXZlcnNp
-dHksIFRhb3l1YW4sIFRhaXdhbi4mI3hEO01vbGVjdWxhciBJbmZlY3Rpb3VzIERpc2Vhc2UgUmVz
-ZWFyY2ggQ2VudGVyLCBDaGFuZyBHdW5nIENoaWxkcmVuJmFwb3M7cyBIb3NwaXRhbCBhbmQgQ2hh
-bmcgR3VuZyBNZW1vcmlhbCBIb3NwaXRhbCwgQ2hhbmcgR3VuZyBVbml2ZXJzaXR5IENvbGxlZ2Ug
-b2YgTWVkaWNpbmUsIFRhb3l1YW4sIFRhaXdhbi4mI3hEO0RlcGFydG1lbnQgb2YgUGVkaWF0cmlj
-cywgQ2hhbmcgR3VuZyBNZW1vcmlhbCBIb3NwaXRhbCBhdCBLZWVsdW5nLCBDb2xsZWdlIG9mIE1l
-ZGljaW5lLCBDaGFuZyBHdW5nIFVuaXZlcnNpdHksIFRhb3l1YW4sIFRhaXdhbi4mI3hEO0RlcGFy
-dG1lbnQgb2YgUGVkaWF0cmljcywgQ2hhbmcgR3VuZyBNZW1vcmlhbCBIb3NwaXRhbCwgQ2hpYXlp
-LCBUYWl3YW4uPC9hdXRoLWFkZHJlc3M+PHRpdGxlcz48dGl0bGU+SW5jcmVhc2VkIHNlcnVtIHRo
-cm9tYm9tb2R1bGluIGxldmVsIGlzIGFzc29jaWF0ZWQgd2l0aCBkaXNlYXNlIHNldmVyaXR5IGFu
-ZCBtb3J0YWxpdHkgaW4gcGVkaWF0cmljIHNlcHNpczwvdGl0bGU+PHNlY29uZGFyeS10aXRsZT5Q
-TG9TIE9uZTwvc2Vjb25kYXJ5LXRpdGxlPjwvdGl0bGVzPjxwZXJpb2RpY2FsPjxmdWxsLXRpdGxl
-PlBMT1MgT05FPC9mdWxsLXRpdGxlPjwvcGVyaW9kaWNhbD48cGFnZXM+ZTAxODIzMjQ8L3BhZ2Vz
-Pjx2b2x1bWU+MTI8L3ZvbHVtZT48bnVtYmVyPjg8L251bWJlcj48ZWRpdGlvbj4yMDE3MDgwMzwv
-ZWRpdGlvbj48a2V5d29yZHM+PGtleXdvcmQ+QXJlYSBVbmRlciBDdXJ2ZTwva2V5d29yZD48a2V5
-d29yZD5DYXNlLUNvbnRyb2wgU3R1ZGllczwva2V5d29yZD48a2V5d29yZD5DaGlsZDwva2V5d29y
-ZD48a2V5d29yZD5DaGlsZCwgUHJlc2Nob29sPC9rZXl3b3JkPjxrZXl3b3JkPkVzY2hlcmljaGlh
-IGNvbGkvaXNvbGF0aW9uICZhbXA7IHB1cmlmaWNhdGlvbjwva2V5d29yZD48a2V5d29yZD5Ib3Nw
-aXRhbHMsIFBlZGlhdHJpYzwva2V5d29yZD48a2V5d29yZD5IdW1hbnM8L2tleXdvcmQ+PGtleXdv
-cmQ+SW5mYW50PC9rZXl3b3JkPjxrZXl3b3JkPkludGVuc2l2ZSBDYXJlIFVuaXRzLCBQZWRpYXRy
-aWM8L2tleXdvcmQ+PGtleXdvcmQ+UHJvc3BlY3RpdmUgU3R1ZGllczwva2V5d29yZD48a2V5d29y
-ZD5ST0MgQ3VydmU8L2tleXdvcmQ+PGtleXdvcmQ+U2FsbW9uZWxsYS9pc29sYXRpb24gJmFtcDsg
-cHVyaWZpY2F0aW9uPC9rZXl3b3JkPjxrZXl3b3JkPlNlcHNpcy9taWNyb2Jpb2xvZ3kvbW9ydGFs
-aXR5LypwYXRob2xvZ3k8L2tleXdvcmQ+PGtleXdvcmQ+U2V2ZXJpdHkgb2YgSWxsbmVzcyBJbmRl
-eDwva2V5d29yZD48a2V5d29yZD5TdHJlcHRvY29jY3VzIHBuZXVtb25pYWUvaXNvbGF0aW9uICZh
-bXA7IHB1cmlmaWNhdGlvbjwva2V5d29yZD48a2V5d29yZD5TdXJ2aXZhbCBSYXRlPC9rZXl3b3Jk
-PjxrZXl3b3JkPlRhaXdhbjwva2V5d29yZD48a2V5d29yZD5UaHJvbWJvbW9kdWxpbi8qYmxvb2Q8
-L2tleXdvcmQ+PC9rZXl3b3Jkcz48ZGF0ZXM+PHllYXI+MjAxNzwveWVhcj48L2RhdGVzPjxpc2Ju
-PjE5MzItNjIwMzwvaXNibj48YWNjZXNzaW9uLW51bT4yODc3MTU1NDwvYWNjZXNzaW9uLW51bT48
-dXJscz48L3VybHM+PGN1c3RvbTE+Q29tcGV0aW5nIEludGVyZXN0czogVGhlIGF1dGhvcnMgaGF2
-ZSBkZWNsYXJlZCB0aGF0IG5vIGNvbXBldGluZyBpbnRlcmVzdHMgZXhpc3QuPC9jdXN0b20xPjxj
-dXN0b20yPlBNQzU1NDI1MzY8L2N1c3RvbTI+PGVsZWN0cm9uaWMtcmVzb3VyY2UtbnVtPjEwLjEz
-NzEvam91cm5hbC5wb25lLjAxODIzMjQ8L2VsZWN0cm9uaWMtcmVzb3VyY2UtbnVtPjxyZW1vdGUt
-ZGF0YWJhc2UtcHJvdmlkZXI+TkxNPC9yZW1vdGUtZGF0YWJhc2UtcHJvdmlkZXI+PGxhbmd1YWdl
-PmVuZzwvbGFuZ3VhZ2U+PC9yZWNvcmQ+PC9DaXRlPjwvRW5kTm90ZT5=
+b2Ygc2Vwc2lzPC90aXRsZT48c2Vjb25kYXJ5LXRpdGxlPkogVGhyb21iIEhhZW1vc3Q8L3NlY29u
+ZGFyeS10aXRsZT48L3RpdGxlcz48cGVyaW9kaWNhbD48ZnVsbC10aXRsZT5KIFRocm9tYiBIYWVt
+b3N0PC9mdWxsLXRpdGxlPjwvcGVyaW9kaWNhbD48cGFnZXM+MTQ1LTE1MzwvcGFnZXM+PHZvbHVt
+ZT4yMTwvdm9sdW1lPjxudW1iZXI+MTwvbnVtYmVyPjxrZXl3b3Jkcz48a2V5d29yZD5hbnRpY29h
+Z3VsYXRpb248L2tleXdvcmQ+PGtleXdvcmQ+YW50aWNvYWd1bGFudHM8L2tleXdvcmQ+PGtleXdv
+cmQ+ZGlhZ25vc3RpYyBjcml0ZXJpYTwva2V5d29yZD48a2V5d29yZD5kaXNzZW1pbmF0ZWQgaW50
+cmF2YXNjdWxhciBjb2FndWxhdGlvbjwva2V5d29yZD48a2V5d29yZD5jb2FndWxvcGF0aHk8L2tl
+eXdvcmQ+PGtleXdvcmQ+cHJvdGhyb21iaW4gdGltZTwva2V5d29yZD48a2V5d29yZD5zZXBzaXM8
+L2tleXdvcmQ+PC9rZXl3b3Jkcz48ZGF0ZXM+PHllYXI+MjAyMzwveWVhcj48cHViLWRhdGVzPjxk
+YXRlPjIwMjMvMDEvMDEvPC9kYXRlPjwvcHViLWRhdGVzPjwvZGF0ZXM+PGlzYm4+MTUzOC03ODM2
+PC9pc2JuPjx1cmxzPjxyZWxhdGVkLXVybHM+PHVybD5odHRwczovL3d3dy5zY2llbmNlZGlyZWN0
+LmNvbS9zY2llbmNlL2FydGljbGUvcGlpL1MxNTM4NzgzNjIyMDcxOTI2PC91cmw+PC9yZWxhdGVk
+LXVybHM+PC91cmxzPjxlbGVjdHJvbmljLXJlc291cmNlLW51bT4xMC4xMDE2L2ouanRoYS4yMDIy
+LjEwLjAyMjwvZWxlY3Ryb25pYy1yZXNvdXJjZS1udW0+PC9yZWNvcmQ+PC9DaXRlPjxDaXRlPjxB
+dXRob3I+SWJhPC9BdXRob3I+PFllYXI+MjAyNjwvWWVhcj48UmVjTnVtPjE2ODwvUmVjTnVtPjxy
+ZWNvcmQ+PHJlYy1udW1iZXI+MTY4PC9yZWMtbnVtYmVyPjxmb3JlaWduLWtleXM+PGtleSBhcHA9
+IkVOIiBkYi1pZD0ic2Ewc3MyMndyZTA5Zm9lOXAydXB6dDBvMDVwcGVzZHcydnQyIiB0aW1lc3Rh
+bXA9IjE3ODQzMzQ3MTUiPjE2ODwva2V5PjwvZm9yZWlnbi1rZXlzPjxyZWYtdHlwZSBuYW1lPSJK
+b3VybmFsIEFydGljbGUiPjE3PC9yZWYtdHlwZT48Y29udHJpYnV0b3JzPjxhdXRob3JzPjxhdXRo
+b3I+SWJhLCBUb3NoaWFraTwvYXV0aG9yPjxhdXRob3I+TWFpZXIsIENoZXJ5bCBMLjwvYXV0aG9y
+PjxhdXRob3I+RmVycmVyLCBSaWNhcmQ8L2F1dGhvcj48YXV0aG9yPk5hZ2FrYXJpLCBLdW5paGlr
+bzwvYXV0aG9yPjxhdXRob3I+TGV2eSwgSmVycm9sZCBILjwvYXV0aG9yPjwvYXV0aG9ycz48L2Nv
+bnRyaWJ1dG9ycz48dGl0bGVzPjx0aXRsZT5FbmRvdGhlbGlvcGF0aHkgd2l0aGluIHRoZSB0aHJv
+bWJvaW5mbGFtbWF0b3J5IG5ldHdvcmsgb2Ygc2Vwc2lzLWluZHVjZWQgY29hZ3Vsb3BhdGh5PC90
+aXRsZT48c2Vjb25kYXJ5LXRpdGxlPkluZmxhbW0gUmVzPC9zZWNvbmRhcnktdGl0bGU+PC90aXRs
+ZXM+PHBlcmlvZGljYWw+PGZ1bGwtdGl0bGU+SW5mbGFtbSBSZXM8L2Z1bGwtdGl0bGU+PC9wZXJp
+b2RpY2FsPjxwYWdlcz41OTwvcGFnZXM+PHZvbHVtZT43NTwvdm9sdW1lPjxudW1iZXI+MTwvbnVt
+YmVyPjxkYXRlcz48eWVhcj4yMDI2PC95ZWFyPjxwdWItZGF0ZXM+PGRhdGU+MjAyNi8wMy8xNzwv
+ZGF0ZT48L3B1Yi1kYXRlcz48L2RhdGVzPjxpc2JuPjE0MjAtOTA4WDwvaXNibj48dXJscz48cmVs
+YXRlZC11cmxzPjx1cmw+aHR0cHM6Ly9kb2kub3JnLzEwLjEwMDcvczAwMDExLTAyNi0wMjIwNC14
+PC91cmw+PC9yZWxhdGVkLXVybHM+PC91cmxzPjxlbGVjdHJvbmljLXJlc291cmNlLW51bT4xMC4x
+MDA3L3MwMDAxMS0wMjYtMDIyMDQteDwvZWxlY3Ryb25pYy1yZXNvdXJjZS1udW0+PC9yZWNvcmQ+
+PC9DaXRlPjxDaXRlPjxBdXRob3I+SWJhPC9BdXRob3I+PFllYXI+MjAyNDwvWWVhcj48UmVjTnVt
+PjE3MDwvUmVjTnVtPjxyZWNvcmQ+PHJlYy1udW1iZXI+MTcwPC9yZWMtbnVtYmVyPjxmb3JlaWdu
+LWtleXM+PGtleSBhcHA9IkVOIiBkYi1pZD0ic2Ewc3MyMndyZTA5Zm9lOXAydXB6dDBvMDVwcGVz
+ZHcydnQyIiB0aW1lc3RhbXA9IjE3ODQzMzQ3ODUiPjE3MDwva2V5PjwvZm9yZWlnbi1rZXlzPjxy
+ZWYtdHlwZSBuYW1lPSJKb3VybmFsIEFydGljbGUiPjE3PC9yZWYtdHlwZT48Y29udHJpYnV0b3Jz
+PjxhdXRob3JzPjxhdXRob3I+SWJhLCBUb3NoaWFraTwvYXV0aG9yPjxhdXRob3I+TWFpZXIsIENo
+ZXJ5bCBMLjwvYXV0aG9yPjxhdXRob3I+SGVsbXMsIEp1bGllPC9hdXRob3I+PGF1dGhvcj5GZXJy
+ZXIsIFJpY2FyZDwvYXV0aG9yPjxhdXRob3I+VGhhY2hpbCwgSmVja288L2F1dGhvcj48YXV0aG9y
+PkxldnksIEplcnJvbGQgSC48L2F1dGhvcj48L2F1dGhvcnM+PC9jb250cmlidXRvcnM+PHRpdGxl
+cz48dGl0bGU+TWFuYWdpbmcgc2Vwc2lzIGFuZCBzZXB0aWMgc2hvY2sgaW4gYW4gZW5kb3RoZWxp
+YWwgZ2x5Y29jYWx5eC1mcmllbmRseSB3YXk6IGZyb20gdGhlIHZpZXdwb2ludCBvZiBzdXJ2aXZp
+bmcgc2Vwc2lzIGNhbXBhaWduIGd1aWRlbGluZXM8L3RpdGxlPjxzZWNvbmRhcnktdGl0bGU+QW5u
+IEludGVuc2l2ZSBDYXJlPC9zZWNvbmRhcnktdGl0bGU+PC90aXRsZXM+PHBlcmlvZGljYWw+PGZ1
+bGwtdGl0bGU+QW5uIEludGVuc2l2ZSBDYXJlPC9mdWxsLXRpdGxlPjwvcGVyaW9kaWNhbD48cGFn
+ZXM+NjQ8L3BhZ2VzPjx2b2x1bWU+MTQ8L3ZvbHVtZT48bnVtYmVyPjE8L251bWJlcj48ZGF0ZXM+
+PHllYXI+MjAyNDwveWVhcj48cHViLWRhdGVzPjxkYXRlPjIwMjQvMDQvMjQ8L2RhdGU+PC9wdWIt
+ZGF0ZXM+PC9kYXRlcz48aXNibj4yMTEwLTU4MjA8L2lzYm4+PHVybHM+PHJlbGF0ZWQtdXJscz48
+dXJsPmh0dHBzOi8vZG9pLm9yZy8xMC4xMTg2L3MxMzYxMy0wMjQtMDEzMDEtNjwvdXJsPjwvcmVs
+YXRlZC11cmxzPjwvdXJscz48ZWxlY3Ryb25pYy1yZXNvdXJjZS1udW0+MTAuMTE4Ni9zMTM2MTMt
+MDI0LTAxMzAxLTY8L2VsZWN0cm9uaWMtcmVzb3VyY2UtbnVtPjwvcmVjb3JkPjwvQ2l0ZT48Q2l0
+ZT48QXV0aG9yPkxpbjwvQXV0aG9yPjxZZWFyPjIwMTc8L1llYXI+PFJlY051bT4xNzE8L1JlY051
+bT48cmVjb3JkPjxyZWMtbnVtYmVyPjE3MTwvcmVjLW51bWJlcj48Zm9yZWlnbi1rZXlzPjxrZXkg
+YXBwPSJFTiIgZGItaWQ9InNhMHNzMjJ3cmUwOWZvZTlwMnVwenQwbzA1cHBlc2R3MnZ0MiIgdGlt
+ZXN0YW1wPSIxNzg0MzM0ODUxIj4xNzE8L2tleT48L2ZvcmVpZ24ta2V5cz48cmVmLXR5cGUgbmFt
+ZT0iSm91cm5hbCBBcnRpY2xlIj4xNzwvcmVmLXR5cGU+PGNvbnRyaWJ1dG9ycz48YXV0aG9ycz48
+YXV0aG9yPkxpbiwgSi4gSi48L2F1dGhvcj48YXV0aG9yPkhzaWFvLCBILiBKLjwvYXV0aG9yPjxh
+dXRob3I+Q2hhbiwgTy4gVy48L2F1dGhvcj48YXV0aG9yPldhbmcsIFkuPC9hdXRob3I+PGF1dGhv
+cj5Ic2lhLCBTLiBILjwvYXV0aG9yPjxhdXRob3I+Q2hpdSwgQy4gSC48L2F1dGhvcj48L2F1dGhv
+cnM+PC9jb250cmlidXRvcnM+PGF1dGgtYWRkcmVzcz5EaXZpc2lvbiBvZiBQZWRpYXRyaWMgQ3Jp
+dGljYWwgQ2FyZSBhbmQgUGVkaWF0cmljIFNlcHNpcyBTdHVkeSBHcm91cCwgQ2hhbmcgR3VuZyBD
+aGlsZHJlbiZhcG9zO3MgSG9zcGl0YWwgYW5kIENoYW5nIEd1bmcgTWVtb3JpYWwgSG9zcGl0YWws
+IENoYW5nIEd1bmcgVW5pdmVyc2l0eSBDb2xsZWdlIG9mIE1lZGljaW5lLCBUYW95dWFuLCBUYWl3
+YW4uJiN4RDtHcmFkdWF0ZSBJbnN0aXR1dGUgb2YgQ2xpbmljYWwgTWVkaWNhbCBTY2llbmNlcywg
+Q29sbGVnZSBvZiBNZWRpY2luZSwgQ2hhbmcgR3VuZyBVbml2ZXJzaXR5LCBUYW95dWFuLCBUYWl3
+YW4uJiN4RDtNb2xlY3VsYXIgSW5mZWN0aW91cyBEaXNlYXNlIFJlc2VhcmNoIENlbnRlciwgQ2hh
+bmcgR3VuZyBDaGlsZHJlbiZhcG9zO3MgSG9zcGl0YWwgYW5kIENoYW5nIEd1bmcgTWVtb3JpYWwg
+SG9zcGl0YWwsIENoYW5nIEd1bmcgVW5pdmVyc2l0eSBDb2xsZWdlIG9mIE1lZGljaW5lLCBUYW95
+dWFuLCBUYWl3YW4uJiN4RDtEZXBhcnRtZW50IG9mIFBlZGlhdHJpY3MsIENoYW5nIEd1bmcgTWVt
+b3JpYWwgSG9zcGl0YWwgYXQgS2VlbHVuZywgQ29sbGVnZSBvZiBNZWRpY2luZSwgQ2hhbmcgR3Vu
+ZyBVbml2ZXJzaXR5LCBUYW95dWFuLCBUYWl3YW4uJiN4RDtEZXBhcnRtZW50IG9mIFBlZGlhdHJp
+Y3MsIENoYW5nIEd1bmcgTWVtb3JpYWwgSG9zcGl0YWwsIENoaWF5aSwgVGFpd2FuLjwvYXV0aC1h
+ZGRyZXNzPjx0aXRsZXM+PHRpdGxlPkluY3JlYXNlZCBzZXJ1bSB0aHJvbWJvbW9kdWxpbiBsZXZl
+bCBpcyBhc3NvY2lhdGVkIHdpdGggZGlzZWFzZSBzZXZlcml0eSBhbmQgbW9ydGFsaXR5IGluIHBl
+ZGlhdHJpYyBzZXBzaXM8L3RpdGxlPjxzZWNvbmRhcnktdGl0bGU+UExvUyBPbmU8L3NlY29uZGFy
+eS10aXRsZT48L3RpdGxlcz48cGVyaW9kaWNhbD48ZnVsbC10aXRsZT5QTE9TIE9ORTwvZnVsbC10
+aXRsZT48L3BlcmlvZGljYWw+PHBhZ2VzPmUwMTgyMzI0PC9wYWdlcz48dm9sdW1lPjEyPC92b2x1
+bWU+PG51bWJlcj44PC9udW1iZXI+PGVkaXRpb24+MjAxNzA4MDM8L2VkaXRpb24+PGtleXdvcmRz
+PjxrZXl3b3JkPkFyZWEgVW5kZXIgQ3VydmU8L2tleXdvcmQ+PGtleXdvcmQ+Q2FzZS1Db250cm9s
+IFN0dWRpZXM8L2tleXdvcmQ+PGtleXdvcmQ+Q2hpbGQ8L2tleXdvcmQ+PGtleXdvcmQ+Q2hpbGQs
+IFByZXNjaG9vbDwva2V5d29yZD48a2V5d29yZD5Fc2NoZXJpY2hpYSBjb2xpL2lzb2xhdGlvbiAm
+YW1wOyBwdXJpZmljYXRpb248L2tleXdvcmQ+PGtleXdvcmQ+SG9zcGl0YWxzLCBQZWRpYXRyaWM8
+L2tleXdvcmQ+PGtleXdvcmQ+SHVtYW5zPC9rZXl3b3JkPjxrZXl3b3JkPkluZmFudDwva2V5d29y
+ZD48a2V5d29yZD5JbnRlbnNpdmUgQ2FyZSBVbml0cywgUGVkaWF0cmljPC9rZXl3b3JkPjxrZXl3
+b3JkPlByb3NwZWN0aXZlIFN0dWRpZXM8L2tleXdvcmQ+PGtleXdvcmQ+Uk9DIEN1cnZlPC9rZXl3
+b3JkPjxrZXl3b3JkPlNhbG1vbmVsbGEvaXNvbGF0aW9uICZhbXA7IHB1cmlmaWNhdGlvbjwva2V5
+d29yZD48a2V5d29yZD5TZXBzaXMvbWljcm9iaW9sb2d5L21vcnRhbGl0eS8qcGF0aG9sb2d5PC9r
+ZXl3b3JkPjxrZXl3b3JkPlNldmVyaXR5IG9mIElsbG5lc3MgSW5kZXg8L2tleXdvcmQ+PGtleXdv
+cmQ+U3RyZXB0b2NvY2N1cyBwbmV1bW9uaWFlL2lzb2xhdGlvbiAmYW1wOyBwdXJpZmljYXRpb248
+L2tleXdvcmQ+PGtleXdvcmQ+U3Vydml2YWwgUmF0ZTwva2V5d29yZD48a2V5d29yZD5UYWl3YW48
+L2tleXdvcmQ+PGtleXdvcmQ+VGhyb21ib21vZHVsaW4vKmJsb29kPC9rZXl3b3JkPjwva2V5d29y
+ZHM+PGRhdGVzPjx5ZWFyPjIwMTc8L3llYXI+PC9kYXRlcz48aXNibj4xOTMyLTYyMDM8L2lzYm4+
+PGFjY2Vzc2lvbi1udW0+Mjg3NzE1NTQ8L2FjY2Vzc2lvbi1udW0+PHVybHM+PC91cmxzPjxjdXN0
+b20xPkNvbXBldGluZyBJbnRlcmVzdHM6IFRoZSBhdXRob3JzIGhhdmUgZGVjbGFyZWQgdGhhdCBu
+byBjb21wZXRpbmcgaW50ZXJlc3RzIGV4aXN0LjwvY3VzdG9tMT48Y3VzdG9tMj5QTUM1NTQyNTM2
+PC9jdXN0b20yPjxlbGVjdHJvbmljLXJlc291cmNlLW51bT4xMC4xMzcxL2pvdXJuYWwucG9uZS4w
+MTgyMzI0PC9lbGVjdHJvbmljLXJlc291cmNlLW51bT48cmVtb3RlLWRhdGFiYXNlLXByb3ZpZGVy
+Pk5MTTwvcmVtb3RlLWRhdGFiYXNlLXByb3ZpZGVyPjxsYW5ndWFnZT5lbmc8L2xhbmd1YWdlPjwv
+cmVjb3JkPjwvQ2l0ZT48L0VuZE5vdGU+
 </w:fldData>
         </w:fldChar>
       </w:r>
@@ -10178,107 +10474,106 @@
 b21tdW5pY2F0aW9uIGZyb20gdGhlIFNjaWVudGlmaWMgYW5kIFN0YW5kYXJkaXphdGlvbiBDb21t
 aXR0ZWUgb2YgdGhlIEludGVybmF0aW9uYWwgU29jaWV0eSBvbiBUaHJvbWJvc2lzIGFuZCBIYWVt
 b3N0YXNpcyBvbiBzZXBzaXMtaW5kdWNlZCBjb2FndWxvcGF0aHkgaW4gdGhlIG1hbmFnZW1lbnQg
-b2Ygc2Vwc2lzPC90aXRsZT48c2Vjb25kYXJ5LXRpdGxlPkpvdXJuYWwgb2YgVGhyb21ib3NpcyBh
-bmQgSGFlbW9zdGFzaXM8L3NlY29uZGFyeS10aXRsZT48L3RpdGxlcz48cGVyaW9kaWNhbD48ZnVs
-bC10aXRsZT5Kb3VybmFsIG9mIFRocm9tYm9zaXMgYW5kIEhhZW1vc3Rhc2lzPC9mdWxsLXRpdGxl
-PjwvcGVyaW9kaWNhbD48cGFnZXM+MTQ1LTE1MzwvcGFnZXM+PHZvbHVtZT4yMTwvdm9sdW1lPjxu
-dW1iZXI+MTwvbnVtYmVyPjxrZXl3b3Jkcz48a2V5d29yZD5hbnRpY29hZ3VsYXRpb248L2tleXdv
-cmQ+PGtleXdvcmQ+YW50aWNvYWd1bGFudHM8L2tleXdvcmQ+PGtleXdvcmQ+ZGlhZ25vc3RpYyBj
-cml0ZXJpYTwva2V5d29yZD48a2V5d29yZD5kaXNzZW1pbmF0ZWQgaW50cmF2YXNjdWxhciBjb2Fn
-dWxhdGlvbjwva2V5d29yZD48a2V5d29yZD5jb2FndWxvcGF0aHk8L2tleXdvcmQ+PGtleXdvcmQ+
-cHJvdGhyb21iaW4gdGltZTwva2V5d29yZD48a2V5d29yZD5zZXBzaXM8L2tleXdvcmQ+PC9rZXl3
-b3Jkcz48ZGF0ZXM+PHllYXI+MjAyMzwveWVhcj48cHViLWRhdGVzPjxkYXRlPjIwMjMvMDEvMDEv
-PC9kYXRlPjwvcHViLWRhdGVzPjwvZGF0ZXM+PGlzYm4+MTUzOC03ODM2PC9pc2JuPjx1cmxzPjxy
-ZWxhdGVkLXVybHM+PHVybD5odHRwczovL3d3dy5zY2llbmNlZGlyZWN0LmNvbS9zY2llbmNlL2Fy
-dGljbGUvcGlpL1MxNTM4NzgzNjIyMDcxOTI2PC91cmw+PC9yZWxhdGVkLXVybHM+PC91cmxzPjxl
-bGVjdHJvbmljLXJlc291cmNlLW51bT4xMC4xMDE2L2ouanRoYS4yMDIyLjEwLjAyMjwvZWxlY3Ry
-b25pYy1yZXNvdXJjZS1udW0+PC9yZWNvcmQ+PC9DaXRlPjxDaXRlPjxBdXRob3I+SWJhPC9BdXRo
-b3I+PFllYXI+MjAyNjwvWWVhcj48UmVjTnVtPjE2ODwvUmVjTnVtPjxyZWNvcmQ+PHJlYy1udW1i
-ZXI+MTY4PC9yZWMtbnVtYmVyPjxmb3JlaWduLWtleXM+PGtleSBhcHA9IkVOIiBkYi1pZD0ic2Ew
-c3MyMndyZTA5Zm9lOXAydXB6dDBvMDVwcGVzZHcydnQyIiB0aW1lc3RhbXA9IjE3ODQzMzQ3MTUi
-PjE2ODwva2V5PjwvZm9yZWlnbi1rZXlzPjxyZWYtdHlwZSBuYW1lPSJKb3VybmFsIEFydGljbGUi
-PjE3PC9yZWYtdHlwZT48Y29udHJpYnV0b3JzPjxhdXRob3JzPjxhdXRob3I+SWJhLCBUb3NoaWFr
-aTwvYXV0aG9yPjxhdXRob3I+TWFpZXIsIENoZXJ5bCBMLjwvYXV0aG9yPjxhdXRob3I+RmVycmVy
-LCBSaWNhcmQ8L2F1dGhvcj48YXV0aG9yPk5hZ2FrYXJpLCBLdW5paGlrbzwvYXV0aG9yPjxhdXRo
-b3I+TGV2eSwgSmVycm9sZCBILjwvYXV0aG9yPjwvYXV0aG9ycz48L2NvbnRyaWJ1dG9ycz48dGl0
-bGVzPjx0aXRsZT5FbmRvdGhlbGlvcGF0aHkgd2l0aGluIHRoZSB0aHJvbWJvaW5mbGFtbWF0b3J5
-IG5ldHdvcmsgb2Ygc2Vwc2lzLWluZHVjZWQgY29hZ3Vsb3BhdGh5PC90aXRsZT48c2Vjb25kYXJ5
-LXRpdGxlPkluZmxhbW1hdGlvbiBSZXNlYXJjaDwvc2Vjb25kYXJ5LXRpdGxlPjwvdGl0bGVzPjxw
-ZXJpb2RpY2FsPjxmdWxsLXRpdGxlPkluZmxhbW1hdGlvbiBSZXNlYXJjaDwvZnVsbC10aXRsZT48
-L3BlcmlvZGljYWw+PHBhZ2VzPjU5PC9wYWdlcz48dm9sdW1lPjc1PC92b2x1bWU+PG51bWJlcj4x
-PC9udW1iZXI+PGRhdGVzPjx5ZWFyPjIwMjY8L3llYXI+PHB1Yi1kYXRlcz48ZGF0ZT4yMDI2LzAz
-LzE3PC9kYXRlPjwvcHViLWRhdGVzPjwvZGF0ZXM+PGlzYm4+MTQyMC05MDhYPC9pc2JuPjx1cmxz
-PjxyZWxhdGVkLXVybHM+PHVybD5odHRwczovL2RvaS5vcmcvMTAuMTAwNy9zMDAwMTEtMDI2LTAy
-MjA0LXg8L3VybD48L3JlbGF0ZWQtdXJscz48L3VybHM+PGVsZWN0cm9uaWMtcmVzb3VyY2UtbnVt
-PjEwLjEwMDcvczAwMDExLTAyNi0wMjIwNC14PC9lbGVjdHJvbmljLXJlc291cmNlLW51bT48L3Jl
-Y29yZD48L0NpdGU+PENpdGU+PEF1dGhvcj5JYmE8L0F1dGhvcj48WWVhcj4yMDI0PC9ZZWFyPjxS
-ZWNOdW0+MTcwPC9SZWNOdW0+PHJlY29yZD48cmVjLW51bWJlcj4xNzA8L3JlYy1udW1iZXI+PGZv
-cmVpZ24ta2V5cz48a2V5IGFwcD0iRU4iIGRiLWlkPSJzYTBzczIyd3JlMDlmb2U5cDJ1cHp0MG8w
-NXBwZXNkdzJ2dDIiIHRpbWVzdGFtcD0iMTc4NDMzNDc4NSI+MTcwPC9rZXk+PC9mb3JlaWduLWtl
-eXM+PHJlZi10eXBlIG5hbWU9IkpvdXJuYWwgQXJ0aWNsZSI+MTc8L3JlZi10eXBlPjxjb250cmli
-dXRvcnM+PGF1dGhvcnM+PGF1dGhvcj5JYmEsIFRvc2hpYWtpPC9hdXRob3I+PGF1dGhvcj5NYWll
-ciwgQ2hlcnlsIEwuPC9hdXRob3I+PGF1dGhvcj5IZWxtcywgSnVsaWU8L2F1dGhvcj48YXV0aG9y
-PkZlcnJlciwgUmljYXJkPC9hdXRob3I+PGF1dGhvcj5UaGFjaGlsLCBKZWNrbzwvYXV0aG9yPjxh
-dXRob3I+TGV2eSwgSmVycm9sZCBILjwvYXV0aG9yPjwvYXV0aG9ycz48L2NvbnRyaWJ1dG9ycz48
-dGl0bGVzPjx0aXRsZT5NYW5hZ2luZyBzZXBzaXMgYW5kIHNlcHRpYyBzaG9jayBpbiBhbiBlbmRv
-dGhlbGlhbCBnbHljb2NhbHl4LWZyaWVuZGx5IHdheTogZnJvbSB0aGUgdmlld3BvaW50IG9mIHN1
-cnZpdmluZyBzZXBzaXMgY2FtcGFpZ24gZ3VpZGVsaW5lczwvdGl0bGU+PHNlY29uZGFyeS10aXRs
-ZT5Bbm5hbHMgb2YgSW50ZW5zaXZlIENhcmU8L3NlY29uZGFyeS10aXRsZT48L3RpdGxlcz48cGVy
-aW9kaWNhbD48ZnVsbC10aXRsZT5Bbm5hbHMgb2YgSW50ZW5zaXZlIENhcmU8L2Z1bGwtdGl0bGU+
-PC9wZXJpb2RpY2FsPjxwYWdlcz42NDwvcGFnZXM+PHZvbHVtZT4xNDwvdm9sdW1lPjxudW1iZXI+
-MTwvbnVtYmVyPjxkYXRlcz48eWVhcj4yMDI0PC95ZWFyPjxwdWItZGF0ZXM+PGRhdGU+MjAyNC8w
-NC8yNDwvZGF0ZT48L3B1Yi1kYXRlcz48L2RhdGVzPjxpc2JuPjIxMTAtNTgyMDwvaXNibj48dXJs
-cz48cmVsYXRlZC11cmxzPjx1cmw+aHR0cHM6Ly9kb2kub3JnLzEwLjExODYvczEzNjEzLTAyNC0w
-MTMwMS02PC91cmw+PC9yZWxhdGVkLXVybHM+PC91cmxzPjxlbGVjdHJvbmljLXJlc291cmNlLW51
-bT4xMC4xMTg2L3MxMzYxMy0wMjQtMDEzMDEtNjwvZWxlY3Ryb25pYy1yZXNvdXJjZS1udW0+PC9y
-ZWNvcmQ+PC9DaXRlPjxDaXRlPjxBdXRob3I+TGluPC9BdXRob3I+PFllYXI+MjAxNzwvWWVhcj48
-UmVjTnVtPjE3MTwvUmVjTnVtPjxyZWNvcmQ+PHJlYy1udW1iZXI+MTcxPC9yZWMtbnVtYmVyPjxm
-b3JlaWduLWtleXM+PGtleSBhcHA9IkVOIiBkYi1pZD0ic2Ewc3MyMndyZTA5Zm9lOXAydXB6dDBv
-MDVwcGVzZHcydnQyIiB0aW1lc3RhbXA9IjE3ODQzMzQ4NTEiPjE3MTwva2V5PjwvZm9yZWlnbi1r
-ZXlzPjxyZWYtdHlwZSBuYW1lPSJKb3VybmFsIEFydGljbGUiPjE3PC9yZWYtdHlwZT48Y29udHJp
-YnV0b3JzPjxhdXRob3JzPjxhdXRob3I+TGluLCBKLiBKLjwvYXV0aG9yPjxhdXRob3I+SHNpYW8s
-IEguIEouPC9hdXRob3I+PGF1dGhvcj5DaGFuLCBPLiBXLjwvYXV0aG9yPjxhdXRob3I+V2FuZywg
-WS48L2F1dGhvcj48YXV0aG9yPkhzaWEsIFMuIEguPC9hdXRob3I+PGF1dGhvcj5DaGl1LCBDLiBI
-LjwvYXV0aG9yPjwvYXV0aG9ycz48L2NvbnRyaWJ1dG9ycz48YXV0aC1hZGRyZXNzPkRpdmlzaW9u
-IG9mIFBlZGlhdHJpYyBDcml0aWNhbCBDYXJlIGFuZCBQZWRpYXRyaWMgU2Vwc2lzIFN0dWR5IEdy
-b3VwLCBDaGFuZyBHdW5nIENoaWxkcmVuJmFwb3M7cyBIb3NwaXRhbCBhbmQgQ2hhbmcgR3VuZyBN
-ZW1vcmlhbCBIb3NwaXRhbCwgQ2hhbmcgR3VuZyBVbml2ZXJzaXR5IENvbGxlZ2Ugb2YgTWVkaWNp
-bmUsIFRhb3l1YW4sIFRhaXdhbi4mI3hEO0dyYWR1YXRlIEluc3RpdHV0ZSBvZiBDbGluaWNhbCBN
-ZWRpY2FsIFNjaWVuY2VzLCBDb2xsZWdlIG9mIE1lZGljaW5lLCBDaGFuZyBHdW5nIFVuaXZlcnNp
-dHksIFRhb3l1YW4sIFRhaXdhbi4mI3hEO01vbGVjdWxhciBJbmZlY3Rpb3VzIERpc2Vhc2UgUmVz
-ZWFyY2ggQ2VudGVyLCBDaGFuZyBHdW5nIENoaWxkcmVuJmFwb3M7cyBIb3NwaXRhbCBhbmQgQ2hh
-bmcgR3VuZyBNZW1vcmlhbCBIb3NwaXRhbCwgQ2hhbmcgR3VuZyBVbml2ZXJzaXR5IENvbGxlZ2Ug
-b2YgTWVkaWNpbmUsIFRhb3l1YW4sIFRhaXdhbi4mI3hEO0RlcGFydG1lbnQgb2YgUGVkaWF0cmlj
-cywgQ2hhbmcgR3VuZyBNZW1vcmlhbCBIb3NwaXRhbCBhdCBLZWVsdW5nLCBDb2xsZWdlIG9mIE1l
-ZGljaW5lLCBDaGFuZyBHdW5nIFVuaXZlcnNpdHksIFRhb3l1YW4sIFRhaXdhbi4mI3hEO0RlcGFy
-dG1lbnQgb2YgUGVkaWF0cmljcywgQ2hhbmcgR3VuZyBNZW1vcmlhbCBIb3NwaXRhbCwgQ2hpYXlp
-LCBUYWl3YW4uPC9hdXRoLWFkZHJlc3M+PHRpdGxlcz48dGl0bGU+SW5jcmVhc2VkIHNlcnVtIHRo
-cm9tYm9tb2R1bGluIGxldmVsIGlzIGFzc29jaWF0ZWQgd2l0aCBkaXNlYXNlIHNldmVyaXR5IGFu
-ZCBtb3J0YWxpdHkgaW4gcGVkaWF0cmljIHNlcHNpczwvdGl0bGU+PHNlY29uZGFyeS10aXRsZT5Q
-TG9TIE9uZTwvc2Vjb25kYXJ5LXRpdGxlPjwvdGl0bGVzPjxwZXJpb2RpY2FsPjxmdWxsLXRpdGxl
-PlBMT1MgT05FPC9mdWxsLXRpdGxlPjwvcGVyaW9kaWNhbD48cGFnZXM+ZTAxODIzMjQ8L3BhZ2Vz
-Pjx2b2x1bWU+MTI8L3ZvbHVtZT48bnVtYmVyPjg8L251bWJlcj48ZWRpdGlvbj4yMDE3MDgwMzwv
-ZWRpdGlvbj48a2V5d29yZHM+PGtleXdvcmQ+QXJlYSBVbmRlciBDdXJ2ZTwva2V5d29yZD48a2V5
-d29yZD5DYXNlLUNvbnRyb2wgU3R1ZGllczwva2V5d29yZD48a2V5d29yZD5DaGlsZDwva2V5d29y
-ZD48a2V5d29yZD5DaGlsZCwgUHJlc2Nob29sPC9rZXl3b3JkPjxrZXl3b3JkPkVzY2hlcmljaGlh
-IGNvbGkvaXNvbGF0aW9uICZhbXA7IHB1cmlmaWNhdGlvbjwva2V5d29yZD48a2V5d29yZD5Ib3Nw
-aXRhbHMsIFBlZGlhdHJpYzwva2V5d29yZD48a2V5d29yZD5IdW1hbnM8L2tleXdvcmQ+PGtleXdv
-cmQ+SW5mYW50PC9rZXl3b3JkPjxrZXl3b3JkPkludGVuc2l2ZSBDYXJlIFVuaXRzLCBQZWRpYXRy
-aWM8L2tleXdvcmQ+PGtleXdvcmQ+UHJvc3BlY3RpdmUgU3R1ZGllczwva2V5d29yZD48a2V5d29y
-ZD5ST0MgQ3VydmU8L2tleXdvcmQ+PGtleXdvcmQ+U2FsbW9uZWxsYS9pc29sYXRpb24gJmFtcDsg
-cHVyaWZpY2F0aW9uPC9rZXl3b3JkPjxrZXl3b3JkPlNlcHNpcy9taWNyb2Jpb2xvZ3kvbW9ydGFs
-aXR5LypwYXRob2xvZ3k8L2tleXdvcmQ+PGtleXdvcmQ+U2V2ZXJpdHkgb2YgSWxsbmVzcyBJbmRl
-eDwva2V5d29yZD48a2V5d29yZD5TdHJlcHRvY29jY3VzIHBuZXVtb25pYWUvaXNvbGF0aW9uICZh
-bXA7IHB1cmlmaWNhdGlvbjwva2V5d29yZD48a2V5d29yZD5TdXJ2aXZhbCBSYXRlPC9rZXl3b3Jk
-PjxrZXl3b3JkPlRhaXdhbjwva2V5d29yZD48a2V5d29yZD5UaHJvbWJvbW9kdWxpbi8qYmxvb2Q8
-L2tleXdvcmQ+PC9rZXl3b3Jkcz48ZGF0ZXM+PHllYXI+MjAxNzwveWVhcj48L2RhdGVzPjxpc2Ju
-PjE5MzItNjIwMzwvaXNibj48YWNjZXNzaW9uLW51bT4yODc3MTU1NDwvYWNjZXNzaW9uLW51bT48
-dXJscz48L3VybHM+PGN1c3RvbTE+Q29tcGV0aW5nIEludGVyZXN0czogVGhlIGF1dGhvcnMgaGF2
-ZSBkZWNsYXJlZCB0aGF0IG5vIGNvbXBldGluZyBpbnRlcmVzdHMgZXhpc3QuPC9jdXN0b20xPjxj
-dXN0b20yPlBNQzU1NDI1MzY8L2N1c3RvbTI+PGVsZWN0cm9uaWMtcmVzb3VyY2UtbnVtPjEwLjEz
-NzEvam91cm5hbC5wb25lLjAxODIzMjQ8L2VsZWN0cm9uaWMtcmVzb3VyY2UtbnVtPjxyZW1vdGUt
-ZGF0YWJhc2UtcHJvdmlkZXI+TkxNPC9yZW1vdGUtZGF0YWJhc2UtcHJvdmlkZXI+PGxhbmd1YWdl
-PmVuZzwvbGFuZ3VhZ2U+PC9yZWNvcmQ+PC9DaXRlPjwvRW5kTm90ZT5=
+b2Ygc2Vwc2lzPC90aXRsZT48c2Vjb25kYXJ5LXRpdGxlPkogVGhyb21iIEhhZW1vc3Q8L3NlY29u
+ZGFyeS10aXRsZT48L3RpdGxlcz48cGVyaW9kaWNhbD48ZnVsbC10aXRsZT5KIFRocm9tYiBIYWVt
+b3N0PC9mdWxsLXRpdGxlPjwvcGVyaW9kaWNhbD48cGFnZXM+MTQ1LTE1MzwvcGFnZXM+PHZvbHVt
+ZT4yMTwvdm9sdW1lPjxudW1iZXI+MTwvbnVtYmVyPjxrZXl3b3Jkcz48a2V5d29yZD5hbnRpY29h
+Z3VsYXRpb248L2tleXdvcmQ+PGtleXdvcmQ+YW50aWNvYWd1bGFudHM8L2tleXdvcmQ+PGtleXdv
+cmQ+ZGlhZ25vc3RpYyBjcml0ZXJpYTwva2V5d29yZD48a2V5d29yZD5kaXNzZW1pbmF0ZWQgaW50
+cmF2YXNjdWxhciBjb2FndWxhdGlvbjwva2V5d29yZD48a2V5d29yZD5jb2FndWxvcGF0aHk8L2tl
+eXdvcmQ+PGtleXdvcmQ+cHJvdGhyb21iaW4gdGltZTwva2V5d29yZD48a2V5d29yZD5zZXBzaXM8
+L2tleXdvcmQ+PC9rZXl3b3Jkcz48ZGF0ZXM+PHllYXI+MjAyMzwveWVhcj48cHViLWRhdGVzPjxk
+YXRlPjIwMjMvMDEvMDEvPC9kYXRlPjwvcHViLWRhdGVzPjwvZGF0ZXM+PGlzYm4+MTUzOC03ODM2
+PC9pc2JuPjx1cmxzPjxyZWxhdGVkLXVybHM+PHVybD5odHRwczovL3d3dy5zY2llbmNlZGlyZWN0
+LmNvbS9zY2llbmNlL2FydGljbGUvcGlpL1MxNTM4NzgzNjIyMDcxOTI2PC91cmw+PC9yZWxhdGVk
+LXVybHM+PC91cmxzPjxlbGVjdHJvbmljLXJlc291cmNlLW51bT4xMC4xMDE2L2ouanRoYS4yMDIy
+LjEwLjAyMjwvZWxlY3Ryb25pYy1yZXNvdXJjZS1udW0+PC9yZWNvcmQ+PC9DaXRlPjxDaXRlPjxB
+dXRob3I+SWJhPC9BdXRob3I+PFllYXI+MjAyNjwvWWVhcj48UmVjTnVtPjE2ODwvUmVjTnVtPjxy
+ZWNvcmQ+PHJlYy1udW1iZXI+MTY4PC9yZWMtbnVtYmVyPjxmb3JlaWduLWtleXM+PGtleSBhcHA9
+IkVOIiBkYi1pZD0ic2Ewc3MyMndyZTA5Zm9lOXAydXB6dDBvMDVwcGVzZHcydnQyIiB0aW1lc3Rh
+bXA9IjE3ODQzMzQ3MTUiPjE2ODwva2V5PjwvZm9yZWlnbi1rZXlzPjxyZWYtdHlwZSBuYW1lPSJK
+b3VybmFsIEFydGljbGUiPjE3PC9yZWYtdHlwZT48Y29udHJpYnV0b3JzPjxhdXRob3JzPjxhdXRo
+b3I+SWJhLCBUb3NoaWFraTwvYXV0aG9yPjxhdXRob3I+TWFpZXIsIENoZXJ5bCBMLjwvYXV0aG9y
+PjxhdXRob3I+RmVycmVyLCBSaWNhcmQ8L2F1dGhvcj48YXV0aG9yPk5hZ2FrYXJpLCBLdW5paGlr
+bzwvYXV0aG9yPjxhdXRob3I+TGV2eSwgSmVycm9sZCBILjwvYXV0aG9yPjwvYXV0aG9ycz48L2Nv
+bnRyaWJ1dG9ycz48dGl0bGVzPjx0aXRsZT5FbmRvdGhlbGlvcGF0aHkgd2l0aGluIHRoZSB0aHJv
+bWJvaW5mbGFtbWF0b3J5IG5ldHdvcmsgb2Ygc2Vwc2lzLWluZHVjZWQgY29hZ3Vsb3BhdGh5PC90
+aXRsZT48c2Vjb25kYXJ5LXRpdGxlPkluZmxhbW0gUmVzPC9zZWNvbmRhcnktdGl0bGU+PC90aXRs
+ZXM+PHBlcmlvZGljYWw+PGZ1bGwtdGl0bGU+SW5mbGFtbSBSZXM8L2Z1bGwtdGl0bGU+PC9wZXJp
+b2RpY2FsPjxwYWdlcz41OTwvcGFnZXM+PHZvbHVtZT43NTwvdm9sdW1lPjxudW1iZXI+MTwvbnVt
+YmVyPjxkYXRlcz48eWVhcj4yMDI2PC95ZWFyPjxwdWItZGF0ZXM+PGRhdGU+MjAyNi8wMy8xNzwv
+ZGF0ZT48L3B1Yi1kYXRlcz48L2RhdGVzPjxpc2JuPjE0MjAtOTA4WDwvaXNibj48dXJscz48cmVs
+YXRlZC11cmxzPjx1cmw+aHR0cHM6Ly9kb2kub3JnLzEwLjEwMDcvczAwMDExLTAyNi0wMjIwNC14
+PC91cmw+PC9yZWxhdGVkLXVybHM+PC91cmxzPjxlbGVjdHJvbmljLXJlc291cmNlLW51bT4xMC4x
+MDA3L3MwMDAxMS0wMjYtMDIyMDQteDwvZWxlY3Ryb25pYy1yZXNvdXJjZS1udW0+PC9yZWNvcmQ+
+PC9DaXRlPjxDaXRlPjxBdXRob3I+SWJhPC9BdXRob3I+PFllYXI+MjAyNDwvWWVhcj48UmVjTnVt
+PjE3MDwvUmVjTnVtPjxyZWNvcmQ+PHJlYy1udW1iZXI+MTcwPC9yZWMtbnVtYmVyPjxmb3JlaWdu
+LWtleXM+PGtleSBhcHA9IkVOIiBkYi1pZD0ic2Ewc3MyMndyZTA5Zm9lOXAydXB6dDBvMDVwcGVz
+ZHcydnQyIiB0aW1lc3RhbXA9IjE3ODQzMzQ3ODUiPjE3MDwva2V5PjwvZm9yZWlnbi1rZXlzPjxy
+ZWYtdHlwZSBuYW1lPSJKb3VybmFsIEFydGljbGUiPjE3PC9yZWYtdHlwZT48Y29udHJpYnV0b3Jz
+PjxhdXRob3JzPjxhdXRob3I+SWJhLCBUb3NoaWFraTwvYXV0aG9yPjxhdXRob3I+TWFpZXIsIENo
+ZXJ5bCBMLjwvYXV0aG9yPjxhdXRob3I+SGVsbXMsIEp1bGllPC9hdXRob3I+PGF1dGhvcj5GZXJy
+ZXIsIFJpY2FyZDwvYXV0aG9yPjxhdXRob3I+VGhhY2hpbCwgSmVja288L2F1dGhvcj48YXV0aG9y
+PkxldnksIEplcnJvbGQgSC48L2F1dGhvcj48L2F1dGhvcnM+PC9jb250cmlidXRvcnM+PHRpdGxl
+cz48dGl0bGU+TWFuYWdpbmcgc2Vwc2lzIGFuZCBzZXB0aWMgc2hvY2sgaW4gYW4gZW5kb3RoZWxp
+YWwgZ2x5Y29jYWx5eC1mcmllbmRseSB3YXk6IGZyb20gdGhlIHZpZXdwb2ludCBvZiBzdXJ2aXZp
+bmcgc2Vwc2lzIGNhbXBhaWduIGd1aWRlbGluZXM8L3RpdGxlPjxzZWNvbmRhcnktdGl0bGU+QW5u
+IEludGVuc2l2ZSBDYXJlPC9zZWNvbmRhcnktdGl0bGU+PC90aXRsZXM+PHBlcmlvZGljYWw+PGZ1
+bGwtdGl0bGU+QW5uIEludGVuc2l2ZSBDYXJlPC9mdWxsLXRpdGxlPjwvcGVyaW9kaWNhbD48cGFn
+ZXM+NjQ8L3BhZ2VzPjx2b2x1bWU+MTQ8L3ZvbHVtZT48bnVtYmVyPjE8L251bWJlcj48ZGF0ZXM+
+PHllYXI+MjAyNDwveWVhcj48cHViLWRhdGVzPjxkYXRlPjIwMjQvMDQvMjQ8L2RhdGU+PC9wdWIt
+ZGF0ZXM+PC9kYXRlcz48aXNibj4yMTEwLTU4MjA8L2lzYm4+PHVybHM+PHJlbGF0ZWQtdXJscz48
+dXJsPmh0dHBzOi8vZG9pLm9yZy8xMC4xMTg2L3MxMzYxMy0wMjQtMDEzMDEtNjwvdXJsPjwvcmVs
+YXRlZC11cmxzPjwvdXJscz48ZWxlY3Ryb25pYy1yZXNvdXJjZS1udW0+MTAuMTE4Ni9zMTM2MTMt
+MDI0LTAxMzAxLTY8L2VsZWN0cm9uaWMtcmVzb3VyY2UtbnVtPjwvcmVjb3JkPjwvQ2l0ZT48Q2l0
+ZT48QXV0aG9yPkxpbjwvQXV0aG9yPjxZZWFyPjIwMTc8L1llYXI+PFJlY051bT4xNzE8L1JlY051
+bT48cmVjb3JkPjxyZWMtbnVtYmVyPjE3MTwvcmVjLW51bWJlcj48Zm9yZWlnbi1rZXlzPjxrZXkg
+YXBwPSJFTiIgZGItaWQ9InNhMHNzMjJ3cmUwOWZvZTlwMnVwenQwbzA1cHBlc2R3MnZ0MiIgdGlt
+ZXN0YW1wPSIxNzg0MzM0ODUxIj4xNzE8L2tleT48L2ZvcmVpZ24ta2V5cz48cmVmLXR5cGUgbmFt
+ZT0iSm91cm5hbCBBcnRpY2xlIj4xNzwvcmVmLXR5cGU+PGNvbnRyaWJ1dG9ycz48YXV0aG9ycz48
+YXV0aG9yPkxpbiwgSi4gSi48L2F1dGhvcj48YXV0aG9yPkhzaWFvLCBILiBKLjwvYXV0aG9yPjxh
+dXRob3I+Q2hhbiwgTy4gVy48L2F1dGhvcj48YXV0aG9yPldhbmcsIFkuPC9hdXRob3I+PGF1dGhv
+cj5Ic2lhLCBTLiBILjwvYXV0aG9yPjxhdXRob3I+Q2hpdSwgQy4gSC48L2F1dGhvcj48L2F1dGhv
+cnM+PC9jb250cmlidXRvcnM+PGF1dGgtYWRkcmVzcz5EaXZpc2lvbiBvZiBQZWRpYXRyaWMgQ3Jp
+dGljYWwgQ2FyZSBhbmQgUGVkaWF0cmljIFNlcHNpcyBTdHVkeSBHcm91cCwgQ2hhbmcgR3VuZyBD
+aGlsZHJlbiZhcG9zO3MgSG9zcGl0YWwgYW5kIENoYW5nIEd1bmcgTWVtb3JpYWwgSG9zcGl0YWws
+IENoYW5nIEd1bmcgVW5pdmVyc2l0eSBDb2xsZWdlIG9mIE1lZGljaW5lLCBUYW95dWFuLCBUYWl3
+YW4uJiN4RDtHcmFkdWF0ZSBJbnN0aXR1dGUgb2YgQ2xpbmljYWwgTWVkaWNhbCBTY2llbmNlcywg
+Q29sbGVnZSBvZiBNZWRpY2luZSwgQ2hhbmcgR3VuZyBVbml2ZXJzaXR5LCBUYW95dWFuLCBUYWl3
+YW4uJiN4RDtNb2xlY3VsYXIgSW5mZWN0aW91cyBEaXNlYXNlIFJlc2VhcmNoIENlbnRlciwgQ2hh
+bmcgR3VuZyBDaGlsZHJlbiZhcG9zO3MgSG9zcGl0YWwgYW5kIENoYW5nIEd1bmcgTWVtb3JpYWwg
+SG9zcGl0YWwsIENoYW5nIEd1bmcgVW5pdmVyc2l0eSBDb2xsZWdlIG9mIE1lZGljaW5lLCBUYW95
+dWFuLCBUYWl3YW4uJiN4RDtEZXBhcnRtZW50IG9mIFBlZGlhdHJpY3MsIENoYW5nIEd1bmcgTWVt
+b3JpYWwgSG9zcGl0YWwgYXQgS2VlbHVuZywgQ29sbGVnZSBvZiBNZWRpY2luZSwgQ2hhbmcgR3Vu
+ZyBVbml2ZXJzaXR5LCBUYW95dWFuLCBUYWl3YW4uJiN4RDtEZXBhcnRtZW50IG9mIFBlZGlhdHJp
+Y3MsIENoYW5nIEd1bmcgTWVtb3JpYWwgSG9zcGl0YWwsIENoaWF5aSwgVGFpd2FuLjwvYXV0aC1h
+ZGRyZXNzPjx0aXRsZXM+PHRpdGxlPkluY3JlYXNlZCBzZXJ1bSB0aHJvbWJvbW9kdWxpbiBsZXZl
+bCBpcyBhc3NvY2lhdGVkIHdpdGggZGlzZWFzZSBzZXZlcml0eSBhbmQgbW9ydGFsaXR5IGluIHBl
+ZGlhdHJpYyBzZXBzaXM8L3RpdGxlPjxzZWNvbmRhcnktdGl0bGU+UExvUyBPbmU8L3NlY29uZGFy
+eS10aXRsZT48L3RpdGxlcz48cGVyaW9kaWNhbD48ZnVsbC10aXRsZT5QTE9TIE9ORTwvZnVsbC10
+aXRsZT48L3BlcmlvZGljYWw+PHBhZ2VzPmUwMTgyMzI0PC9wYWdlcz48dm9sdW1lPjEyPC92b2x1
+bWU+PG51bWJlcj44PC9udW1iZXI+PGVkaXRpb24+MjAxNzA4MDM8L2VkaXRpb24+PGtleXdvcmRz
+PjxrZXl3b3JkPkFyZWEgVW5kZXIgQ3VydmU8L2tleXdvcmQ+PGtleXdvcmQ+Q2FzZS1Db250cm9s
+IFN0dWRpZXM8L2tleXdvcmQ+PGtleXdvcmQ+Q2hpbGQ8L2tleXdvcmQ+PGtleXdvcmQ+Q2hpbGQs
+IFByZXNjaG9vbDwva2V5d29yZD48a2V5d29yZD5Fc2NoZXJpY2hpYSBjb2xpL2lzb2xhdGlvbiAm
+YW1wOyBwdXJpZmljYXRpb248L2tleXdvcmQ+PGtleXdvcmQ+SG9zcGl0YWxzLCBQZWRpYXRyaWM8
+L2tleXdvcmQ+PGtleXdvcmQ+SHVtYW5zPC9rZXl3b3JkPjxrZXl3b3JkPkluZmFudDwva2V5d29y
+ZD48a2V5d29yZD5JbnRlbnNpdmUgQ2FyZSBVbml0cywgUGVkaWF0cmljPC9rZXl3b3JkPjxrZXl3
+b3JkPlByb3NwZWN0aXZlIFN0dWRpZXM8L2tleXdvcmQ+PGtleXdvcmQ+Uk9DIEN1cnZlPC9rZXl3
+b3JkPjxrZXl3b3JkPlNhbG1vbmVsbGEvaXNvbGF0aW9uICZhbXA7IHB1cmlmaWNhdGlvbjwva2V5
+d29yZD48a2V5d29yZD5TZXBzaXMvbWljcm9iaW9sb2d5L21vcnRhbGl0eS8qcGF0aG9sb2d5PC9r
+ZXl3b3JkPjxrZXl3b3JkPlNldmVyaXR5IG9mIElsbG5lc3MgSW5kZXg8L2tleXdvcmQ+PGtleXdv
+cmQ+U3RyZXB0b2NvY2N1cyBwbmV1bW9uaWFlL2lzb2xhdGlvbiAmYW1wOyBwdXJpZmljYXRpb248
+L2tleXdvcmQ+PGtleXdvcmQ+U3Vydml2YWwgUmF0ZTwva2V5d29yZD48a2V5d29yZD5UYWl3YW48
+L2tleXdvcmQ+PGtleXdvcmQ+VGhyb21ib21vZHVsaW4vKmJsb29kPC9rZXl3b3JkPjwva2V5d29y
+ZHM+PGRhdGVzPjx5ZWFyPjIwMTc8L3llYXI+PC9kYXRlcz48aXNibj4xOTMyLTYyMDM8L2lzYm4+
+PGFjY2Vzc2lvbi1udW0+Mjg3NzE1NTQ8L2FjY2Vzc2lvbi1udW0+PHVybHM+PC91cmxzPjxjdXN0
+b20xPkNvbXBldGluZyBJbnRlcmVzdHM6IFRoZSBhdXRob3JzIGhhdmUgZGVjbGFyZWQgdGhhdCBu
+byBjb21wZXRpbmcgaW50ZXJlc3RzIGV4aXN0LjwvY3VzdG9tMT48Y3VzdG9tMj5QTUM1NTQyNTM2
+PC9jdXN0b20yPjxlbGVjdHJvbmljLXJlc291cmNlLW51bT4xMC4xMzcxL2pvdXJuYWwucG9uZS4w
+MTgyMzI0PC9lbGVjdHJvbmljLXJlc291cmNlLW51bT48cmVtb3RlLWRhdGFiYXNlLXByb3ZpZGVy
+Pk5MTTwvcmVtb3RlLWRhdGFiYXNlLXByb3ZpZGVyPjxsYW5ndWFnZT5lbmc8L2xhbmd1YWdlPjwv
+cmVjb3JkPjwvQ2l0ZT48L0VuZE5vdGU+
 </w:fldData>
         </w:fldChar>
       </w:r>
@@ -10361,6 +10656,13 @@
       </w:r>
       <w:r>
         <w:rPr>
+          <w:rFonts w:ascii="Times New Roman" w:hAnsi="Times New Roman" w:cs="Times New Roman" w:hint="eastAsia"/>
+          <w:sz w:val="24"/>
+        </w:rPr>
+        <w:t xml:space="preserve"> </w:t>
+      </w:r>
+      <w:r>
+        <w:rPr>
           <w:rFonts w:ascii="Times New Roman" w:hAnsi="Times New Roman" w:cs="Times New Roman"/>
           <w:sz w:val="24"/>
         </w:rPr>
@@ -10371,7 +10673,7 @@
           <w:rFonts w:ascii="Times New Roman" w:hAnsi="Times New Roman" w:cs="Times New Roman"/>
           <w:sz w:val="24"/>
         </w:rPr>
-        <w:instrText xml:space="preserve"> ADDIN EN.CITE &lt;EndNote&gt;&lt;Cite&gt;&lt;Author&gt;Shan&lt;/Author&gt;&lt;Year&gt;2025&lt;/Year&gt;&lt;RecNum&gt;227&lt;/RecNum&gt;&lt;DisplayText&gt;[28]&lt;/DisplayText&gt;&lt;record&gt;&lt;rec-number&gt;227&lt;/rec-number&gt;&lt;foreign-keys&gt;&lt;key app="EN" db-id="sa0ss22wre09foe9p2upzt0o05ppesdw2vt2" timestamp="1784510390"&gt;227&lt;/key&gt;&lt;/foreign-keys&gt;&lt;ref-type name="Journal Article"&gt;17&lt;/ref-type&gt;&lt;contributors&gt;&lt;authors&gt;&lt;author&gt;Shan,Xiaoxi&lt;/author&gt;&lt;author&gt;Yu,Songmei&lt;/author&gt;&lt;author&gt;Tang,Zhaoying&lt;/author&gt;&lt;author&gt;Yang,Ping&lt;/author&gt;&lt;author&gt;Dong,Lixia&lt;/author&gt;&lt;/authors&gt;&lt;/contributors&gt;&lt;auth-address&gt;Lixia Dong,Department of Respiratory and Critical Care Medicine, Tianjin Medical University General Hospital,China,donglixia2023@126.com&lt;/auth-address&gt;&lt;titles&gt;&lt;title&gt;GSDMD-NETs in patients with sepsis-induced coagulopathy and their interaction with glycocalyx damage&lt;/title&gt;&lt;secondary-title&gt;Frontiers in Immunology&lt;/secondary-title&gt;&lt;short-title&gt;undefined&lt;/short-title&gt;&lt;/titles&gt;&lt;periodical&gt;&lt;full-title&gt;Frontiers in Immunology&lt;/full-title&gt;&lt;/periodical&gt;&lt;pages&gt;1624128&lt;/pages&gt;&lt;volume&gt;16&lt;/volume&gt;&lt;keywords&gt;&lt;keyword&gt;biomarkers,neutrophil extracellular traps,glycocalyx,sepsis-induced coagulopathy,gasdermin D&lt;/keyword&gt;&lt;/keywords&gt;&lt;dates&gt;&lt;year&gt;2025&lt;/year&gt;&lt;pub-dates&gt;&lt;date&gt;2025-July-22&lt;/date&gt;&lt;/pub-dates&gt;&lt;/dates&gt;&lt;isbn&gt;1664-3224&lt;/isbn&gt;&lt;work-type&gt;Original Research&lt;/work-type&gt;&lt;urls&gt;&lt;related-urls&gt;&lt;url&gt;https://www.frontiersin.org/journals/immunology/articles/10.3389/fimmu.2025.1624128&lt;/url&gt;&lt;/related-urls&gt;&lt;/urls&gt;&lt;electronic-resource-num&gt;10.3389/fimmu.2025.1624128&lt;/electronic-resource-num&gt;&lt;language&gt;English&lt;/language&gt;&lt;/record&gt;&lt;/Cite&gt;&lt;/EndNote&gt;</w:instrText>
+        <w:instrText xml:space="preserve"> ADDIN EN.CITE &lt;EndNote&gt;&lt;Cite&gt;&lt;Author&gt;Shan&lt;/Author&gt;&lt;Year&gt;2025&lt;/Year&gt;&lt;RecNum&gt;227&lt;/RecNum&gt;&lt;DisplayText&gt;[28]&lt;/DisplayText&gt;&lt;record&gt;&lt;rec-number&gt;227&lt;/rec-number&gt;&lt;foreign-keys&gt;&lt;key app="EN" db-id="sa0ss22wre09foe9p2upzt0o05ppesdw2vt2" timestamp="1784510390"&gt;227&lt;/key&gt;&lt;/foreign-keys&gt;&lt;ref-type name="Journal Article"&gt;17&lt;/ref-type&gt;&lt;contributors&gt;&lt;authors&gt;&lt;author&gt;Shan,Xiaoxi&lt;/author&gt;&lt;author&gt;Yu,Songmei&lt;/author&gt;&lt;author&gt;Tang,Zhaoying&lt;/author&gt;&lt;author&gt;Yang,Ping&lt;/author&gt;&lt;author&gt;Dong,Lixia&lt;/author&gt;&lt;/authors&gt;&lt;/contributors&gt;&lt;auth-address&gt;Lixia Dong,Department of Respiratory and Critical Care Medicine, Tianjin Medical University General Hospital,China,donglixia2023@126.com&lt;/auth-address&gt;&lt;titles&gt;&lt;title&gt;GSDMD-NETs in patients with sepsis-induced coagulopathy and their interaction with glycocalyx damage&lt;/title&gt;&lt;secondary-title&gt;Front Immunol&lt;/secondary-title&gt;&lt;short-title&gt;undefined&lt;/short-title&gt;&lt;/titles&gt;&lt;periodical&gt;&lt;full-title&gt;Front Immunol&lt;/full-title&gt;&lt;/periodical&gt;&lt;pages&gt;1624128&lt;/pages&gt;&lt;volume&gt;16&lt;/volume&gt;&lt;keywords&gt;&lt;keyword&gt;biomarkers,neutrophil extracellular traps,glycocalyx,sepsis-induced coagulopathy,gasdermin D&lt;/keyword&gt;&lt;/keywords&gt;&lt;dates&gt;&lt;year&gt;2025&lt;/year&gt;&lt;pub-dates&gt;&lt;date&gt;2025-July-22&lt;/date&gt;&lt;/pub-dates&gt;&lt;/dates&gt;&lt;isbn&gt;1664-3224&lt;/isbn&gt;&lt;work-type&gt;Original Research&lt;/work-type&gt;&lt;urls&gt;&lt;related-urls&gt;&lt;url&gt;https://www.frontiersin.org/journals/immunology/articles/10.3389/fimmu.2025.1624128&lt;/url&gt;&lt;/related-urls&gt;&lt;/urls&gt;&lt;electronic-resource-num&gt;10.3389/fimmu.2025.1624128&lt;/electronic-resource-num&gt;&lt;language&gt;English&lt;/language&gt;&lt;/record&gt;&lt;/Cite&gt;&lt;/EndNote&gt;</w:instrText>
       </w:r>
       <w:r>
         <w:rPr>
@@ -10401,6 +10703,13 @@
           <w:sz w:val="24"/>
         </w:rPr>
         <w:t>. Authoritative vascular reviews similarly frame the endothelium as a dynamic organ integrating permeability, leukocyte adhesion, microcirculatory regulation and anticoagulant surface function, rather than as a single linear upstream cause</w:t>
+      </w:r>
+      <w:r>
+        <w:rPr>
+          <w:rFonts w:ascii="Times New Roman" w:hAnsi="Times New Roman" w:cs="Times New Roman" w:hint="eastAsia"/>
+          <w:sz w:val="24"/>
+        </w:rPr>
+        <w:t xml:space="preserve"> </w:t>
       </w:r>
       <w:r>
         <w:rPr>
@@ -10419,84 +10728,83 @@
 L2F1dGhvcj48YXV0aG9yPkxldnksIEplcnJvbGQgSC48L2F1dGhvcj48L2F1dGhvcnM+PC9jb250
 cmlidXRvcnM+PHRpdGxlcz48dGl0bGU+RW5kb3RoZWxpb3BhdGh5IHdpdGhpbiB0aGUgdGhyb21i
 b2luZmxhbW1hdG9yeSBuZXR3b3JrIG9mIHNlcHNpcy1pbmR1Y2VkIGNvYWd1bG9wYXRoeTwvdGl0
-bGU+PHNlY29uZGFyeS10aXRsZT5JbmZsYW1tYXRpb24gUmVzZWFyY2g8L3NlY29uZGFyeS10aXRs
-ZT48L3RpdGxlcz48cGVyaW9kaWNhbD48ZnVsbC10aXRsZT5JbmZsYW1tYXRpb24gUmVzZWFyY2g8
-L2Z1bGwtdGl0bGU+PC9wZXJpb2RpY2FsPjxwYWdlcz41OTwvcGFnZXM+PHZvbHVtZT43NTwvdm9s
-dW1lPjxudW1iZXI+MTwvbnVtYmVyPjxkYXRlcz48eWVhcj4yMDI2PC95ZWFyPjxwdWItZGF0ZXM+
-PGRhdGU+MjAyNi8wMy8xNzwvZGF0ZT48L3B1Yi1kYXRlcz48L2RhdGVzPjxpc2JuPjE0MjAtOTA4
-WDwvaXNibj48dXJscz48cmVsYXRlZC11cmxzPjx1cmw+aHR0cHM6Ly9kb2kub3JnLzEwLjEwMDcv
-czAwMDExLTAyNi0wMjIwNC14PC91cmw+PC9yZWxhdGVkLXVybHM+PC91cmxzPjxlbGVjdHJvbmlj
-LXJlc291cmNlLW51bT4xMC4xMDA3L3MwMDAxMS0wMjYtMDIyMDQteDwvZWxlY3Ryb25pYy1yZXNv
-dXJjZS1udW0+PC9yZWNvcmQ+PC9DaXRlPjxDaXRlPjxBdXRob3I+SWJhPC9BdXRob3I+PFllYXI+
-MjAyNDwvWWVhcj48UmVjTnVtPjE3NDwvUmVjTnVtPjxyZWNvcmQ+PHJlYy1udW1iZXI+MTc0PC9y
-ZWMtbnVtYmVyPjxmb3JlaWduLWtleXM+PGtleSBhcHA9IkVOIiBkYi1pZD0ic2Ewc3MyMndyZTA5
-Zm9lOXAydXB6dDBvMDVwcGVzZHcydnQyIiB0aW1lc3RhbXA9IjE3ODQzMzQ5NzkiPjE3NDwva2V5
-PjwvZm9yZWlnbi1rZXlzPjxyZWYtdHlwZSBuYW1lPSJKb3VybmFsIEFydGljbGUiPjE3PC9yZWYt
-dHlwZT48Y29udHJpYnV0b3JzPjxhdXRob3JzPjxhdXRob3I+SWJhLCBUb3NoaWFraTwvYXV0aG9y
-PjxhdXRob3I+TWFpZXIsIENoZXJ5bCBMLjwvYXV0aG9yPjxhdXRob3I+SGVsbXMsIEp1bGllPC9h
-dXRob3I+PGF1dGhvcj5GZXJyZXIsIFJpY2FyZDwvYXV0aG9yPjxhdXRob3I+VGhhY2hpbCwgSmVj
-a288L2F1dGhvcj48YXV0aG9yPkxldnksIEplcnJvbGQgSC48L2F1dGhvcj48L2F1dGhvcnM+PC9j
-b250cmlidXRvcnM+PHRpdGxlcz48dGl0bGU+TWFuYWdpbmcgc2Vwc2lzIGFuZCBzZXB0aWMgc2hv
-Y2sgaW4gYW4gZW5kb3RoZWxpYWwgZ2x5Y29jYWx5eC1mcmllbmRseSB3YXk6IGZyb20gdGhlIHZp
-ZXdwb2ludCBvZiBzdXJ2aXZpbmcgc2Vwc2lzIGNhbXBhaWduIGd1aWRlbGluZXM8L3RpdGxlPjxz
-ZWNvbmRhcnktdGl0bGU+QW5uYWxzIG9mIEludGVuc2l2ZSBDYXJlPC9zZWNvbmRhcnktdGl0bGU+
-PC90aXRsZXM+PHBlcmlvZGljYWw+PGZ1bGwtdGl0bGU+QW5uYWxzIG9mIEludGVuc2l2ZSBDYXJl
-PC9mdWxsLXRpdGxlPjwvcGVyaW9kaWNhbD48cGFnZXM+NjQ8L3BhZ2VzPjx2b2x1bWU+MTQ8L3Zv
-bHVtZT48bnVtYmVyPjE8L251bWJlcj48ZGF0ZXM+PHllYXI+MjAyNDwveWVhcj48cHViLWRhdGVz
-PjxkYXRlPjIwMjQvMDQvMjQ8L2RhdGU+PC9wdWItZGF0ZXM+PC9kYXRlcz48aXNibj4yMTEwLTU4
-MjA8L2lzYm4+PHVybHM+PHJlbGF0ZWQtdXJscz48dXJsPmh0dHBzOi8vZG9pLm9yZy8xMC4xMTg2
-L3MxMzYxMy0wMjQtMDEzMDEtNjwvdXJsPjwvcmVsYXRlZC11cmxzPjwvdXJscz48ZWxlY3Ryb25p
-Yy1yZXNvdXJjZS1udW0+MTAuMTE4Ni9zMTM2MTMtMDI0LTAxMzAxLTY8L2VsZWN0cm9uaWMtcmVz
-b3VyY2UtbnVtPjwvcmVjb3JkPjwvQ2l0ZT48Q2l0ZT48QXV0aG9yPkpvZmZyZTwvQXV0aG9yPjxZ
-ZWFyPjIwMjA8L1llYXI+PFJlY051bT4xNzU8L1JlY051bT48cmVjb3JkPjxyZWMtbnVtYmVyPjE3
-NTwvcmVjLW51bWJlcj48Zm9yZWlnbi1rZXlzPjxrZXkgYXBwPSJFTiIgZGItaWQ9InNhMHNzMjJ3
-cmUwOWZvZTlwMnVwenQwbzA1cHBlc2R3MnZ0MiIgdGltZXN0YW1wPSIxNzg0MzM1MDMxIj4xNzU8
-L2tleT48L2ZvcmVpZ24ta2V5cz48cmVmLXR5cGUgbmFtZT0iSm91cm5hbCBBcnRpY2xlIj4xNzwv
-cmVmLXR5cGU+PGNvbnRyaWJ1dG9ycz48YXV0aG9ycz48YXV0aG9yPkpvZmZyZSwgSi48L2F1dGhv
-cj48YXV0aG9yPkhlbGxtYW4sIEouPC9hdXRob3I+PGF1dGhvcj5JbmNlLCBDLjwvYXV0aG9yPjxh
-dXRob3I+QWl0LU91ZmVsbGEsIEguPC9hdXRob3I+PC9hdXRob3JzPjwvY29udHJpYnV0b3JzPjxh
-dXRoLWFkZHJlc3M+TWVkaWNhbCBJbnRlbnNpdmUgQ2FyZSBVbml0LCBIw7RwaXRhbCBTYWludC1B
-bnRvaW5lLCBBc3Npc3RhbmNlIFB1YmxpcXVlLUjDtHBpdGF1eCBkZSBQYXJpcywgU29yYm9ubmUg
-VW5pdmVyc2l0w6ksIFBhcmlzLCBGcmFuY2UuJiN4RDtEZXBhcnRtZW50IG9mIEFuZXN0aGVzaWEg
-YW5kIFBlcmlvcGVyYXRpdmUgQ2FyZSwgVW5pdmVyc2l0eSBvZiBDYWxpZm9ybmlhIFNhbiBGcmFu
-Y2lzY28gU2Nob29sIG9mIE1lZGljaW5lLCBTYW4gRnJhbmNpc2NvLCBDYWxpZm9ybmlhLiYjeEQ7
-RGVwYXJ0bWVudCBvZiBJbnRlbnNpdmUgQ2FyZSBNZWRpY2luZSwgRXJhc211cyBNZWRpY2FsIENl
-bnRlciwgVW5pdmVyc2l0eSBNZWRpY2FsIENlbnRlciBSb3R0ZXJkYW0sIFJvdHRlcmRhbSwgdGhl
-IE5ldGhlcmxhbmRzOyBhbmQuJiN4RDtJTlNFUk0gVTk3MCwgQ2FyZGlvdmFzY3VsYXIgUmVzZWFy
-Y2ggQ2VudGVyLCBVbml2ZXJzaXTDqSBkZSBQYXJpcywgUGFyaXMsIEZyYW5jZS48L2F1dGgtYWRk
-cmVzcz48dGl0bGVzPjx0aXRsZT5FbmRvdGhlbGlhbCBSZXNwb25zZXMgaW4gU2Vwc2lzPC90aXRs
-ZT48c2Vjb25kYXJ5LXRpdGxlPkFtIEogUmVzcGlyIENyaXQgQ2FyZSBNZWQ8L3NlY29uZGFyeS10
-aXRsZT48L3RpdGxlcz48cGVyaW9kaWNhbD48ZnVsbC10aXRsZT5BbSBKIFJlc3BpciBDcml0IENh
-cmUgTWVkPC9mdWxsLXRpdGxlPjwvcGVyaW9kaWNhbD48cGFnZXM+MzYxLTM3MDwvcGFnZXM+PHZv
-bHVtZT4yMDI8L3ZvbHVtZT48bnVtYmVyPjM8L251bWJlcj48a2V5d29yZHM+PGtleXdvcmQ+QWxh
-cm1pbnMvbWV0YWJvbGlzbTwva2V5d29yZD48a2V5d29yZD5BbmltYWxzPC9rZXl3b3JkPjxrZXl3
-b3JkPkFwb3B0b3Npcy8qaW1tdW5vbG9neS9waHlzaW9sb2d5PC9rZXl3b3JkPjxrZXl3b3JkPkJs
-b29kIENvYWd1bGF0aW9uL3BoeXNpb2xvZ3k8L2tleXdvcmQ+PGtleXdvcmQ+Q2FwaWxsYXJ5IFBl
-cm1lYWJpbGl0eS8qaW1tdW5vbG9neTwva2V5d29yZD48a2V5d29yZD5DZWxsIEFkaGVzaW9uIE1v
-bGVjdWxlcy9tZXRhYm9saXNtPC9rZXl3b3JkPjxrZXl3b3JkPkN5dG9raW5lcy8qaW1tdW5vbG9n
-eS9tZXRhYm9saXNtPC9rZXl3b3JkPjxrZXl3b3JkPkVuZG90aGVsaWFsIENlbGxzLyppbW11bm9s
-b2d5L21ldGFib2xpc208L2tleXdvcmQ+PGtleXdvcmQ+RW5kb3RoZWxpbnMvbWV0YWJvbGlzbTwv
-a2V5d29yZD48a2V5d29yZD5FbmRvdGhlbGl1bSwgVmFzY3VsYXIvY3l0b2xvZ3kvaW1tdW5vbG9n
-eS9tZXRhYm9saXNtLypwaHlzaW9wYXRob2xvZ3k8L2tleXdvcmQ+PGtleXdvcmQ+RXBvcHJvc3Rl
-bm9sL21ldGFib2xpc208L2tleXdvcmQ+PGtleXdvcmQ+Rmlicmlub2x5c2lzL3BoeXNpb2xvZ3k8
-L2tleXdvcmQ+PGtleXdvcmQ+R2x5Y29jYWx5eC9tZXRhYm9saXNtPC9rZXl3b3JkPjxrZXl3b3Jk
-Pkh1bWFuczwva2V5d29yZD48a2V5d29yZD5JbmZsYW1tYXRpb24vKmltbXVub2xvZ3kvbWV0YWJv
-bGlzbTwva2V5d29yZD48a2V5d29yZD5NaWNyb2NpcmN1bGF0aW9uPC9rZXl3b3JkPjxrZXl3b3Jk
-Pk5pdHJpYyBPeGlkZS9tZXRhYm9saXNtPC9rZXl3b3JkPjxrZXl3b3JkPlBhdGhvZ2VuLUFzc29j
-aWF0ZWQgTW9sZWN1bGFyIFBhdHRlcm4gTW9sZWN1bGVzL21ldGFib2xpc208L2tleXdvcmQ+PGtl
-eXdvcmQ+UGhlbm90eXBlPC9rZXl3b3JkPjxrZXl3b3JkPlBsYXRlbGV0IEFkaGVzaXZlbmVzczwv
-a2V5d29yZD48a2V5d29yZD5TZXBzaXMvKmltbXVub2xvZ3kvbWV0YWJvbGlzbTwva2V5d29yZD48
-a2V5d29yZD5UaHJvbWJvcGxhc3Rpbi9tZXRhYm9saXNtPC9rZXl3b3JkPjxrZXl3b3JkPlZhc29j
-b25zdHJpY3Rpb248L2tleXdvcmQ+PGtleXdvcmQ+VmFzb2RpbGF0aW9uPC9rZXl3b3JkPjxrZXl3
-b3JkPmN5dG9raW5lczwva2V5d29yZD48a2V5d29yZD5lbmRvdGhlbGl1bTwva2V5d29yZD48a2V5
-d29yZD5nbHljb2NhbHl4PC9rZXl3b3JkPjxrZXl3b3JkPmluZmxhbW1hdGlvbjwva2V5d29yZD48
-a2V5d29yZD5zZXBzaXM8L2tleXdvcmQ+PC9rZXl3b3Jkcz48ZGF0ZXM+PHllYXI+MjAyMDwveWVh
-cj48cHViLWRhdGVzPjxkYXRlPkF1ZyAxPC9kYXRlPjwvcHViLWRhdGVzPjwvZGF0ZXM+PGlzYm4+
-MTA3My00NDl4PC9pc2JuPjxhY2Nlc3Npb24tbnVtPjMyMTAxNDQ2PC9hY2Nlc3Npb24tbnVtPjx1
-cmxzPjwvdXJscz48ZWxlY3Ryb25pYy1yZXNvdXJjZS1udW0+MTAuMTE2NC9yY2NtLjIwMTkxMC0x
-OTExVFI8L2VsZWN0cm9uaWMtcmVzb3VyY2UtbnVtPjxyZW1vdGUtZGF0YWJhc2UtcHJvdmlkZXI+
-TkxNPC9yZW1vdGUtZGF0YWJhc2UtcHJvdmlkZXI+PGxhbmd1YWdlPmVuZzwvbGFuZ3VhZ2U+PC9y
-ZWNvcmQ+PC9DaXRlPjwvRW5kTm90ZT4A
+bGU+PHNlY29uZGFyeS10aXRsZT5JbmZsYW1tIFJlczwvc2Vjb25kYXJ5LXRpdGxlPjwvdGl0bGVz
+PjxwZXJpb2RpY2FsPjxmdWxsLXRpdGxlPkluZmxhbW0gUmVzPC9mdWxsLXRpdGxlPjwvcGVyaW9k
+aWNhbD48cGFnZXM+NTk8L3BhZ2VzPjx2b2x1bWU+NzU8L3ZvbHVtZT48bnVtYmVyPjE8L251bWJl
+cj48ZGF0ZXM+PHllYXI+MjAyNjwveWVhcj48cHViLWRhdGVzPjxkYXRlPjIwMjYvMDMvMTc8L2Rh
+dGU+PC9wdWItZGF0ZXM+PC9kYXRlcz48aXNibj4xNDIwLTkwOFg8L2lzYm4+PHVybHM+PHJlbGF0
+ZWQtdXJscz48dXJsPmh0dHBzOi8vZG9pLm9yZy8xMC4xMDA3L3MwMDAxMS0wMjYtMDIyMDQteDwv
+dXJsPjwvcmVsYXRlZC11cmxzPjwvdXJscz48ZWxlY3Ryb25pYy1yZXNvdXJjZS1udW0+MTAuMTAw
+Ny9zMDAwMTEtMDI2LTAyMjA0LXg8L2VsZWN0cm9uaWMtcmVzb3VyY2UtbnVtPjwvcmVjb3JkPjwv
+Q2l0ZT48Q2l0ZT48QXV0aG9yPkliYTwvQXV0aG9yPjxZZWFyPjIwMjQ8L1llYXI+PFJlY051bT4x
+NzQ8L1JlY051bT48cmVjb3JkPjxyZWMtbnVtYmVyPjE3NDwvcmVjLW51bWJlcj48Zm9yZWlnbi1r
+ZXlzPjxrZXkgYXBwPSJFTiIgZGItaWQ9InNhMHNzMjJ3cmUwOWZvZTlwMnVwenQwbzA1cHBlc2R3
+MnZ0MiIgdGltZXN0YW1wPSIxNzg0MzM0OTc5Ij4xNzQ8L2tleT48L2ZvcmVpZ24ta2V5cz48cmVm
+LXR5cGUgbmFtZT0iSm91cm5hbCBBcnRpY2xlIj4xNzwvcmVmLXR5cGU+PGNvbnRyaWJ1dG9ycz48
+YXV0aG9ycz48YXV0aG9yPkliYSwgVG9zaGlha2k8L2F1dGhvcj48YXV0aG9yPk1haWVyLCBDaGVy
+eWwgTC48L2F1dGhvcj48YXV0aG9yPkhlbG1zLCBKdWxpZTwvYXV0aG9yPjxhdXRob3I+RmVycmVy
+LCBSaWNhcmQ8L2F1dGhvcj48YXV0aG9yPlRoYWNoaWwsIEplY2tvPC9hdXRob3I+PGF1dGhvcj5M
+ZXZ5LCBKZXJyb2xkIEguPC9hdXRob3I+PC9hdXRob3JzPjwvY29udHJpYnV0b3JzPjx0aXRsZXM+
+PHRpdGxlPk1hbmFnaW5nIHNlcHNpcyBhbmQgc2VwdGljIHNob2NrIGluIGFuIGVuZG90aGVsaWFs
+IGdseWNvY2FseXgtZnJpZW5kbHkgd2F5OiBmcm9tIHRoZSB2aWV3cG9pbnQgb2Ygc3Vydml2aW5n
+IHNlcHNpcyBjYW1wYWlnbiBndWlkZWxpbmVzPC90aXRsZT48c2Vjb25kYXJ5LXRpdGxlPkFubiBJ
+bnRlbnNpdmUgQ2FyZTwvc2Vjb25kYXJ5LXRpdGxlPjwvdGl0bGVzPjxwZXJpb2RpY2FsPjxmdWxs
+LXRpdGxlPkFubiBJbnRlbnNpdmUgQ2FyZTwvZnVsbC10aXRsZT48L3BlcmlvZGljYWw+PHBhZ2Vz
+PjY0PC9wYWdlcz48dm9sdW1lPjE0PC92b2x1bWU+PG51bWJlcj4xPC9udW1iZXI+PGRhdGVzPjx5
+ZWFyPjIwMjQ8L3llYXI+PHB1Yi1kYXRlcz48ZGF0ZT4yMDI0LzA0LzI0PC9kYXRlPjwvcHViLWRh
+dGVzPjwvZGF0ZXM+PGlzYm4+MjExMC01ODIwPC9pc2JuPjx1cmxzPjxyZWxhdGVkLXVybHM+PHVy
+bD5odHRwczovL2RvaS5vcmcvMTAuMTE4Ni9zMTM2MTMtMDI0LTAxMzAxLTY8L3VybD48L3JlbGF0
+ZWQtdXJscz48L3VybHM+PGVsZWN0cm9uaWMtcmVzb3VyY2UtbnVtPjEwLjExODYvczEzNjEzLTAy
+NC0wMTMwMS02PC9lbGVjdHJvbmljLXJlc291cmNlLW51bT48L3JlY29yZD48L0NpdGU+PENpdGU+
+PEF1dGhvcj5Kb2ZmcmU8L0F1dGhvcj48WWVhcj4yMDIwPC9ZZWFyPjxSZWNOdW0+MTc1PC9SZWNO
+dW0+PHJlY29yZD48cmVjLW51bWJlcj4xNzU8L3JlYy1udW1iZXI+PGZvcmVpZ24ta2V5cz48a2V5
+IGFwcD0iRU4iIGRiLWlkPSJzYTBzczIyd3JlMDlmb2U5cDJ1cHp0MG8wNXBwZXNkdzJ2dDIiIHRp
+bWVzdGFtcD0iMTc4NDMzNTAzMSI+MTc1PC9rZXk+PC9mb3JlaWduLWtleXM+PHJlZi10eXBlIG5h
+bWU9IkpvdXJuYWwgQXJ0aWNsZSI+MTc8L3JlZi10eXBlPjxjb250cmlidXRvcnM+PGF1dGhvcnM+
+PGF1dGhvcj5Kb2ZmcmUsIEouPC9hdXRob3I+PGF1dGhvcj5IZWxsbWFuLCBKLjwvYXV0aG9yPjxh
+dXRob3I+SW5jZSwgQy48L2F1dGhvcj48YXV0aG9yPkFpdC1PdWZlbGxhLCBILjwvYXV0aG9yPjwv
+YXV0aG9ycz48L2NvbnRyaWJ1dG9ycz48YXV0aC1hZGRyZXNzPk1lZGljYWwgSW50ZW5zaXZlIENh
+cmUgVW5pdCwgSMO0cGl0YWwgU2FpbnQtQW50b2luZSwgQXNzaXN0YW5jZSBQdWJsaXF1ZS1Iw7Rw
+aXRhdXggZGUgUGFyaXMsIFNvcmJvbm5lIFVuaXZlcnNpdMOpLCBQYXJpcywgRnJhbmNlLiYjeEQ7
+RGVwYXJ0bWVudCBvZiBBbmVzdGhlc2lhIGFuZCBQZXJpb3BlcmF0aXZlIENhcmUsIFVuaXZlcnNp
+dHkgb2YgQ2FsaWZvcm5pYSBTYW4gRnJhbmNpc2NvIFNjaG9vbCBvZiBNZWRpY2luZSwgU2FuIEZy
+YW5jaXNjbywgQ2FsaWZvcm5pYS4mI3hEO0RlcGFydG1lbnQgb2YgSW50ZW5zaXZlIENhcmUgTWVk
+aWNpbmUsIEVyYXNtdXMgTWVkaWNhbCBDZW50ZXIsIFVuaXZlcnNpdHkgTWVkaWNhbCBDZW50ZXIg
+Um90dGVyZGFtLCBSb3R0ZXJkYW0sIHRoZSBOZXRoZXJsYW5kczsgYW5kLiYjeEQ7SU5TRVJNIFU5
+NzAsIENhcmRpb3Zhc2N1bGFyIFJlc2VhcmNoIENlbnRlciwgVW5pdmVyc2l0w6kgZGUgUGFyaXMs
+IFBhcmlzLCBGcmFuY2UuPC9hdXRoLWFkZHJlc3M+PHRpdGxlcz48dGl0bGU+RW5kb3RoZWxpYWwg
+UmVzcG9uc2VzIGluIFNlcHNpczwvdGl0bGU+PHNlY29uZGFyeS10aXRsZT5BbSBKIFJlc3BpciBD
+cml0IENhcmUgTWVkPC9zZWNvbmRhcnktdGl0bGU+PC90aXRsZXM+PHBlcmlvZGljYWw+PGZ1bGwt
+dGl0bGU+QW0gSiBSZXNwaXIgQ3JpdCBDYXJlIE1lZDwvZnVsbC10aXRsZT48L3BlcmlvZGljYWw+
+PHBhZ2VzPjM2MS0zNzA8L3BhZ2VzPjx2b2x1bWU+MjAyPC92b2x1bWU+PG51bWJlcj4zPC9udW1i
+ZXI+PGtleXdvcmRzPjxrZXl3b3JkPkFsYXJtaW5zL21ldGFib2xpc208L2tleXdvcmQ+PGtleXdv
+cmQ+QW5pbWFsczwva2V5d29yZD48a2V5d29yZD5BcG9wdG9zaXMvKmltbXVub2xvZ3kvcGh5c2lv
+bG9neTwva2V5d29yZD48a2V5d29yZD5CbG9vZCBDb2FndWxhdGlvbi9waHlzaW9sb2d5PC9rZXl3
+b3JkPjxrZXl3b3JkPkNhcGlsbGFyeSBQZXJtZWFiaWxpdHkvKmltbXVub2xvZ3k8L2tleXdvcmQ+
+PGtleXdvcmQ+Q2VsbCBBZGhlc2lvbiBNb2xlY3VsZXMvbWV0YWJvbGlzbTwva2V5d29yZD48a2V5
+d29yZD5DeXRva2luZXMvKmltbXVub2xvZ3kvbWV0YWJvbGlzbTwva2V5d29yZD48a2V5d29yZD5F
+bmRvdGhlbGlhbCBDZWxscy8qaW1tdW5vbG9neS9tZXRhYm9saXNtPC9rZXl3b3JkPjxrZXl3b3Jk
+PkVuZG90aGVsaW5zL21ldGFib2xpc208L2tleXdvcmQ+PGtleXdvcmQ+RW5kb3RoZWxpdW0sIFZh
+c2N1bGFyL2N5dG9sb2d5L2ltbXVub2xvZ3kvbWV0YWJvbGlzbS8qcGh5c2lvcGF0aG9sb2d5PC9r
+ZXl3b3JkPjxrZXl3b3JkPkVwb3Byb3N0ZW5vbC9tZXRhYm9saXNtPC9rZXl3b3JkPjxrZXl3b3Jk
+PkZpYnJpbm9seXNpcy9waHlzaW9sb2d5PC9rZXl3b3JkPjxrZXl3b3JkPkdseWNvY2FseXgvbWV0
+YWJvbGlzbTwva2V5d29yZD48a2V5d29yZD5IdW1hbnM8L2tleXdvcmQ+PGtleXdvcmQ+SW5mbGFt
+bWF0aW9uLyppbW11bm9sb2d5L21ldGFib2xpc208L2tleXdvcmQ+PGtleXdvcmQ+TWljcm9jaXJj
+dWxhdGlvbjwva2V5d29yZD48a2V5d29yZD5OaXRyaWMgT3hpZGUvbWV0YWJvbGlzbTwva2V5d29y
+ZD48a2V5d29yZD5QYXRob2dlbi1Bc3NvY2lhdGVkIE1vbGVjdWxhciBQYXR0ZXJuIE1vbGVjdWxl
+cy9tZXRhYm9saXNtPC9rZXl3b3JkPjxrZXl3b3JkPlBoZW5vdHlwZTwva2V5d29yZD48a2V5d29y
+ZD5QbGF0ZWxldCBBZGhlc2l2ZW5lc3M8L2tleXdvcmQ+PGtleXdvcmQ+U2Vwc2lzLyppbW11bm9s
+b2d5L21ldGFib2xpc208L2tleXdvcmQ+PGtleXdvcmQ+VGhyb21ib3BsYXN0aW4vbWV0YWJvbGlz
+bTwva2V5d29yZD48a2V5d29yZD5WYXNvY29uc3RyaWN0aW9uPC9rZXl3b3JkPjxrZXl3b3JkPlZh
+c29kaWxhdGlvbjwva2V5d29yZD48a2V5d29yZD5jeXRva2luZXM8L2tleXdvcmQ+PGtleXdvcmQ+
+ZW5kb3RoZWxpdW08L2tleXdvcmQ+PGtleXdvcmQ+Z2x5Y29jYWx5eDwva2V5d29yZD48a2V5d29y
+ZD5pbmZsYW1tYXRpb248L2tleXdvcmQ+PGtleXdvcmQ+c2Vwc2lzPC9rZXl3b3JkPjwva2V5d29y
+ZHM+PGRhdGVzPjx5ZWFyPjIwMjA8L3llYXI+PHB1Yi1kYXRlcz48ZGF0ZT5BdWcgMTwvZGF0ZT48
+L3B1Yi1kYXRlcz48L2RhdGVzPjxpc2JuPjEwNzMtNDQ5eDwvaXNibj48YWNjZXNzaW9uLW51bT4z
+MjEwMTQ0NjwvYWNjZXNzaW9uLW51bT48dXJscz48L3VybHM+PGVsZWN0cm9uaWMtcmVzb3VyY2Ut
+bnVtPjEwLjExNjQvcmNjbS4yMDE5MTAtMTkxMVRSPC9lbGVjdHJvbmljLXJlc291cmNlLW51bT48
+cmVtb3RlLWRhdGFiYXNlLXByb3ZpZGVyPk5MTTwvcmVtb3RlLWRhdGFiYXNlLXByb3ZpZGVyPjxs
+YW5ndWFnZT5lbmc8L2xhbmd1YWdlPjwvcmVjb3JkPjwvQ2l0ZT48L0VuZE5vdGU+AG==
 </w:fldData>
         </w:fldChar>
       </w:r>
@@ -10524,84 +10832,83 @@
 L2F1dGhvcj48YXV0aG9yPkxldnksIEplcnJvbGQgSC48L2F1dGhvcj48L2F1dGhvcnM+PC9jb250
 cmlidXRvcnM+PHRpdGxlcz48dGl0bGU+RW5kb3RoZWxpb3BhdGh5IHdpdGhpbiB0aGUgdGhyb21i
 b2luZmxhbW1hdG9yeSBuZXR3b3JrIG9mIHNlcHNpcy1pbmR1Y2VkIGNvYWd1bG9wYXRoeTwvdGl0
-bGU+PHNlY29uZGFyeS10aXRsZT5JbmZsYW1tYXRpb24gUmVzZWFyY2g8L3NlY29uZGFyeS10aXRs
-ZT48L3RpdGxlcz48cGVyaW9kaWNhbD48ZnVsbC10aXRsZT5JbmZsYW1tYXRpb24gUmVzZWFyY2g8
-L2Z1bGwtdGl0bGU+PC9wZXJpb2RpY2FsPjxwYWdlcz41OTwvcGFnZXM+PHZvbHVtZT43NTwvdm9s
-dW1lPjxudW1iZXI+MTwvbnVtYmVyPjxkYXRlcz48eWVhcj4yMDI2PC95ZWFyPjxwdWItZGF0ZXM+
-PGRhdGU+MjAyNi8wMy8xNzwvZGF0ZT48L3B1Yi1kYXRlcz48L2RhdGVzPjxpc2JuPjE0MjAtOTA4
-WDwvaXNibj48dXJscz48cmVsYXRlZC11cmxzPjx1cmw+aHR0cHM6Ly9kb2kub3JnLzEwLjEwMDcv
-czAwMDExLTAyNi0wMjIwNC14PC91cmw+PC9yZWxhdGVkLXVybHM+PC91cmxzPjxlbGVjdHJvbmlj
-LXJlc291cmNlLW51bT4xMC4xMDA3L3MwMDAxMS0wMjYtMDIyMDQteDwvZWxlY3Ryb25pYy1yZXNv
-dXJjZS1udW0+PC9yZWNvcmQ+PC9DaXRlPjxDaXRlPjxBdXRob3I+SWJhPC9BdXRob3I+PFllYXI+
-MjAyNDwvWWVhcj48UmVjTnVtPjE3NDwvUmVjTnVtPjxyZWNvcmQ+PHJlYy1udW1iZXI+MTc0PC9y
-ZWMtbnVtYmVyPjxmb3JlaWduLWtleXM+PGtleSBhcHA9IkVOIiBkYi1pZD0ic2Ewc3MyMndyZTA5
-Zm9lOXAydXB6dDBvMDVwcGVzZHcydnQyIiB0aW1lc3RhbXA9IjE3ODQzMzQ5NzkiPjE3NDwva2V5
-PjwvZm9yZWlnbi1rZXlzPjxyZWYtdHlwZSBuYW1lPSJKb3VybmFsIEFydGljbGUiPjE3PC9yZWYt
-dHlwZT48Y29udHJpYnV0b3JzPjxhdXRob3JzPjxhdXRob3I+SWJhLCBUb3NoaWFraTwvYXV0aG9y
-PjxhdXRob3I+TWFpZXIsIENoZXJ5bCBMLjwvYXV0aG9yPjxhdXRob3I+SGVsbXMsIEp1bGllPC9h
-dXRob3I+PGF1dGhvcj5GZXJyZXIsIFJpY2FyZDwvYXV0aG9yPjxhdXRob3I+VGhhY2hpbCwgSmVj
-a288L2F1dGhvcj48YXV0aG9yPkxldnksIEplcnJvbGQgSC48L2F1dGhvcj48L2F1dGhvcnM+PC9j
-b250cmlidXRvcnM+PHRpdGxlcz48dGl0bGU+TWFuYWdpbmcgc2Vwc2lzIGFuZCBzZXB0aWMgc2hv
-Y2sgaW4gYW4gZW5kb3RoZWxpYWwgZ2x5Y29jYWx5eC1mcmllbmRseSB3YXk6IGZyb20gdGhlIHZp
-ZXdwb2ludCBvZiBzdXJ2aXZpbmcgc2Vwc2lzIGNhbXBhaWduIGd1aWRlbGluZXM8L3RpdGxlPjxz
-ZWNvbmRhcnktdGl0bGU+QW5uYWxzIG9mIEludGVuc2l2ZSBDYXJlPC9zZWNvbmRhcnktdGl0bGU+
-PC90aXRsZXM+PHBlcmlvZGljYWw+PGZ1bGwtdGl0bGU+QW5uYWxzIG9mIEludGVuc2l2ZSBDYXJl
-PC9mdWxsLXRpdGxlPjwvcGVyaW9kaWNhbD48cGFnZXM+NjQ8L3BhZ2VzPjx2b2x1bWU+MTQ8L3Zv
-bHVtZT48bnVtYmVyPjE8L251bWJlcj48ZGF0ZXM+PHllYXI+MjAyNDwveWVhcj48cHViLWRhdGVz
-PjxkYXRlPjIwMjQvMDQvMjQ8L2RhdGU+PC9wdWItZGF0ZXM+PC9kYXRlcz48aXNibj4yMTEwLTU4
-MjA8L2lzYm4+PHVybHM+PHJlbGF0ZWQtdXJscz48dXJsPmh0dHBzOi8vZG9pLm9yZy8xMC4xMTg2
-L3MxMzYxMy0wMjQtMDEzMDEtNjwvdXJsPjwvcmVsYXRlZC11cmxzPjwvdXJscz48ZWxlY3Ryb25p
-Yy1yZXNvdXJjZS1udW0+MTAuMTE4Ni9zMTM2MTMtMDI0LTAxMzAxLTY8L2VsZWN0cm9uaWMtcmVz
-b3VyY2UtbnVtPjwvcmVjb3JkPjwvQ2l0ZT48Q2l0ZT48QXV0aG9yPkpvZmZyZTwvQXV0aG9yPjxZ
-ZWFyPjIwMjA8L1llYXI+PFJlY051bT4xNzU8L1JlY051bT48cmVjb3JkPjxyZWMtbnVtYmVyPjE3
-NTwvcmVjLW51bWJlcj48Zm9yZWlnbi1rZXlzPjxrZXkgYXBwPSJFTiIgZGItaWQ9InNhMHNzMjJ3
-cmUwOWZvZTlwMnVwenQwbzA1cHBlc2R3MnZ0MiIgdGltZXN0YW1wPSIxNzg0MzM1MDMxIj4xNzU8
-L2tleT48L2ZvcmVpZ24ta2V5cz48cmVmLXR5cGUgbmFtZT0iSm91cm5hbCBBcnRpY2xlIj4xNzwv
-cmVmLXR5cGU+PGNvbnRyaWJ1dG9ycz48YXV0aG9ycz48YXV0aG9yPkpvZmZyZSwgSi48L2F1dGhv
-cj48YXV0aG9yPkhlbGxtYW4sIEouPC9hdXRob3I+PGF1dGhvcj5JbmNlLCBDLjwvYXV0aG9yPjxh
-dXRob3I+QWl0LU91ZmVsbGEsIEguPC9hdXRob3I+PC9hdXRob3JzPjwvY29udHJpYnV0b3JzPjxh
-dXRoLWFkZHJlc3M+TWVkaWNhbCBJbnRlbnNpdmUgQ2FyZSBVbml0LCBIw7RwaXRhbCBTYWludC1B
-bnRvaW5lLCBBc3Npc3RhbmNlIFB1YmxpcXVlLUjDtHBpdGF1eCBkZSBQYXJpcywgU29yYm9ubmUg
-VW5pdmVyc2l0w6ksIFBhcmlzLCBGcmFuY2UuJiN4RDtEZXBhcnRtZW50IG9mIEFuZXN0aGVzaWEg
-YW5kIFBlcmlvcGVyYXRpdmUgQ2FyZSwgVW5pdmVyc2l0eSBvZiBDYWxpZm9ybmlhIFNhbiBGcmFu
-Y2lzY28gU2Nob29sIG9mIE1lZGljaW5lLCBTYW4gRnJhbmNpc2NvLCBDYWxpZm9ybmlhLiYjeEQ7
-RGVwYXJ0bWVudCBvZiBJbnRlbnNpdmUgQ2FyZSBNZWRpY2luZSwgRXJhc211cyBNZWRpY2FsIENl
-bnRlciwgVW5pdmVyc2l0eSBNZWRpY2FsIENlbnRlciBSb3R0ZXJkYW0sIFJvdHRlcmRhbSwgdGhl
-IE5ldGhlcmxhbmRzOyBhbmQuJiN4RDtJTlNFUk0gVTk3MCwgQ2FyZGlvdmFzY3VsYXIgUmVzZWFy
-Y2ggQ2VudGVyLCBVbml2ZXJzaXTDqSBkZSBQYXJpcywgUGFyaXMsIEZyYW5jZS48L2F1dGgtYWRk
-cmVzcz48dGl0bGVzPjx0aXRsZT5FbmRvdGhlbGlhbCBSZXNwb25zZXMgaW4gU2Vwc2lzPC90aXRs
-ZT48c2Vjb25kYXJ5LXRpdGxlPkFtIEogUmVzcGlyIENyaXQgQ2FyZSBNZWQ8L3NlY29uZGFyeS10
-aXRsZT48L3RpdGxlcz48cGVyaW9kaWNhbD48ZnVsbC10aXRsZT5BbSBKIFJlc3BpciBDcml0IENh
-cmUgTWVkPC9mdWxsLXRpdGxlPjwvcGVyaW9kaWNhbD48cGFnZXM+MzYxLTM3MDwvcGFnZXM+PHZv
-bHVtZT4yMDI8L3ZvbHVtZT48bnVtYmVyPjM8L251bWJlcj48a2V5d29yZHM+PGtleXdvcmQ+QWxh
-cm1pbnMvbWV0YWJvbGlzbTwva2V5d29yZD48a2V5d29yZD5BbmltYWxzPC9rZXl3b3JkPjxrZXl3
-b3JkPkFwb3B0b3Npcy8qaW1tdW5vbG9neS9waHlzaW9sb2d5PC9rZXl3b3JkPjxrZXl3b3JkPkJs
-b29kIENvYWd1bGF0aW9uL3BoeXNpb2xvZ3k8L2tleXdvcmQ+PGtleXdvcmQ+Q2FwaWxsYXJ5IFBl
-cm1lYWJpbGl0eS8qaW1tdW5vbG9neTwva2V5d29yZD48a2V5d29yZD5DZWxsIEFkaGVzaW9uIE1v
-bGVjdWxlcy9tZXRhYm9saXNtPC9rZXl3b3JkPjxrZXl3b3JkPkN5dG9raW5lcy8qaW1tdW5vbG9n
-eS9tZXRhYm9saXNtPC9rZXl3b3JkPjxrZXl3b3JkPkVuZG90aGVsaWFsIENlbGxzLyppbW11bm9s
-b2d5L21ldGFib2xpc208L2tleXdvcmQ+PGtleXdvcmQ+RW5kb3RoZWxpbnMvbWV0YWJvbGlzbTwv
-a2V5d29yZD48a2V5d29yZD5FbmRvdGhlbGl1bSwgVmFzY3VsYXIvY3l0b2xvZ3kvaW1tdW5vbG9n
-eS9tZXRhYm9saXNtLypwaHlzaW9wYXRob2xvZ3k8L2tleXdvcmQ+PGtleXdvcmQ+RXBvcHJvc3Rl
-bm9sL21ldGFib2xpc208L2tleXdvcmQ+PGtleXdvcmQ+Rmlicmlub2x5c2lzL3BoeXNpb2xvZ3k8
-L2tleXdvcmQ+PGtleXdvcmQ+R2x5Y29jYWx5eC9tZXRhYm9saXNtPC9rZXl3b3JkPjxrZXl3b3Jk
-Pkh1bWFuczwva2V5d29yZD48a2V5d29yZD5JbmZsYW1tYXRpb24vKmltbXVub2xvZ3kvbWV0YWJv
-bGlzbTwva2V5d29yZD48a2V5d29yZD5NaWNyb2NpcmN1bGF0aW9uPC9rZXl3b3JkPjxrZXl3b3Jk
-Pk5pdHJpYyBPeGlkZS9tZXRhYm9saXNtPC9rZXl3b3JkPjxrZXl3b3JkPlBhdGhvZ2VuLUFzc29j
-aWF0ZWQgTW9sZWN1bGFyIFBhdHRlcm4gTW9sZWN1bGVzL21ldGFib2xpc208L2tleXdvcmQ+PGtl
-eXdvcmQ+UGhlbm90eXBlPC9rZXl3b3JkPjxrZXl3b3JkPlBsYXRlbGV0IEFkaGVzaXZlbmVzczwv
-a2V5d29yZD48a2V5d29yZD5TZXBzaXMvKmltbXVub2xvZ3kvbWV0YWJvbGlzbTwva2V5d29yZD48
-a2V5d29yZD5UaHJvbWJvcGxhc3Rpbi9tZXRhYm9saXNtPC9rZXl3b3JkPjxrZXl3b3JkPlZhc29j
-b25zdHJpY3Rpb248L2tleXdvcmQ+PGtleXdvcmQ+VmFzb2RpbGF0aW9uPC9rZXl3b3JkPjxrZXl3
-b3JkPmN5dG9raW5lczwva2V5d29yZD48a2V5d29yZD5lbmRvdGhlbGl1bTwva2V5d29yZD48a2V5
-d29yZD5nbHljb2NhbHl4PC9rZXl3b3JkPjxrZXl3b3JkPmluZmxhbW1hdGlvbjwva2V5d29yZD48
-a2V5d29yZD5zZXBzaXM8L2tleXdvcmQ+PC9rZXl3b3Jkcz48ZGF0ZXM+PHllYXI+MjAyMDwveWVh
-cj48cHViLWRhdGVzPjxkYXRlPkF1ZyAxPC9kYXRlPjwvcHViLWRhdGVzPjwvZGF0ZXM+PGlzYm4+
-MTA3My00NDl4PC9pc2JuPjxhY2Nlc3Npb24tbnVtPjMyMTAxNDQ2PC9hY2Nlc3Npb24tbnVtPjx1
-cmxzPjwvdXJscz48ZWxlY3Ryb25pYy1yZXNvdXJjZS1udW0+MTAuMTE2NC9yY2NtLjIwMTkxMC0x
-OTExVFI8L2VsZWN0cm9uaWMtcmVzb3VyY2UtbnVtPjxyZW1vdGUtZGF0YWJhc2UtcHJvdmlkZXI+
-TkxNPC9yZW1vdGUtZGF0YWJhc2UtcHJvdmlkZXI+PGxhbmd1YWdlPmVuZzwvbGFuZ3VhZ2U+PC9y
-ZWNvcmQ+PC9DaXRlPjwvRW5kTm90ZT4A
+bGU+PHNlY29uZGFyeS10aXRsZT5JbmZsYW1tIFJlczwvc2Vjb25kYXJ5LXRpdGxlPjwvdGl0bGVz
+PjxwZXJpb2RpY2FsPjxmdWxsLXRpdGxlPkluZmxhbW0gUmVzPC9mdWxsLXRpdGxlPjwvcGVyaW9k
+aWNhbD48cGFnZXM+NTk8L3BhZ2VzPjx2b2x1bWU+NzU8L3ZvbHVtZT48bnVtYmVyPjE8L251bWJl
+cj48ZGF0ZXM+PHllYXI+MjAyNjwveWVhcj48cHViLWRhdGVzPjxkYXRlPjIwMjYvMDMvMTc8L2Rh
+dGU+PC9wdWItZGF0ZXM+PC9kYXRlcz48aXNibj4xNDIwLTkwOFg8L2lzYm4+PHVybHM+PHJlbGF0
+ZWQtdXJscz48dXJsPmh0dHBzOi8vZG9pLm9yZy8xMC4xMDA3L3MwMDAxMS0wMjYtMDIyMDQteDwv
+dXJsPjwvcmVsYXRlZC11cmxzPjwvdXJscz48ZWxlY3Ryb25pYy1yZXNvdXJjZS1udW0+MTAuMTAw
+Ny9zMDAwMTEtMDI2LTAyMjA0LXg8L2VsZWN0cm9uaWMtcmVzb3VyY2UtbnVtPjwvcmVjb3JkPjwv
+Q2l0ZT48Q2l0ZT48QXV0aG9yPkliYTwvQXV0aG9yPjxZZWFyPjIwMjQ8L1llYXI+PFJlY051bT4x
+NzQ8L1JlY051bT48cmVjb3JkPjxyZWMtbnVtYmVyPjE3NDwvcmVjLW51bWJlcj48Zm9yZWlnbi1r
+ZXlzPjxrZXkgYXBwPSJFTiIgZGItaWQ9InNhMHNzMjJ3cmUwOWZvZTlwMnVwenQwbzA1cHBlc2R3
+MnZ0MiIgdGltZXN0YW1wPSIxNzg0MzM0OTc5Ij4xNzQ8L2tleT48L2ZvcmVpZ24ta2V5cz48cmVm
+LXR5cGUgbmFtZT0iSm91cm5hbCBBcnRpY2xlIj4xNzwvcmVmLXR5cGU+PGNvbnRyaWJ1dG9ycz48
+YXV0aG9ycz48YXV0aG9yPkliYSwgVG9zaGlha2k8L2F1dGhvcj48YXV0aG9yPk1haWVyLCBDaGVy
+eWwgTC48L2F1dGhvcj48YXV0aG9yPkhlbG1zLCBKdWxpZTwvYXV0aG9yPjxhdXRob3I+RmVycmVy
+LCBSaWNhcmQ8L2F1dGhvcj48YXV0aG9yPlRoYWNoaWwsIEplY2tvPC9hdXRob3I+PGF1dGhvcj5M
+ZXZ5LCBKZXJyb2xkIEguPC9hdXRob3I+PC9hdXRob3JzPjwvY29udHJpYnV0b3JzPjx0aXRsZXM+
+PHRpdGxlPk1hbmFnaW5nIHNlcHNpcyBhbmQgc2VwdGljIHNob2NrIGluIGFuIGVuZG90aGVsaWFs
+IGdseWNvY2FseXgtZnJpZW5kbHkgd2F5OiBmcm9tIHRoZSB2aWV3cG9pbnQgb2Ygc3Vydml2aW5n
+IHNlcHNpcyBjYW1wYWlnbiBndWlkZWxpbmVzPC90aXRsZT48c2Vjb25kYXJ5LXRpdGxlPkFubiBJ
+bnRlbnNpdmUgQ2FyZTwvc2Vjb25kYXJ5LXRpdGxlPjwvdGl0bGVzPjxwZXJpb2RpY2FsPjxmdWxs
+LXRpdGxlPkFubiBJbnRlbnNpdmUgQ2FyZTwvZnVsbC10aXRsZT48L3BlcmlvZGljYWw+PHBhZ2Vz
+PjY0PC9wYWdlcz48dm9sdW1lPjE0PC92b2x1bWU+PG51bWJlcj4xPC9udW1iZXI+PGRhdGVzPjx5
+ZWFyPjIwMjQ8L3llYXI+PHB1Yi1kYXRlcz48ZGF0ZT4yMDI0LzA0LzI0PC9kYXRlPjwvcHViLWRh
+dGVzPjwvZGF0ZXM+PGlzYm4+MjExMC01ODIwPC9pc2JuPjx1cmxzPjxyZWxhdGVkLXVybHM+PHVy
+bD5odHRwczovL2RvaS5vcmcvMTAuMTE4Ni9zMTM2MTMtMDI0LTAxMzAxLTY8L3VybD48L3JlbGF0
+ZWQtdXJscz48L3VybHM+PGVsZWN0cm9uaWMtcmVzb3VyY2UtbnVtPjEwLjExODYvczEzNjEzLTAy
+NC0wMTMwMS02PC9lbGVjdHJvbmljLXJlc291cmNlLW51bT48L3JlY29yZD48L0NpdGU+PENpdGU+
+PEF1dGhvcj5Kb2ZmcmU8L0F1dGhvcj48WWVhcj4yMDIwPC9ZZWFyPjxSZWNOdW0+MTc1PC9SZWNO
+dW0+PHJlY29yZD48cmVjLW51bWJlcj4xNzU8L3JlYy1udW1iZXI+PGZvcmVpZ24ta2V5cz48a2V5
+IGFwcD0iRU4iIGRiLWlkPSJzYTBzczIyd3JlMDlmb2U5cDJ1cHp0MG8wNXBwZXNkdzJ2dDIiIHRp
+bWVzdGFtcD0iMTc4NDMzNTAzMSI+MTc1PC9rZXk+PC9mb3JlaWduLWtleXM+PHJlZi10eXBlIG5h
+bWU9IkpvdXJuYWwgQXJ0aWNsZSI+MTc8L3JlZi10eXBlPjxjb250cmlidXRvcnM+PGF1dGhvcnM+
+PGF1dGhvcj5Kb2ZmcmUsIEouPC9hdXRob3I+PGF1dGhvcj5IZWxsbWFuLCBKLjwvYXV0aG9yPjxh
+dXRob3I+SW5jZSwgQy48L2F1dGhvcj48YXV0aG9yPkFpdC1PdWZlbGxhLCBILjwvYXV0aG9yPjwv
+YXV0aG9ycz48L2NvbnRyaWJ1dG9ycz48YXV0aC1hZGRyZXNzPk1lZGljYWwgSW50ZW5zaXZlIENh
+cmUgVW5pdCwgSMO0cGl0YWwgU2FpbnQtQW50b2luZSwgQXNzaXN0YW5jZSBQdWJsaXF1ZS1Iw7Rw
+aXRhdXggZGUgUGFyaXMsIFNvcmJvbm5lIFVuaXZlcnNpdMOpLCBQYXJpcywgRnJhbmNlLiYjeEQ7
+RGVwYXJ0bWVudCBvZiBBbmVzdGhlc2lhIGFuZCBQZXJpb3BlcmF0aXZlIENhcmUsIFVuaXZlcnNp
+dHkgb2YgQ2FsaWZvcm5pYSBTYW4gRnJhbmNpc2NvIFNjaG9vbCBvZiBNZWRpY2luZSwgU2FuIEZy
+YW5jaXNjbywgQ2FsaWZvcm5pYS4mI3hEO0RlcGFydG1lbnQgb2YgSW50ZW5zaXZlIENhcmUgTWVk
+aWNpbmUsIEVyYXNtdXMgTWVkaWNhbCBDZW50ZXIsIFVuaXZlcnNpdHkgTWVkaWNhbCBDZW50ZXIg
+Um90dGVyZGFtLCBSb3R0ZXJkYW0sIHRoZSBOZXRoZXJsYW5kczsgYW5kLiYjeEQ7SU5TRVJNIFU5
+NzAsIENhcmRpb3Zhc2N1bGFyIFJlc2VhcmNoIENlbnRlciwgVW5pdmVyc2l0w6kgZGUgUGFyaXMs
+IFBhcmlzLCBGcmFuY2UuPC9hdXRoLWFkZHJlc3M+PHRpdGxlcz48dGl0bGU+RW5kb3RoZWxpYWwg
+UmVzcG9uc2VzIGluIFNlcHNpczwvdGl0bGU+PHNlY29uZGFyeS10aXRsZT5BbSBKIFJlc3BpciBD
+cml0IENhcmUgTWVkPC9zZWNvbmRhcnktdGl0bGU+PC90aXRsZXM+PHBlcmlvZGljYWw+PGZ1bGwt
+dGl0bGU+QW0gSiBSZXNwaXIgQ3JpdCBDYXJlIE1lZDwvZnVsbC10aXRsZT48L3BlcmlvZGljYWw+
+PHBhZ2VzPjM2MS0zNzA8L3BhZ2VzPjx2b2x1bWU+MjAyPC92b2x1bWU+PG51bWJlcj4zPC9udW1i
+ZXI+PGtleXdvcmRzPjxrZXl3b3JkPkFsYXJtaW5zL21ldGFib2xpc208L2tleXdvcmQ+PGtleXdv
+cmQ+QW5pbWFsczwva2V5d29yZD48a2V5d29yZD5BcG9wdG9zaXMvKmltbXVub2xvZ3kvcGh5c2lv
+bG9neTwva2V5d29yZD48a2V5d29yZD5CbG9vZCBDb2FndWxhdGlvbi9waHlzaW9sb2d5PC9rZXl3
+b3JkPjxrZXl3b3JkPkNhcGlsbGFyeSBQZXJtZWFiaWxpdHkvKmltbXVub2xvZ3k8L2tleXdvcmQ+
+PGtleXdvcmQ+Q2VsbCBBZGhlc2lvbiBNb2xlY3VsZXMvbWV0YWJvbGlzbTwva2V5d29yZD48a2V5
+d29yZD5DeXRva2luZXMvKmltbXVub2xvZ3kvbWV0YWJvbGlzbTwva2V5d29yZD48a2V5d29yZD5F
+bmRvdGhlbGlhbCBDZWxscy8qaW1tdW5vbG9neS9tZXRhYm9saXNtPC9rZXl3b3JkPjxrZXl3b3Jk
+PkVuZG90aGVsaW5zL21ldGFib2xpc208L2tleXdvcmQ+PGtleXdvcmQ+RW5kb3RoZWxpdW0sIFZh
+c2N1bGFyL2N5dG9sb2d5L2ltbXVub2xvZ3kvbWV0YWJvbGlzbS8qcGh5c2lvcGF0aG9sb2d5PC9r
+ZXl3b3JkPjxrZXl3b3JkPkVwb3Byb3N0ZW5vbC9tZXRhYm9saXNtPC9rZXl3b3JkPjxrZXl3b3Jk
+PkZpYnJpbm9seXNpcy9waHlzaW9sb2d5PC9rZXl3b3JkPjxrZXl3b3JkPkdseWNvY2FseXgvbWV0
+YWJvbGlzbTwva2V5d29yZD48a2V5d29yZD5IdW1hbnM8L2tleXdvcmQ+PGtleXdvcmQ+SW5mbGFt
+bWF0aW9uLyppbW11bm9sb2d5L21ldGFib2xpc208L2tleXdvcmQ+PGtleXdvcmQ+TWljcm9jaXJj
+dWxhdGlvbjwva2V5d29yZD48a2V5d29yZD5OaXRyaWMgT3hpZGUvbWV0YWJvbGlzbTwva2V5d29y
+ZD48a2V5d29yZD5QYXRob2dlbi1Bc3NvY2lhdGVkIE1vbGVjdWxhciBQYXR0ZXJuIE1vbGVjdWxl
+cy9tZXRhYm9saXNtPC9rZXl3b3JkPjxrZXl3b3JkPlBoZW5vdHlwZTwva2V5d29yZD48a2V5d29y
+ZD5QbGF0ZWxldCBBZGhlc2l2ZW5lc3M8L2tleXdvcmQ+PGtleXdvcmQ+U2Vwc2lzLyppbW11bm9s
+b2d5L21ldGFib2xpc208L2tleXdvcmQ+PGtleXdvcmQ+VGhyb21ib3BsYXN0aW4vbWV0YWJvbGlz
+bTwva2V5d29yZD48a2V5d29yZD5WYXNvY29uc3RyaWN0aW9uPC9rZXl3b3JkPjxrZXl3b3JkPlZh
+c29kaWxhdGlvbjwva2V5d29yZD48a2V5d29yZD5jeXRva2luZXM8L2tleXdvcmQ+PGtleXdvcmQ+
+ZW5kb3RoZWxpdW08L2tleXdvcmQ+PGtleXdvcmQ+Z2x5Y29jYWx5eDwva2V5d29yZD48a2V5d29y
+ZD5pbmZsYW1tYXRpb248L2tleXdvcmQ+PGtleXdvcmQ+c2Vwc2lzPC9rZXl3b3JkPjwva2V5d29y
+ZHM+PGRhdGVzPjx5ZWFyPjIwMjA8L3llYXI+PHB1Yi1kYXRlcz48ZGF0ZT5BdWcgMTwvZGF0ZT48
+L3B1Yi1kYXRlcz48L2RhdGVzPjxpc2JuPjEwNzMtNDQ5eDwvaXNibj48YWNjZXNzaW9uLW51bT4z
+MjEwMTQ0NjwvYWNjZXNzaW9uLW51bT48dXJscz48L3VybHM+PGVsZWN0cm9uaWMtcmVzb3VyY2Ut
+bnVtPjEwLjExNjQvcmNjbS4yMDE5MTAtMTkxMVRSPC9lbGVjdHJvbmljLXJlc291cmNlLW51bT48
+cmVtb3RlLWRhdGFiYXNlLXByb3ZpZGVyPk5MTTwvcmVtb3RlLWRhdGFiYXNlLXByb3ZpZGVyPjxs
+YW5ndWFnZT5lbmc8L2xhbmd1YWdlPjwvcmVjb3JkPjwvQ2l0ZT48L0VuZE5vdGU+AG==
 </w:fldData>
         </w:fldChar>
       </w:r>
@@ -10793,6 +11100,13 @@
       </w:r>
       <w:r>
         <w:rPr>
+          <w:rFonts w:ascii="Times New Roman" w:hAnsi="Times New Roman" w:cs="Times New Roman" w:hint="eastAsia"/>
+          <w:sz w:val="24"/>
+        </w:rPr>
+        <w:t xml:space="preserve"> </w:t>
+      </w:r>
+      <w:r>
+        <w:rPr>
           <w:rFonts w:ascii="Times New Roman" w:hAnsi="Times New Roman" w:cs="Times New Roman"/>
           <w:sz w:val="24"/>
         </w:rPr>
@@ -10803,7 +11117,7 @@
           <w:rFonts w:ascii="Times New Roman" w:hAnsi="Times New Roman" w:cs="Times New Roman"/>
           <w:sz w:val="24"/>
         </w:rPr>
-        <w:instrText xml:space="preserve"> ADDIN EN.CITE &lt;EndNote&gt;&lt;Cite&gt;&lt;Author&gt;Scicluna&lt;/Author&gt;&lt;Year&gt;2025&lt;/Year&gt;&lt;RecNum&gt;176&lt;/RecNum&gt;&lt;DisplayText&gt;[5]&lt;/DisplayText&gt;&lt;record&gt;&lt;rec-number&gt;176&lt;/rec-number&gt;&lt;foreign-keys&gt;&lt;key app="EN" db-id="sa0ss22wre09foe9p2upzt0o05ppesdw2vt2" timestamp="1784335112"&gt;176&lt;/key&gt;&lt;/foreign-keys&gt;&lt;ref-type name="Journal Article"&gt;17&lt;/ref-type&gt;&lt;contributors&gt;&lt;authors&gt;&lt;author&gt;Scicluna, Brendon P.&lt;/author&gt;&lt;author&gt;Cano-Gamez, Kiki&lt;/author&gt;&lt;author&gt;Burnham, Katie L.&lt;/author&gt;&lt;author&gt;Davenport, Emma E.&lt;/author&gt;&lt;author&gt;Moore, Andrew Reese&lt;/author&gt;&lt;author&gt;Khan, Soumen&lt;/author&gt;&lt;author&gt;Hinds, Charles J.&lt;/author&gt;&lt;author&gt;Cremer, Olaf L.&lt;/author&gt;&lt;author&gt;Khatri, Purvesh&lt;/author&gt;&lt;author&gt;Sweeney, Timothy E.&lt;/author&gt;&lt;author&gt;Knight, Julian C.&lt;/author&gt;&lt;author&gt;van der Poll, Tom&lt;/author&gt;&lt;/authors&gt;&lt;/contributors&gt;&lt;titles&gt;&lt;title&gt;A consensus blood transcriptomic framework for sepsis&lt;/title&gt;&lt;secondary-title&gt;Nature Medicine&lt;/secondary-title&gt;&lt;/titles&gt;&lt;periodical&gt;&lt;full-title&gt;Nature Medicine&lt;/full-title&gt;&lt;/periodical&gt;&lt;pages&gt;4119-4130&lt;/pages&gt;&lt;volume&gt;31&lt;/volume&gt;&lt;number&gt;12&lt;/number&gt;&lt;dates&gt;&lt;year&gt;2025&lt;/year&gt;&lt;pub-dates&gt;&lt;date&gt;2025/12/01&lt;/date&gt;&lt;/pub-dates&gt;&lt;/dates&gt;&lt;isbn&gt;1546-170X&lt;/isbn&gt;&lt;urls&gt;&lt;related-urls&gt;&lt;url&gt;https://doi.org/10.1038/s41591-025-03964-5&lt;/url&gt;&lt;/related-urls&gt;&lt;/urls&gt;&lt;electronic-resource-num&gt;10.1038/s41591-025-03964-5&lt;/electronic-resource-num&gt;&lt;/record&gt;&lt;/Cite&gt;&lt;/EndNote&gt;</w:instrText>
+        <w:instrText xml:space="preserve"> ADDIN EN.CITE &lt;EndNote&gt;&lt;Cite&gt;&lt;Author&gt;Scicluna&lt;/Author&gt;&lt;Year&gt;2025&lt;/Year&gt;&lt;RecNum&gt;176&lt;/RecNum&gt;&lt;DisplayText&gt;[5]&lt;/DisplayText&gt;&lt;record&gt;&lt;rec-number&gt;176&lt;/rec-number&gt;&lt;foreign-keys&gt;&lt;key app="EN" db-id="sa0ss22wre09foe9p2upzt0o05ppesdw2vt2" timestamp="1784335112"&gt;176&lt;/key&gt;&lt;/foreign-keys&gt;&lt;ref-type name="Journal Article"&gt;17&lt;/ref-type&gt;&lt;contributors&gt;&lt;authors&gt;&lt;author&gt;Scicluna, Brendon P.&lt;/author&gt;&lt;author&gt;Cano-Gamez, Kiki&lt;/author&gt;&lt;author&gt;Burnham, Katie L.&lt;/author&gt;&lt;author&gt;Davenport, Emma E.&lt;/author&gt;&lt;author&gt;Moore, Andrew Reese&lt;/author&gt;&lt;author&gt;Khan, Soumen&lt;/author&gt;&lt;author&gt;Hinds, Charles J.&lt;/author&gt;&lt;author&gt;Cremer, Olaf L.&lt;/author&gt;&lt;author&gt;Khatri, Purvesh&lt;/author&gt;&lt;author&gt;Sweeney, Timothy E.&lt;/author&gt;&lt;author&gt;Knight, Julian C.&lt;/author&gt;&lt;author&gt;van der Poll, Tom&lt;/author&gt;&lt;/authors&gt;&lt;/contributors&gt;&lt;titles&gt;&lt;title&gt;A consensus blood transcriptomic framework for sepsis&lt;/title&gt;&lt;secondary-title&gt;Nat Med&lt;/secondary-title&gt;&lt;/titles&gt;&lt;periodical&gt;&lt;full-title&gt;Nat Med&lt;/full-title&gt;&lt;/periodical&gt;&lt;pages&gt;4119-4130&lt;/pages&gt;&lt;volume&gt;31&lt;/volume&gt;&lt;number&gt;12&lt;/number&gt;&lt;dates&gt;&lt;year&gt;2025&lt;/year&gt;&lt;pub-dates&gt;&lt;date&gt;2025/12/01&lt;/date&gt;&lt;/pub-dates&gt;&lt;/dates&gt;&lt;isbn&gt;1546-170X&lt;/isbn&gt;&lt;urls&gt;&lt;related-urls&gt;&lt;url&gt;https://doi.org/10.1038/s41591-025-03964-5&lt;/url&gt;&lt;/related-urls&gt;&lt;/urls&gt;&lt;electronic-resource-num&gt;10.1038/s41591-025-03964-5&lt;/electronic-resource-num&gt;&lt;/record&gt;&lt;/Cite&gt;&lt;/EndNote&gt;</w:instrText>
       </w:r>
       <w:r>
         <w:rPr>
@@ -10833,6 +11147,13 @@
           <w:sz w:val="24"/>
         </w:rPr>
         <w:t>. Pathogen class, timing from infection, immune-cell composition, viral reactivation, secondary infection and immunomodulatory treatment may all alter whether type-I or type-II interferon activity is protective, maladaptive or primarily a marker of host-response state</w:t>
+      </w:r>
+      <w:r>
+        <w:rPr>
+          <w:rFonts w:ascii="Times New Roman" w:hAnsi="Times New Roman" w:cs="Times New Roman" w:hint="eastAsia"/>
+          <w:sz w:val="24"/>
+        </w:rPr>
+        <w:t xml:space="preserve"> </w:t>
       </w:r>
       <w:r>
         <w:rPr>
@@ -10849,7 +11170,7 @@
 PGF1dGhvcj5XaWVyc2luZ2EsIFcuIEpvb3N0PC9hdXRob3I+PGF1dGhvcj52YW4gZGVyIFBvbGws
 IFRvbTwvYXV0aG9yPjwvYXV0aG9ycz48L2NvbnRyaWJ1dG9ycz48dGl0bGVzPjx0aXRsZT5JbW11
 bm9wYXRob3BoeXNpb2xvZ3kgb2YgaHVtYW4gc2Vwc2lzPC90aXRsZT48c2Vjb25kYXJ5LXRpdGxl
-PmVCaW9NZWRpY2luZTwvc2Vjb25kYXJ5LXRpdGxlPjwvdGl0bGVzPjxwZXJpb2RpY2FsPjxmdWxs
+PkVCaW9NZWRpY2luZTwvc2Vjb25kYXJ5LXRpdGxlPjwvdGl0bGVzPjxwZXJpb2RpY2FsPjxmdWxs
 LXRpdGxlPmVCaW9NZWRpY2luZTwvZnVsbC10aXRsZT48L3BlcmlvZGljYWw+PHBhZ2VzPjEwNDM2
 MzwvcGFnZXM+PHZvbHVtZT44Njwvdm9sdW1lPjxrZXl3b3Jkcz48a2V5d29yZD5TZXBzaXM8L2tl
 eXdvcmQ+PGtleXdvcmQ+UGF0aG9nZW5lc2lzPC9rZXl3b3JkPjxrZXl3b3JkPkh5cGVyaW5mbGFt
@@ -10878,45 +11199,45 @@
 dDwvYXV0aG9yPjxhdXRob3I+TmV0ZWEsIE1paGFpIEcuPC9hdXRob3I+PC9hdXRob3JzPjwvY29u
 dHJpYnV0b3JzPjx0aXRsZXM+PHRpdGxlPlRoZSBwYXRob3BoeXNpb2xvZ3kgb2Ygc2Vwc2lzIGFu
 ZCBwcmVjaXNpb24tbWVkaWNpbmUtYmFzZWQgaW1tdW5vdGhlcmFweTwvdGl0bGU+PHNlY29uZGFy
-eS10aXRsZT5OYXR1cmUgSW1tdW5vbG9neTwvc2Vjb25kYXJ5LXRpdGxlPjwvdGl0bGVzPjxwZXJp
-b2RpY2FsPjxmdWxsLXRpdGxlPk5hdHVyZSBJbW11bm9sb2d5PC9mdWxsLXRpdGxlPjwvcGVyaW9k
-aWNhbD48cGFnZXM+MTktMjg8L3BhZ2VzPjx2b2x1bWU+MjU8L3ZvbHVtZT48bnVtYmVyPjE8L251
-bWJlcj48ZGF0ZXM+PHllYXI+MjAyNDwveWVhcj48cHViLWRhdGVzPjxkYXRlPjIwMjQvMDEvMDE8
-L2RhdGU+PC9wdWItZGF0ZXM+PC9kYXRlcz48aXNibj4xNTI5LTI5MTY8L2lzYm4+PHVybHM+PHJl
-bGF0ZWQtdXJscz48dXJsPmh0dHBzOi8vZG9pLm9yZy8xMC4xMDM4L3M0MTU5MC0wMjMtMDE2NjAt
-NTwvdXJsPjwvcmVsYXRlZC11cmxzPjwvdXJscz48ZWxlY3Ryb25pYy1yZXNvdXJjZS1udW0+MTAu
-MTAzOC9zNDE1OTAtMDIzLTAxNjYwLTU8L2VsZWN0cm9uaWMtcmVzb3VyY2UtbnVtPjwvcmVjb3Jk
-PjwvQ2l0ZT48Q2l0ZT48QXV0aG9yPlNoYW5rYXItSGFyaTwvQXV0aG9yPjxZZWFyPjIwMjQ8L1ll
-YXI+PFJlY051bT4xNzk8L1JlY051bT48cmVjb3JkPjxyZWMtbnVtYmVyPjE3OTwvcmVjLW51bWJl
-cj48Zm9yZWlnbi1rZXlzPjxrZXkgYXBwPSJFTiIgZGItaWQ9InNhMHNzMjJ3cmUwOWZvZTlwMnVw
-enQwbzA1cHBlc2R3MnZ0MiIgdGltZXN0YW1wPSIxNzg0MzM1MjEyIj4xNzk8L2tleT48L2ZvcmVp
-Z24ta2V5cz48cmVmLXR5cGUgbmFtZT0iSm91cm5hbCBBcnRpY2xlIj4xNzwvcmVmLXR5cGU+PGNv
-bnRyaWJ1dG9ycz48YXV0aG9ycz48YXV0aG9yPlNoYW5rYXItSGFyaSwgTWFudTwvYXV0aG9yPjxh
-dXRob3I+Q2FsYW5kcmEsIFRoaWVycnk8L2F1dGhvcj48YXV0aG9yPlNvYXJlcywgTWlndWVsIFAu
-PC9hdXRob3I+PGF1dGhvcj5CYXVlciwgTWljaGFlbDwvYXV0aG9yPjxhdXRob3I+V2llcnNpbmdh
-LCBXLiBKb29zdDwvYXV0aG9yPjxhdXRob3I+UHJlc2NvdHQsIEhhbGxpZSBDLjwvYXV0aG9yPjxh
-dXRob3I+S25pZ2h0LCBKdWxpYW4gQy48L2F1dGhvcj48YXV0aG9yPkJhaWxsaWUsIEtlbm5ldGgg
-Si48L2F1dGhvcj48YXV0aG9yPkJvcywgTGlldXdlIEQuIEouPC9hdXRob3I+PGF1dGhvcj5EZXJk
-ZSwgTGVubmllIFAuIEcuPC9hdXRob3I+PGF1dGhvcj5GaW5mZXIsIFNpbW9uPC9hdXRob3I+PGF1
-dGhvcj5Ib3RjaGtpc3MsIFJpY2hhcmQgUy48L2F1dGhvcj48YXV0aG9yPk1hcnNoYWxsLCBKb2hu
-PC9hdXRob3I+PGF1dGhvcj5PcGVuc2hhdywgUGV0ZXIgSi4gTS48L2F1dGhvcj48YXV0aG9yPlNl
-eW1vdXIsIENocmlzdG9waGVyIFcuPC9hdXRob3I+PGF1dGhvcj5WZW5ldCwgRmFiaWVubmU8L2F1
-dGhvcj48YXV0aG9yPlZpbmNlbnQsIEplYW4tTG91aXM8L2F1dGhvcj48YXV0aG9yPkxlIFRvdXJu
-ZWF1LCBDaHJpc3RvcGhlPC9hdXRob3I+PGF1dGhvcj5NYWl0bGFuZC12YW4gZGVyIFplZSwgQW5r
-ZSBILjwvYXV0aG9yPjxhdXRob3I+TWNJbm5lcywgSWFpbiBCLjwvYXV0aG9yPjxhdXRob3I+dmFu
-IGRlciBQb2xsLCBUb208L2F1dGhvcj48L2F1dGhvcnM+PC9jb250cmlidXRvcnM+PHRpdGxlcz48
-dGl0bGU+UmVmcmFtaW5nIHNlcHNpcyBpbW11bm9iaW9sb2d5IGZvciB0cmFuc2xhdGlvbjogdG93
-YXJkcyBpbmZvcm1hdGl2ZSBzdWJ0eXBpbmcgYW5kIHRhcmdldGVkIGltbXVub21vZHVsYXRvcnkg
-dGhlcmFwaWVzPC90aXRsZT48c2Vjb25kYXJ5LXRpdGxlPlRoZSBMYW5jZXQgUmVzcGlyYXRvcnkg
-TWVkaWNpbmU8L3NlY29uZGFyeS10aXRsZT48L3RpdGxlcz48cGVyaW9kaWNhbD48ZnVsbC10aXRs
-ZT5UaGUgTGFuY2V0IFJlc3BpcmF0b3J5IE1lZGljaW5lPC9mdWxsLXRpdGxlPjwvcGVyaW9kaWNh
-bD48cGFnZXM+MzIzLTMzNjwvcGFnZXM+PHZvbHVtZT4xMjwvdm9sdW1lPjxudW1iZXI+NDwvbnVt
-YmVyPjxkYXRlcz48eWVhcj4yMDI0PC95ZWFyPjxwdWItZGF0ZXM+PGRhdGU+MjAyNC8wNC8wMS88
-L2RhdGU+PC9wdWItZGF0ZXM+PC9kYXRlcz48aXNibj4yMjEzLTI2MDA8L2lzYm4+PHVybHM+PHJl
-bGF0ZWQtdXJscz48dXJsPmh0dHBzOi8vd3d3LnNjaWVuY2VkaXJlY3QuY29tL3NjaWVuY2UvYXJ0
-aWNsZS9waWkvUzIyMTMyNjAwMjMwMDQ2OFg8L3VybD48L3JlbGF0ZWQtdXJscz48L3VybHM+PGVs
-ZWN0cm9uaWMtcmVzb3VyY2UtbnVtPjEwLjEwMTYvUzIyMTMtMjYwMCgyMykwMDQ2OC1YPC9lbGVj
-dHJvbmljLXJlc291cmNlLW51bT48L3JlY29yZD48L0NpdGU+PC9FbmROb3RlPn==
+eS10aXRsZT5OYXQgSW1tdW5vbDwvc2Vjb25kYXJ5LXRpdGxlPjwvdGl0bGVzPjxwZXJpb2RpY2Fs
+PjxmdWxsLXRpdGxlPk5hdCBJbW11bm9sPC9mdWxsLXRpdGxlPjwvcGVyaW9kaWNhbD48cGFnZXM+
+MTktMjg8L3BhZ2VzPjx2b2x1bWU+MjU8L3ZvbHVtZT48bnVtYmVyPjE8L251bWJlcj48ZGF0ZXM+
+PHllYXI+MjAyNDwveWVhcj48cHViLWRhdGVzPjxkYXRlPjIwMjQvMDEvMDE8L2RhdGU+PC9wdWIt
+ZGF0ZXM+PC9kYXRlcz48aXNibj4xNTI5LTI5MTY8L2lzYm4+PHVybHM+PHJlbGF0ZWQtdXJscz48
+dXJsPmh0dHBzOi8vZG9pLm9yZy8xMC4xMDM4L3M0MTU5MC0wMjMtMDE2NjAtNTwvdXJsPjwvcmVs
+YXRlZC11cmxzPjwvdXJscz48ZWxlY3Ryb25pYy1yZXNvdXJjZS1udW0+MTAuMTAzOC9zNDE1OTAt
+MDIzLTAxNjYwLTU8L2VsZWN0cm9uaWMtcmVzb3VyY2UtbnVtPjwvcmVjb3JkPjwvQ2l0ZT48Q2l0
+ZT48QXV0aG9yPlNoYW5rYXItSGFyaTwvQXV0aG9yPjxZZWFyPjIwMjQ8L1llYXI+PFJlY051bT4x
+Nzk8L1JlY051bT48cmVjb3JkPjxyZWMtbnVtYmVyPjE3OTwvcmVjLW51bWJlcj48Zm9yZWlnbi1r
+ZXlzPjxrZXkgYXBwPSJFTiIgZGItaWQ9InNhMHNzMjJ3cmUwOWZvZTlwMnVwenQwbzA1cHBlc2R3
+MnZ0MiIgdGltZXN0YW1wPSIxNzg0MzM1MjEyIj4xNzk8L2tleT48L2ZvcmVpZ24ta2V5cz48cmVm
+LXR5cGUgbmFtZT0iSm91cm5hbCBBcnRpY2xlIj4xNzwvcmVmLXR5cGU+PGNvbnRyaWJ1dG9ycz48
+YXV0aG9ycz48YXV0aG9yPlNoYW5rYXItSGFyaSwgTWFudTwvYXV0aG9yPjxhdXRob3I+Q2FsYW5k
+cmEsIFRoaWVycnk8L2F1dGhvcj48YXV0aG9yPlNvYXJlcywgTWlndWVsIFAuPC9hdXRob3I+PGF1
+dGhvcj5CYXVlciwgTWljaGFlbDwvYXV0aG9yPjxhdXRob3I+V2llcnNpbmdhLCBXLiBKb29zdDwv
+YXV0aG9yPjxhdXRob3I+UHJlc2NvdHQsIEhhbGxpZSBDLjwvYXV0aG9yPjxhdXRob3I+S25pZ2h0
+LCBKdWxpYW4gQy48L2F1dGhvcj48YXV0aG9yPkJhaWxsaWUsIEtlbm5ldGggSi48L2F1dGhvcj48
+YXV0aG9yPkJvcywgTGlldXdlIEQuIEouPC9hdXRob3I+PGF1dGhvcj5EZXJkZSwgTGVubmllIFAu
+IEcuPC9hdXRob3I+PGF1dGhvcj5GaW5mZXIsIFNpbW9uPC9hdXRob3I+PGF1dGhvcj5Ib3RjaGtp
+c3MsIFJpY2hhcmQgUy48L2F1dGhvcj48YXV0aG9yPk1hcnNoYWxsLCBKb2huPC9hdXRob3I+PGF1
+dGhvcj5PcGVuc2hhdywgUGV0ZXIgSi4gTS48L2F1dGhvcj48YXV0aG9yPlNleW1vdXIsIENocmlz
+dG9waGVyIFcuPC9hdXRob3I+PGF1dGhvcj5WZW5ldCwgRmFiaWVubmU8L2F1dGhvcj48YXV0aG9y
+PlZpbmNlbnQsIEplYW4tTG91aXM8L2F1dGhvcj48YXV0aG9yPkxlIFRvdXJuZWF1LCBDaHJpc3Rv
+cGhlPC9hdXRob3I+PGF1dGhvcj5NYWl0bGFuZC12YW4gZGVyIFplZSwgQW5rZSBILjwvYXV0aG9y
+PjxhdXRob3I+TWNJbm5lcywgSWFpbiBCLjwvYXV0aG9yPjxhdXRob3I+dmFuIGRlciBQb2xsLCBU
+b208L2F1dGhvcj48L2F1dGhvcnM+PC9jb250cmlidXRvcnM+PHRpdGxlcz48dGl0bGU+UmVmcmFt
+aW5nIHNlcHNpcyBpbW11bm9iaW9sb2d5IGZvciB0cmFuc2xhdGlvbjogdG93YXJkcyBpbmZvcm1h
+dGl2ZSBzdWJ0eXBpbmcgYW5kIHRhcmdldGVkIGltbXVub21vZHVsYXRvcnkgdGhlcmFwaWVzPC90
+aXRsZT48c2Vjb25kYXJ5LXRpdGxlPkxhbmNldCBSZXNwaXIgTWVkPC9zZWNvbmRhcnktdGl0bGU+
+PC90aXRsZXM+PHBlcmlvZGljYWw+PGZ1bGwtdGl0bGU+TGFuY2V0IFJlc3BpciBNZWQ8L2Z1bGwt
+dGl0bGU+PC9wZXJpb2RpY2FsPjxwYWdlcz4zMjMtMzM2PC9wYWdlcz48dm9sdW1lPjEyPC92b2x1
+bWU+PG51bWJlcj40PC9udW1iZXI+PGRhdGVzPjx5ZWFyPjIwMjQ8L3llYXI+PHB1Yi1kYXRlcz48
+ZGF0ZT4yMDI0LzA0LzAxLzwvZGF0ZT48L3B1Yi1kYXRlcz48L2RhdGVzPjxpc2JuPjIyMTMtMjYw
+MDwvaXNibj48dXJscz48cmVsYXRlZC11cmxzPjx1cmw+aHR0cHM6Ly93d3cuc2NpZW5jZWRpcmVj
+dC5jb20vc2NpZW5jZS9hcnRpY2xlL3BpaS9TMjIxMzI2MDAyMzAwNDY4WDwvdXJsPjwvcmVsYXRl
+ZC11cmxzPjwvdXJscz48ZWxlY3Ryb25pYy1yZXNvdXJjZS1udW0+MTAuMTAxNi9TMjIxMy0yNjAw
+KDIzKTAwNDY4LVg8L2VsZWN0cm9uaWMtcmVzb3VyY2UtbnVtPjwvcmVjb3JkPjwvQ2l0ZT48L0Vu
+ZE5vdGU+
 </w:fldData>
         </w:fldChar>
       </w:r>
@@ -10942,7 +11263,7 @@
 PGF1dGhvcj5XaWVyc2luZ2EsIFcuIEpvb3N0PC9hdXRob3I+PGF1dGhvcj52YW4gZGVyIFBvbGws
 IFRvbTwvYXV0aG9yPjwvYXV0aG9ycz48L2NvbnRyaWJ1dG9ycz48dGl0bGVzPjx0aXRsZT5JbW11
 bm9wYXRob3BoeXNpb2xvZ3kgb2YgaHVtYW4gc2Vwc2lzPC90aXRsZT48c2Vjb25kYXJ5LXRpdGxl
-PmVCaW9NZWRpY2luZTwvc2Vjb25kYXJ5LXRpdGxlPjwvdGl0bGVzPjxwZXJpb2RpY2FsPjxmdWxs
+PkVCaW9NZWRpY2luZTwvc2Vjb25kYXJ5LXRpdGxlPjwvdGl0bGVzPjxwZXJpb2RpY2FsPjxmdWxs
 LXRpdGxlPmVCaW9NZWRpY2luZTwvZnVsbC10aXRsZT48L3BlcmlvZGljYWw+PHBhZ2VzPjEwNDM2
 MzwvcGFnZXM+PHZvbHVtZT44Njwvdm9sdW1lPjxrZXl3b3Jkcz48a2V5d29yZD5TZXBzaXM8L2tl
 eXdvcmQ+PGtleXdvcmQ+UGF0aG9nZW5lc2lzPC9rZXl3b3JkPjxrZXl3b3JkPkh5cGVyaW5mbGFt
@@ -10971,45 +11292,45 @@
 dDwvYXV0aG9yPjxhdXRob3I+TmV0ZWEsIE1paGFpIEcuPC9hdXRob3I+PC9hdXRob3JzPjwvY29u
 dHJpYnV0b3JzPjx0aXRsZXM+PHRpdGxlPlRoZSBwYXRob3BoeXNpb2xvZ3kgb2Ygc2Vwc2lzIGFu
 ZCBwcmVjaXNpb24tbWVkaWNpbmUtYmFzZWQgaW1tdW5vdGhlcmFweTwvdGl0bGU+PHNlY29uZGFy
-eS10aXRsZT5OYXR1cmUgSW1tdW5vbG9neTwvc2Vjb25kYXJ5LXRpdGxlPjwvdGl0bGVzPjxwZXJp
-b2RpY2FsPjxmdWxsLXRpdGxlPk5hdHVyZSBJbW11bm9sb2d5PC9mdWxsLXRpdGxlPjwvcGVyaW9k
-aWNhbD48cGFnZXM+MTktMjg8L3BhZ2VzPjx2b2x1bWU+MjU8L3ZvbHVtZT48bnVtYmVyPjE8L251
-bWJlcj48ZGF0ZXM+PHllYXI+MjAyNDwveWVhcj48cHViLWRhdGVzPjxkYXRlPjIwMjQvMDEvMDE8
-L2RhdGU+PC9wdWItZGF0ZXM+PC9kYXRlcz48aXNibj4xNTI5LTI5MTY8L2lzYm4+PHVybHM+PHJl
-bGF0ZWQtdXJscz48dXJsPmh0dHBzOi8vZG9pLm9yZy8xMC4xMDM4L3M0MTU5MC0wMjMtMDE2NjAt
-NTwvdXJsPjwvcmVsYXRlZC11cmxzPjwvdXJscz48ZWxlY3Ryb25pYy1yZXNvdXJjZS1udW0+MTAu
-MTAzOC9zNDE1OTAtMDIzLTAxNjYwLTU8L2VsZWN0cm9uaWMtcmVzb3VyY2UtbnVtPjwvcmVjb3Jk
-PjwvQ2l0ZT48Q2l0ZT48QXV0aG9yPlNoYW5rYXItSGFyaTwvQXV0aG9yPjxZZWFyPjIwMjQ8L1ll
-YXI+PFJlY051bT4xNzk8L1JlY051bT48cmVjb3JkPjxyZWMtbnVtYmVyPjE3OTwvcmVjLW51bWJl
-cj48Zm9yZWlnbi1rZXlzPjxrZXkgYXBwPSJFTiIgZGItaWQ9InNhMHNzMjJ3cmUwOWZvZTlwMnVw
-enQwbzA1cHBlc2R3MnZ0MiIgdGltZXN0YW1wPSIxNzg0MzM1MjEyIj4xNzk8L2tleT48L2ZvcmVp
-Z24ta2V5cz48cmVmLXR5cGUgbmFtZT0iSm91cm5hbCBBcnRpY2xlIj4xNzwvcmVmLXR5cGU+PGNv
-bnRyaWJ1dG9ycz48YXV0aG9ycz48YXV0aG9yPlNoYW5rYXItSGFyaSwgTWFudTwvYXV0aG9yPjxh
-dXRob3I+Q2FsYW5kcmEsIFRoaWVycnk8L2F1dGhvcj48YXV0aG9yPlNvYXJlcywgTWlndWVsIFAu
-PC9hdXRob3I+PGF1dGhvcj5CYXVlciwgTWljaGFlbDwvYXV0aG9yPjxhdXRob3I+V2llcnNpbmdh
-LCBXLiBKb29zdDwvYXV0aG9yPjxhdXRob3I+UHJlc2NvdHQsIEhhbGxpZSBDLjwvYXV0aG9yPjxh
-dXRob3I+S25pZ2h0LCBKdWxpYW4gQy48L2F1dGhvcj48YXV0aG9yPkJhaWxsaWUsIEtlbm5ldGgg
-Si48L2F1dGhvcj48YXV0aG9yPkJvcywgTGlldXdlIEQuIEouPC9hdXRob3I+PGF1dGhvcj5EZXJk
-ZSwgTGVubmllIFAuIEcuPC9hdXRob3I+PGF1dGhvcj5GaW5mZXIsIFNpbW9uPC9hdXRob3I+PGF1
-dGhvcj5Ib3RjaGtpc3MsIFJpY2hhcmQgUy48L2F1dGhvcj48YXV0aG9yPk1hcnNoYWxsLCBKb2hu
-PC9hdXRob3I+PGF1dGhvcj5PcGVuc2hhdywgUGV0ZXIgSi4gTS48L2F1dGhvcj48YXV0aG9yPlNl
-eW1vdXIsIENocmlzdG9waGVyIFcuPC9hdXRob3I+PGF1dGhvcj5WZW5ldCwgRmFiaWVubmU8L2F1
-dGhvcj48YXV0aG9yPlZpbmNlbnQsIEplYW4tTG91aXM8L2F1dGhvcj48YXV0aG9yPkxlIFRvdXJu
-ZWF1LCBDaHJpc3RvcGhlPC9hdXRob3I+PGF1dGhvcj5NYWl0bGFuZC12YW4gZGVyIFplZSwgQW5r
-ZSBILjwvYXV0aG9yPjxhdXRob3I+TWNJbm5lcywgSWFpbiBCLjwvYXV0aG9yPjxhdXRob3I+dmFu
-IGRlciBQb2xsLCBUb208L2F1dGhvcj48L2F1dGhvcnM+PC9jb250cmlidXRvcnM+PHRpdGxlcz48
-dGl0bGU+UmVmcmFtaW5nIHNlcHNpcyBpbW11bm9iaW9sb2d5IGZvciB0cmFuc2xhdGlvbjogdG93
-YXJkcyBpbmZvcm1hdGl2ZSBzdWJ0eXBpbmcgYW5kIHRhcmdldGVkIGltbXVub21vZHVsYXRvcnkg
-dGhlcmFwaWVzPC90aXRsZT48c2Vjb25kYXJ5LXRpdGxlPlRoZSBMYW5jZXQgUmVzcGlyYXRvcnkg
-TWVkaWNpbmU8L3NlY29uZGFyeS10aXRsZT48L3RpdGxlcz48cGVyaW9kaWNhbD48ZnVsbC10aXRs
-ZT5UaGUgTGFuY2V0IFJlc3BpcmF0b3J5IE1lZGljaW5lPC9mdWxsLXRpdGxlPjwvcGVyaW9kaWNh
-bD48cGFnZXM+MzIzLTMzNjwvcGFnZXM+PHZvbHVtZT4xMjwvdm9sdW1lPjxudW1iZXI+NDwvbnVt
-YmVyPjxkYXRlcz48eWVhcj4yMDI0PC95ZWFyPjxwdWItZGF0ZXM+PGRhdGU+MjAyNC8wNC8wMS88
-L2RhdGU+PC9wdWItZGF0ZXM+PC9kYXRlcz48aXNibj4yMjEzLTI2MDA8L2lzYm4+PHVybHM+PHJl
-bGF0ZWQtdXJscz48dXJsPmh0dHBzOi8vd3d3LnNjaWVuY2VkaXJlY3QuY29tL3NjaWVuY2UvYXJ0
-aWNsZS9waWkvUzIyMTMyNjAwMjMwMDQ2OFg8L3VybD48L3JlbGF0ZWQtdXJscz48L3VybHM+PGVs
-ZWN0cm9uaWMtcmVzb3VyY2UtbnVtPjEwLjEwMTYvUzIyMTMtMjYwMCgyMykwMDQ2OC1YPC9lbGVj
-dHJvbmljLXJlc291cmNlLW51bT48L3JlY29yZD48L0NpdGU+PC9FbmROb3RlPn==
+eS10aXRsZT5OYXQgSW1tdW5vbDwvc2Vjb25kYXJ5LXRpdGxlPjwvdGl0bGVzPjxwZXJpb2RpY2Fs
+PjxmdWxsLXRpdGxlPk5hdCBJbW11bm9sPC9mdWxsLXRpdGxlPjwvcGVyaW9kaWNhbD48cGFnZXM+
+MTktMjg8L3BhZ2VzPjx2b2x1bWU+MjU8L3ZvbHVtZT48bnVtYmVyPjE8L251bWJlcj48ZGF0ZXM+
+PHllYXI+MjAyNDwveWVhcj48cHViLWRhdGVzPjxkYXRlPjIwMjQvMDEvMDE8L2RhdGU+PC9wdWIt
+ZGF0ZXM+PC9kYXRlcz48aXNibj4xNTI5LTI5MTY8L2lzYm4+PHVybHM+PHJlbGF0ZWQtdXJscz48
+dXJsPmh0dHBzOi8vZG9pLm9yZy8xMC4xMDM4L3M0MTU5MC0wMjMtMDE2NjAtNTwvdXJsPjwvcmVs
+YXRlZC11cmxzPjwvdXJscz48ZWxlY3Ryb25pYy1yZXNvdXJjZS1udW0+MTAuMTAzOC9zNDE1OTAt
+MDIzLTAxNjYwLTU8L2VsZWN0cm9uaWMtcmVzb3VyY2UtbnVtPjwvcmVjb3JkPjwvQ2l0ZT48Q2l0
+ZT48QXV0aG9yPlNoYW5rYXItSGFyaTwvQXV0aG9yPjxZZWFyPjIwMjQ8L1llYXI+PFJlY051bT4x
+Nzk8L1JlY051bT48cmVjb3JkPjxyZWMtbnVtYmVyPjE3OTwvcmVjLW51bWJlcj48Zm9yZWlnbi1r
+ZXlzPjxrZXkgYXBwPSJFTiIgZGItaWQ9InNhMHNzMjJ3cmUwOWZvZTlwMnVwenQwbzA1cHBlc2R3
+MnZ0MiIgdGltZXN0YW1wPSIxNzg0MzM1MjEyIj4xNzk8L2tleT48L2ZvcmVpZ24ta2V5cz48cmVm
+LXR5cGUgbmFtZT0iSm91cm5hbCBBcnRpY2xlIj4xNzwvcmVmLXR5cGU+PGNvbnRyaWJ1dG9ycz48
+YXV0aG9ycz48YXV0aG9yPlNoYW5rYXItSGFyaSwgTWFudTwvYXV0aG9yPjxhdXRob3I+Q2FsYW5k
+cmEsIFRoaWVycnk8L2F1dGhvcj48YXV0aG9yPlNvYXJlcywgTWlndWVsIFAuPC9hdXRob3I+PGF1
+dGhvcj5CYXVlciwgTWljaGFlbDwvYXV0aG9yPjxhdXRob3I+V2llcnNpbmdhLCBXLiBKb29zdDwv
+YXV0aG9yPjxhdXRob3I+UHJlc2NvdHQsIEhhbGxpZSBDLjwvYXV0aG9yPjxhdXRob3I+S25pZ2h0
+LCBKdWxpYW4gQy48L2F1dGhvcj48YXV0aG9yPkJhaWxsaWUsIEtlbm5ldGggSi48L2F1dGhvcj48
+YXV0aG9yPkJvcywgTGlldXdlIEQuIEouPC9hdXRob3I+PGF1dGhvcj5EZXJkZSwgTGVubmllIFAu
+IEcuPC9hdXRob3I+PGF1dGhvcj5GaW5mZXIsIFNpbW9uPC9hdXRob3I+PGF1dGhvcj5Ib3RjaGtp
+c3MsIFJpY2hhcmQgUy48L2F1dGhvcj48YXV0aG9yPk1hcnNoYWxsLCBKb2huPC9hdXRob3I+PGF1
+dGhvcj5PcGVuc2hhdywgUGV0ZXIgSi4gTS48L2F1dGhvcj48YXV0aG9yPlNleW1vdXIsIENocmlz
+dG9waGVyIFcuPC9hdXRob3I+PGF1dGhvcj5WZW5ldCwgRmFiaWVubmU8L2F1dGhvcj48YXV0aG9y
+PlZpbmNlbnQsIEplYW4tTG91aXM8L2F1dGhvcj48YXV0aG9yPkxlIFRvdXJuZWF1LCBDaHJpc3Rv
+cGhlPC9hdXRob3I+PGF1dGhvcj5NYWl0bGFuZC12YW4gZGVyIFplZSwgQW5rZSBILjwvYXV0aG9y
+PjxhdXRob3I+TWNJbm5lcywgSWFpbiBCLjwvYXV0aG9yPjxhdXRob3I+dmFuIGRlciBQb2xsLCBU
+b208L2F1dGhvcj48L2F1dGhvcnM+PC9jb250cmlidXRvcnM+PHRpdGxlcz48dGl0bGU+UmVmcmFt
+aW5nIHNlcHNpcyBpbW11bm9iaW9sb2d5IGZvciB0cmFuc2xhdGlvbjogdG93YXJkcyBpbmZvcm1h
+dGl2ZSBzdWJ0eXBpbmcgYW5kIHRhcmdldGVkIGltbXVub21vZHVsYXRvcnkgdGhlcmFwaWVzPC90
+aXRsZT48c2Vjb25kYXJ5LXRpdGxlPkxhbmNldCBSZXNwaXIgTWVkPC9zZWNvbmRhcnktdGl0bGU+
+PC90aXRsZXM+PHBlcmlvZGljYWw+PGZ1bGwtdGl0bGU+TGFuY2V0IFJlc3BpciBNZWQ8L2Z1bGwt
+dGl0bGU+PC9wZXJpb2RpY2FsPjxwYWdlcz4zMjMtMzM2PC9wYWdlcz48dm9sdW1lPjEyPC92b2x1
+bWU+PG51bWJlcj40PC9udW1iZXI+PGRhdGVzPjx5ZWFyPjIwMjQ8L3llYXI+PHB1Yi1kYXRlcz48
+ZGF0ZT4yMDI0LzA0LzAxLzwvZGF0ZT48L3B1Yi1kYXRlcz48L2RhdGVzPjxpc2JuPjIyMTMtMjYw
+MDwvaXNibj48dXJscz48cmVsYXRlZC11cmxzPjx1cmw+aHR0cHM6Ly93d3cuc2NpZW5jZWRpcmVj
+dC5jb20vc2NpZW5jZS9hcnRpY2xlL3BpaS9TMjIxMzI2MDAyMzAwNDY4WDwvdXJsPjwvcmVsYXRl
+ZC11cmxzPjwvdXJscz48ZWxlY3Ryb25pYy1yZXNvdXJjZS1udW0+MTAuMTAxNi9TMjIxMy0yNjAw
+KDIzKTAwNDY4LVg8L2VsZWN0cm9uaWMtcmVzb3VyY2UtbnVtPjwvcmVjb3JkPjwvQ2l0ZT48L0Vu
+ZE5vdGU+
 </w:fldData>
         </w:fldChar>
       </w:r>
@@ -11301,6 +11622,13 @@
       </w:r>
       <w:r>
         <w:rPr>
+          <w:rFonts w:ascii="Times New Roman" w:hAnsi="Times New Roman" w:cs="Times New Roman" w:hint="eastAsia"/>
+          <w:sz w:val="24"/>
+        </w:rPr>
+        <w:t xml:space="preserve"> </w:t>
+      </w:r>
+      <w:r>
+        <w:rPr>
           <w:rFonts w:ascii="Times New Roman" w:hAnsi="Times New Roman" w:cs="Times New Roman"/>
           <w:sz w:val="24"/>
         </w:rPr>
@@ -11311,7 +11639,7 @@
           <w:rFonts w:ascii="Times New Roman" w:hAnsi="Times New Roman" w:cs="Times New Roman"/>
           <w:sz w:val="24"/>
         </w:rPr>
-        <w:instrText xml:space="preserve"> ADDIN EN.CITE &lt;EndNote&gt;&lt;Cite&gt;&lt;Author&gt;White&lt;/Author&gt;&lt;Year&gt;2013&lt;/Year&gt;&lt;RecNum&gt;180&lt;/RecNum&gt;&lt;DisplayText&gt;[15]&lt;/DisplayText&gt;&lt;record&gt;&lt;rec-number&gt;180&lt;/rec-number&gt;&lt;foreign-keys&gt;&lt;key app="EN" db-id="sa0ss22wre09foe9p2upzt0o05ppesdw2vt2" timestamp="1784335280"&gt;180&lt;/key&gt;&lt;/foreign-keys&gt;&lt;ref-type name="Journal Article"&gt;17&lt;/ref-type&gt;&lt;contributors&gt;&lt;authors&gt;&lt;author&gt;White, Ian&lt;/author&gt;&lt;author&gt;Seaman, Shaun&lt;/author&gt;&lt;/authors&gt;&lt;/contributors&gt;&lt;titles&gt;&lt;title&gt;Review of inverse probability weighting for dealing with missing data&lt;/title&gt;&lt;secondary-title&gt;Statistical Methods in Medical Research&lt;/secondary-title&gt;&lt;/titles&gt;&lt;periodical&gt;&lt;full-title&gt;Statistical Methods in Medical Research&lt;/full-title&gt;&lt;/periodical&gt;&lt;pages&gt;278-295&lt;/pages&gt;&lt;volume&gt;22&lt;/volume&gt;&lt;number&gt;3&lt;/number&gt;&lt;dates&gt;&lt;year&gt;2013&lt;/year&gt;&lt;pub-dates&gt;&lt;date&gt;2013/06/01&lt;/date&gt;&lt;/pub-dates&gt;&lt;/dates&gt;&lt;publisher&gt;SAGE Publications&lt;/publisher&gt;&lt;isbn&gt;1477-0334&lt;/isbn&gt;&lt;urls&gt;&lt;/urls&gt;&lt;electronic-resource-num&gt;10.1177/0962280210395740&lt;/electronic-resource-num&gt;&lt;/record&gt;&lt;/Cite&gt;&lt;/EndNote&gt;</w:instrText>
+        <w:instrText xml:space="preserve"> ADDIN EN.CITE &lt;EndNote&gt;&lt;Cite&gt;&lt;Author&gt;White&lt;/Author&gt;&lt;Year&gt;2013&lt;/Year&gt;&lt;RecNum&gt;180&lt;/RecNum&gt;&lt;DisplayText&gt;[15]&lt;/DisplayText&gt;&lt;record&gt;&lt;rec-number&gt;180&lt;/rec-number&gt;&lt;foreign-keys&gt;&lt;key app="EN" db-id="sa0ss22wre09foe9p2upzt0o05ppesdw2vt2" timestamp="1784335280"&gt;180&lt;/key&gt;&lt;/foreign-keys&gt;&lt;ref-type name="Journal Article"&gt;17&lt;/ref-type&gt;&lt;contributors&gt;&lt;authors&gt;&lt;author&gt;White, Ian&lt;/author&gt;&lt;author&gt;Seaman, Shaun&lt;/author&gt;&lt;/authors&gt;&lt;/contributors&gt;&lt;titles&gt;&lt;title&gt;Review of inverse probability weighting for dealing with missing data&lt;/title&gt;&lt;secondary-title&gt;Stat Methods Med Res&lt;/secondary-title&gt;&lt;/titles&gt;&lt;periodical&gt;&lt;full-title&gt;Stat Methods Med Res&lt;/full-title&gt;&lt;/periodical&gt;&lt;pages&gt;278-295&lt;/pages&gt;&lt;volume&gt;22&lt;/volume&gt;&lt;number&gt;3&lt;/number&gt;&lt;dates&gt;&lt;year&gt;2013&lt;/year&gt;&lt;pub-dates&gt;&lt;date&gt;2013/06/01&lt;/date&gt;&lt;/pub-dates&gt;&lt;/dates&gt;&lt;publisher&gt;SAGE Publications&lt;/publisher&gt;&lt;isbn&gt;1477-0334&lt;/isbn&gt;&lt;urls&gt;&lt;/urls&gt;&lt;electronic-resource-num&gt;10.1177/0962280210395740&lt;/electronic-resource-num&gt;&lt;/record&gt;&lt;/Cite&gt;&lt;/EndNote&gt;</w:instrText>
       </w:r>
       <w:r>
         <w:rPr>
@@ -11475,6 +11803,13 @@
         </w:rPr>
         <w:lastRenderedPageBreak/>
         <w:t>or citrullinated histone H3, thrombin-generation measures including lag time, peak thrombin and endogenous thrombin potential, and fibrinolysis measurements</w:t>
+      </w:r>
+      <w:r>
+        <w:rPr>
+          <w:rFonts w:ascii="Times New Roman" w:hAnsi="Times New Roman" w:cs="Times New Roman" w:hint="eastAsia"/>
+          <w:sz w:val="24"/>
+        </w:rPr>
+        <w:t xml:space="preserve"> </w:t>
       </w:r>
       <w:r>
         <w:rPr>
@@ -11494,107 +11829,107 @@
 ZCBILjwvYXV0aG9yPjwvYXV0aG9ycz48L2NvbnRyaWJ1dG9ycz48dGl0bGVzPjx0aXRsZT5NYW5h
 Z2luZyBzZXBzaXMgYW5kIHNlcHRpYyBzaG9jayBpbiBhbiBlbmRvdGhlbGlhbCBnbHljb2NhbHl4
 LWZyaWVuZGx5IHdheTogZnJvbSB0aGUgdmlld3BvaW50IG9mIHN1cnZpdmluZyBzZXBzaXMgY2Ft
-cGFpZ24gZ3VpZGVsaW5lczwvdGl0bGU+PHNlY29uZGFyeS10aXRsZT5Bbm5hbHMgb2YgSW50ZW5z
-aXZlIENhcmU8L3NlY29uZGFyeS10aXRsZT48L3RpdGxlcz48cGVyaW9kaWNhbD48ZnVsbC10aXRs
-ZT5Bbm5hbHMgb2YgSW50ZW5zaXZlIENhcmU8L2Z1bGwtdGl0bGU+PC9wZXJpb2RpY2FsPjxwYWdl
-cz42NDwvcGFnZXM+PHZvbHVtZT4xNDwvdm9sdW1lPjxudW1iZXI+MTwvbnVtYmVyPjxkYXRlcz48
-eWVhcj4yMDI0PC95ZWFyPjxwdWItZGF0ZXM+PGRhdGU+MjAyNC8wNC8yNDwvZGF0ZT48L3B1Yi1k
-YXRlcz48L2RhdGVzPjxpc2JuPjIxMTAtNTgyMDwvaXNibj48dXJscz48cmVsYXRlZC11cmxzPjx1
-cmw+aHR0cHM6Ly9kb2kub3JnLzEwLjExODYvczEzNjEzLTAyNC0wMTMwMS02PC91cmw+PC9yZWxh
-dGVkLXVybHM+PC91cmxzPjxlbGVjdHJvbmljLXJlc291cmNlLW51bT4xMC4xMTg2L3MxMzYxMy0w
-MjQtMDEzMDEtNjwvZWxlY3Ryb25pYy1yZXNvdXJjZS1udW0+PC9yZWNvcmQ+PC9DaXRlPjxDaXRl
-PjxBdXRob3I+SWJhPC9BdXRob3I+PFllYXI+MjAyNjwvWWVhcj48UmVjTnVtPjIxNzwvUmVjTnVt
-PjxyZWNvcmQ+PHJlYy1udW1iZXI+MjE3PC9yZWMtbnVtYmVyPjxmb3JlaWduLWtleXM+PGtleSBh
-cHA9IkVOIiBkYi1pZD0ic2Ewc3MyMndyZTA5Zm9lOXAydXB6dDBvMDVwcGVzZHcydnQyIiB0aW1l
-c3RhbXA9IjE3ODQzNDU1MjMiPjIxNzwva2V5PjwvZm9yZWlnbi1rZXlzPjxyZWYtdHlwZSBuYW1l
-PSJKb3VybmFsIEFydGljbGUiPjE3PC9yZWYtdHlwZT48Y29udHJpYnV0b3JzPjxhdXRob3JzPjxh
-dXRob3I+SWJhLCBUb3NoaWFraTwvYXV0aG9yPjxhdXRob3I+TWFpZXIsIENoZXJ5bCBMLjwvYXV0
-aG9yPjxhdXRob3I+RmVycmVyLCBSaWNhcmQ8L2F1dGhvcj48YXV0aG9yPk5hZ2FrYXJpLCBLdW5p
-aGlrbzwvYXV0aG9yPjxhdXRob3I+TGV2eSwgSmVycm9sZCBILjwvYXV0aG9yPjwvYXV0aG9ycz48
-L2NvbnRyaWJ1dG9ycz48dGl0bGVzPjx0aXRsZT5FbmRvdGhlbGlvcGF0aHkgd2l0aGluIHRoZSB0
-aHJvbWJvaW5mbGFtbWF0b3J5IG5ldHdvcmsgb2Ygc2Vwc2lzLWluZHVjZWQgY29hZ3Vsb3BhdGh5
-PC90aXRsZT48c2Vjb25kYXJ5LXRpdGxlPkluZmxhbW1hdGlvbiBSZXNlYXJjaDwvc2Vjb25kYXJ5
-LXRpdGxlPjwvdGl0bGVzPjxwZXJpb2RpY2FsPjxmdWxsLXRpdGxlPkluZmxhbW1hdGlvbiBSZXNl
-YXJjaDwvZnVsbC10aXRsZT48L3BlcmlvZGljYWw+PHBhZ2VzPjU5PC9wYWdlcz48dm9sdW1lPjc1
-PC92b2x1bWU+PG51bWJlcj4xPC9udW1iZXI+PGRhdGVzPjx5ZWFyPjIwMjY8L3llYXI+PHB1Yi1k
-YXRlcz48ZGF0ZT4yMDI2LzAzLzE3PC9kYXRlPjwvcHViLWRhdGVzPjwvZGF0ZXM+PGlzYm4+MTQy
-MC05MDhYPC9pc2JuPjx1cmxzPjxyZWxhdGVkLXVybHM+PHVybD5odHRwczovL2RvaS5vcmcvMTAu
-MTAwNy9zMDAwMTEtMDI2LTAyMjA0LXg8L3VybD48L3JlbGF0ZWQtdXJscz48L3VybHM+PGVsZWN0
-cm9uaWMtcmVzb3VyY2UtbnVtPjEwLjEwMDcvczAwMDExLTAyNi0wMjIwNC14PC9lbGVjdHJvbmlj
-LXJlc291cmNlLW51bT48L3JlY29yZD48L0NpdGU+PENpdGU+PEF1dGhvcj5MaW48L0F1dGhvcj48
-WWVhcj4yMDE3PC9ZZWFyPjxSZWNOdW0+MjE5PC9SZWNOdW0+PHJlY29yZD48cmVjLW51bWJlcj4y
-MTk8L3JlYy1udW1iZXI+PGZvcmVpZ24ta2V5cz48a2V5IGFwcD0iRU4iIGRiLWlkPSJzYTBzczIy
-d3JlMDlmb2U5cDJ1cHp0MG8wNXBwZXNkdzJ2dDIiIHRpbWVzdGFtcD0iMTc4NDM0NTU0NSI+MjE5
-PC9rZXk+PC9mb3JlaWduLWtleXM+PHJlZi10eXBlIG5hbWU9IkpvdXJuYWwgQXJ0aWNsZSI+MTc8
-L3JlZi10eXBlPjxjb250cmlidXRvcnM+PGF1dGhvcnM+PGF1dGhvcj5MaW4sIEouIEouPC9hdXRo
-b3I+PGF1dGhvcj5Ic2lhbywgSC4gSi48L2F1dGhvcj48YXV0aG9yPkNoYW4sIE8uIFcuPC9hdXRo
-b3I+PGF1dGhvcj5XYW5nLCBZLjwvYXV0aG9yPjxhdXRob3I+SHNpYSwgUy4gSC48L2F1dGhvcj48
-YXV0aG9yPkNoaXUsIEMuIEguPC9hdXRob3I+PC9hdXRob3JzPjwvY29udHJpYnV0b3JzPjxhdXRo
-LWFkZHJlc3M+RGl2aXNpb24gb2YgUGVkaWF0cmljIENyaXRpY2FsIENhcmUgYW5kIFBlZGlhdHJp
-YyBTZXBzaXMgU3R1ZHkgR3JvdXAsIENoYW5nIEd1bmcgQ2hpbGRyZW4mYXBvcztzIEhvc3BpdGFs
-IGFuZCBDaGFuZyBHdW5nIE1lbW9yaWFsIEhvc3BpdGFsLCBDaGFuZyBHdW5nIFVuaXZlcnNpdHkg
-Q29sbGVnZSBvZiBNZWRpY2luZSwgVGFveXVhbiwgVGFpd2FuLiYjeEQ7R3JhZHVhdGUgSW5zdGl0
-dXRlIG9mIENsaW5pY2FsIE1lZGljYWwgU2NpZW5jZXMsIENvbGxlZ2Ugb2YgTWVkaWNpbmUsIENo
-YW5nIEd1bmcgVW5pdmVyc2l0eSwgVGFveXVhbiwgVGFpd2FuLiYjeEQ7TW9sZWN1bGFyIEluZmVj
-dGlvdXMgRGlzZWFzZSBSZXNlYXJjaCBDZW50ZXIsIENoYW5nIEd1bmcgQ2hpbGRyZW4mYXBvcztz
-IEhvc3BpdGFsIGFuZCBDaGFuZyBHdW5nIE1lbW9yaWFsIEhvc3BpdGFsLCBDaGFuZyBHdW5nIFVu
-aXZlcnNpdHkgQ29sbGVnZSBvZiBNZWRpY2luZSwgVGFveXVhbiwgVGFpd2FuLiYjeEQ7RGVwYXJ0
-bWVudCBvZiBQZWRpYXRyaWNzLCBDaGFuZyBHdW5nIE1lbW9yaWFsIEhvc3BpdGFsIGF0IEtlZWx1
-bmcsIENvbGxlZ2Ugb2YgTWVkaWNpbmUsIENoYW5nIEd1bmcgVW5pdmVyc2l0eSwgVGFveXVhbiwg
-VGFpd2FuLiYjeEQ7RGVwYXJ0bWVudCBvZiBQZWRpYXRyaWNzLCBDaGFuZyBHdW5nIE1lbW9yaWFs
-IEhvc3BpdGFsLCBDaGlheWksIFRhaXdhbi48L2F1dGgtYWRkcmVzcz48dGl0bGVzPjx0aXRsZT5J
-bmNyZWFzZWQgc2VydW0gdGhyb21ib21vZHVsaW4gbGV2ZWwgaXMgYXNzb2NpYXRlZCB3aXRoIGRp
-c2Vhc2Ugc2V2ZXJpdHkgYW5kIG1vcnRhbGl0eSBpbiBwZWRpYXRyaWMgc2Vwc2lzPC90aXRsZT48
-c2Vjb25kYXJ5LXRpdGxlPlBMb1MgT25lPC9zZWNvbmRhcnktdGl0bGU+PC90aXRsZXM+PHBlcmlv
-ZGljYWw+PGZ1bGwtdGl0bGU+UExPUyBPTkU8L2Z1bGwtdGl0bGU+PC9wZXJpb2RpY2FsPjxwYWdl
-cz5lMDE4MjMyNDwvcGFnZXM+PHZvbHVtZT4xMjwvdm9sdW1lPjxudW1iZXI+ODwvbnVtYmVyPjxl
-ZGl0aW9uPjIwMTcwODAzPC9lZGl0aW9uPjxrZXl3b3Jkcz48a2V5d29yZD5BcmVhIFVuZGVyIEN1
-cnZlPC9rZXl3b3JkPjxrZXl3b3JkPkNhc2UtQ29udHJvbCBTdHVkaWVzPC9rZXl3b3JkPjxrZXl3
-b3JkPkNoaWxkPC9rZXl3b3JkPjxrZXl3b3JkPkNoaWxkLCBQcmVzY2hvb2w8L2tleXdvcmQ+PGtl
-eXdvcmQ+RXNjaGVyaWNoaWEgY29saS9pc29sYXRpb24gJmFtcDsgcHVyaWZpY2F0aW9uPC9rZXl3
-b3JkPjxrZXl3b3JkPkhvc3BpdGFscywgUGVkaWF0cmljPC9rZXl3b3JkPjxrZXl3b3JkPkh1bWFu
-czwva2V5d29yZD48a2V5d29yZD5JbmZhbnQ8L2tleXdvcmQ+PGtleXdvcmQ+SW50ZW5zaXZlIENh
-cmUgVW5pdHMsIFBlZGlhdHJpYzwva2V5d29yZD48a2V5d29yZD5Qcm9zcGVjdGl2ZSBTdHVkaWVz
-PC9rZXl3b3JkPjxrZXl3b3JkPlJPQyBDdXJ2ZTwva2V5d29yZD48a2V5d29yZD5TYWxtb25lbGxh
-L2lzb2xhdGlvbiAmYW1wOyBwdXJpZmljYXRpb248L2tleXdvcmQ+PGtleXdvcmQ+U2Vwc2lzL21p
-Y3JvYmlvbG9neS9tb3J0YWxpdHkvKnBhdGhvbG9neTwva2V5d29yZD48a2V5d29yZD5TZXZlcml0
-eSBvZiBJbGxuZXNzIEluZGV4PC9rZXl3b3JkPjxrZXl3b3JkPlN0cmVwdG9jb2NjdXMgcG5ldW1v
-bmlhZS9pc29sYXRpb24gJmFtcDsgcHVyaWZpY2F0aW9uPC9rZXl3b3JkPjxrZXl3b3JkPlN1cnZp
-dmFsIFJhdGU8L2tleXdvcmQ+PGtleXdvcmQ+VGFpd2FuPC9rZXl3b3JkPjxrZXl3b3JkPlRocm9t
-Ym9tb2R1bGluLypibG9vZDwva2V5d29yZD48L2tleXdvcmRzPjxkYXRlcz48eWVhcj4yMDE3PC95
-ZWFyPjwvZGF0ZXM+PGlzYm4+MTkzMi02MjAzPC9pc2JuPjxhY2Nlc3Npb24tbnVtPjI4NzcxNTU0
-PC9hY2Nlc3Npb24tbnVtPjx1cmxzPjwvdXJscz48Y3VzdG9tMT5Db21wZXRpbmcgSW50ZXJlc3Rz
-OiBUaGUgYXV0aG9ycyBoYXZlIGRlY2xhcmVkIHRoYXQgbm8gY29tcGV0aW5nIGludGVyZXN0cyBl
-eGlzdC48L2N1c3RvbTE+PGN1c3RvbTI+UE1DNTU0MjUzNjwvY3VzdG9tMj48ZWxlY3Ryb25pYy1y
-ZXNvdXJjZS1udW0+MTAuMTM3MS9qb3VybmFsLnBvbmUuMDE4MjMyNDwvZWxlY3Ryb25pYy1yZXNv
-dXJjZS1udW0+PHJlbW90ZS1kYXRhYmFzZS1wcm92aWRlcj5OTE08L3JlbW90ZS1kYXRhYmFzZS1w
-cm92aWRlcj48bGFuZ3VhZ2U+ZW5nPC9sYW5ndWFnZT48L3JlY29yZD48L0NpdGU+PENpdGU+PEF1
-dGhvcj5DemFpa29za2k8L0F1dGhvcj48WWVhcj4yMDE2PC9ZZWFyPjxSZWNOdW0+MjIwPC9SZWNO
-dW0+PHJlY29yZD48cmVjLW51bWJlcj4yMjA8L3JlYy1udW1iZXI+PGZvcmVpZ24ta2V5cz48a2V5
-IGFwcD0iRU4iIGRiLWlkPSJzYTBzczIyd3JlMDlmb2U5cDJ1cHp0MG8wNXBwZXNkdzJ2dDIiIHRp
-bWVzdGFtcD0iMTc4NDM0NTU4MSI+MjIwPC9rZXk+PC9mb3JlaWduLWtleXM+PHJlZi10eXBlIG5h
-bWU9IkpvdXJuYWwgQXJ0aWNsZSI+MTc8L3JlZi10eXBlPjxjb250cmlidXRvcnM+PGF1dGhvcnM+
-PGF1dGhvcj5DemFpa29za2ksIFBhdWxhIEdpc2VsbGU8L2F1dGhvcj48YXV0aG9yPk1vdGEsIEpv
-c8OpIE1hdXLDrWNpbyBTZWd1bmRvIENvcnJlaWE8L2F1dGhvcj48YXV0aG9yPk5hc2NpbWVudG8s
-IERhbmllbGUgQ2FydmFsaG88L2F1dGhvcj48YXV0aG9yPlPDtG5lZ28sIEZhYmlhbmU8L2F1dGhv
-cj48YXV0aG9yPkNhc3RhbmhlaXJhLCBGZXJuYW5kYSBWYXJnYXMgZSBTaWx2YTwvYXV0aG9yPjxh
-dXRob3I+TWVsbywgUGF1bG8gSGVucmlxdWU8L2F1dGhvcj48YXV0aG9yPlNjb3J0ZWdhZ25hLCBH
-YWJyaWVsYSBUcmVudGluPC9hdXRob3I+PGF1dGhvcj5TaWx2YSwgUmFuZ2VsIExlYWw8L2F1dGhv
-cj48YXV0aG9yPkJhcnJvc28tU291c2EsIFJvbXVhbGRvPC9hdXRob3I+PGF1dGhvcj5Tb3V0bywg
-RmFicsOtY2lvIE9saXZlaXJhPC9hdXRob3I+PGF1dGhvcj5QYXppbi1GaWxobywgQW50b25pbzwv
-YXV0aG9yPjxhdXRob3I+RmlndWVpcmVkbywgRmxvcmVuY2lvPC9hdXRob3I+PGF1dGhvcj5BbHZl
-cy1GaWxobywgSm9zw6kgQ2FybG9zPC9hdXRob3I+PGF1dGhvcj5DdW5oYSwgRmVybmFuZG8gUXVl
-aXLDs3o8L2F1dGhvcj48L2F1dGhvcnM+PC9jb250cmlidXRvcnM+PHRpdGxlcz48dGl0bGU+TmV1
-dHJvcGhpbCBFeHRyYWNlbGx1bGFyIFRyYXBzIEluZHVjZSBPcmdhbiBEYW1hZ2UgZHVyaW5nIEV4
-cGVyaW1lbnRhbCBhbmQgQ2xpbmljYWwgU2Vwc2lzPC90aXRsZT48c2Vjb25kYXJ5LXRpdGxlPlBM
-T1MgT05FPC9zZWNvbmRhcnktdGl0bGU+PC90aXRsZXM+PHBlcmlvZGljYWw+PGZ1bGwtdGl0bGU+
-UExPUyBPTkU8L2Z1bGwtdGl0bGU+PC9wZXJpb2RpY2FsPjxwYWdlcz5lMDE0ODE0MjwvcGFnZXM+
-PHZvbHVtZT4xMTwvdm9sdW1lPjxudW1iZXI+MjwvbnVtYmVyPjxkYXRlcz48eWVhcj4yMDE2PC95
-ZWFyPjwvZGF0ZXM+PHB1Ymxpc2hlcj5QdWJsaWMgTGlicmFyeSBvZiBTY2llbmNlPC9wdWJsaXNo
-ZXI+PHVybHM+PHJlbGF0ZWQtdXJscz48dXJsPmh0dHBzOi8vZG9pLm9yZy8xMC4xMzcxL2pvdXJu
-YWwucG9uZS4wMTQ4MTQyPC91cmw+PC9yZWxhdGVkLXVybHM+PC91cmxzPjxlbGVjdHJvbmljLXJl
-c291cmNlLW51bT4xMC4xMzcxL2pvdXJuYWwucG9uZS4wMTQ4MTQyPC9lbGVjdHJvbmljLXJlc291
-cmNlLW51bT48L3JlY29yZD48L0NpdGU+PC9FbmROb3RlPn==
+cGFpZ24gZ3VpZGVsaW5lczwvdGl0bGU+PHNlY29uZGFyeS10aXRsZT5Bbm4gSW50ZW5zaXZlIENh
+cmU8L3NlY29uZGFyeS10aXRsZT48L3RpdGxlcz48cGVyaW9kaWNhbD48ZnVsbC10aXRsZT5Bbm4g
+SW50ZW5zaXZlIENhcmU8L2Z1bGwtdGl0bGU+PC9wZXJpb2RpY2FsPjxwYWdlcz42NDwvcGFnZXM+
+PHZvbHVtZT4xNDwvdm9sdW1lPjxudW1iZXI+MTwvbnVtYmVyPjxkYXRlcz48eWVhcj4yMDI0PC95
+ZWFyPjxwdWItZGF0ZXM+PGRhdGU+MjAyNC8wNC8yNDwvZGF0ZT48L3B1Yi1kYXRlcz48L2RhdGVz
+Pjxpc2JuPjIxMTAtNTgyMDwvaXNibj48dXJscz48cmVsYXRlZC11cmxzPjx1cmw+aHR0cHM6Ly9k
+b2kub3JnLzEwLjExODYvczEzNjEzLTAyNC0wMTMwMS02PC91cmw+PC9yZWxhdGVkLXVybHM+PC91
+cmxzPjxlbGVjdHJvbmljLXJlc291cmNlLW51bT4xMC4xMTg2L3MxMzYxMy0wMjQtMDEzMDEtNjwv
+ZWxlY3Ryb25pYy1yZXNvdXJjZS1udW0+PC9yZWNvcmQ+PC9DaXRlPjxDaXRlPjxBdXRob3I+SWJh
+PC9BdXRob3I+PFllYXI+MjAyNjwvWWVhcj48UmVjTnVtPjIxNzwvUmVjTnVtPjxyZWNvcmQ+PHJl
+Yy1udW1iZXI+MjE3PC9yZWMtbnVtYmVyPjxmb3JlaWduLWtleXM+PGtleSBhcHA9IkVOIiBkYi1p
+ZD0ic2Ewc3MyMndyZTA5Zm9lOXAydXB6dDBvMDVwcGVzZHcydnQyIiB0aW1lc3RhbXA9IjE3ODQz
+NDU1MjMiPjIxNzwva2V5PjwvZm9yZWlnbi1rZXlzPjxyZWYtdHlwZSBuYW1lPSJKb3VybmFsIEFy
+dGljbGUiPjE3PC9yZWYtdHlwZT48Y29udHJpYnV0b3JzPjxhdXRob3JzPjxhdXRob3I+SWJhLCBU
+b3NoaWFraTwvYXV0aG9yPjxhdXRob3I+TWFpZXIsIENoZXJ5bCBMLjwvYXV0aG9yPjxhdXRob3I+
+RmVycmVyLCBSaWNhcmQ8L2F1dGhvcj48YXV0aG9yPk5hZ2FrYXJpLCBLdW5paGlrbzwvYXV0aG9y
+PjxhdXRob3I+TGV2eSwgSmVycm9sZCBILjwvYXV0aG9yPjwvYXV0aG9ycz48L2NvbnRyaWJ1dG9y
+cz48dGl0bGVzPjx0aXRsZT5FbmRvdGhlbGlvcGF0aHkgd2l0aGluIHRoZSB0aHJvbWJvaW5mbGFt
+bWF0b3J5IG5ldHdvcmsgb2Ygc2Vwc2lzLWluZHVjZWQgY29hZ3Vsb3BhdGh5PC90aXRsZT48c2Vj
+b25kYXJ5LXRpdGxlPkluZmxhbW0gUmVzPC9zZWNvbmRhcnktdGl0bGU+PC90aXRsZXM+PHBlcmlv
+ZGljYWw+PGZ1bGwtdGl0bGU+SW5mbGFtbSBSZXM8L2Z1bGwtdGl0bGU+PC9wZXJpb2RpY2FsPjxw
+YWdlcz41OTwvcGFnZXM+PHZvbHVtZT43NTwvdm9sdW1lPjxudW1iZXI+MTwvbnVtYmVyPjxkYXRl
+cz48eWVhcj4yMDI2PC95ZWFyPjxwdWItZGF0ZXM+PGRhdGU+MjAyNi8wMy8xNzwvZGF0ZT48L3B1
+Yi1kYXRlcz48L2RhdGVzPjxpc2JuPjE0MjAtOTA4WDwvaXNibj48dXJscz48cmVsYXRlZC11cmxz
+Pjx1cmw+aHR0cHM6Ly9kb2kub3JnLzEwLjEwMDcvczAwMDExLTAyNi0wMjIwNC14PC91cmw+PC9y
+ZWxhdGVkLXVybHM+PC91cmxzPjxlbGVjdHJvbmljLXJlc291cmNlLW51bT4xMC4xMDA3L3MwMDAx
+MS0wMjYtMDIyMDQteDwvZWxlY3Ryb25pYy1yZXNvdXJjZS1udW0+PC9yZWNvcmQ+PC9DaXRlPjxD
+aXRlPjxBdXRob3I+TGluPC9BdXRob3I+PFllYXI+MjAxNzwvWWVhcj48UmVjTnVtPjIxOTwvUmVj
+TnVtPjxyZWNvcmQ+PHJlYy1udW1iZXI+MjE5PC9yZWMtbnVtYmVyPjxmb3JlaWduLWtleXM+PGtl
+eSBhcHA9IkVOIiBkYi1pZD0ic2Ewc3MyMndyZTA5Zm9lOXAydXB6dDBvMDVwcGVzZHcydnQyIiB0
+aW1lc3RhbXA9IjE3ODQzNDU1NDUiPjIxOTwva2V5PjwvZm9yZWlnbi1rZXlzPjxyZWYtdHlwZSBu
+YW1lPSJKb3VybmFsIEFydGljbGUiPjE3PC9yZWYtdHlwZT48Y29udHJpYnV0b3JzPjxhdXRob3Jz
+PjxhdXRob3I+TGluLCBKLiBKLjwvYXV0aG9yPjxhdXRob3I+SHNpYW8sIEguIEouPC9hdXRob3I+
+PGF1dGhvcj5DaGFuLCBPLiBXLjwvYXV0aG9yPjxhdXRob3I+V2FuZywgWS48L2F1dGhvcj48YXV0
+aG9yPkhzaWEsIFMuIEguPC9hdXRob3I+PGF1dGhvcj5DaGl1LCBDLiBILjwvYXV0aG9yPjwvYXV0
+aG9ycz48L2NvbnRyaWJ1dG9ycz48YXV0aC1hZGRyZXNzPkRpdmlzaW9uIG9mIFBlZGlhdHJpYyBD
+cml0aWNhbCBDYXJlIGFuZCBQZWRpYXRyaWMgU2Vwc2lzIFN0dWR5IEdyb3VwLCBDaGFuZyBHdW5n
+IENoaWxkcmVuJmFwb3M7cyBIb3NwaXRhbCBhbmQgQ2hhbmcgR3VuZyBNZW1vcmlhbCBIb3NwaXRh
+bCwgQ2hhbmcgR3VuZyBVbml2ZXJzaXR5IENvbGxlZ2Ugb2YgTWVkaWNpbmUsIFRhb3l1YW4sIFRh
+aXdhbi4mI3hEO0dyYWR1YXRlIEluc3RpdHV0ZSBvZiBDbGluaWNhbCBNZWRpY2FsIFNjaWVuY2Vz
+LCBDb2xsZWdlIG9mIE1lZGljaW5lLCBDaGFuZyBHdW5nIFVuaXZlcnNpdHksIFRhb3l1YW4sIFRh
+aXdhbi4mI3hEO01vbGVjdWxhciBJbmZlY3Rpb3VzIERpc2Vhc2UgUmVzZWFyY2ggQ2VudGVyLCBD
+aGFuZyBHdW5nIENoaWxkcmVuJmFwb3M7cyBIb3NwaXRhbCBhbmQgQ2hhbmcgR3VuZyBNZW1vcmlh
+bCBIb3NwaXRhbCwgQ2hhbmcgR3VuZyBVbml2ZXJzaXR5IENvbGxlZ2Ugb2YgTWVkaWNpbmUsIFRh
+b3l1YW4sIFRhaXdhbi4mI3hEO0RlcGFydG1lbnQgb2YgUGVkaWF0cmljcywgQ2hhbmcgR3VuZyBN
+ZW1vcmlhbCBIb3NwaXRhbCBhdCBLZWVsdW5nLCBDb2xsZWdlIG9mIE1lZGljaW5lLCBDaGFuZyBH
+dW5nIFVuaXZlcnNpdHksIFRhb3l1YW4sIFRhaXdhbi4mI3hEO0RlcGFydG1lbnQgb2YgUGVkaWF0
+cmljcywgQ2hhbmcgR3VuZyBNZW1vcmlhbCBIb3NwaXRhbCwgQ2hpYXlpLCBUYWl3YW4uPC9hdXRo
+LWFkZHJlc3M+PHRpdGxlcz48dGl0bGU+SW5jcmVhc2VkIHNlcnVtIHRocm9tYm9tb2R1bGluIGxl
+dmVsIGlzIGFzc29jaWF0ZWQgd2l0aCBkaXNlYXNlIHNldmVyaXR5IGFuZCBtb3J0YWxpdHkgaW4g
+cGVkaWF0cmljIHNlcHNpczwvdGl0bGU+PHNlY29uZGFyeS10aXRsZT5QTG9TIE9uZTwvc2Vjb25k
+YXJ5LXRpdGxlPjwvdGl0bGVzPjxwZXJpb2RpY2FsPjxmdWxsLXRpdGxlPlBMT1MgT05FPC9mdWxs
+LXRpdGxlPjwvcGVyaW9kaWNhbD48cGFnZXM+ZTAxODIzMjQ8L3BhZ2VzPjx2b2x1bWU+MTI8L3Zv
+bHVtZT48bnVtYmVyPjg8L251bWJlcj48ZWRpdGlvbj4yMDE3MDgwMzwvZWRpdGlvbj48a2V5d29y
+ZHM+PGtleXdvcmQ+QXJlYSBVbmRlciBDdXJ2ZTwva2V5d29yZD48a2V5d29yZD5DYXNlLUNvbnRy
+b2wgU3R1ZGllczwva2V5d29yZD48a2V5d29yZD5DaGlsZDwva2V5d29yZD48a2V5d29yZD5DaGls
+ZCwgUHJlc2Nob29sPC9rZXl3b3JkPjxrZXl3b3JkPkVzY2hlcmljaGlhIGNvbGkvaXNvbGF0aW9u
+ICZhbXA7IHB1cmlmaWNhdGlvbjwva2V5d29yZD48a2V5d29yZD5Ib3NwaXRhbHMsIFBlZGlhdHJp
+Yzwva2V5d29yZD48a2V5d29yZD5IdW1hbnM8L2tleXdvcmQ+PGtleXdvcmQ+SW5mYW50PC9rZXl3
+b3JkPjxrZXl3b3JkPkludGVuc2l2ZSBDYXJlIFVuaXRzLCBQZWRpYXRyaWM8L2tleXdvcmQ+PGtl
+eXdvcmQ+UHJvc3BlY3RpdmUgU3R1ZGllczwva2V5d29yZD48a2V5d29yZD5ST0MgQ3VydmU8L2tl
+eXdvcmQ+PGtleXdvcmQ+U2FsbW9uZWxsYS9pc29sYXRpb24gJmFtcDsgcHVyaWZpY2F0aW9uPC9r
+ZXl3b3JkPjxrZXl3b3JkPlNlcHNpcy9taWNyb2Jpb2xvZ3kvbW9ydGFsaXR5LypwYXRob2xvZ3k8
+L2tleXdvcmQ+PGtleXdvcmQ+U2V2ZXJpdHkgb2YgSWxsbmVzcyBJbmRleDwva2V5d29yZD48a2V5
+d29yZD5TdHJlcHRvY29jY3VzIHBuZXVtb25pYWUvaXNvbGF0aW9uICZhbXA7IHB1cmlmaWNhdGlv
+bjwva2V5d29yZD48a2V5d29yZD5TdXJ2aXZhbCBSYXRlPC9rZXl3b3JkPjxrZXl3b3JkPlRhaXdh
+bjwva2V5d29yZD48a2V5d29yZD5UaHJvbWJvbW9kdWxpbi8qYmxvb2Q8L2tleXdvcmQ+PC9rZXl3
+b3Jkcz48ZGF0ZXM+PHllYXI+MjAxNzwveWVhcj48L2RhdGVzPjxpc2JuPjE5MzItNjIwMzwvaXNi
+bj48YWNjZXNzaW9uLW51bT4yODc3MTU1NDwvYWNjZXNzaW9uLW51bT48dXJscz48L3VybHM+PGN1
+c3RvbTE+Q29tcGV0aW5nIEludGVyZXN0czogVGhlIGF1dGhvcnMgaGF2ZSBkZWNsYXJlZCB0aGF0
+IG5vIGNvbXBldGluZyBpbnRlcmVzdHMgZXhpc3QuPC9jdXN0b20xPjxjdXN0b20yPlBNQzU1NDI1
+MzY8L2N1c3RvbTI+PGVsZWN0cm9uaWMtcmVzb3VyY2UtbnVtPjEwLjEzNzEvam91cm5hbC5wb25l
+LjAxODIzMjQ8L2VsZWN0cm9uaWMtcmVzb3VyY2UtbnVtPjxyZW1vdGUtZGF0YWJhc2UtcHJvdmlk
+ZXI+TkxNPC9yZW1vdGUtZGF0YWJhc2UtcHJvdmlkZXI+PGxhbmd1YWdlPmVuZzwvbGFuZ3VhZ2U+
+PC9yZWNvcmQ+PC9DaXRlPjxDaXRlPjxBdXRob3I+Q3phaWtvc2tpPC9BdXRob3I+PFllYXI+MjAx
+NjwvWWVhcj48UmVjTnVtPjIyMDwvUmVjTnVtPjxyZWNvcmQ+PHJlYy1udW1iZXI+MjIwPC9yZWMt
+bnVtYmVyPjxmb3JlaWduLWtleXM+PGtleSBhcHA9IkVOIiBkYi1pZD0ic2Ewc3MyMndyZTA5Zm9l
+OXAydXB6dDBvMDVwcGVzZHcydnQyIiB0aW1lc3RhbXA9IjE3ODQzNDU1ODEiPjIyMDwva2V5Pjwv
+Zm9yZWlnbi1rZXlzPjxyZWYtdHlwZSBuYW1lPSJKb3VybmFsIEFydGljbGUiPjE3PC9yZWYtdHlw
+ZT48Y29udHJpYnV0b3JzPjxhdXRob3JzPjxhdXRob3I+Q3phaWtvc2tpLCBQYXVsYSBHaXNlbGxl
+PC9hdXRob3I+PGF1dGhvcj5Nb3RhLCBKb3PDqSBNYXVyw61jaW8gU2VndW5kbyBDb3JyZWlhPC9h
+dXRob3I+PGF1dGhvcj5OYXNjaW1lbnRvLCBEYW5pZWxlIENhcnZhbGhvPC9hdXRob3I+PGF1dGhv
+cj5Tw7RuZWdvLCBGYWJpYW5lPC9hdXRob3I+PGF1dGhvcj5DYXN0YW5oZWlyYSwgRmVybmFuZGEg
+VmFyZ2FzIGUgU2lsdmE8L2F1dGhvcj48YXV0aG9yPk1lbG8sIFBhdWxvIEhlbnJpcXVlPC9hdXRo
+b3I+PGF1dGhvcj5TY29ydGVnYWduYSwgR2FicmllbGEgVHJlbnRpbjwvYXV0aG9yPjxhdXRob3I+
+U2lsdmEsIFJhbmdlbCBMZWFsPC9hdXRob3I+PGF1dGhvcj5CYXJyb3NvLVNvdXNhLCBSb211YWxk
+bzwvYXV0aG9yPjxhdXRob3I+U291dG8sIEZhYnLDrWNpbyBPbGl2ZWlyYTwvYXV0aG9yPjxhdXRo
+b3I+UGF6aW4tRmlsaG8sIEFudG9uaW88L2F1dGhvcj48YXV0aG9yPkZpZ3VlaXJlZG8sIEZsb3Jl
+bmNpbzwvYXV0aG9yPjxhdXRob3I+QWx2ZXMtRmlsaG8sIEpvc8OpIENhcmxvczwvYXV0aG9yPjxh
+dXRob3I+Q3VuaGEsIEZlcm5hbmRvIFF1ZWlyw7N6PC9hdXRob3I+PC9hdXRob3JzPjwvY29udHJp
+YnV0b3JzPjx0aXRsZXM+PHRpdGxlPk5ldXRyb3BoaWwgRXh0cmFjZWxsdWxhciBUcmFwcyBJbmR1
+Y2UgT3JnYW4gRGFtYWdlIGR1cmluZyBFeHBlcmltZW50YWwgYW5kIENsaW5pY2FsIFNlcHNpczwv
+dGl0bGU+PHNlY29uZGFyeS10aXRsZT5QTG9TIE9uZTwvc2Vjb25kYXJ5LXRpdGxlPjwvdGl0bGVz
+PjxwZXJpb2RpY2FsPjxmdWxsLXRpdGxlPlBMT1MgT05FPC9mdWxsLXRpdGxlPjwvcGVyaW9kaWNh
+bD48cGFnZXM+ZTAxNDgxNDI8L3BhZ2VzPjx2b2x1bWU+MTE8L3ZvbHVtZT48bnVtYmVyPjI8L251
+bWJlcj48ZGF0ZXM+PHllYXI+MjAxNjwveWVhcj48L2RhdGVzPjxwdWJsaXNoZXI+UHVibGljIExp
+YnJhcnkgb2YgU2NpZW5jZTwvcHVibGlzaGVyPjx1cmxzPjxyZWxhdGVkLXVybHM+PHVybD5odHRw
+czovL2RvaS5vcmcvMTAuMTM3MS9qb3VybmFsLnBvbmUuMDE0ODE0MjwvdXJsPjwvcmVsYXRlZC11
+cmxzPjwvdXJscz48ZWxlY3Ryb25pYy1yZXNvdXJjZS1udW0+MTAuMTM3MS9qb3VybmFsLnBvbmUu
+MDE0ODE0MjwvZWxlY3Ryb25pYy1yZXNvdXJjZS1udW0+PC9yZWNvcmQ+PC9DaXRlPjwvRW5kTm90
+ZT5=
 </w:fldData>
         </w:fldChar>
       </w:r>
@@ -11623,107 +11958,107 @@
 ZCBILjwvYXV0aG9yPjwvYXV0aG9ycz48L2NvbnRyaWJ1dG9ycz48dGl0bGVzPjx0aXRsZT5NYW5h
 Z2luZyBzZXBzaXMgYW5kIHNlcHRpYyBzaG9jayBpbiBhbiBlbmRvdGhlbGlhbCBnbHljb2NhbHl4
 LWZyaWVuZGx5IHdheTogZnJvbSB0aGUgdmlld3BvaW50IG9mIHN1cnZpdmluZyBzZXBzaXMgY2Ft
-cGFpZ24gZ3VpZGVsaW5lczwvdGl0bGU+PHNlY29uZGFyeS10aXRsZT5Bbm5hbHMgb2YgSW50ZW5z
-aXZlIENhcmU8L3NlY29uZGFyeS10aXRsZT48L3RpdGxlcz48cGVyaW9kaWNhbD48ZnVsbC10aXRs
-ZT5Bbm5hbHMgb2YgSW50ZW5zaXZlIENhcmU8L2Z1bGwtdGl0bGU+PC9wZXJpb2RpY2FsPjxwYWdl
-cz42NDwvcGFnZXM+PHZvbHVtZT4xNDwvdm9sdW1lPjxudW1iZXI+MTwvbnVtYmVyPjxkYXRlcz48
-eWVhcj4yMDI0PC95ZWFyPjxwdWItZGF0ZXM+PGRhdGU+MjAyNC8wNC8yNDwvZGF0ZT48L3B1Yi1k
-YXRlcz48L2RhdGVzPjxpc2JuPjIxMTAtNTgyMDwvaXNibj48dXJscz48cmVsYXRlZC11cmxzPjx1
-cmw+aHR0cHM6Ly9kb2kub3JnLzEwLjExODYvczEzNjEzLTAyNC0wMTMwMS02PC91cmw+PC9yZWxh
-dGVkLXVybHM+PC91cmxzPjxlbGVjdHJvbmljLXJlc291cmNlLW51bT4xMC4xMTg2L3MxMzYxMy0w
-MjQtMDEzMDEtNjwvZWxlY3Ryb25pYy1yZXNvdXJjZS1udW0+PC9yZWNvcmQ+PC9DaXRlPjxDaXRl
-PjxBdXRob3I+SWJhPC9BdXRob3I+PFllYXI+MjAyNjwvWWVhcj48UmVjTnVtPjIxNzwvUmVjTnVt
-PjxyZWNvcmQ+PHJlYy1udW1iZXI+MjE3PC9yZWMtbnVtYmVyPjxmb3JlaWduLWtleXM+PGtleSBh
-cHA9IkVOIiBkYi1pZD0ic2Ewc3MyMndyZTA5Zm9lOXAydXB6dDBvMDVwcGVzZHcydnQyIiB0aW1l
-c3RhbXA9IjE3ODQzNDU1MjMiPjIxNzwva2V5PjwvZm9yZWlnbi1rZXlzPjxyZWYtdHlwZSBuYW1l
-PSJKb3VybmFsIEFydGljbGUiPjE3PC9yZWYtdHlwZT48Y29udHJpYnV0b3JzPjxhdXRob3JzPjxh
-dXRob3I+SWJhLCBUb3NoaWFraTwvYXV0aG9yPjxhdXRob3I+TWFpZXIsIENoZXJ5bCBMLjwvYXV0
-aG9yPjxhdXRob3I+RmVycmVyLCBSaWNhcmQ8L2F1dGhvcj48YXV0aG9yPk5hZ2FrYXJpLCBLdW5p
-aGlrbzwvYXV0aG9yPjxhdXRob3I+TGV2eSwgSmVycm9sZCBILjwvYXV0aG9yPjwvYXV0aG9ycz48
-L2NvbnRyaWJ1dG9ycz48dGl0bGVzPjx0aXRsZT5FbmRvdGhlbGlvcGF0aHkgd2l0aGluIHRoZSB0
-aHJvbWJvaW5mbGFtbWF0b3J5IG5ldHdvcmsgb2Ygc2Vwc2lzLWluZHVjZWQgY29hZ3Vsb3BhdGh5
-PC90aXRsZT48c2Vjb25kYXJ5LXRpdGxlPkluZmxhbW1hdGlvbiBSZXNlYXJjaDwvc2Vjb25kYXJ5
-LXRpdGxlPjwvdGl0bGVzPjxwZXJpb2RpY2FsPjxmdWxsLXRpdGxlPkluZmxhbW1hdGlvbiBSZXNl
-YXJjaDwvZnVsbC10aXRsZT48L3BlcmlvZGljYWw+PHBhZ2VzPjU5PC9wYWdlcz48dm9sdW1lPjc1
-PC92b2x1bWU+PG51bWJlcj4xPC9udW1iZXI+PGRhdGVzPjx5ZWFyPjIwMjY8L3llYXI+PHB1Yi1k
-YXRlcz48ZGF0ZT4yMDI2LzAzLzE3PC9kYXRlPjwvcHViLWRhdGVzPjwvZGF0ZXM+PGlzYm4+MTQy
-MC05MDhYPC9pc2JuPjx1cmxzPjxyZWxhdGVkLXVybHM+PHVybD5odHRwczovL2RvaS5vcmcvMTAu
-MTAwNy9zMDAwMTEtMDI2LTAyMjA0LXg8L3VybD48L3JlbGF0ZWQtdXJscz48L3VybHM+PGVsZWN0
-cm9uaWMtcmVzb3VyY2UtbnVtPjEwLjEwMDcvczAwMDExLTAyNi0wMjIwNC14PC9lbGVjdHJvbmlj
-LXJlc291cmNlLW51bT48L3JlY29yZD48L0NpdGU+PENpdGU+PEF1dGhvcj5MaW48L0F1dGhvcj48
-WWVhcj4yMDE3PC9ZZWFyPjxSZWNOdW0+MjE5PC9SZWNOdW0+PHJlY29yZD48cmVjLW51bWJlcj4y
-MTk8L3JlYy1udW1iZXI+PGZvcmVpZ24ta2V5cz48a2V5IGFwcD0iRU4iIGRiLWlkPSJzYTBzczIy
-d3JlMDlmb2U5cDJ1cHp0MG8wNXBwZXNkdzJ2dDIiIHRpbWVzdGFtcD0iMTc4NDM0NTU0NSI+MjE5
-PC9rZXk+PC9mb3JlaWduLWtleXM+PHJlZi10eXBlIG5hbWU9IkpvdXJuYWwgQXJ0aWNsZSI+MTc8
-L3JlZi10eXBlPjxjb250cmlidXRvcnM+PGF1dGhvcnM+PGF1dGhvcj5MaW4sIEouIEouPC9hdXRo
-b3I+PGF1dGhvcj5Ic2lhbywgSC4gSi48L2F1dGhvcj48YXV0aG9yPkNoYW4sIE8uIFcuPC9hdXRo
-b3I+PGF1dGhvcj5XYW5nLCBZLjwvYXV0aG9yPjxhdXRob3I+SHNpYSwgUy4gSC48L2F1dGhvcj48
-YXV0aG9yPkNoaXUsIEMuIEguPC9hdXRob3I+PC9hdXRob3JzPjwvY29udHJpYnV0b3JzPjxhdXRo
-LWFkZHJlc3M+RGl2aXNpb24gb2YgUGVkaWF0cmljIENyaXRpY2FsIENhcmUgYW5kIFBlZGlhdHJp
-YyBTZXBzaXMgU3R1ZHkgR3JvdXAsIENoYW5nIEd1bmcgQ2hpbGRyZW4mYXBvcztzIEhvc3BpdGFs
-IGFuZCBDaGFuZyBHdW5nIE1lbW9yaWFsIEhvc3BpdGFsLCBDaGFuZyBHdW5nIFVuaXZlcnNpdHkg
-Q29sbGVnZSBvZiBNZWRpY2luZSwgVGFveXVhbiwgVGFpd2FuLiYjeEQ7R3JhZHVhdGUgSW5zdGl0
-dXRlIG9mIENsaW5pY2FsIE1lZGljYWwgU2NpZW5jZXMsIENvbGxlZ2Ugb2YgTWVkaWNpbmUsIENo
-YW5nIEd1bmcgVW5pdmVyc2l0eSwgVGFveXVhbiwgVGFpd2FuLiYjeEQ7TW9sZWN1bGFyIEluZmVj
-dGlvdXMgRGlzZWFzZSBSZXNlYXJjaCBDZW50ZXIsIENoYW5nIEd1bmcgQ2hpbGRyZW4mYXBvcztz
-IEhvc3BpdGFsIGFuZCBDaGFuZyBHdW5nIE1lbW9yaWFsIEhvc3BpdGFsLCBDaGFuZyBHdW5nIFVu
-aXZlcnNpdHkgQ29sbGVnZSBvZiBNZWRpY2luZSwgVGFveXVhbiwgVGFpd2FuLiYjeEQ7RGVwYXJ0
-bWVudCBvZiBQZWRpYXRyaWNzLCBDaGFuZyBHdW5nIE1lbW9yaWFsIEhvc3BpdGFsIGF0IEtlZWx1
-bmcsIENvbGxlZ2Ugb2YgTWVkaWNpbmUsIENoYW5nIEd1bmcgVW5pdmVyc2l0eSwgVGFveXVhbiwg
-VGFpd2FuLiYjeEQ7RGVwYXJ0bWVudCBvZiBQZWRpYXRyaWNzLCBDaGFuZyBHdW5nIE1lbW9yaWFs
-IEhvc3BpdGFsLCBDaGlheWksIFRhaXdhbi48L2F1dGgtYWRkcmVzcz48dGl0bGVzPjx0aXRsZT5J
-bmNyZWFzZWQgc2VydW0gdGhyb21ib21vZHVsaW4gbGV2ZWwgaXMgYXNzb2NpYXRlZCB3aXRoIGRp
-c2Vhc2Ugc2V2ZXJpdHkgYW5kIG1vcnRhbGl0eSBpbiBwZWRpYXRyaWMgc2Vwc2lzPC90aXRsZT48
-c2Vjb25kYXJ5LXRpdGxlPlBMb1MgT25lPC9zZWNvbmRhcnktdGl0bGU+PC90aXRsZXM+PHBlcmlv
-ZGljYWw+PGZ1bGwtdGl0bGU+UExPUyBPTkU8L2Z1bGwtdGl0bGU+PC9wZXJpb2RpY2FsPjxwYWdl
-cz5lMDE4MjMyNDwvcGFnZXM+PHZvbHVtZT4xMjwvdm9sdW1lPjxudW1iZXI+ODwvbnVtYmVyPjxl
-ZGl0aW9uPjIwMTcwODAzPC9lZGl0aW9uPjxrZXl3b3Jkcz48a2V5d29yZD5BcmVhIFVuZGVyIEN1
-cnZlPC9rZXl3b3JkPjxrZXl3b3JkPkNhc2UtQ29udHJvbCBTdHVkaWVzPC9rZXl3b3JkPjxrZXl3
-b3JkPkNoaWxkPC9rZXl3b3JkPjxrZXl3b3JkPkNoaWxkLCBQcmVzY2hvb2w8L2tleXdvcmQ+PGtl
-eXdvcmQ+RXNjaGVyaWNoaWEgY29saS9pc29sYXRpb24gJmFtcDsgcHVyaWZpY2F0aW9uPC9rZXl3
-b3JkPjxrZXl3b3JkPkhvc3BpdGFscywgUGVkaWF0cmljPC9rZXl3b3JkPjxrZXl3b3JkPkh1bWFu
-czwva2V5d29yZD48a2V5d29yZD5JbmZhbnQ8L2tleXdvcmQ+PGtleXdvcmQ+SW50ZW5zaXZlIENh
-cmUgVW5pdHMsIFBlZGlhdHJpYzwva2V5d29yZD48a2V5d29yZD5Qcm9zcGVjdGl2ZSBTdHVkaWVz
-PC9rZXl3b3JkPjxrZXl3b3JkPlJPQyBDdXJ2ZTwva2V5d29yZD48a2V5d29yZD5TYWxtb25lbGxh
-L2lzb2xhdGlvbiAmYW1wOyBwdXJpZmljYXRpb248L2tleXdvcmQ+PGtleXdvcmQ+U2Vwc2lzL21p
-Y3JvYmlvbG9neS9tb3J0YWxpdHkvKnBhdGhvbG9neTwva2V5d29yZD48a2V5d29yZD5TZXZlcml0
-eSBvZiBJbGxuZXNzIEluZGV4PC9rZXl3b3JkPjxrZXl3b3JkPlN0cmVwdG9jb2NjdXMgcG5ldW1v
-bmlhZS9pc29sYXRpb24gJmFtcDsgcHVyaWZpY2F0aW9uPC9rZXl3b3JkPjxrZXl3b3JkPlN1cnZp
-dmFsIFJhdGU8L2tleXdvcmQ+PGtleXdvcmQ+VGFpd2FuPC9rZXl3b3JkPjxrZXl3b3JkPlRocm9t
-Ym9tb2R1bGluLypibG9vZDwva2V5d29yZD48L2tleXdvcmRzPjxkYXRlcz48eWVhcj4yMDE3PC95
-ZWFyPjwvZGF0ZXM+PGlzYm4+MTkzMi02MjAzPC9pc2JuPjxhY2Nlc3Npb24tbnVtPjI4NzcxNTU0
-PC9hY2Nlc3Npb24tbnVtPjx1cmxzPjwvdXJscz48Y3VzdG9tMT5Db21wZXRpbmcgSW50ZXJlc3Rz
-OiBUaGUgYXV0aG9ycyBoYXZlIGRlY2xhcmVkIHRoYXQgbm8gY29tcGV0aW5nIGludGVyZXN0cyBl
-eGlzdC48L2N1c3RvbTE+PGN1c3RvbTI+UE1DNTU0MjUzNjwvY3VzdG9tMj48ZWxlY3Ryb25pYy1y
-ZXNvdXJjZS1udW0+MTAuMTM3MS9qb3VybmFsLnBvbmUuMDE4MjMyNDwvZWxlY3Ryb25pYy1yZXNv
-dXJjZS1udW0+PHJlbW90ZS1kYXRhYmFzZS1wcm92aWRlcj5OTE08L3JlbW90ZS1kYXRhYmFzZS1w
-cm92aWRlcj48bGFuZ3VhZ2U+ZW5nPC9sYW5ndWFnZT48L3JlY29yZD48L0NpdGU+PENpdGU+PEF1
-dGhvcj5DemFpa29za2k8L0F1dGhvcj48WWVhcj4yMDE2PC9ZZWFyPjxSZWNOdW0+MjIwPC9SZWNO
-dW0+PHJlY29yZD48cmVjLW51bWJlcj4yMjA8L3JlYy1udW1iZXI+PGZvcmVpZ24ta2V5cz48a2V5
-IGFwcD0iRU4iIGRiLWlkPSJzYTBzczIyd3JlMDlmb2U5cDJ1cHp0MG8wNXBwZXNkdzJ2dDIiIHRp
-bWVzdGFtcD0iMTc4NDM0NTU4MSI+MjIwPC9rZXk+PC9mb3JlaWduLWtleXM+PHJlZi10eXBlIG5h
-bWU9IkpvdXJuYWwgQXJ0aWNsZSI+MTc8L3JlZi10eXBlPjxjb250cmlidXRvcnM+PGF1dGhvcnM+
-PGF1dGhvcj5DemFpa29za2ksIFBhdWxhIEdpc2VsbGU8L2F1dGhvcj48YXV0aG9yPk1vdGEsIEpv
-c8OpIE1hdXLDrWNpbyBTZWd1bmRvIENvcnJlaWE8L2F1dGhvcj48YXV0aG9yPk5hc2NpbWVudG8s
-IERhbmllbGUgQ2FydmFsaG88L2F1dGhvcj48YXV0aG9yPlPDtG5lZ28sIEZhYmlhbmU8L2F1dGhv
-cj48YXV0aG9yPkNhc3RhbmhlaXJhLCBGZXJuYW5kYSBWYXJnYXMgZSBTaWx2YTwvYXV0aG9yPjxh
-dXRob3I+TWVsbywgUGF1bG8gSGVucmlxdWU8L2F1dGhvcj48YXV0aG9yPlNjb3J0ZWdhZ25hLCBH
-YWJyaWVsYSBUcmVudGluPC9hdXRob3I+PGF1dGhvcj5TaWx2YSwgUmFuZ2VsIExlYWw8L2F1dGhv
-cj48YXV0aG9yPkJhcnJvc28tU291c2EsIFJvbXVhbGRvPC9hdXRob3I+PGF1dGhvcj5Tb3V0bywg
-RmFicsOtY2lvIE9saXZlaXJhPC9hdXRob3I+PGF1dGhvcj5QYXppbi1GaWxobywgQW50b25pbzwv
-YXV0aG9yPjxhdXRob3I+RmlndWVpcmVkbywgRmxvcmVuY2lvPC9hdXRob3I+PGF1dGhvcj5BbHZl
-cy1GaWxobywgSm9zw6kgQ2FybG9zPC9hdXRob3I+PGF1dGhvcj5DdW5oYSwgRmVybmFuZG8gUXVl
-aXLDs3o8L2F1dGhvcj48L2F1dGhvcnM+PC9jb250cmlidXRvcnM+PHRpdGxlcz48dGl0bGU+TmV1
-dHJvcGhpbCBFeHRyYWNlbGx1bGFyIFRyYXBzIEluZHVjZSBPcmdhbiBEYW1hZ2UgZHVyaW5nIEV4
-cGVyaW1lbnRhbCBhbmQgQ2xpbmljYWwgU2Vwc2lzPC90aXRsZT48c2Vjb25kYXJ5LXRpdGxlPlBM
-T1MgT05FPC9zZWNvbmRhcnktdGl0bGU+PC90aXRsZXM+PHBlcmlvZGljYWw+PGZ1bGwtdGl0bGU+
-UExPUyBPTkU8L2Z1bGwtdGl0bGU+PC9wZXJpb2RpY2FsPjxwYWdlcz5lMDE0ODE0MjwvcGFnZXM+
-PHZvbHVtZT4xMTwvdm9sdW1lPjxudW1iZXI+MjwvbnVtYmVyPjxkYXRlcz48eWVhcj4yMDE2PC95
-ZWFyPjwvZGF0ZXM+PHB1Ymxpc2hlcj5QdWJsaWMgTGlicmFyeSBvZiBTY2llbmNlPC9wdWJsaXNo
-ZXI+PHVybHM+PHJlbGF0ZWQtdXJscz48dXJsPmh0dHBzOi8vZG9pLm9yZy8xMC4xMzcxL2pvdXJu
-YWwucG9uZS4wMTQ4MTQyPC91cmw+PC9yZWxhdGVkLXVybHM+PC91cmxzPjxlbGVjdHJvbmljLXJl
-c291cmNlLW51bT4xMC4xMzcxL2pvdXJuYWwucG9uZS4wMTQ4MTQyPC9lbGVjdHJvbmljLXJlc291
-cmNlLW51bT48L3JlY29yZD48L0NpdGU+PC9FbmROb3RlPn==
+cGFpZ24gZ3VpZGVsaW5lczwvdGl0bGU+PHNlY29uZGFyeS10aXRsZT5Bbm4gSW50ZW5zaXZlIENh
+cmU8L3NlY29uZGFyeS10aXRsZT48L3RpdGxlcz48cGVyaW9kaWNhbD48ZnVsbC10aXRsZT5Bbm4g
+SW50ZW5zaXZlIENhcmU8L2Z1bGwtdGl0bGU+PC9wZXJpb2RpY2FsPjxwYWdlcz42NDwvcGFnZXM+
+PHZvbHVtZT4xNDwvdm9sdW1lPjxudW1iZXI+MTwvbnVtYmVyPjxkYXRlcz48eWVhcj4yMDI0PC95
+ZWFyPjxwdWItZGF0ZXM+PGRhdGU+MjAyNC8wNC8yNDwvZGF0ZT48L3B1Yi1kYXRlcz48L2RhdGVz
+Pjxpc2JuPjIxMTAtNTgyMDwvaXNibj48dXJscz48cmVsYXRlZC11cmxzPjx1cmw+aHR0cHM6Ly9k
+b2kub3JnLzEwLjExODYvczEzNjEzLTAyNC0wMTMwMS02PC91cmw+PC9yZWxhdGVkLXVybHM+PC91
+cmxzPjxlbGVjdHJvbmljLXJlc291cmNlLW51bT4xMC4xMTg2L3MxMzYxMy0wMjQtMDEzMDEtNjwv
+ZWxlY3Ryb25pYy1yZXNvdXJjZS1udW0+PC9yZWNvcmQ+PC9DaXRlPjxDaXRlPjxBdXRob3I+SWJh
+PC9BdXRob3I+PFllYXI+MjAyNjwvWWVhcj48UmVjTnVtPjIxNzwvUmVjTnVtPjxyZWNvcmQ+PHJl
+Yy1udW1iZXI+MjE3PC9yZWMtbnVtYmVyPjxmb3JlaWduLWtleXM+PGtleSBhcHA9IkVOIiBkYi1p
+ZD0ic2Ewc3MyMndyZTA5Zm9lOXAydXB6dDBvMDVwcGVzZHcydnQyIiB0aW1lc3RhbXA9IjE3ODQz
+NDU1MjMiPjIxNzwva2V5PjwvZm9yZWlnbi1rZXlzPjxyZWYtdHlwZSBuYW1lPSJKb3VybmFsIEFy
+dGljbGUiPjE3PC9yZWYtdHlwZT48Y29udHJpYnV0b3JzPjxhdXRob3JzPjxhdXRob3I+SWJhLCBU
+b3NoaWFraTwvYXV0aG9yPjxhdXRob3I+TWFpZXIsIENoZXJ5bCBMLjwvYXV0aG9yPjxhdXRob3I+
+RmVycmVyLCBSaWNhcmQ8L2F1dGhvcj48YXV0aG9yPk5hZ2FrYXJpLCBLdW5paGlrbzwvYXV0aG9y
+PjxhdXRob3I+TGV2eSwgSmVycm9sZCBILjwvYXV0aG9yPjwvYXV0aG9ycz48L2NvbnRyaWJ1dG9y
+cz48dGl0bGVzPjx0aXRsZT5FbmRvdGhlbGlvcGF0aHkgd2l0aGluIHRoZSB0aHJvbWJvaW5mbGFt
+bWF0b3J5IG5ldHdvcmsgb2Ygc2Vwc2lzLWluZHVjZWQgY29hZ3Vsb3BhdGh5PC90aXRsZT48c2Vj
+b25kYXJ5LXRpdGxlPkluZmxhbW0gUmVzPC9zZWNvbmRhcnktdGl0bGU+PC90aXRsZXM+PHBlcmlv
+ZGljYWw+PGZ1bGwtdGl0bGU+SW5mbGFtbSBSZXM8L2Z1bGwtdGl0bGU+PC9wZXJpb2RpY2FsPjxw
+YWdlcz41OTwvcGFnZXM+PHZvbHVtZT43NTwvdm9sdW1lPjxudW1iZXI+MTwvbnVtYmVyPjxkYXRl
+cz48eWVhcj4yMDI2PC95ZWFyPjxwdWItZGF0ZXM+PGRhdGU+MjAyNi8wMy8xNzwvZGF0ZT48L3B1
+Yi1kYXRlcz48L2RhdGVzPjxpc2JuPjE0MjAtOTA4WDwvaXNibj48dXJscz48cmVsYXRlZC11cmxz
+Pjx1cmw+aHR0cHM6Ly9kb2kub3JnLzEwLjEwMDcvczAwMDExLTAyNi0wMjIwNC14PC91cmw+PC9y
+ZWxhdGVkLXVybHM+PC91cmxzPjxlbGVjdHJvbmljLXJlc291cmNlLW51bT4xMC4xMDA3L3MwMDAx
+MS0wMjYtMDIyMDQteDwvZWxlY3Ryb25pYy1yZXNvdXJjZS1udW0+PC9yZWNvcmQ+PC9DaXRlPjxD
+aXRlPjxBdXRob3I+TGluPC9BdXRob3I+PFllYXI+MjAxNzwvWWVhcj48UmVjTnVtPjIxOTwvUmVj
+TnVtPjxyZWNvcmQ+PHJlYy1udW1iZXI+MjE5PC9yZWMtbnVtYmVyPjxmb3JlaWduLWtleXM+PGtl
+eSBhcHA9IkVOIiBkYi1pZD0ic2Ewc3MyMndyZTA5Zm9lOXAydXB6dDBvMDVwcGVzZHcydnQyIiB0
+aW1lc3RhbXA9IjE3ODQzNDU1NDUiPjIxOTwva2V5PjwvZm9yZWlnbi1rZXlzPjxyZWYtdHlwZSBu
+YW1lPSJKb3VybmFsIEFydGljbGUiPjE3PC9yZWYtdHlwZT48Y29udHJpYnV0b3JzPjxhdXRob3Jz
+PjxhdXRob3I+TGluLCBKLiBKLjwvYXV0aG9yPjxhdXRob3I+SHNpYW8sIEguIEouPC9hdXRob3I+
+PGF1dGhvcj5DaGFuLCBPLiBXLjwvYXV0aG9yPjxhdXRob3I+V2FuZywgWS48L2F1dGhvcj48YXV0
+aG9yPkhzaWEsIFMuIEguPC9hdXRob3I+PGF1dGhvcj5DaGl1LCBDLiBILjwvYXV0aG9yPjwvYXV0
+aG9ycz48L2NvbnRyaWJ1dG9ycz48YXV0aC1hZGRyZXNzPkRpdmlzaW9uIG9mIFBlZGlhdHJpYyBD
+cml0aWNhbCBDYXJlIGFuZCBQZWRpYXRyaWMgU2Vwc2lzIFN0dWR5IEdyb3VwLCBDaGFuZyBHdW5n
+IENoaWxkcmVuJmFwb3M7cyBIb3NwaXRhbCBhbmQgQ2hhbmcgR3VuZyBNZW1vcmlhbCBIb3NwaXRh
+bCwgQ2hhbmcgR3VuZyBVbml2ZXJzaXR5IENvbGxlZ2Ugb2YgTWVkaWNpbmUsIFRhb3l1YW4sIFRh
+aXdhbi4mI3hEO0dyYWR1YXRlIEluc3RpdHV0ZSBvZiBDbGluaWNhbCBNZWRpY2FsIFNjaWVuY2Vz
+LCBDb2xsZWdlIG9mIE1lZGljaW5lLCBDaGFuZyBHdW5nIFVuaXZlcnNpdHksIFRhb3l1YW4sIFRh
+aXdhbi4mI3hEO01vbGVjdWxhciBJbmZlY3Rpb3VzIERpc2Vhc2UgUmVzZWFyY2ggQ2VudGVyLCBD
+aGFuZyBHdW5nIENoaWxkcmVuJmFwb3M7cyBIb3NwaXRhbCBhbmQgQ2hhbmcgR3VuZyBNZW1vcmlh
+bCBIb3NwaXRhbCwgQ2hhbmcgR3VuZyBVbml2ZXJzaXR5IENvbGxlZ2Ugb2YgTWVkaWNpbmUsIFRh
+b3l1YW4sIFRhaXdhbi4mI3hEO0RlcGFydG1lbnQgb2YgUGVkaWF0cmljcywgQ2hhbmcgR3VuZyBN
+ZW1vcmlhbCBIb3NwaXRhbCBhdCBLZWVsdW5nLCBDb2xsZWdlIG9mIE1lZGljaW5lLCBDaGFuZyBH
+dW5nIFVuaXZlcnNpdHksIFRhb3l1YW4sIFRhaXdhbi4mI3hEO0RlcGFydG1lbnQgb2YgUGVkaWF0
+cmljcywgQ2hhbmcgR3VuZyBNZW1vcmlhbCBIb3NwaXRhbCwgQ2hpYXlpLCBUYWl3YW4uPC9hdXRo
+LWFkZHJlc3M+PHRpdGxlcz48dGl0bGU+SW5jcmVhc2VkIHNlcnVtIHRocm9tYm9tb2R1bGluIGxl
+dmVsIGlzIGFzc29jaWF0ZWQgd2l0aCBkaXNlYXNlIHNldmVyaXR5IGFuZCBtb3J0YWxpdHkgaW4g
+cGVkaWF0cmljIHNlcHNpczwvdGl0bGU+PHNlY29uZGFyeS10aXRsZT5QTG9TIE9uZTwvc2Vjb25k
+YXJ5LXRpdGxlPjwvdGl0bGVzPjxwZXJpb2RpY2FsPjxmdWxsLXRpdGxlPlBMT1MgT05FPC9mdWxs
+LXRpdGxlPjwvcGVyaW9kaWNhbD48cGFnZXM+ZTAxODIzMjQ8L3BhZ2VzPjx2b2x1bWU+MTI8L3Zv
+bHVtZT48bnVtYmVyPjg8L251bWJlcj48ZWRpdGlvbj4yMDE3MDgwMzwvZWRpdGlvbj48a2V5d29y
+ZHM+PGtleXdvcmQ+QXJlYSBVbmRlciBDdXJ2ZTwva2V5d29yZD48a2V5d29yZD5DYXNlLUNvbnRy
+b2wgU3R1ZGllczwva2V5d29yZD48a2V5d29yZD5DaGlsZDwva2V5d29yZD48a2V5d29yZD5DaGls
+ZCwgUHJlc2Nob29sPC9rZXl3b3JkPjxrZXl3b3JkPkVzY2hlcmljaGlhIGNvbGkvaXNvbGF0aW9u
+ICZhbXA7IHB1cmlmaWNhdGlvbjwva2V5d29yZD48a2V5d29yZD5Ib3NwaXRhbHMsIFBlZGlhdHJp
+Yzwva2V5d29yZD48a2V5d29yZD5IdW1hbnM8L2tleXdvcmQ+PGtleXdvcmQ+SW5mYW50PC9rZXl3
+b3JkPjxrZXl3b3JkPkludGVuc2l2ZSBDYXJlIFVuaXRzLCBQZWRpYXRyaWM8L2tleXdvcmQ+PGtl
+eXdvcmQ+UHJvc3BlY3RpdmUgU3R1ZGllczwva2V5d29yZD48a2V5d29yZD5ST0MgQ3VydmU8L2tl
+eXdvcmQ+PGtleXdvcmQ+U2FsbW9uZWxsYS9pc29sYXRpb24gJmFtcDsgcHVyaWZpY2F0aW9uPC9r
+ZXl3b3JkPjxrZXl3b3JkPlNlcHNpcy9taWNyb2Jpb2xvZ3kvbW9ydGFsaXR5LypwYXRob2xvZ3k8
+L2tleXdvcmQ+PGtleXdvcmQ+U2V2ZXJpdHkgb2YgSWxsbmVzcyBJbmRleDwva2V5d29yZD48a2V5
+d29yZD5TdHJlcHRvY29jY3VzIHBuZXVtb25pYWUvaXNvbGF0aW9uICZhbXA7IHB1cmlmaWNhdGlv
+bjwva2V5d29yZD48a2V5d29yZD5TdXJ2aXZhbCBSYXRlPC9rZXl3b3JkPjxrZXl3b3JkPlRhaXdh
+bjwva2V5d29yZD48a2V5d29yZD5UaHJvbWJvbW9kdWxpbi8qYmxvb2Q8L2tleXdvcmQ+PC9rZXl3
+b3Jkcz48ZGF0ZXM+PHllYXI+MjAxNzwveWVhcj48L2RhdGVzPjxpc2JuPjE5MzItNjIwMzwvaXNi
+bj48YWNjZXNzaW9uLW51bT4yODc3MTU1NDwvYWNjZXNzaW9uLW51bT48dXJscz48L3VybHM+PGN1
+c3RvbTE+Q29tcGV0aW5nIEludGVyZXN0czogVGhlIGF1dGhvcnMgaGF2ZSBkZWNsYXJlZCB0aGF0
+IG5vIGNvbXBldGluZyBpbnRlcmVzdHMgZXhpc3QuPC9jdXN0b20xPjxjdXN0b20yPlBNQzU1NDI1
+MzY8L2N1c3RvbTI+PGVsZWN0cm9uaWMtcmVzb3VyY2UtbnVtPjEwLjEzNzEvam91cm5hbC5wb25l
+LjAxODIzMjQ8L2VsZWN0cm9uaWMtcmVzb3VyY2UtbnVtPjxyZW1vdGUtZGF0YWJhc2UtcHJvdmlk
+ZXI+TkxNPC9yZW1vdGUtZGF0YWJhc2UtcHJvdmlkZXI+PGxhbmd1YWdlPmVuZzwvbGFuZ3VhZ2U+
+PC9yZWNvcmQ+PC9DaXRlPjxDaXRlPjxBdXRob3I+Q3phaWtvc2tpPC9BdXRob3I+PFllYXI+MjAx
+NjwvWWVhcj48UmVjTnVtPjIyMDwvUmVjTnVtPjxyZWNvcmQ+PHJlYy1udW1iZXI+MjIwPC9yZWMt
+bnVtYmVyPjxmb3JlaWduLWtleXM+PGtleSBhcHA9IkVOIiBkYi1pZD0ic2Ewc3MyMndyZTA5Zm9l
+OXAydXB6dDBvMDVwcGVzZHcydnQyIiB0aW1lc3RhbXA9IjE3ODQzNDU1ODEiPjIyMDwva2V5Pjwv
+Zm9yZWlnbi1rZXlzPjxyZWYtdHlwZSBuYW1lPSJKb3VybmFsIEFydGljbGUiPjE3PC9yZWYtdHlw
+ZT48Y29udHJpYnV0b3JzPjxhdXRob3JzPjxhdXRob3I+Q3phaWtvc2tpLCBQYXVsYSBHaXNlbGxl
+PC9hdXRob3I+PGF1dGhvcj5Nb3RhLCBKb3PDqSBNYXVyw61jaW8gU2VndW5kbyBDb3JyZWlhPC9h
+dXRob3I+PGF1dGhvcj5OYXNjaW1lbnRvLCBEYW5pZWxlIENhcnZhbGhvPC9hdXRob3I+PGF1dGhv
+cj5Tw7RuZWdvLCBGYWJpYW5lPC9hdXRob3I+PGF1dGhvcj5DYXN0YW5oZWlyYSwgRmVybmFuZGEg
+VmFyZ2FzIGUgU2lsdmE8L2F1dGhvcj48YXV0aG9yPk1lbG8sIFBhdWxvIEhlbnJpcXVlPC9hdXRo
+b3I+PGF1dGhvcj5TY29ydGVnYWduYSwgR2FicmllbGEgVHJlbnRpbjwvYXV0aG9yPjxhdXRob3I+
+U2lsdmEsIFJhbmdlbCBMZWFsPC9hdXRob3I+PGF1dGhvcj5CYXJyb3NvLVNvdXNhLCBSb211YWxk
+bzwvYXV0aG9yPjxhdXRob3I+U291dG8sIEZhYnLDrWNpbyBPbGl2ZWlyYTwvYXV0aG9yPjxhdXRo
+b3I+UGF6aW4tRmlsaG8sIEFudG9uaW88L2F1dGhvcj48YXV0aG9yPkZpZ3VlaXJlZG8sIEZsb3Jl
+bmNpbzwvYXV0aG9yPjxhdXRob3I+QWx2ZXMtRmlsaG8sIEpvc8OpIENhcmxvczwvYXV0aG9yPjxh
+dXRob3I+Q3VuaGEsIEZlcm5hbmRvIFF1ZWlyw7N6PC9hdXRob3I+PC9hdXRob3JzPjwvY29udHJp
+YnV0b3JzPjx0aXRsZXM+PHRpdGxlPk5ldXRyb3BoaWwgRXh0cmFjZWxsdWxhciBUcmFwcyBJbmR1
+Y2UgT3JnYW4gRGFtYWdlIGR1cmluZyBFeHBlcmltZW50YWwgYW5kIENsaW5pY2FsIFNlcHNpczwv
+dGl0bGU+PHNlY29uZGFyeS10aXRsZT5QTG9TIE9uZTwvc2Vjb25kYXJ5LXRpdGxlPjwvdGl0bGVz
+PjxwZXJpb2RpY2FsPjxmdWxsLXRpdGxlPlBMT1MgT05FPC9mdWxsLXRpdGxlPjwvcGVyaW9kaWNh
+bD48cGFnZXM+ZTAxNDgxNDI8L3BhZ2VzPjx2b2x1bWU+MTE8L3ZvbHVtZT48bnVtYmVyPjI8L251
+bWJlcj48ZGF0ZXM+PHllYXI+MjAxNjwveWVhcj48L2RhdGVzPjxwdWJsaXNoZXI+UHVibGljIExp
+YnJhcnkgb2YgU2NpZW5jZTwvcHVibGlzaGVyPjx1cmxzPjxyZWxhdGVkLXVybHM+PHVybD5odHRw
+czovL2RvaS5vcmcvMTAuMTM3MS9qb3VybmFsLnBvbmUuMDE0ODE0MjwvdXJsPjwvcmVsYXRlZC11
+cmxzPjwvdXJscz48ZWxlY3Ryb25pYy1yZXNvdXJjZS1udW0+MTAuMTM3MS9qb3VybmFsLnBvbmUu
+MDE0ODE0MjwvZWxlY3Ryb25pYy1yZXNvdXJjZS1udW0+PC9yZWNvcmQ+PC9DaXRlPjwvRW5kTm90
+ZT5=
 </w:fldData>
         </w:fldChar>
       </w:r>
@@ -11818,6 +12153,13 @@
       </w:r>
       <w:r>
         <w:rPr>
+          <w:rFonts w:ascii="Times New Roman" w:hAnsi="Times New Roman" w:cs="Times New Roman" w:hint="eastAsia"/>
+          <w:sz w:val="24"/>
+        </w:rPr>
+        <w:t xml:space="preserve"> </w:t>
+      </w:r>
+      <w:r>
+        <w:rPr>
           <w:rFonts w:ascii="Times New Roman" w:hAnsi="Times New Roman" w:cs="Times New Roman"/>
           <w:sz w:val="24"/>
         </w:rPr>
@@ -11828,7 +12170,7 @@
           <w:rFonts w:ascii="Times New Roman" w:hAnsi="Times New Roman" w:cs="Times New Roman"/>
           <w:sz w:val="24"/>
         </w:rPr>
-        <w:instrText xml:space="preserve"> ADDIN EN.CITE &lt;EndNote&gt;&lt;Cite&gt;&lt;Author&gt;Scicluna&lt;/Author&gt;&lt;Year&gt;2025&lt;/Year&gt;&lt;RecNum&gt;221&lt;/RecNum&gt;&lt;DisplayText&gt;[5]&lt;/DisplayText&gt;&lt;record&gt;&lt;rec-number&gt;221&lt;/rec-number&gt;&lt;foreign-keys&gt;&lt;key app="EN" db-id="sa0ss22wre09foe9p2upzt0o05ppesdw2vt2" timestamp="1784345693"&gt;221&lt;/key&gt;&lt;/foreign-keys&gt;&lt;ref-type name="Journal Article"&gt;17&lt;/ref-type&gt;&lt;contributors&gt;&lt;authors&gt;&lt;author&gt;Scicluna, Brendon P.&lt;/author&gt;&lt;author&gt;Cano-Gamez, Kiki&lt;/author&gt;&lt;author&gt;Burnham, Katie L.&lt;/author&gt;&lt;author&gt;Davenport, Emma E.&lt;/author&gt;&lt;author&gt;Moore, Andrew Reese&lt;/author&gt;&lt;author&gt;Khan, Soumen&lt;/author&gt;&lt;author&gt;Hinds, Charles J.&lt;/author&gt;&lt;author&gt;Cremer, Olaf L.&lt;/author&gt;&lt;author&gt;Khatri, Purvesh&lt;/author&gt;&lt;author&gt;Sweeney, Timothy E.&lt;/author&gt;&lt;author&gt;Knight, Julian C.&lt;/author&gt;&lt;author&gt;van der Poll, Tom&lt;/author&gt;&lt;/authors&gt;&lt;/contributors&gt;&lt;titles&gt;&lt;title&gt;A consensus blood transcriptomic framework for sepsis&lt;/title&gt;&lt;secondary-title&gt;Nature Medicine&lt;/secondary-title&gt;&lt;/titles&gt;&lt;periodical&gt;&lt;full-title&gt;Nature Medicine&lt;/full-title&gt;&lt;/periodical&gt;&lt;pages&gt;4119-4130&lt;/pages&gt;&lt;volume&gt;31&lt;/volume&gt;&lt;number&gt;12&lt;/number&gt;&lt;dates&gt;&lt;year&gt;2025&lt;/year&gt;&lt;pub-dates&gt;&lt;date&gt;2025/12/01&lt;/date&gt;&lt;/pub-dates&gt;&lt;/dates&gt;&lt;isbn&gt;1546-170X&lt;/isbn&gt;&lt;urls&gt;&lt;related-urls&gt;&lt;url&gt;https://doi.org/10.1038/s41591-025-03964-5&lt;/url&gt;&lt;/related-urls&gt;&lt;/urls&gt;&lt;electronic-resource-num&gt;10.1038/s41591-025-03964-5&lt;/electronic-resource-num&gt;&lt;/record&gt;&lt;/Cite&gt;&lt;/EndNote&gt;</w:instrText>
+        <w:instrText xml:space="preserve"> ADDIN EN.CITE &lt;EndNote&gt;&lt;Cite&gt;&lt;Author&gt;Scicluna&lt;/Author&gt;&lt;Year&gt;2025&lt;/Year&gt;&lt;RecNum&gt;221&lt;/RecNum&gt;&lt;DisplayText&gt;[5]&lt;/DisplayText&gt;&lt;record&gt;&lt;rec-number&gt;221&lt;/rec-number&gt;&lt;foreign-keys&gt;&lt;key app="EN" db-id="sa0ss22wre09foe9p2upzt0o05ppesdw2vt2" timestamp="1784345693"&gt;221&lt;/key&gt;&lt;/foreign-keys&gt;&lt;ref-type name="Journal Article"&gt;17&lt;/ref-type&gt;&lt;contributors&gt;&lt;authors&gt;&lt;author&gt;Scicluna, Brendon P.&lt;/author&gt;&lt;author&gt;Cano-Gamez, Kiki&lt;/author&gt;&lt;author&gt;Burnham, Katie L.&lt;/author&gt;&lt;author&gt;Davenport, Emma E.&lt;/author&gt;&lt;author&gt;Moore, Andrew Reese&lt;/author&gt;&lt;author&gt;Khan, Soumen&lt;/author&gt;&lt;author&gt;Hinds, Charles J.&lt;/author&gt;&lt;author&gt;Cremer, Olaf L.&lt;/author&gt;&lt;author&gt;Khatri, Purvesh&lt;/author&gt;&lt;author&gt;Sweeney, Timothy E.&lt;/author&gt;&lt;author&gt;Knight, Julian C.&lt;/author&gt;&lt;author&gt;van der Poll, Tom&lt;/author&gt;&lt;/authors&gt;&lt;/contributors&gt;&lt;titles&gt;&lt;title&gt;A consensus blood transcriptomic framework for sepsis&lt;/title&gt;&lt;secondary-title&gt;Nat Med&lt;/secondary-title&gt;&lt;/titles&gt;&lt;periodical&gt;&lt;full-title&gt;Nat Med&lt;/full-title&gt;&lt;/periodical&gt;&lt;pages&gt;4119-4130&lt;/pages&gt;&lt;volume&gt;31&lt;/volume&gt;&lt;number&gt;12&lt;/number&gt;&lt;dates&gt;&lt;year&gt;2025&lt;/year&gt;&lt;pub-dates&gt;&lt;date&gt;2025/12/01&lt;/date&gt;&lt;/pub-dates&gt;&lt;/dates&gt;&lt;isbn&gt;1546-170X&lt;/isbn&gt;&lt;urls&gt;&lt;related-urls&gt;&lt;url&gt;https://doi.org/10.1038/s41591-025-03964-5&lt;/url&gt;&lt;/related-urls&gt;&lt;/urls&gt;&lt;electronic-resource-num&gt;10.1038/s41591-025-03964-5&lt;/electronic-resource-num&gt;&lt;/record&gt;&lt;/Cite&gt;&lt;/EndNote&gt;</w:instrText>
       </w:r>
       <w:r>
         <w:rPr>
@@ -12839,23 +13181,13 @@
           <w:sz w:val="24"/>
         </w:rPr>
         <w:cr/>
-        <w:t>Additional file 1 contains Supplementary Methods and Supplementary Figures A1–A9. Additional file 2 contains Supplementary Tables S1–S8, including clinical definitions and exploratory Cox results, complete gene- and protein-wise Cox/PH outputs, Hallmark enrichment and leading-edge results, cross-</w:t>
-      </w:r>
-      <w:proofErr w:type="spellStart"/>
-      <w:r>
-        <w:rPr>
-          <w:rFonts w:ascii="Times New Roman" w:hAnsi="Times New Roman" w:cs="Times New Roman"/>
-          <w:sz w:val="24"/>
-        </w:rPr>
-        <w:t>omic</w:t>
-      </w:r>
-      <w:proofErr w:type="spellEnd"/>
-      <w:r>
-        <w:rPr>
-          <w:rFonts w:ascii="Times New Roman" w:hAnsi="Times New Roman" w:cs="Times New Roman"/>
-          <w:sz w:val="24"/>
-        </w:rPr>
-        <w:t xml:space="preserve"> models, and Day-5 RNA-seq availability/IPW diagnostics. </w:t>
+      </w:r>
+      <w:r>
+        <w:rPr>
+          <w:rFonts w:ascii="Times New Roman" w:hAnsi="Times New Roman" w:cs="Times New Roman"/>
+          <w:sz w:val="24"/>
+        </w:rPr>
+        <w:t>Additional file 1 (.docx). Title: Supplementary Methods and Figures. Description: Detailed parent-cohort molecular methods, downstream RNA-seq and plasma-proteomic processing, Day-5 availability-weighting implementation, and Supplementary Figures A1–A9.</w:t>
       </w:r>
     </w:p>
     <w:p>
@@ -12864,6 +13196,89 @@
         <w:jc w:val="both"/>
         <w:rPr>
           <w:rFonts w:ascii="Times New Roman" w:hAnsi="Times New Roman" w:cs="Times New Roman"/>
+          <w:sz w:val="24"/>
+        </w:rPr>
+      </w:pPr>
+      <w:r>
+        <w:rPr>
+          <w:rFonts w:ascii="Times New Roman" w:hAnsi="Times New Roman" w:cs="Times New Roman"/>
+          <w:sz w:val="24"/>
+        </w:rPr>
+        <w:t>Additional file 2 (.zip containing eight .xlsx workbooks). Title: Supplementary Tables S1–S8. Description: Clinical variable definitions and exploratory clinical Cox results; complete gene- and protein-wise Cox/PH outputs; Hallmark enrichment and leading-edge results; cross-</w:t>
+      </w:r>
+      <w:proofErr w:type="spellStart"/>
+      <w:r>
+        <w:rPr>
+          <w:rFonts w:ascii="Times New Roman" w:hAnsi="Times New Roman" w:cs="Times New Roman"/>
+          <w:sz w:val="24"/>
+        </w:rPr>
+        <w:t>omic</w:t>
+      </w:r>
+      <w:proofErr w:type="spellEnd"/>
+      <w:r>
+        <w:rPr>
+          <w:rFonts w:ascii="Times New Roman" w:hAnsi="Times New Roman" w:cs="Times New Roman"/>
+          <w:sz w:val="24"/>
+        </w:rPr>
+        <w:t xml:space="preserve"> models; and Day-5 RNA-seq availability/IPW diagnostics.</w:t>
+      </w:r>
+    </w:p>
+    <w:p>
+      <w:pPr>
+        <w:spacing w:line="480" w:lineRule="auto"/>
+        <w:jc w:val="both"/>
+        <w:rPr>
+          <w:rFonts w:ascii="Times New Roman" w:hAnsi="Times New Roman" w:cs="Times New Roman"/>
+          <w:sz w:val="24"/>
+        </w:rPr>
+      </w:pPr>
+    </w:p>
+    <w:p>
+      <w:pPr>
+        <w:spacing w:line="480" w:lineRule="auto"/>
+        <w:jc w:val="both"/>
+        <w:rPr>
+          <w:rFonts w:ascii="Times New Roman" w:hAnsi="Times New Roman" w:cs="Times New Roman"/>
+          <w:sz w:val="24"/>
+        </w:rPr>
+      </w:pPr>
+    </w:p>
+    <w:p>
+      <w:pPr>
+        <w:spacing w:line="480" w:lineRule="auto"/>
+        <w:jc w:val="both"/>
+        <w:rPr>
+          <w:rFonts w:ascii="Times New Roman" w:hAnsi="Times New Roman" w:cs="Times New Roman"/>
+          <w:sz w:val="24"/>
+        </w:rPr>
+      </w:pPr>
+    </w:p>
+    <w:p>
+      <w:pPr>
+        <w:spacing w:line="480" w:lineRule="auto"/>
+        <w:jc w:val="both"/>
+        <w:rPr>
+          <w:rFonts w:ascii="Times New Roman" w:hAnsi="Times New Roman" w:cs="Times New Roman"/>
+          <w:sz w:val="24"/>
+        </w:rPr>
+      </w:pPr>
+    </w:p>
+    <w:p>
+      <w:pPr>
+        <w:spacing w:line="480" w:lineRule="auto"/>
+        <w:jc w:val="both"/>
+        <w:rPr>
+          <w:rFonts w:ascii="Times New Roman" w:hAnsi="Times New Roman" w:cs="Times New Roman"/>
+          <w:sz w:val="24"/>
+        </w:rPr>
+      </w:pPr>
+    </w:p>
+    <w:p>
+      <w:pPr>
+        <w:spacing w:line="480" w:lineRule="auto"/>
+        <w:jc w:val="both"/>
+        <w:rPr>
+          <w:rFonts w:ascii="Times New Roman" w:hAnsi="Times New Roman" w:cs="Times New Roman"/>
           <w:b/>
           <w:bCs/>
           <w:szCs w:val="22"/>
@@ -12876,6 +13291,7 @@
           <w:bCs/>
           <w:szCs w:val="22"/>
         </w:rPr>
+        <w:lastRenderedPageBreak/>
         <w:t xml:space="preserve">Table 1. Baseline characteristics of the </w:t>
       </w:r>
       <w:r>
@@ -12901,6 +13317,12 @@
       <w:tblPr>
         <w:tblStyle w:val="11"/>
         <w:tblW w:w="8382" w:type="dxa"/>
+        <w:tblBorders>
+          <w:left w:val="none" w:sz="0" w:space="0" w:color="auto"/>
+          <w:right w:val="none" w:sz="0" w:space="0" w:color="auto"/>
+          <w:insideH w:val="none" w:sz="0" w:space="0" w:color="auto"/>
+          <w:insideV w:val="none" w:sz="0" w:space="0" w:color="auto"/>
+        </w:tblBorders>
         <w:tblLayout w:type="fixed"/>
         <w:tblLook w:val="04A0" w:firstRow="1" w:lastRow="0" w:firstColumn="1" w:lastColumn="0" w:noHBand="0" w:noVBand="1"/>
       </w:tblPr>
@@ -12914,12 +13336,16 @@
       </w:tblGrid>
       <w:tr>
         <w:trPr>
+          <w:cantSplit/>
           <w:tblHeader/>
         </w:trPr>
         <w:tc>
           <w:tcPr>
             <w:tcW w:w="1413" w:type="dxa"/>
-            <w:shd w:val="clear" w:color="auto" w:fill="D9EAF7"/>
+            <w:tcBorders>
+              <w:top w:val="single" w:sz="4" w:space="0" w:color="auto"/>
+              <w:bottom w:val="single" w:sz="4" w:space="0" w:color="auto"/>
+            </w:tcBorders>
             <w:tcMar>
               <w:top w:w="70" w:type="dxa"/>
               <w:left w:w="80" w:type="dxa"/>
@@ -12949,7 +13375,10 @@
         <w:tc>
           <w:tcPr>
             <w:tcW w:w="1843" w:type="dxa"/>
-            <w:shd w:val="clear" w:color="auto" w:fill="D9EAF7"/>
+            <w:tcBorders>
+              <w:top w:val="single" w:sz="4" w:space="0" w:color="auto"/>
+              <w:bottom w:val="single" w:sz="4" w:space="0" w:color="auto"/>
+            </w:tcBorders>
             <w:tcMar>
               <w:top w:w="70" w:type="dxa"/>
               <w:left w:w="80" w:type="dxa"/>
@@ -12988,7 +13417,10 @@
         <w:tc>
           <w:tcPr>
             <w:tcW w:w="1842" w:type="dxa"/>
-            <w:shd w:val="clear" w:color="auto" w:fill="D9EAF7"/>
+            <w:tcBorders>
+              <w:top w:val="single" w:sz="4" w:space="0" w:color="auto"/>
+              <w:bottom w:val="single" w:sz="4" w:space="0" w:color="auto"/>
+            </w:tcBorders>
             <w:tcMar>
               <w:top w:w="70" w:type="dxa"/>
               <w:left w:w="80" w:type="dxa"/>
@@ -13027,7 +13459,10 @@
         <w:tc>
           <w:tcPr>
             <w:tcW w:w="1843" w:type="dxa"/>
-            <w:shd w:val="clear" w:color="auto" w:fill="D9EAF7"/>
+            <w:tcBorders>
+              <w:top w:val="single" w:sz="4" w:space="0" w:color="auto"/>
+              <w:bottom w:val="single" w:sz="4" w:space="0" w:color="auto"/>
+            </w:tcBorders>
             <w:tcMar>
               <w:top w:w="70" w:type="dxa"/>
               <w:left w:w="80" w:type="dxa"/>
@@ -13066,7 +13501,10 @@
         <w:tc>
           <w:tcPr>
             <w:tcW w:w="709" w:type="dxa"/>
-            <w:shd w:val="clear" w:color="auto" w:fill="D9EAF7"/>
+            <w:tcBorders>
+              <w:top w:val="single" w:sz="4" w:space="0" w:color="auto"/>
+              <w:bottom w:val="single" w:sz="4" w:space="0" w:color="auto"/>
+            </w:tcBorders>
             <w:tcMar>
               <w:top w:w="70" w:type="dxa"/>
               <w:left w:w="80" w:type="dxa"/>
@@ -13096,7 +13534,10 @@
         <w:tc>
           <w:tcPr>
             <w:tcW w:w="732" w:type="dxa"/>
-            <w:shd w:val="clear" w:color="auto" w:fill="D9EAF7"/>
+            <w:tcBorders>
+              <w:top w:val="single" w:sz="4" w:space="0" w:color="auto"/>
+              <w:bottom w:val="single" w:sz="4" w:space="0" w:color="auto"/>
+            </w:tcBorders>
             <w:tcMar>
               <w:top w:w="70" w:type="dxa"/>
               <w:left w:w="80" w:type="dxa"/>
@@ -13125,9 +13566,15 @@
         </w:tc>
       </w:tr>
       <w:tr>
+        <w:trPr>
+          <w:cantSplit/>
+        </w:trPr>
         <w:tc>
           <w:tcPr>
             <w:tcW w:w="1413" w:type="dxa"/>
+            <w:tcBorders>
+              <w:top w:val="single" w:sz="4" w:space="0" w:color="auto"/>
+            </w:tcBorders>
             <w:tcMar>
               <w:top w:w="70" w:type="dxa"/>
               <w:left w:w="80" w:type="dxa"/>
@@ -13156,6 +13603,9 @@
         <w:tc>
           <w:tcPr>
             <w:tcW w:w="1843" w:type="dxa"/>
+            <w:tcBorders>
+              <w:top w:val="single" w:sz="4" w:space="0" w:color="auto"/>
+            </w:tcBorders>
             <w:tcMar>
               <w:top w:w="70" w:type="dxa"/>
               <w:left w:w="80" w:type="dxa"/>
@@ -13184,6 +13634,9 @@
         <w:tc>
           <w:tcPr>
             <w:tcW w:w="1842" w:type="dxa"/>
+            <w:tcBorders>
+              <w:top w:val="single" w:sz="4" w:space="0" w:color="auto"/>
+            </w:tcBorders>
             <w:tcMar>
               <w:top w:w="70" w:type="dxa"/>
               <w:left w:w="80" w:type="dxa"/>
@@ -13212,6 +13665,9 @@
         <w:tc>
           <w:tcPr>
             <w:tcW w:w="1843" w:type="dxa"/>
+            <w:tcBorders>
+              <w:top w:val="single" w:sz="4" w:space="0" w:color="auto"/>
+            </w:tcBorders>
             <w:tcMar>
               <w:top w:w="70" w:type="dxa"/>
               <w:left w:w="80" w:type="dxa"/>
@@ -13240,6 +13696,9 @@
         <w:tc>
           <w:tcPr>
             <w:tcW w:w="709" w:type="dxa"/>
+            <w:tcBorders>
+              <w:top w:val="single" w:sz="4" w:space="0" w:color="auto"/>
+            </w:tcBorders>
             <w:tcMar>
               <w:top w:w="70" w:type="dxa"/>
               <w:left w:w="80" w:type="dxa"/>
@@ -13268,6 +13727,9 @@
         <w:tc>
           <w:tcPr>
             <w:tcW w:w="732" w:type="dxa"/>
+            <w:tcBorders>
+              <w:top w:val="single" w:sz="4" w:space="0" w:color="auto"/>
+            </w:tcBorders>
             <w:tcMar>
               <w:top w:w="70" w:type="dxa"/>
               <w:left w:w="80" w:type="dxa"/>
@@ -13304,6 +13766,9 @@
         </w:tc>
       </w:tr>
       <w:tr>
+        <w:trPr>
+          <w:cantSplit/>
+        </w:trPr>
         <w:tc>
           <w:tcPr>
             <w:tcW w:w="1413" w:type="dxa"/>
@@ -13475,6 +13940,9 @@
         </w:tc>
       </w:tr>
       <w:tr>
+        <w:trPr>
+          <w:cantSplit/>
+        </w:trPr>
         <w:tc>
           <w:tcPr>
             <w:tcW w:w="1413" w:type="dxa"/>
@@ -13646,6 +14114,9 @@
         </w:tc>
       </w:tr>
       <w:tr>
+        <w:trPr>
+          <w:cantSplit/>
+        </w:trPr>
         <w:tc>
           <w:tcPr>
             <w:tcW w:w="1413" w:type="dxa"/>
@@ -13816,6 +14287,9 @@
         </w:tc>
       </w:tr>
       <w:tr>
+        <w:trPr>
+          <w:cantSplit/>
+        </w:trPr>
         <w:tc>
           <w:tcPr>
             <w:tcW w:w="1413" w:type="dxa"/>
@@ -13988,6 +14462,9 @@
         </w:tc>
       </w:tr>
       <w:tr>
+        <w:trPr>
+          <w:cantSplit/>
+        </w:trPr>
         <w:tc>
           <w:tcPr>
             <w:tcW w:w="1413" w:type="dxa"/>
@@ -14160,6 +14637,9 @@
         </w:tc>
       </w:tr>
       <w:tr>
+        <w:trPr>
+          <w:cantSplit/>
+        </w:trPr>
         <w:tc>
           <w:tcPr>
             <w:tcW w:w="1413" w:type="dxa"/>
@@ -14333,6 +14813,9 @@
         </w:tc>
       </w:tr>
       <w:tr>
+        <w:trPr>
+          <w:cantSplit/>
+        </w:trPr>
         <w:tc>
           <w:tcPr>
             <w:tcW w:w="1413" w:type="dxa"/>
@@ -14505,6 +14988,9 @@
         </w:tc>
       </w:tr>
       <w:tr>
+        <w:trPr>
+          <w:cantSplit/>
+        </w:trPr>
         <w:tc>
           <w:tcPr>
             <w:tcW w:w="1413" w:type="dxa"/>
@@ -14677,6 +15163,9 @@
         </w:tc>
       </w:tr>
       <w:tr>
+        <w:trPr>
+          <w:cantSplit/>
+        </w:trPr>
         <w:tc>
           <w:tcPr>
             <w:tcW w:w="1413" w:type="dxa"/>
@@ -14702,7 +15191,6 @@
                 <w:rFonts w:ascii="Arial" w:eastAsia="Arial" w:hAnsi="Arial" w:cs="Times New Roman"/>
                 <w:sz w:val="16"/>
               </w:rPr>
-              <w:lastRenderedPageBreak/>
               <w:t>Lactate</w:t>
             </w:r>
           </w:p>
@@ -14858,6 +15346,9 @@
         </w:tc>
       </w:tr>
       <w:tr>
+        <w:trPr>
+          <w:cantSplit/>
+        </w:trPr>
         <w:tc>
           <w:tcPr>
             <w:tcW w:w="1413" w:type="dxa"/>
@@ -15038,6 +15529,9 @@
         </w:tc>
       </w:tr>
       <w:tr>
+        <w:trPr>
+          <w:cantSplit/>
+        </w:trPr>
         <w:tc>
           <w:tcPr>
             <w:tcW w:w="1413" w:type="dxa"/>
@@ -15218,6 +15712,9 @@
         </w:tc>
       </w:tr>
       <w:tr>
+        <w:trPr>
+          <w:cantSplit/>
+        </w:trPr>
         <w:tc>
           <w:tcPr>
             <w:tcW w:w="1413" w:type="dxa"/>
@@ -15389,6 +15886,9 @@
         </w:tc>
       </w:tr>
       <w:tr>
+        <w:trPr>
+          <w:cantSplit/>
+        </w:trPr>
         <w:tc>
           <w:tcPr>
             <w:tcW w:w="1413" w:type="dxa"/>
@@ -15561,6 +16061,9 @@
         </w:tc>
       </w:tr>
       <w:tr>
+        <w:trPr>
+          <w:cantSplit/>
+        </w:trPr>
         <w:tc>
           <w:tcPr>
             <w:tcW w:w="1413" w:type="dxa"/>
@@ -15740,6 +16243,9 @@
         </w:tc>
       </w:tr>
       <w:tr>
+        <w:trPr>
+          <w:cantSplit/>
+        </w:trPr>
         <w:tc>
           <w:tcPr>
             <w:tcW w:w="1413" w:type="dxa"/>
@@ -15911,6 +16417,9 @@
         </w:tc>
       </w:tr>
       <w:tr>
+        <w:trPr>
+          <w:cantSplit/>
+        </w:trPr>
         <w:tc>
           <w:tcPr>
             <w:tcW w:w="1413" w:type="dxa"/>
@@ -16082,6 +16591,9 @@
         </w:tc>
       </w:tr>
       <w:tr>
+        <w:trPr>
+          <w:cantSplit/>
+        </w:trPr>
         <w:tc>
           <w:tcPr>
             <w:tcW w:w="1413" w:type="dxa"/>
@@ -16252,6 +16764,9 @@
         </w:tc>
       </w:tr>
       <w:tr>
+        <w:trPr>
+          <w:cantSplit/>
+        </w:trPr>
         <w:tc>
           <w:tcPr>
             <w:tcW w:w="1413" w:type="dxa"/>
@@ -16423,6 +16938,9 @@
         </w:tc>
       </w:tr>
       <w:tr>
+        <w:trPr>
+          <w:cantSplit/>
+        </w:trPr>
         <w:tc>
           <w:tcPr>
             <w:tcW w:w="1413" w:type="dxa"/>
@@ -16593,6 +17111,9 @@
         </w:tc>
       </w:tr>
       <w:tr>
+        <w:trPr>
+          <w:cantSplit/>
+        </w:trPr>
         <w:tc>
           <w:tcPr>
             <w:tcW w:w="1413" w:type="dxa"/>
@@ -16764,6 +17285,9 @@
         </w:tc>
       </w:tr>
       <w:tr>
+        <w:trPr>
+          <w:cantSplit/>
+        </w:trPr>
         <w:tc>
           <w:tcPr>
             <w:tcW w:w="1413" w:type="dxa"/>
@@ -16943,6 +17467,9 @@
         </w:tc>
       </w:tr>
       <w:tr>
+        <w:trPr>
+          <w:cantSplit/>
+        </w:trPr>
         <w:tc>
           <w:tcPr>
             <w:tcW w:w="1413" w:type="dxa"/>
@@ -17113,6 +17640,9 @@
         </w:tc>
       </w:tr>
       <w:tr>
+        <w:trPr>
+          <w:cantSplit/>
+        </w:trPr>
         <w:tc>
           <w:tcPr>
             <w:tcW w:w="1413" w:type="dxa"/>
@@ -17283,6 +17813,9 @@
         </w:tc>
       </w:tr>
       <w:tr>
+        <w:trPr>
+          <w:cantSplit/>
+        </w:trPr>
         <w:tc>
           <w:tcPr>
             <w:tcW w:w="1413" w:type="dxa"/>
@@ -17456,6 +17989,9 @@
         </w:tc>
       </w:tr>
       <w:tr>
+        <w:trPr>
+          <w:cantSplit/>
+        </w:trPr>
         <w:tc>
           <w:tcPr>
             <w:tcW w:w="1413" w:type="dxa"/>
@@ -17636,6 +18172,9 @@
         </w:tc>
       </w:tr>
       <w:tr>
+        <w:trPr>
+          <w:cantSplit/>
+        </w:trPr>
         <w:tc>
           <w:tcPr>
             <w:tcW w:w="1413" w:type="dxa"/>
@@ -17652,8 +18191,9 @@
               <w:widowControl/>
               <w:jc w:val="center"/>
               <w:rPr>
-                <w:rFonts w:ascii="Arial" w:eastAsia="Arial" w:hAnsi="Arial" w:cs="Times New Roman"/>
-                <w:sz w:val="16"/>
+                <w:rFonts w:ascii="Arial" w:hAnsi="Arial" w:cs="Times New Roman"/>
+                <w:sz w:val="16"/>
+                <w:lang w:eastAsia="zh-CN"/>
               </w:rPr>
             </w:pPr>
             <w:r>
@@ -17661,6 +18201,7 @@
                 <w:rFonts w:ascii="Arial" w:eastAsia="Arial" w:hAnsi="Arial" w:cs="Times New Roman" w:hint="eastAsia"/>
                 <w:sz w:val="16"/>
               </w:rPr>
+              <w:lastRenderedPageBreak/>
               <w:t>S</w:t>
             </w:r>
             <w:r>
@@ -17672,26 +18213,41 @@
             </w:r>
             <w:r>
               <w:rPr>
+                <w:rFonts w:ascii="Arial" w:hAnsi="Arial" w:cs="Times New Roman" w:hint="eastAsia"/>
+                <w:sz w:val="16"/>
+                <w:lang w:eastAsia="zh-CN"/>
+              </w:rPr>
+              <w:t xml:space="preserve">, </w:t>
+            </w:r>
+            <w:r>
+              <w:rPr>
                 <w:rFonts w:ascii="Arial" w:eastAsia="Arial" w:hAnsi="Arial" w:cs="Times New Roman" w:hint="eastAsia"/>
                 <w:sz w:val="16"/>
               </w:rPr>
-              <w:t>(</w:t>
-            </w:r>
-            <w:proofErr w:type="spellStart"/>
+              <w:t>male,</w:t>
+            </w:r>
+            <w:r>
+              <w:rPr>
+                <w:rFonts w:ascii="Arial" w:hAnsi="Arial" w:cs="Times New Roman" w:hint="eastAsia"/>
+                <w:sz w:val="16"/>
+                <w:lang w:eastAsia="zh-CN"/>
+              </w:rPr>
+              <w:t xml:space="preserve"> </w:t>
+            </w:r>
             <w:r>
               <w:rPr>
                 <w:rFonts w:ascii="Arial" w:eastAsia="Arial" w:hAnsi="Arial" w:cs="Times New Roman" w:hint="eastAsia"/>
                 <w:sz w:val="16"/>
               </w:rPr>
-              <w:t>male,n</w:t>
-            </w:r>
-            <w:proofErr w:type="spellEnd"/>
-            <w:r>
-              <w:rPr>
-                <w:rFonts w:ascii="Arial" w:eastAsia="Arial" w:hAnsi="Arial" w:cs="Times New Roman" w:hint="eastAsia"/>
-                <w:sz w:val="16"/>
-              </w:rPr>
-              <w:t>)</w:t>
+              <w:t>n</w:t>
+            </w:r>
+            <w:r>
+              <w:rPr>
+                <w:rFonts w:ascii="Arial" w:hAnsi="Arial" w:cs="Times New Roman" w:hint="eastAsia"/>
+                <w:sz w:val="16"/>
+                <w:lang w:eastAsia="zh-CN"/>
+              </w:rPr>
+              <w:t xml:space="preserve"> (%)</w:t>
             </w:r>
           </w:p>
         </w:tc>
@@ -17837,6 +18393,9 @@
         </w:tc>
       </w:tr>
       <w:tr>
+        <w:trPr>
+          <w:cantSplit/>
+        </w:trPr>
         <w:tc>
           <w:tcPr>
             <w:tcW w:w="1413" w:type="dxa"/>
@@ -18008,9 +18567,15 @@
         </w:tc>
       </w:tr>
       <w:tr>
+        <w:trPr>
+          <w:cantSplit/>
+        </w:trPr>
         <w:tc>
           <w:tcPr>
             <w:tcW w:w="1413" w:type="dxa"/>
+            <w:tcBorders>
+              <w:bottom w:val="nil"/>
+            </w:tcBorders>
             <w:tcMar>
               <w:top w:w="70" w:type="dxa"/>
               <w:left w:w="80" w:type="dxa"/>
@@ -18191,6 +18756,10 @@
         <w:tc>
           <w:tcPr>
             <w:tcW w:w="1413" w:type="dxa"/>
+            <w:tcBorders>
+              <w:top w:val="nil"/>
+              <w:bottom w:val="nil"/>
+            </w:tcBorders>
             <w:tcMar>
               <w:top w:w="70" w:type="dxa"/>
               <w:left w:w="80" w:type="dxa"/>
@@ -18362,6 +18931,9 @@
         <w:tc>
           <w:tcPr>
             <w:tcW w:w="1413" w:type="dxa"/>
+            <w:tcBorders>
+              <w:top w:val="nil"/>
+            </w:tcBorders>
             <w:tcMar>
               <w:top w:w="70" w:type="dxa"/>
               <w:left w:w="80" w:type="dxa"/>
@@ -18709,6 +19281,9 @@
         </w:tc>
       </w:tr>
       <w:tr>
+        <w:trPr>
+          <w:cantSplit/>
+        </w:trPr>
         <w:tc>
           <w:tcPr>
             <w:tcW w:w="1413" w:type="dxa"/>
@@ -18888,6 +19463,9 @@
         </w:tc>
       </w:tr>
       <w:tr>
+        <w:trPr>
+          <w:cantSplit/>
+        </w:trPr>
         <w:tc>
           <w:tcPr>
             <w:tcW w:w="1413" w:type="dxa"/>
@@ -19067,6 +19645,9 @@
         </w:tc>
       </w:tr>
       <w:tr>
+        <w:trPr>
+          <w:cantSplit/>
+        </w:trPr>
         <w:tc>
           <w:tcPr>
             <w:tcW w:w="1413" w:type="dxa"/>
@@ -19237,9 +19818,15 @@
         </w:tc>
       </w:tr>
       <w:tr>
+        <w:trPr>
+          <w:cantSplit/>
+        </w:trPr>
         <w:tc>
           <w:tcPr>
             <w:tcW w:w="1413" w:type="dxa"/>
+            <w:tcBorders>
+              <w:bottom w:val="nil"/>
+            </w:tcBorders>
             <w:tcMar>
               <w:top w:w="70" w:type="dxa"/>
               <w:left w:w="80" w:type="dxa"/>
@@ -19261,7 +19848,6 @@
                 <w:rFonts w:ascii="Arial" w:eastAsia="Arial" w:hAnsi="Arial" w:cs="Times New Roman"/>
                 <w:sz w:val="16"/>
               </w:rPr>
-              <w:lastRenderedPageBreak/>
               <w:t>Renal failure</w:t>
             </w:r>
           </w:p>
@@ -19269,6 +19855,9 @@
         <w:tc>
           <w:tcPr>
             <w:tcW w:w="1843" w:type="dxa"/>
+            <w:tcBorders>
+              <w:bottom w:val="nil"/>
+            </w:tcBorders>
             <w:tcMar>
               <w:top w:w="70" w:type="dxa"/>
               <w:left w:w="80" w:type="dxa"/>
@@ -19297,6 +19886,9 @@
         <w:tc>
           <w:tcPr>
             <w:tcW w:w="1842" w:type="dxa"/>
+            <w:tcBorders>
+              <w:bottom w:val="nil"/>
+            </w:tcBorders>
             <w:tcMar>
               <w:top w:w="70" w:type="dxa"/>
               <w:left w:w="80" w:type="dxa"/>
@@ -19325,6 +19917,9 @@
         <w:tc>
           <w:tcPr>
             <w:tcW w:w="1843" w:type="dxa"/>
+            <w:tcBorders>
+              <w:bottom w:val="nil"/>
+            </w:tcBorders>
             <w:tcMar>
               <w:top w:w="70" w:type="dxa"/>
               <w:left w:w="80" w:type="dxa"/>
@@ -19353,6 +19948,9 @@
         <w:tc>
           <w:tcPr>
             <w:tcW w:w="709" w:type="dxa"/>
+            <w:tcBorders>
+              <w:bottom w:val="nil"/>
+            </w:tcBorders>
             <w:tcMar>
               <w:top w:w="70" w:type="dxa"/>
               <w:left w:w="80" w:type="dxa"/>
@@ -19381,6 +19979,9 @@
         <w:tc>
           <w:tcPr>
             <w:tcW w:w="732" w:type="dxa"/>
+            <w:tcBorders>
+              <w:bottom w:val="nil"/>
+            </w:tcBorders>
             <w:tcMar>
               <w:top w:w="70" w:type="dxa"/>
               <w:left w:w="80" w:type="dxa"/>
@@ -19408,23 +20009,28 @@
         </w:tc>
       </w:tr>
       <w:tr>
+        <w:trPr>
+          <w:cantSplit/>
+        </w:trPr>
         <w:tc>
           <w:tcPr>
             <w:tcW w:w="8382" w:type="dxa"/>
             <w:gridSpan w:val="6"/>
-            <w:shd w:val="clear" w:color="auto" w:fill="DEEAF6" w:themeFill="accent5" w:themeFillTint="33"/>
-            <w:tcMar>
-              <w:top w:w="70" w:type="dxa"/>
-              <w:left w:w="80" w:type="dxa"/>
-              <w:bottom w:w="70" w:type="dxa"/>
-              <w:right w:w="80" w:type="dxa"/>
-            </w:tcMar>
-            <w:vAlign w:val="center"/>
-          </w:tcPr>
-          <w:p>
-            <w:pPr>
-              <w:widowControl/>
-              <w:jc w:val="center"/>
+            <w:tcBorders>
+              <w:top w:val="nil"/>
+              <w:bottom w:val="nil"/>
+            </w:tcBorders>
+            <w:tcMar>
+              <w:top w:w="70" w:type="dxa"/>
+              <w:left w:w="80" w:type="dxa"/>
+              <w:bottom w:w="70" w:type="dxa"/>
+              <w:right w:w="80" w:type="dxa"/>
+            </w:tcMar>
+            <w:vAlign w:val="center"/>
+          </w:tcPr>
+          <w:p>
+            <w:pPr>
+              <w:widowControl/>
               <w:rPr>
                 <w:rFonts w:ascii="Arial" w:hAnsi="Arial" w:cs="Times New Roman"/>
                 <w:lang w:eastAsia="zh-CN"/>
@@ -19436,16 +20042,7 @@
                 <w:b/>
                 <w:sz w:val="16"/>
               </w:rPr>
-              <w:t xml:space="preserve">Infection </w:t>
-            </w:r>
-            <w:proofErr w:type="spellStart"/>
-            <w:r>
-              <w:rPr>
-                <w:rFonts w:ascii="Arial" w:eastAsia="Arial" w:hAnsi="Arial" w:cs="Times New Roman"/>
-                <w:b/>
-                <w:sz w:val="16"/>
-              </w:rPr>
-              <w:t>source</w:t>
+              <w:t>Infection source</w:t>
             </w:r>
             <w:r>
               <w:rPr>
@@ -19454,16 +20051,48 @@
                 <w:sz w:val="16"/>
                 <w:lang w:eastAsia="zh-CN"/>
               </w:rPr>
-              <w:t>,n</w:t>
-            </w:r>
-            <w:proofErr w:type="spellEnd"/>
+              <w:t>,</w:t>
+            </w:r>
+            <w:r>
+              <w:rPr>
+                <w:rFonts w:ascii="Arial" w:hAnsi="Arial" w:cs="Times New Roman" w:hint="eastAsia"/>
+                <w:b/>
+                <w:sz w:val="16"/>
+                <w:lang w:eastAsia="zh-CN"/>
+              </w:rPr>
+              <w:t xml:space="preserve"> </w:t>
+            </w:r>
+            <w:r>
+              <w:rPr>
+                <w:rFonts w:ascii="Arial" w:hAnsi="Arial" w:cs="Times New Roman" w:hint="eastAsia"/>
+                <w:b/>
+                <w:sz w:val="16"/>
+                <w:lang w:eastAsia="zh-CN"/>
+              </w:rPr>
+              <w:t>n</w:t>
+            </w:r>
+            <w:r>
+              <w:rPr>
+                <w:rFonts w:ascii="Arial" w:hAnsi="Arial" w:cs="Times New Roman" w:hint="eastAsia"/>
+                <w:b/>
+                <w:sz w:val="16"/>
+                <w:lang w:eastAsia="zh-CN"/>
+              </w:rPr>
+              <w:t xml:space="preserve"> (%)</w:t>
+            </w:r>
           </w:p>
         </w:tc>
       </w:tr>
       <w:tr>
+        <w:trPr>
+          <w:cantSplit/>
+        </w:trPr>
         <w:tc>
           <w:tcPr>
             <w:tcW w:w="1413" w:type="dxa"/>
+            <w:tcBorders>
+              <w:top w:val="nil"/>
+            </w:tcBorders>
             <w:tcMar>
               <w:top w:w="70" w:type="dxa"/>
               <w:left w:w="80" w:type="dxa"/>
@@ -19492,6 +20121,9 @@
         <w:tc>
           <w:tcPr>
             <w:tcW w:w="1843" w:type="dxa"/>
+            <w:tcBorders>
+              <w:top w:val="nil"/>
+            </w:tcBorders>
             <w:tcMar>
               <w:top w:w="70" w:type="dxa"/>
               <w:left w:w="80" w:type="dxa"/>
@@ -19520,6 +20152,9 @@
         <w:tc>
           <w:tcPr>
             <w:tcW w:w="1842" w:type="dxa"/>
+            <w:tcBorders>
+              <w:top w:val="nil"/>
+            </w:tcBorders>
             <w:tcMar>
               <w:top w:w="70" w:type="dxa"/>
               <w:left w:w="80" w:type="dxa"/>
@@ -19548,6 +20183,9 @@
         <w:tc>
           <w:tcPr>
             <w:tcW w:w="1843" w:type="dxa"/>
+            <w:tcBorders>
+              <w:top w:val="nil"/>
+            </w:tcBorders>
             <w:tcMar>
               <w:top w:w="70" w:type="dxa"/>
               <w:left w:w="80" w:type="dxa"/>
@@ -19576,6 +20214,9 @@
         <w:tc>
           <w:tcPr>
             <w:tcW w:w="709" w:type="dxa"/>
+            <w:tcBorders>
+              <w:top w:val="nil"/>
+            </w:tcBorders>
             <w:tcMar>
               <w:top w:w="70" w:type="dxa"/>
               <w:left w:w="80" w:type="dxa"/>
@@ -19604,6 +20245,9 @@
         <w:tc>
           <w:tcPr>
             <w:tcW w:w="732" w:type="dxa"/>
+            <w:tcBorders>
+              <w:top w:val="nil"/>
+            </w:tcBorders>
             <w:tcMar>
               <w:top w:w="70" w:type="dxa"/>
               <w:left w:w="80" w:type="dxa"/>
@@ -19632,6 +20276,9 @@
         </w:tc>
       </w:tr>
       <w:tr>
+        <w:trPr>
+          <w:cantSplit/>
+        </w:trPr>
         <w:tc>
           <w:tcPr>
             <w:tcW w:w="1413" w:type="dxa"/>
@@ -19795,6 +20442,9 @@
         </w:tc>
       </w:tr>
       <w:tr>
+        <w:trPr>
+          <w:cantSplit/>
+        </w:trPr>
         <w:tc>
           <w:tcPr>
             <w:tcW w:w="1413" w:type="dxa"/>
@@ -19958,6 +20608,9 @@
         </w:tc>
       </w:tr>
       <w:tr>
+        <w:trPr>
+          <w:cantSplit/>
+        </w:trPr>
         <w:tc>
           <w:tcPr>
             <w:tcW w:w="1413" w:type="dxa"/>
@@ -20121,6 +20774,9 @@
         </w:tc>
       </w:tr>
       <w:tr>
+        <w:trPr>
+          <w:cantSplit/>
+        </w:trPr>
         <w:tc>
           <w:tcPr>
             <w:tcW w:w="1413" w:type="dxa"/>
@@ -20284,6 +20940,9 @@
         </w:tc>
       </w:tr>
       <w:tr>
+        <w:trPr>
+          <w:cantSplit/>
+        </w:trPr>
         <w:tc>
           <w:tcPr>
             <w:tcW w:w="1413" w:type="dxa"/>
@@ -20463,7 +21122,41 @@
           <w:i w:val="0"/>
           <w:iCs/>
         </w:rPr>
-        <w:t xml:space="preserve">Data are median [interquartile range] or n (%).aPTT, activated partial thromboplastin time; BMI, body mass index; BUN, blood urea nitrogen; Cl, chloride; COPD, chronic obstructive pulmonary disease; CRP, C-reactive protein; HRmax, maximum heart rate; INR, international </w:t>
+        <w:t>Data are median [interquartile range] or n (%).</w:t>
+      </w:r>
+      <w:r>
+        <w:rPr>
+          <w:rFonts w:ascii="Times New Roman" w:hAnsi="Times New Roman" w:cs="Times New Roman" w:hint="eastAsia"/>
+          <w:i w:val="0"/>
+          <w:iCs/>
+          <w:lang w:eastAsia="zh-CN"/>
+        </w:rPr>
+        <w:t xml:space="preserve"> </w:t>
+      </w:r>
+      <w:r>
+        <w:rPr>
+          <w:rFonts w:ascii="Times New Roman" w:hAnsi="Times New Roman" w:cs="Times New Roman"/>
+          <w:i w:val="0"/>
+          <w:iCs/>
+        </w:rPr>
+        <w:t>P values are two-sided comparisons between survivors/censored patients and patients who died within 60 days. Continuous variables were compared using Wilcoxon rank-sum tests and categorical variables using Fisher’s exact tests. For infection source, the single P value shown in the first category row is the global P value for the six-level categorical variable; category-specific P values are not shown. P values were descriptive and were not used to select covariates for the molecular Cox models.</w:t>
+      </w:r>
+      <w:r>
+        <w:rPr>
+          <w:rFonts w:ascii="Times New Roman" w:hAnsi="Times New Roman" w:cs="Times New Roman" w:hint="eastAsia"/>
+          <w:i w:val="0"/>
+          <w:iCs/>
+          <w:lang w:eastAsia="zh-CN"/>
+        </w:rPr>
+        <w:t xml:space="preserve"> </w:t>
+      </w:r>
+      <w:r>
+        <w:rPr>
+          <w:rFonts w:ascii="Times New Roman" w:hAnsi="Times New Roman" w:cs="Times New Roman"/>
+          <w:i w:val="0"/>
+          <w:iCs/>
+        </w:rPr>
+        <w:t xml:space="preserve">aPTT, activated partial thromboplastin time; BMI, body mass index; BUN, blood urea nitrogen; Cl, chloride; COPD, chronic obstructive pulmonary disease; CRP, C-reactive protein; HRmax, maximum heart rate; INR, international </w:t>
       </w:r>
       <w:proofErr w:type="spellStart"/>
       <w:r>
@@ -20641,125 +21334,7 @@
         <w:spacing w:line="480" w:lineRule="auto"/>
         <w:jc w:val="both"/>
         <w:rPr>
-          <w:rFonts w:ascii="Times New Roman" w:hAnsi="Times New Roman" w:cs="Times New Roman"/>
-          <w:b/>
-          <w:bCs/>
-          <w:sz w:val="24"/>
-        </w:rPr>
-      </w:pPr>
-      <w:r>
-        <w:rPr>
-          <w:rFonts w:ascii="Times New Roman" w:hAnsi="Times New Roman" w:cs="Times New Roman"/>
-          <w:b/>
-          <w:bCs/>
-          <w:sz w:val="24"/>
-        </w:rPr>
-        <w:cr/>
-      </w:r>
-      <w:r>
-        <w:rPr>
-          <w:rFonts w:ascii="Times New Roman" w:hAnsi="Times New Roman" w:cs="Times New Roman"/>
-          <w:b/>
-          <w:bCs/>
-          <w:sz w:val="24"/>
-        </w:rPr>
-        <w:cr/>
-      </w:r>
-    </w:p>
-    <w:p>
-      <w:pPr>
-        <w:rPr>
-          <w:rFonts w:ascii="Times New Roman" w:hAnsi="Times New Roman" w:cs="Times New Roman"/>
-          <w:b/>
-          <w:bCs/>
-          <w:sz w:val="24"/>
-        </w:rPr>
-      </w:pPr>
-    </w:p>
-    <w:p>
-      <w:pPr>
-        <w:rPr>
-          <w:rFonts w:ascii="Times New Roman" w:hAnsi="Times New Roman" w:cs="Times New Roman"/>
-          <w:b/>
-          <w:bCs/>
-          <w:sz w:val="24"/>
-        </w:rPr>
-      </w:pPr>
-    </w:p>
-    <w:p>
-      <w:pPr>
-        <w:rPr>
-          <w:rFonts w:ascii="Times New Roman" w:hAnsi="Times New Roman" w:cs="Times New Roman"/>
-          <w:b/>
-          <w:bCs/>
-          <w:sz w:val="24"/>
-        </w:rPr>
-      </w:pPr>
-    </w:p>
-    <w:p>
-      <w:pPr>
-        <w:rPr>
-          <w:rFonts w:ascii="Times New Roman" w:hAnsi="Times New Roman" w:cs="Times New Roman"/>
-          <w:b/>
-          <w:bCs/>
-          <w:sz w:val="24"/>
-        </w:rPr>
-      </w:pPr>
-    </w:p>
-    <w:p>
-      <w:pPr>
-        <w:rPr>
-          <w:rFonts w:ascii="Times New Roman" w:hAnsi="Times New Roman" w:cs="Times New Roman"/>
-          <w:b/>
-          <w:bCs/>
-          <w:sz w:val="24"/>
-        </w:rPr>
-      </w:pPr>
-    </w:p>
-    <w:p>
-      <w:pPr>
-        <w:rPr>
-          <w:rFonts w:ascii="Times New Roman" w:hAnsi="Times New Roman" w:cs="Times New Roman"/>
-          <w:b/>
-          <w:bCs/>
-          <w:sz w:val="24"/>
-        </w:rPr>
-      </w:pPr>
-    </w:p>
-    <w:p>
-      <w:pPr>
-        <w:rPr>
-          <w:rFonts w:ascii="Times New Roman" w:hAnsi="Times New Roman" w:cs="Times New Roman"/>
-          <w:b/>
-          <w:bCs/>
-          <w:sz w:val="24"/>
-        </w:rPr>
-      </w:pPr>
-    </w:p>
-    <w:p>
-      <w:pPr>
-        <w:rPr>
-          <w:rFonts w:ascii="Times New Roman" w:hAnsi="Times New Roman" w:cs="Times New Roman"/>
-          <w:b/>
-          <w:bCs/>
-          <w:sz w:val="24"/>
-        </w:rPr>
-      </w:pPr>
-    </w:p>
-    <w:p>
-      <w:pPr>
-        <w:rPr>
-          <w:rFonts w:ascii="Times New Roman" w:hAnsi="Times New Roman" w:cs="Times New Roman"/>
-          <w:b/>
-          <w:bCs/>
-          <w:sz w:val="24"/>
-        </w:rPr>
-      </w:pPr>
-    </w:p>
-    <w:p>
-      <w:pPr>
-        <w:rPr>
-          <w:rFonts w:ascii="Times New Roman" w:hAnsi="Times New Roman" w:cs="Times New Roman"/>
+          <w:rFonts w:ascii="Times New Roman" w:hAnsi="Times New Roman" w:cs="Times New Roman" w:hint="eastAsia"/>
           <w:b/>
           <w:bCs/>
           <w:sz w:val="24"/>
@@ -20845,7 +21420,7 @@
         <w:rPr>
           <w:i/>
         </w:rPr>
-        <w:t xml:space="preserve">Jama </w:t>
+        <w:t xml:space="preserve">JAMA </w:t>
       </w:r>
       <w:r>
         <w:t xml:space="preserve">2016, </w:t>
@@ -20857,7 +21432,7 @@
         <w:t>315</w:t>
       </w:r>
       <w:r>
-        <w:t>(8):801-810.doi: 10.1001/jama.2016.0287</w:t>
+        <w:t>(8):801-810. doi: 10.1001/jama.2016.0287.</w:t>
       </w:r>
     </w:p>
     <w:p>
@@ -20901,7 +21476,7 @@
         <w:t>7</w:t>
       </w:r>
       <w:r>
-        <w:t>(9):e017046.doi: 10.1136/bmjopen-2017-017046</w:t>
+        <w:t>(9):e017046. doi: 10.1136/bmjopen-2017-017046.</w:t>
       </w:r>
     </w:p>
     <w:p>
@@ -20933,7 +21508,7 @@
         <w:rPr>
           <w:i/>
         </w:rPr>
-        <w:t xml:space="preserve">Journal of Thrombosis and Haemostasis </w:t>
+        <w:t xml:space="preserve">J Thromb Haemost </w:t>
       </w:r>
       <w:r>
         <w:t xml:space="preserve">2023, </w:t>
@@ -20945,7 +21520,7 @@
         <w:t>21</w:t>
       </w:r>
       <w:r>
-        <w:t>(1):145-153.doi: 10.1016/j.jtha.2022.10.022</w:t>
+        <w:t>(1):145-153. doi: 10.1016/j.jtha.2022.10.022.</w:t>
       </w:r>
     </w:p>
     <w:p>
@@ -20977,7 +21552,7 @@
         <w:rPr>
           <w:i/>
         </w:rPr>
-        <w:t xml:space="preserve">Inflammation Research </w:t>
+        <w:t xml:space="preserve">Inflamm Res </w:t>
       </w:r>
       <w:r>
         <w:t xml:space="preserve">2026, </w:t>
@@ -20989,7 +21564,7 @@
         <w:t>75</w:t>
       </w:r>
       <w:r>
-        <w:t>(1):59.doi: 10.1007/s00011-026-02204-x</w:t>
+        <w:t>(1):59. doi: 10.1007/s00011-026-02204-x.</w:t>
       </w:r>
     </w:p>
     <w:p>
@@ -21021,7 +21596,7 @@
         <w:rPr>
           <w:i/>
         </w:rPr>
-        <w:t xml:space="preserve">Nature Medicine </w:t>
+        <w:t xml:space="preserve">Nat Med </w:t>
       </w:r>
       <w:r>
         <w:t xml:space="preserve">2025, </w:t>
@@ -21033,7 +21608,7 @@
         <w:t>31</w:t>
       </w:r>
       <w:r>
-        <w:t>(12):4119-4130.doi: 10.1038/s41591-025-03964-5</w:t>
+        <w:t>(12):4119-4130. doi: 10.1038/s41591-025-03964-5.</w:t>
       </w:r>
     </w:p>
     <w:p>
@@ -21065,7 +21640,7 @@
         <w:rPr>
           <w:i/>
         </w:rPr>
-        <w:t xml:space="preserve">Science Translational Medicine </w:t>
+        <w:t xml:space="preserve">Sci Transl Med </w:t>
       </w:r>
       <w:r>
         <w:t xml:space="preserve">2024, </w:t>
@@ -21077,7 +21652,7 @@
         <w:t>16</w:t>
       </w:r>
       <w:r>
-        <w:t>(750):eadh0185.doi: 10.1126/scitranslmed.adh0185</w:t>
+        <w:t>(750):eadh0185. doi: 10.1126/scitranslmed.adh0185.</w:t>
       </w:r>
     </w:p>
     <w:p>
@@ -21109,7 +21684,7 @@
         <w:rPr>
           <w:i/>
         </w:rPr>
-        <w:t xml:space="preserve">eBioMedicine </w:t>
+        <w:t xml:space="preserve">EBioMedicine </w:t>
       </w:r>
       <w:r>
         <w:t xml:space="preserve">2025, </w:t>
@@ -21121,7 +21696,7 @@
         <w:t>111</w:t>
       </w:r>
       <w:r>
-        <w:t>:105508.doi: 10.1016/j.ebiom.2024.105508</w:t>
+        <w:t>:105508. doi: 10.1016/j.ebiom.2024.105508.</w:t>
       </w:r>
     </w:p>
     <w:p>
@@ -21153,7 +21728,7 @@
         <w:rPr>
           <w:i/>
         </w:rPr>
-        <w:t xml:space="preserve">Nature Communications </w:t>
+        <w:t xml:space="preserve">Nat Commun </w:t>
       </w:r>
       <w:r>
         <w:t xml:space="preserve">2025, </w:t>
@@ -21165,7 +21740,7 @@
         <w:t>16</w:t>
       </w:r>
       <w:r>
-        <w:t>(1):10328.doi: 10.1038/s41467-025-65271-4</w:t>
+        <w:t>(1):10328. doi: 10.1038/s41467-025-65271-4.</w:t>
       </w:r>
     </w:p>
     <w:p>
@@ -21197,7 +21772,7 @@
         <w:rPr>
           <w:i/>
         </w:rPr>
-        <w:t xml:space="preserve">Thrombosis Research </w:t>
+        <w:t xml:space="preserve">Thromb Res </w:t>
       </w:r>
       <w:r>
         <w:t xml:space="preserve">2026, </w:t>
@@ -21209,7 +21784,7 @@
         <w:t>259</w:t>
       </w:r>
       <w:r>
-        <w:t>:109618.doi: 10.1016/j.thromres.2026.109618</w:t>
+        <w:t>:109618. doi: 10.1016/j.thromres.2026.109618.</w:t>
       </w:r>
     </w:p>
     <w:p>
@@ -21241,7 +21816,7 @@
         <w:rPr>
           <w:i/>
         </w:rPr>
-        <w:t xml:space="preserve">Med Research </w:t>
+        <w:t xml:space="preserve">Med Res </w:t>
       </w:r>
       <w:r>
         <w:t xml:space="preserve">2026, </w:t>
@@ -21253,7 +21828,7 @@
         <w:t>2</w:t>
       </w:r>
       <w:r>
-        <w:t>(2):397-404.doi: 10.1002/mdr2.70057</w:t>
+        <w:t>(2):397-404. doi: 10.1002/mdr2.70057.</w:t>
       </w:r>
     </w:p>
     <w:p>
@@ -21297,7 +21872,7 @@
         <w:t>315</w:t>
       </w:r>
       <w:r>
-        <w:t>(8):762-774.doi: 10.1001/jama.2016.0288</w:t>
+        <w:t>(8):762-774. doi: 10.1001/jama.2016.0288.</w:t>
       </w:r>
     </w:p>
     <w:p>
@@ -21314,7 +21889,7 @@
       </w:r>
       <w:r>
         <w:tab/>
-        <w:t xml:space="preserve">VAN HOUWELINGEN HC. </w:t>
+        <w:t xml:space="preserve">Van Houwelingen HC. </w:t>
       </w:r>
       <w:r>
         <w:rPr>
@@ -21329,7 +21904,7 @@
         <w:rPr>
           <w:i/>
         </w:rPr>
-        <w:t xml:space="preserve">Scandinavian Journal of Statistics </w:t>
+        <w:t xml:space="preserve">Scand J Stat </w:t>
       </w:r>
       <w:r>
         <w:t xml:space="preserve">2007, </w:t>
@@ -21341,11 +21916,7 @@
         <w:t>34</w:t>
       </w:r>
       <w:r>
-        <w:t xml:space="preserve">(1):70-85.doi: </w:t>
-      </w:r>
-      <w:r>
-        <w:lastRenderedPageBreak/>
-        <w:t>10.1111/j.1467-9469.2006.00529.x</w:t>
+        <w:t>(1):70-85. doi: 10.1111/j.1467-9469.2006.00529.x.</w:t>
       </w:r>
     </w:p>
     <w:p>
@@ -21368,7 +21939,14 @@
         <w:rPr>
           <w:b/>
         </w:rPr>
-        <w:t>Gene set enrichment analysis: A knowledge-based approach for interpreting genome-wide expression profiles</w:t>
+        <w:t xml:space="preserve">Gene set enrichment analysis: A </w:t>
+      </w:r>
+      <w:r>
+        <w:rPr>
+          <w:b/>
+        </w:rPr>
+        <w:lastRenderedPageBreak/>
+        <w:t>knowledge-based approach for interpreting genome-wide expression profiles</w:t>
       </w:r>
       <w:r>
         <w:t xml:space="preserve">. </w:t>
@@ -21377,7 +21955,7 @@
         <w:rPr>
           <w:i/>
         </w:rPr>
-        <w:t xml:space="preserve">Proceedings of the National Academy of Sciences </w:t>
+        <w:t xml:space="preserve">Proc Natl Acad Sci </w:t>
       </w:r>
       <w:r>
         <w:t xml:space="preserve">2005, </w:t>
@@ -21389,7 +21967,7 @@
         <w:t>102</w:t>
       </w:r>
       <w:r>
-        <w:t>(43):15545-15550.doi: 10.1073/pnas.0506580102</w:t>
+        <w:t>(43):15545-15550. doi: 10.1073/pnas.0506580102.</w:t>
       </w:r>
     </w:p>
     <w:p>
@@ -21421,7 +21999,7 @@
         <w:rPr>
           <w:i/>
         </w:rPr>
-        <w:t xml:space="preserve">Cell Systems </w:t>
+        <w:t xml:space="preserve">Cell Syst </w:t>
       </w:r>
       <w:r>
         <w:t xml:space="preserve">2015, </w:t>
@@ -21433,7 +22011,7 @@
         <w:t>1</w:t>
       </w:r>
       <w:r>
-        <w:t>(6):417-425.doi: 10.1016/j.cels.2015.12.004</w:t>
+        <w:t>(6):417-425. doi: 10.1016/j.cels.2015.12.004.</w:t>
       </w:r>
     </w:p>
     <w:p>
@@ -21465,7 +22043,7 @@
         <w:rPr>
           <w:i/>
         </w:rPr>
-        <w:t xml:space="preserve">Statistical Methods in Medical Research </w:t>
+        <w:t xml:space="preserve">Stat Methods Med Res </w:t>
       </w:r>
       <w:r>
         <w:t xml:space="preserve">2013, </w:t>
@@ -21477,7 +22055,7 @@
         <w:t>22</w:t>
       </w:r>
       <w:r>
-        <w:t>(3):278-295.doi: 10.1177/0962280210395740</w:t>
+        <w:t>(3):278-295. doi: 10.1177/0962280210395740.</w:t>
       </w:r>
     </w:p>
     <w:p>
@@ -21509,7 +22087,7 @@
         <w:rPr>
           <w:i/>
         </w:rPr>
-        <w:t xml:space="preserve">PLOS ONE </w:t>
+        <w:t xml:space="preserve">PLoS One </w:t>
       </w:r>
       <w:r>
         <w:t xml:space="preserve">2016, </w:t>
@@ -21521,7 +22099,7 @@
         <w:t>11</w:t>
       </w:r>
       <w:r>
-        <w:t>(2):e0148142.doi: 10.1371/journal.pone.0148142</w:t>
+        <w:t>(2):e0148142. doi: 10.1371/journal.pone.0148142.</w:t>
       </w:r>
     </w:p>
     <w:p>
@@ -21553,7 +22131,7 @@
         <w:rPr>
           <w:i/>
         </w:rPr>
-        <w:t xml:space="preserve">Nature Reviews Immunology </w:t>
+        <w:t xml:space="preserve">Nat Rev Immunol </w:t>
       </w:r>
       <w:r>
         <w:t xml:space="preserve">2013, </w:t>
@@ -21565,7 +22143,7 @@
         <w:t>13</w:t>
       </w:r>
       <w:r>
-        <w:t>(1):34-45.doi: 10.1038/nri3345</w:t>
+        <w:t>(1):34-45. doi: 10.1038/nri3345.</w:t>
       </w:r>
     </w:p>
     <w:p>
@@ -21597,7 +22175,7 @@
         <w:rPr>
           <w:i/>
         </w:rPr>
-        <w:t xml:space="preserve">Journal of Thrombosis and Haemostasis </w:t>
+        <w:t xml:space="preserve">J Thromb Haemost </w:t>
       </w:r>
       <w:r>
         <w:t xml:space="preserve">2022, </w:t>
@@ -21609,7 +22187,7 @@
         <w:t>20</w:t>
       </w:r>
       <w:r>
-        <w:t>(11):2475-2484.doi: 10.1111/jth.15852</w:t>
+        <w:t>(11):2475-2484. doi: 10.1111/jth.15852.</w:t>
       </w:r>
     </w:p>
     <w:p>
@@ -21641,7 +22219,7 @@
         <w:rPr>
           <w:i/>
         </w:rPr>
-        <w:t xml:space="preserve">Science Translational Medicine </w:t>
+        <w:t xml:space="preserve">Sci Transl Med </w:t>
       </w:r>
       <w:r>
         <w:t xml:space="preserve">2010, </w:t>
@@ -21653,7 +22231,7 @@
         <w:t>2</w:t>
       </w:r>
       <w:r>
-        <w:t>(51):51ra71-51ra71.doi: 10.1126/scitranslmed.3001118</w:t>
+        <w:t>(51):51ra71-51ra71. doi: 10.1126/scitranslmed.3001118.</w:t>
       </w:r>
     </w:p>
     <w:p>
@@ -21685,7 +22263,7 @@
         <w:rPr>
           <w:i/>
         </w:rPr>
-        <w:t xml:space="preserve">Arteriosclerosis, Thrombosis, and Vascular Biology </w:t>
+        <w:t xml:space="preserve">Arterioscler Thromb Vasc Biol </w:t>
       </w:r>
       <w:r>
         <w:t xml:space="preserve">2023, </w:t>
@@ -21697,7 +22275,7 @@
         <w:t>43</w:t>
       </w:r>
       <w:r>
-        <w:t>(8):1349-1361.doi: 10.1161/ATVBAHA.123.318780</w:t>
+        <w:t>(8):1349-1361. doi: 10.1161/ATVBAHA.123.318780.</w:t>
       </w:r>
     </w:p>
     <w:p>
@@ -21729,7 +22307,7 @@
         <w:rPr>
           <w:i/>
         </w:rPr>
-        <w:t xml:space="preserve">eBioMedicine </w:t>
+        <w:t xml:space="preserve">EBioMedicine </w:t>
       </w:r>
       <w:r>
         <w:t xml:space="preserve">2022, </w:t>
@@ -21741,7 +22319,7 @@
         <w:t>86</w:t>
       </w:r>
       <w:r>
-        <w:t>:104363.doi: 10.1016/j.ebiom.2022.104363</w:t>
+        <w:t>:104363. doi: 10.1016/j.ebiom.2022.104363.</w:t>
       </w:r>
     </w:p>
     <w:p>
@@ -21773,7 +22351,7 @@
         <w:rPr>
           <w:i/>
         </w:rPr>
-        <w:t xml:space="preserve">Nature Immunology </w:t>
+        <w:t xml:space="preserve">Nat Immunol </w:t>
       </w:r>
       <w:r>
         <w:t xml:space="preserve">2016, </w:t>
@@ -21785,7 +22363,7 @@
         <w:t>17</w:t>
       </w:r>
       <w:r>
-        <w:t>(4):406-413.doi: 10.1038/ni.3398</w:t>
+        <w:t>(4):406-413. doi: 10.1038/ni.3398.</w:t>
       </w:r>
     </w:p>
     <w:p>
@@ -21817,7 +22395,7 @@
         <w:rPr>
           <w:i/>
         </w:rPr>
-        <w:t xml:space="preserve">Nature Immunology </w:t>
+        <w:t xml:space="preserve">Nat Immunol </w:t>
       </w:r>
       <w:r>
         <w:t xml:space="preserve">2024, </w:t>
@@ -21829,7 +22407,7 @@
         <w:t>25</w:t>
       </w:r>
       <w:r>
-        <w:t>(1):19-28.doi: 10.1038/s41590-023-01660-5</w:t>
+        <w:t>(1):19-28. doi: 10.1038/s41590-023-01660-5.</w:t>
       </w:r>
     </w:p>
     <w:p>
@@ -21861,7 +22439,7 @@
         <w:rPr>
           <w:i/>
         </w:rPr>
-        <w:t xml:space="preserve">The Lancet Respiratory Medicine </w:t>
+        <w:t xml:space="preserve">Lancet Respir Med </w:t>
       </w:r>
       <w:r>
         <w:t xml:space="preserve">2024, </w:t>
@@ -21873,7 +22451,7 @@
         <w:t>12</w:t>
       </w:r>
       <w:r>
-        <w:t>(4):323-336.doi: 10.1016/S2213-2600(23)00468-X</w:t>
+        <w:t>(4):323-336. doi: 10.1016/S2213-2600(23)00468-X.</w:t>
       </w:r>
     </w:p>
     <w:p>
@@ -21905,7 +22483,7 @@
         <w:rPr>
           <w:i/>
         </w:rPr>
-        <w:t xml:space="preserve">Nature Medicine </w:t>
+        <w:t xml:space="preserve">Nat Med </w:t>
       </w:r>
       <w:r>
         <w:t xml:space="preserve">2020, </w:t>
@@ -21917,7 +22495,7 @@
         <w:t>26</w:t>
       </w:r>
       <w:r>
-        <w:t>(3):333-340.doi: 10.1038/s41591-020-0752-4</w:t>
+        <w:t>(3):333-340. doi: 10.1038/s41591-020-0752-4.</w:t>
       </w:r>
     </w:p>
     <w:p>
@@ -21940,35 +22518,28 @@
         <w:rPr>
           <w:b/>
         </w:rPr>
-        <w:t xml:space="preserve">Managing sepsis and septic shock in an endothelial glycocalyx-friendly way: from the viewpoint of surviving sepsis </w:t>
+        <w:t>Managing sepsis and septic shock in an endothelial glycocalyx-friendly way: from the viewpoint of surviving sepsis campaign guidelines</w:t>
+      </w:r>
+      <w:r>
+        <w:t xml:space="preserve">. </w:t>
+      </w:r>
+      <w:r>
+        <w:rPr>
+          <w:i/>
+        </w:rPr>
+        <w:t xml:space="preserve">Ann Intensive Care </w:t>
+      </w:r>
+      <w:r>
+        <w:t xml:space="preserve">2024, </w:t>
       </w:r>
       <w:r>
         <w:rPr>
           <w:b/>
         </w:rPr>
-        <w:lastRenderedPageBreak/>
-        <w:t>campaign guidelines</w:t>
-      </w:r>
-      <w:r>
-        <w:t xml:space="preserve">. </w:t>
-      </w:r>
-      <w:r>
-        <w:rPr>
-          <w:i/>
-        </w:rPr>
-        <w:t xml:space="preserve">Annals of Intensive Care </w:t>
-      </w:r>
-      <w:r>
-        <w:t xml:space="preserve">2024, </w:t>
-      </w:r>
-      <w:r>
-        <w:rPr>
-          <w:b/>
-        </w:rPr>
         <w:t>14</w:t>
       </w:r>
       <w:r>
-        <w:t>(1):64.doi: 10.1186/s13613-024-01301-6</w:t>
+        <w:t>(1):64. doi: 10.1186/s13613-024-01301-6.</w:t>
       </w:r>
     </w:p>
     <w:p>
@@ -22003,6 +22574,7 @@
         <w:t xml:space="preserve">PLoS One </w:t>
       </w:r>
       <w:r>
+        <w:lastRenderedPageBreak/>
         <w:t xml:space="preserve">2017, </w:t>
       </w:r>
       <w:r>
@@ -22012,7 +22584,7 @@
         <w:t>12</w:t>
       </w:r>
       <w:r>
-        <w:t>(8):e0182324.doi: 10.1371/journal.pone.0182324</w:t>
+        <w:t>(8):e0182324. doi: 10.1371/journal.pone.0182324.</w:t>
       </w:r>
     </w:p>
     <w:p>
@@ -22044,7 +22616,7 @@
         <w:rPr>
           <w:i/>
         </w:rPr>
-        <w:t xml:space="preserve">Frontiers in Immunology </w:t>
+        <w:t xml:space="preserve">Front Immunol </w:t>
       </w:r>
       <w:r>
         <w:t xml:space="preserve">2025, </w:t>
@@ -22056,7 +22628,7 @@
         <w:t>16</w:t>
       </w:r>
       <w:r>
-        <w:t>:1624128.doi: 10.3389/fimmu.2025.1624128</w:t>
+        <w:t>:1624128. doi: 10.3389/fimmu.2025.1624128.</w:t>
       </w:r>
     </w:p>
     <w:p>
@@ -22099,7 +22671,7 @@
         <w:t>202</w:t>
       </w:r>
       <w:r>
-        <w:t>(3):361-370.doi: 10.1164/rccm.201910-1911TR</w:t>
+        <w:t>(3):361-370. doi: 10.1164/rccm.201910-1911TR.</w:t>
       </w:r>
     </w:p>
     <w:p>
@@ -22848,6 +23420,7 @@
   <w:style w:type="character" w:default="1" w:styleId="a0">
     <w:name w:val="Default Paragraph Font"/>
     <w:uiPriority w:val="1"/>
+    <w:semiHidden/>
     <w:unhideWhenUsed/>
   </w:style>
   <w:style w:type="table" w:default="1" w:styleId="a1">
@@ -23364,6 +23937,20 @@
     <w:unhideWhenUsed/>
     <w:rsid w:val="003C2287"/>
   </w:style>
+  <w:style w:type="paragraph" w:styleId="af6">
+    <w:name w:val="caption"/>
+    <w:basedOn w:val="a"/>
+    <w:next w:val="a"/>
+    <w:uiPriority w:val="35"/>
+    <w:unhideWhenUsed/>
+    <w:qFormat/>
+    <w:rsid w:val="00E21F93"/>
+    <w:rPr>
+      <w:rFonts w:asciiTheme="majorHAnsi" w:eastAsia="黑体" w:hAnsiTheme="majorHAnsi" w:cstheme="majorBidi"/>
+      <w:sz w:val="20"/>
+      <w:szCs w:val="20"/>
+    </w:rPr>
+  </w:style>
 </w:styles>
 </file>
 
